--- a/ESS_IA/ESS_IA_Cameroon_TreeCoverLoss_CO2.docx
+++ b/ESS_IA/ESS_IA_Cameroon_TreeCoverLoss_CO2.docx
@@ -4,7 +4,7 @@
   <w:body>
     <w:p>
       <w:pPr>
-        <w:spacing w:after="200" w:before="2200"/>
+        <w:spacing w:after="200" w:before="2400"/>
         <w:jc w:val="center"/>
       </w:pPr>
       <w:r>
@@ -15,12 +15,12 @@
           <w:sz w:val="36"/>
           <w:szCs w:val="36"/>
         </w:rPr>
-        <w:t xml:space="preserve">Environmental Systems and Societies</w:t>
+        <w:t xml:space="preserve">ENVIRONMENTAL SYSTEMS AND SOCIETIES</w:t>
       </w:r>
     </w:p>
     <w:p>
       <w:pPr>
-        <w:spacing w:after="900" w:before="0"/>
+        <w:spacing w:after="1000" w:before="0"/>
         <w:jc w:val="center"/>
       </w:pPr>
       <w:r>
@@ -31,7 +31,7 @@
           <w:sz w:val="32"/>
           <w:szCs w:val="32"/>
         </w:rPr>
-        <w:t xml:space="preserve">Internal Assessment</w:t>
+        <w:t xml:space="preserve">INTERNAL ASSESSMENT</w:t>
       </w:r>
     </w:p>
     <w:p>
@@ -47,12 +47,12 @@
           <w:sz w:val="24"/>
           <w:szCs w:val="24"/>
         </w:rPr>
-        <w:t xml:space="preserve">Research question:</w:t>
+        <w:t xml:space="preserve">Research Question:</w:t>
       </w:r>
     </w:p>
     <w:p>
       <w:pPr>
-        <w:spacing w:after="1200" w:before="0"/>
+        <w:spacing w:after="1400" w:before="0"/>
         <w:jc w:val="center"/>
       </w:pPr>
       <w:r>
@@ -63,7 +63,7 @@
           <w:sz w:val="26"/>
           <w:szCs w:val="26"/>
         </w:rPr>
-        <w:t xml:space="preserve">To what extent is annual tree-cover loss associated with annual CO</w:t>
+        <w:t xml:space="preserve">“To what extent is annual tree-cover loss associated with annual CO</w:t>
       </w:r>
       <w:r>
         <w:rPr>
@@ -84,7 +84,7 @@
           <w:sz w:val="26"/>
           <w:szCs w:val="26"/>
         </w:rPr>
-        <w:t xml:space="preserve"> emissions in Cameroon from 2001 to 2024?</w:t>
+        <w:t xml:space="preserve"> emissions in Cameroon from 2001 to 2024?”</w:t>
       </w:r>
     </w:p>
     <w:p>
@@ -124,7 +124,7 @@
           <w:sz w:val="24"/>
           <w:szCs w:val="24"/>
         </w:rPr>
-        <w:t xml:space="preserve">Candidate number:</w:t>
+        <w:t xml:space="preserve">Candidate Number:</w:t>
       </w:r>
       <w:r>
         <w:rPr>
@@ -172,7 +172,7 @@
           <w:sz w:val="24"/>
           <w:szCs w:val="24"/>
         </w:rPr>
-        <w:t xml:space="preserve">Examination session:</w:t>
+        <w:t xml:space="preserve">Examination Session:</w:t>
       </w:r>
       <w:r>
         <w:rPr>
@@ -180,31 +180,965 @@
           <w:sz w:val="24"/>
           <w:szCs w:val="24"/>
         </w:rPr>
-        <w:t xml:space="preserve"> [MY SESSION]</w:t>
+        <w:t xml:space="preserve"> [MY EXAMINATION SESSION]</w:t>
+      </w:r>
+    </w:p>
+    <w:p>
+      <w:r>
+        <w:br w:type="page"/>
       </w:r>
     </w:p>
     <w:p>
       <w:pPr>
-        <w:spacing w:after="200" w:before="400"/>
-        <w:jc w:val="center"/>
+        <w:spacing w:after="240"/>
       </w:pPr>
       <w:r>
         <w:rPr>
           <w:rFonts w:ascii="Arial" w:cs="Arial" w:eastAsia="Arial" w:hAnsi="Arial"/>
           <w:b/>
           <w:bCs/>
-          <w:sz w:val="24"/>
-          <w:szCs w:val="24"/>
-        </w:rPr>
-        <w:t xml:space="preserve">Word count:</w:t>
-      </w:r>
-      <w:r>
-        <w:rPr>
-          <w:rFonts w:ascii="Arial" w:cs="Arial" w:eastAsia="Arial" w:hAnsi="Arial"/>
-          <w:sz w:val="24"/>
-          <w:szCs w:val="24"/>
-        </w:rPr>
-        <w:t xml:space="preserve"> 2,879 words</w:t>
+          <w:sz w:val="28"/>
+          <w:szCs w:val="28"/>
+        </w:rPr>
+        <w:t xml:space="preserve">TABLE OF CONTENTS</w:t>
+      </w:r>
+    </w:p>
+    <w:p>
+      <w:pPr>
+        <w:pStyle w:val="TOC1"/>
+        <w:tabs>
+          <w:tab w:val="right" w:pos="9026" w:leader="dot"/>
+        </w:tabs>
+      </w:pPr>
+      <w:r>
+        <w:fldChar w:fldCharType="begin"/>
+      </w:r>
+      <w:r>
+        <w:instrText xml:space="preserve"> TOC \o "1-2" \h \z \u </w:instrText>
+      </w:r>
+      <w:r>
+        <w:fldChar w:fldCharType="separate"/>
+      </w:r>
+      <w:hyperlink w:history="1" w:anchor="_Toc_01">
+        <w:r>
+          <w:rPr>
+            <w:rFonts w:ascii="Arial" w:cs="Arial" w:eastAsia="Arial" w:hAnsi="Arial"/>
+            <w:b/>
+            <w:bCs/>
+          </w:rPr>
+          <w:t xml:space="preserve">1. Introduction and context</w:t>
+        </w:r>
+        <w:r>
+          <w:rPr>
+            <w:rFonts w:ascii="Arial" w:cs="Arial" w:eastAsia="Arial" w:hAnsi="Arial"/>
+            <w:b/>
+            <w:bCs/>
+          </w:rPr>
+          <w:tab/>
+          <w:t xml:space="preserve">3</w:t>
+        </w:r>
+      </w:hyperlink>
+    </w:p>
+    <w:p>
+      <w:pPr>
+        <w:pStyle w:val="TOC2"/>
+        <w:tabs>
+          <w:tab w:val="right" w:pos="9026" w:leader="dot"/>
+        </w:tabs>
+      </w:pPr>
+      <w:hyperlink w:history="1" w:anchor="_Toc_02">
+        <w:r>
+          <w:rPr>
+            <w:rFonts w:ascii="Arial" w:cs="Arial" w:eastAsia="Arial" w:hAnsi="Arial"/>
+          </w:rPr>
+          <w:t xml:space="preserve">1.1 Forests in the carbon cycle</w:t>
+        </w:r>
+        <w:r>
+          <w:rPr>
+            <w:rFonts w:ascii="Arial" w:cs="Arial" w:eastAsia="Arial" w:hAnsi="Arial"/>
+          </w:rPr>
+          <w:tab/>
+          <w:t xml:space="preserve">3</w:t>
+        </w:r>
+      </w:hyperlink>
+    </w:p>
+    <w:p>
+      <w:pPr>
+        <w:pStyle w:val="TOC2"/>
+        <w:tabs>
+          <w:tab w:val="right" w:pos="9026" w:leader="dot"/>
+        </w:tabs>
+      </w:pPr>
+      <w:hyperlink w:history="1" w:anchor="_Toc_03">
+        <w:r>
+          <w:rPr>
+            <w:rFonts w:ascii="Arial" w:cs="Arial" w:eastAsia="Arial" w:hAnsi="Arial"/>
+          </w:rPr>
+          <w:t xml:space="preserve">1.2 Cameroon’s forests and emissions</w:t>
+        </w:r>
+        <w:r>
+          <w:rPr>
+            <w:rFonts w:ascii="Arial" w:cs="Arial" w:eastAsia="Arial" w:hAnsi="Arial"/>
+          </w:rPr>
+          <w:tab/>
+          <w:t xml:space="preserve">3</w:t>
+        </w:r>
+      </w:hyperlink>
+    </w:p>
+    <w:p>
+      <w:pPr>
+        <w:pStyle w:val="TOC2"/>
+        <w:tabs>
+          <w:tab w:val="right" w:pos="9026" w:leader="dot"/>
+        </w:tabs>
+      </w:pPr>
+      <w:hyperlink w:history="1" w:anchor="_Toc_04">
+        <w:r>
+          <w:rPr>
+            <w:rFonts w:ascii="Arial" w:cs="Arial" w:eastAsia="Arial" w:hAnsi="Arial"/>
+          </w:rPr>
+          <w:t xml:space="preserve">1.3 Existing strategy: REDD+ and competing perspectives</w:t>
+        </w:r>
+        <w:r>
+          <w:rPr>
+            <w:rFonts w:ascii="Arial" w:cs="Arial" w:eastAsia="Arial" w:hAnsi="Arial"/>
+          </w:rPr>
+          <w:tab/>
+          <w:t xml:space="preserve">3</w:t>
+        </w:r>
+      </w:hyperlink>
+    </w:p>
+    <w:p>
+      <w:pPr>
+        <w:pStyle w:val="TOC1"/>
+        <w:tabs>
+          <w:tab w:val="right" w:pos="9026" w:leader="dot"/>
+        </w:tabs>
+      </w:pPr>
+      <w:hyperlink w:history="1" w:anchor="_Toc_05">
+        <w:r>
+          <w:rPr>
+            <w:rFonts w:ascii="Arial" w:cs="Arial" w:eastAsia="Arial" w:hAnsi="Arial"/>
+            <w:b/>
+            <w:bCs/>
+          </w:rPr>
+          <w:t xml:space="preserve">2. Scientific rationale</w:t>
+        </w:r>
+        <w:r>
+          <w:rPr>
+            <w:rFonts w:ascii="Arial" w:cs="Arial" w:eastAsia="Arial" w:hAnsi="Arial"/>
+            <w:b/>
+            <w:bCs/>
+          </w:rPr>
+          <w:tab/>
+          <w:t xml:space="preserve">4</w:t>
+        </w:r>
+      </w:hyperlink>
+    </w:p>
+    <w:p>
+      <w:pPr>
+        <w:pStyle w:val="TOC1"/>
+        <w:tabs>
+          <w:tab w:val="right" w:pos="9026" w:leader="dot"/>
+        </w:tabs>
+      </w:pPr>
+      <w:hyperlink w:history="1" w:anchor="_Toc_06">
+        <w:r>
+          <w:rPr>
+            <w:rFonts w:ascii="Arial" w:cs="Arial" w:eastAsia="Arial" w:hAnsi="Arial"/>
+            <w:b/>
+            <w:bCs/>
+          </w:rPr>
+          <w:t xml:space="preserve">3. Research question</w:t>
+        </w:r>
+        <w:r>
+          <w:rPr>
+            <w:rFonts w:ascii="Arial" w:cs="Arial" w:eastAsia="Arial" w:hAnsi="Arial"/>
+            <w:b/>
+            <w:bCs/>
+          </w:rPr>
+          <w:tab/>
+          <w:t xml:space="preserve">4</w:t>
+        </w:r>
+      </w:hyperlink>
+    </w:p>
+    <w:p>
+      <w:pPr>
+        <w:pStyle w:val="TOC2"/>
+        <w:tabs>
+          <w:tab w:val="right" w:pos="9026" w:leader="dot"/>
+        </w:tabs>
+      </w:pPr>
+      <w:hyperlink w:history="1" w:anchor="_Toc_07">
+        <w:r>
+          <w:rPr>
+            <w:rFonts w:ascii="Arial" w:cs="Arial" w:eastAsia="Arial" w:hAnsi="Arial"/>
+          </w:rPr>
+          <w:t xml:space="preserve">3.1 Research question and definitions</w:t>
+        </w:r>
+        <w:r>
+          <w:rPr>
+            <w:rFonts w:ascii="Arial" w:cs="Arial" w:eastAsia="Arial" w:hAnsi="Arial"/>
+          </w:rPr>
+          <w:tab/>
+          <w:t xml:space="preserve">4</w:t>
+        </w:r>
+      </w:hyperlink>
+    </w:p>
+    <w:p>
+      <w:pPr>
+        <w:pStyle w:val="TOC2"/>
+        <w:tabs>
+          <w:tab w:val="right" w:pos="9026" w:leader="dot"/>
+        </w:tabs>
+      </w:pPr>
+      <w:hyperlink w:history="1" w:anchor="_Toc_08">
+        <w:r>
+          <w:rPr>
+            <w:rFonts w:ascii="Arial" w:cs="Arial" w:eastAsia="Arial" w:hAnsi="Arial"/>
+          </w:rPr>
+          <w:t xml:space="preserve">3.2 Variables</w:t>
+        </w:r>
+        <w:r>
+          <w:rPr>
+            <w:rFonts w:ascii="Arial" w:cs="Arial" w:eastAsia="Arial" w:hAnsi="Arial"/>
+          </w:rPr>
+          <w:tab/>
+          <w:t xml:space="preserve">4</w:t>
+        </w:r>
+      </w:hyperlink>
+    </w:p>
+    <w:p>
+      <w:pPr>
+        <w:pStyle w:val="TOC2"/>
+        <w:tabs>
+          <w:tab w:val="right" w:pos="9026" w:leader="dot"/>
+        </w:tabs>
+      </w:pPr>
+      <w:hyperlink w:history="1" w:anchor="_Toc_09">
+        <w:r>
+          <w:rPr>
+            <w:rFonts w:ascii="Arial" w:cs="Arial" w:eastAsia="Arial" w:hAnsi="Arial"/>
+          </w:rPr>
+          <w:t xml:space="preserve">3.3 Hypotheses</w:t>
+        </w:r>
+        <w:r>
+          <w:rPr>
+            <w:rFonts w:ascii="Arial" w:cs="Arial" w:eastAsia="Arial" w:hAnsi="Arial"/>
+          </w:rPr>
+          <w:tab/>
+          <w:t xml:space="preserve">4</w:t>
+        </w:r>
+      </w:hyperlink>
+    </w:p>
+    <w:p>
+      <w:pPr>
+        <w:pStyle w:val="TOC1"/>
+        <w:tabs>
+          <w:tab w:val="right" w:pos="9026" w:leader="dot"/>
+        </w:tabs>
+      </w:pPr>
+      <w:hyperlink w:history="1" w:anchor="_Toc_10">
+        <w:r>
+          <w:rPr>
+            <w:rFonts w:ascii="Arial" w:cs="Arial" w:eastAsia="Arial" w:hAnsi="Arial"/>
+            <w:b/>
+            <w:bCs/>
+          </w:rPr>
+          <w:t xml:space="preserve">4. Methodology: secondary data collection</w:t>
+        </w:r>
+        <w:r>
+          <w:rPr>
+            <w:rFonts w:ascii="Arial" w:cs="Arial" w:eastAsia="Arial" w:hAnsi="Arial"/>
+            <w:b/>
+            <w:bCs/>
+          </w:rPr>
+          <w:tab/>
+          <w:t xml:space="preserve">5</w:t>
+        </w:r>
+      </w:hyperlink>
+    </w:p>
+    <w:p>
+      <w:pPr>
+        <w:pStyle w:val="TOC2"/>
+        <w:tabs>
+          <w:tab w:val="right" w:pos="9026" w:leader="dot"/>
+        </w:tabs>
+      </w:pPr>
+      <w:hyperlink w:history="1" w:anchor="_Toc_11">
+        <w:r>
+          <w:rPr>
+            <w:rFonts w:ascii="Arial" w:cs="Arial" w:eastAsia="Arial" w:hAnsi="Arial"/>
+          </w:rPr>
+          <w:t xml:space="preserve">4.1 Selection of sources</w:t>
+        </w:r>
+        <w:r>
+          <w:rPr>
+            <w:rFonts w:ascii="Arial" w:cs="Arial" w:eastAsia="Arial" w:hAnsi="Arial"/>
+          </w:rPr>
+          <w:tab/>
+          <w:t xml:space="preserve">5</w:t>
+        </w:r>
+      </w:hyperlink>
+    </w:p>
+    <w:p>
+      <w:pPr>
+        <w:pStyle w:val="TOC2"/>
+        <w:tabs>
+          <w:tab w:val="right" w:pos="9026" w:leader="dot"/>
+        </w:tabs>
+      </w:pPr>
+      <w:hyperlink w:history="1" w:anchor="_Toc_12">
+        <w:r>
+          <w:rPr>
+            <w:rFonts w:ascii="Arial" w:cs="Arial" w:eastAsia="Arial" w:hAnsi="Arial"/>
+          </w:rPr>
+          <w:t xml:space="preserve">4.2 Dataset verification</w:t>
+        </w:r>
+        <w:r>
+          <w:rPr>
+            <w:rFonts w:ascii="Arial" w:cs="Arial" w:eastAsia="Arial" w:hAnsi="Arial"/>
+          </w:rPr>
+          <w:tab/>
+          <w:t xml:space="preserve">5</w:t>
+        </w:r>
+      </w:hyperlink>
+    </w:p>
+    <w:p>
+      <w:pPr>
+        <w:pStyle w:val="TOC2"/>
+        <w:tabs>
+          <w:tab w:val="right" w:pos="9026" w:leader="dot"/>
+        </w:tabs>
+      </w:pPr>
+      <w:hyperlink w:history="1" w:anchor="_Toc_13">
+        <w:r>
+          <w:rPr>
+            <w:rFonts w:ascii="Arial" w:cs="Arial" w:eastAsia="Arial" w:hAnsi="Arial"/>
+          </w:rPr>
+          <w:t xml:space="preserve">4.3 Extraction, matching and organisation</w:t>
+        </w:r>
+        <w:r>
+          <w:rPr>
+            <w:rFonts w:ascii="Arial" w:cs="Arial" w:eastAsia="Arial" w:hAnsi="Arial"/>
+          </w:rPr>
+          <w:tab/>
+          <w:t xml:space="preserve">5</w:t>
+        </w:r>
+      </w:hyperlink>
+    </w:p>
+    <w:p>
+      <w:pPr>
+        <w:pStyle w:val="TOC2"/>
+        <w:tabs>
+          <w:tab w:val="right" w:pos="9026" w:leader="dot"/>
+        </w:tabs>
+      </w:pPr>
+      <w:hyperlink w:history="1" w:anchor="_Toc_14">
+        <w:r>
+          <w:rPr>
+            <w:rFonts w:ascii="Arial" w:cs="Arial" w:eastAsia="Arial" w:hAnsi="Arial"/>
+          </w:rPr>
+          <w:t xml:space="preserve">4.4 Statistical methods</w:t>
+        </w:r>
+        <w:r>
+          <w:rPr>
+            <w:rFonts w:ascii="Arial" w:cs="Arial" w:eastAsia="Arial" w:hAnsi="Arial"/>
+          </w:rPr>
+          <w:tab/>
+          <w:t xml:space="preserve">6</w:t>
+        </w:r>
+      </w:hyperlink>
+    </w:p>
+    <w:p>
+      <w:pPr>
+        <w:pStyle w:val="TOC2"/>
+        <w:tabs>
+          <w:tab w:val="right" w:pos="9026" w:leader="dot"/>
+        </w:tabs>
+      </w:pPr>
+      <w:hyperlink w:history="1" w:anchor="_Toc_15">
+        <w:r>
+          <w:rPr>
+            <w:rFonts w:ascii="Arial" w:cs="Arial" w:eastAsia="Arial" w:hAnsi="Arial"/>
+          </w:rPr>
+          <w:t xml:space="preserve">4.5 Reliability, validity and ethics</w:t>
+        </w:r>
+        <w:r>
+          <w:rPr>
+            <w:rFonts w:ascii="Arial" w:cs="Arial" w:eastAsia="Arial" w:hAnsi="Arial"/>
+          </w:rPr>
+          <w:tab/>
+          <w:t xml:space="preserve">6</w:t>
+        </w:r>
+      </w:hyperlink>
+    </w:p>
+    <w:p>
+      <w:pPr>
+        <w:pStyle w:val="TOC1"/>
+        <w:tabs>
+          <w:tab w:val="right" w:pos="9026" w:leader="dot"/>
+        </w:tabs>
+      </w:pPr>
+      <w:hyperlink w:history="1" w:anchor="_Toc_16">
+        <w:r>
+          <w:rPr>
+            <w:rFonts w:ascii="Arial" w:cs="Arial" w:eastAsia="Arial" w:hAnsi="Arial"/>
+            <w:b/>
+            <w:bCs/>
+          </w:rPr>
+          <w:t xml:space="preserve">5. Data presentation and processing</w:t>
+        </w:r>
+        <w:r>
+          <w:rPr>
+            <w:rFonts w:ascii="Arial" w:cs="Arial" w:eastAsia="Arial" w:hAnsi="Arial"/>
+            <w:b/>
+            <w:bCs/>
+          </w:rPr>
+          <w:tab/>
+          <w:t xml:space="preserve">6</w:t>
+        </w:r>
+      </w:hyperlink>
+    </w:p>
+    <w:p>
+      <w:pPr>
+        <w:pStyle w:val="TOC2"/>
+        <w:tabs>
+          <w:tab w:val="right" w:pos="9026" w:leader="dot"/>
+        </w:tabs>
+      </w:pPr>
+      <w:hyperlink w:history="1" w:anchor="_Toc_17">
+        <w:r>
+          <w:rPr>
+            <w:rFonts w:ascii="Arial" w:cs="Arial" w:eastAsia="Arial" w:hAnsi="Arial"/>
+          </w:rPr>
+          <w:t xml:space="preserve">5.1 Raw data</w:t>
+        </w:r>
+        <w:r>
+          <w:rPr>
+            <w:rFonts w:ascii="Arial" w:cs="Arial" w:eastAsia="Arial" w:hAnsi="Arial"/>
+          </w:rPr>
+          <w:tab/>
+          <w:t xml:space="preserve">6</w:t>
+        </w:r>
+      </w:hyperlink>
+    </w:p>
+    <w:p>
+      <w:pPr>
+        <w:pStyle w:val="TOC2"/>
+        <w:tabs>
+          <w:tab w:val="right" w:pos="9026" w:leader="dot"/>
+        </w:tabs>
+      </w:pPr>
+      <w:hyperlink w:history="1" w:anchor="_Toc_18">
+        <w:r>
+          <w:rPr>
+            <w:rFonts w:ascii="Arial" w:cs="Arial" w:eastAsia="Arial" w:hAnsi="Arial"/>
+          </w:rPr>
+          <w:t xml:space="preserve">5.2 Processed data: descriptive statistics</w:t>
+        </w:r>
+        <w:r>
+          <w:rPr>
+            <w:rFonts w:ascii="Arial" w:cs="Arial" w:eastAsia="Arial" w:hAnsi="Arial"/>
+          </w:rPr>
+          <w:tab/>
+          <w:t xml:space="preserve">7</w:t>
+        </w:r>
+      </w:hyperlink>
+    </w:p>
+    <w:p>
+      <w:pPr>
+        <w:pStyle w:val="TOC2"/>
+        <w:tabs>
+          <w:tab w:val="right" w:pos="9026" w:leader="dot"/>
+        </w:tabs>
+      </w:pPr>
+      <w:hyperlink w:history="1" w:anchor="_Toc_19">
+        <w:r>
+          <w:rPr>
+            <w:rFonts w:ascii="Arial" w:cs="Arial" w:eastAsia="Arial" w:hAnsi="Arial"/>
+          </w:rPr>
+          <w:t xml:space="preserve">5.3 Trends over time</w:t>
+        </w:r>
+        <w:r>
+          <w:rPr>
+            <w:rFonts w:ascii="Arial" w:cs="Arial" w:eastAsia="Arial" w:hAnsi="Arial"/>
+          </w:rPr>
+          <w:tab/>
+          <w:t xml:space="preserve">7</w:t>
+        </w:r>
+      </w:hyperlink>
+    </w:p>
+    <w:p>
+      <w:pPr>
+        <w:pStyle w:val="TOC1"/>
+        <w:tabs>
+          <w:tab w:val="right" w:pos="9026" w:leader="dot"/>
+        </w:tabs>
+      </w:pPr>
+      <w:hyperlink w:history="1" w:anchor="_Toc_20">
+        <w:r>
+          <w:rPr>
+            <w:rFonts w:ascii="Arial" w:cs="Arial" w:eastAsia="Arial" w:hAnsi="Arial"/>
+            <w:b/>
+            <w:bCs/>
+          </w:rPr>
+          <w:t xml:space="preserve">6. Statistical analysis</w:t>
+        </w:r>
+        <w:r>
+          <w:rPr>
+            <w:rFonts w:ascii="Arial" w:cs="Arial" w:eastAsia="Arial" w:hAnsi="Arial"/>
+            <w:b/>
+            <w:bCs/>
+          </w:rPr>
+          <w:tab/>
+          <w:t xml:space="preserve">8</w:t>
+        </w:r>
+      </w:hyperlink>
+    </w:p>
+    <w:p>
+      <w:pPr>
+        <w:pStyle w:val="TOC2"/>
+        <w:tabs>
+          <w:tab w:val="right" w:pos="9026" w:leader="dot"/>
+        </w:tabs>
+      </w:pPr>
+      <w:hyperlink w:history="1" w:anchor="_Toc_21">
+        <w:r>
+          <w:rPr>
+            <w:rFonts w:ascii="Arial" w:cs="Arial" w:eastAsia="Arial" w:hAnsi="Arial"/>
+          </w:rPr>
+          <w:t xml:space="preserve">6.1 Normality: Shapiro–Wilk test</w:t>
+        </w:r>
+        <w:r>
+          <w:rPr>
+            <w:rFonts w:ascii="Arial" w:cs="Arial" w:eastAsia="Arial" w:hAnsi="Arial"/>
+          </w:rPr>
+          <w:tab/>
+          <w:t xml:space="preserve">8</w:t>
+        </w:r>
+      </w:hyperlink>
+    </w:p>
+    <w:p>
+      <w:pPr>
+        <w:pStyle w:val="TOC2"/>
+        <w:tabs>
+          <w:tab w:val="right" w:pos="9026" w:leader="dot"/>
+        </w:tabs>
+      </w:pPr>
+      <w:hyperlink w:history="1" w:anchor="_Toc_22">
+        <w:r>
+          <w:rPr>
+            <w:rFonts w:ascii="Arial" w:cs="Arial" w:eastAsia="Arial" w:hAnsi="Arial"/>
+          </w:rPr>
+          <w:t xml:space="preserve">6.2 Spearman’s rank correlation (main test)</w:t>
+        </w:r>
+        <w:r>
+          <w:rPr>
+            <w:rFonts w:ascii="Arial" w:cs="Arial" w:eastAsia="Arial" w:hAnsi="Arial"/>
+          </w:rPr>
+          <w:tab/>
+          <w:t xml:space="preserve">8</w:t>
+        </w:r>
+      </w:hyperlink>
+    </w:p>
+    <w:p>
+      <w:pPr>
+        <w:pStyle w:val="TOC2"/>
+        <w:tabs>
+          <w:tab w:val="right" w:pos="9026" w:leader="dot"/>
+        </w:tabs>
+      </w:pPr>
+      <w:hyperlink w:history="1" w:anchor="_Toc_23">
+        <w:r>
+          <w:rPr>
+            <w:rFonts w:ascii="Arial" w:cs="Arial" w:eastAsia="Arial" w:hAnsi="Arial"/>
+          </w:rPr>
+          <w:t xml:space="preserve">6.3 Scatter graph and least-squares line</w:t>
+        </w:r>
+        <w:r>
+          <w:rPr>
+            <w:rFonts w:ascii="Arial" w:cs="Arial" w:eastAsia="Arial" w:hAnsi="Arial"/>
+          </w:rPr>
+          <w:tab/>
+          <w:t xml:space="preserve">10</w:t>
+        </w:r>
+      </w:hyperlink>
+    </w:p>
+    <w:p>
+      <w:pPr>
+        <w:pStyle w:val="TOC2"/>
+        <w:tabs>
+          <w:tab w:val="right" w:pos="9026" w:leader="dot"/>
+        </w:tabs>
+      </w:pPr>
+      <w:hyperlink w:history="1" w:anchor="_Toc_24">
+        <w:r>
+          <w:rPr>
+            <w:rFonts w:ascii="Arial" w:cs="Arial" w:eastAsia="Arial" w:hAnsi="Arial"/>
+          </w:rPr>
+          <w:t xml:space="preserve">6.4 Sensitivity tests</w:t>
+        </w:r>
+        <w:r>
+          <w:rPr>
+            <w:rFonts w:ascii="Arial" w:cs="Arial" w:eastAsia="Arial" w:hAnsi="Arial"/>
+          </w:rPr>
+          <w:tab/>
+          <w:t xml:space="preserve">10</w:t>
+        </w:r>
+      </w:hyperlink>
+    </w:p>
+    <w:p>
+      <w:pPr>
+        <w:pStyle w:val="TOC2"/>
+        <w:tabs>
+          <w:tab w:val="right" w:pos="9026" w:leader="dot"/>
+        </w:tabs>
+      </w:pPr>
+      <w:hyperlink w:history="1" w:anchor="_Toc_25">
+        <w:r>
+          <w:rPr>
+            <w:rFonts w:ascii="Arial" w:cs="Arial" w:eastAsia="Arial" w:hAnsi="Arial"/>
+          </w:rPr>
+          <w:t xml:space="preserve">6.5 Summary of results</w:t>
+        </w:r>
+        <w:r>
+          <w:rPr>
+            <w:rFonts w:ascii="Arial" w:cs="Arial" w:eastAsia="Arial" w:hAnsi="Arial"/>
+          </w:rPr>
+          <w:tab/>
+          <w:t xml:space="preserve">12</w:t>
+        </w:r>
+      </w:hyperlink>
+    </w:p>
+    <w:p>
+      <w:pPr>
+        <w:pStyle w:val="TOC1"/>
+        <w:tabs>
+          <w:tab w:val="right" w:pos="9026" w:leader="dot"/>
+        </w:tabs>
+      </w:pPr>
+      <w:hyperlink w:history="1" w:anchor="_Toc_26">
+        <w:r>
+          <w:rPr>
+            <w:rFonts w:ascii="Arial" w:cs="Arial" w:eastAsia="Arial" w:hAnsi="Arial"/>
+            <w:b/>
+            <w:bCs/>
+          </w:rPr>
+          <w:t xml:space="preserve">7. Analysis and discussion</w:t>
+        </w:r>
+        <w:r>
+          <w:rPr>
+            <w:rFonts w:ascii="Arial" w:cs="Arial" w:eastAsia="Arial" w:hAnsi="Arial"/>
+            <w:b/>
+            <w:bCs/>
+          </w:rPr>
+          <w:tab/>
+          <w:t xml:space="preserve">12</w:t>
+        </w:r>
+      </w:hyperlink>
+    </w:p>
+    <w:p>
+      <w:pPr>
+        <w:pStyle w:val="TOC2"/>
+        <w:tabs>
+          <w:tab w:val="right" w:pos="9026" w:leader="dot"/>
+        </w:tabs>
+      </w:pPr>
+      <w:hyperlink w:history="1" w:anchor="_Toc_27">
+        <w:r>
+          <w:rPr>
+            <w:rFonts w:ascii="Arial" w:cs="Arial" w:eastAsia="Arial" w:hAnsi="Arial"/>
+          </w:rPr>
+          <w:t xml:space="preserve">7.1 What the data directly show</w:t>
+        </w:r>
+        <w:r>
+          <w:rPr>
+            <w:rFonts w:ascii="Arial" w:cs="Arial" w:eastAsia="Arial" w:hAnsi="Arial"/>
+          </w:rPr>
+          <w:tab/>
+          <w:t xml:space="preserve">12</w:t>
+        </w:r>
+      </w:hyperlink>
+    </w:p>
+    <w:p>
+      <w:pPr>
+        <w:pStyle w:val="TOC2"/>
+        <w:tabs>
+          <w:tab w:val="right" w:pos="9026" w:leader="dot"/>
+        </w:tabs>
+      </w:pPr>
+      <w:hyperlink w:history="1" w:anchor="_Toc_28">
+        <w:r>
+          <w:rPr>
+            <w:rFonts w:ascii="Arial" w:cs="Arial" w:eastAsia="Arial" w:hAnsi="Arial"/>
+          </w:rPr>
+          <w:t xml:space="preserve">7.2 What can reasonably be inferred</w:t>
+        </w:r>
+        <w:r>
+          <w:rPr>
+            <w:rFonts w:ascii="Arial" w:cs="Arial" w:eastAsia="Arial" w:hAnsi="Arial"/>
+          </w:rPr>
+          <w:tab/>
+          <w:t xml:space="preserve">12</w:t>
+        </w:r>
+      </w:hyperlink>
+    </w:p>
+    <w:p>
+      <w:pPr>
+        <w:pStyle w:val="TOC2"/>
+        <w:tabs>
+          <w:tab w:val="right" w:pos="9026" w:leader="dot"/>
+        </w:tabs>
+      </w:pPr>
+      <w:hyperlink w:history="1" w:anchor="_Toc_29">
+        <w:r>
+          <w:rPr>
+            <w:rFonts w:ascii="Arial" w:cs="Arial" w:eastAsia="Arial" w:hAnsi="Arial"/>
+          </w:rPr>
+          <w:t xml:space="preserve">7.3 What cannot be concluded</w:t>
+        </w:r>
+        <w:r>
+          <w:rPr>
+            <w:rFonts w:ascii="Arial" w:cs="Arial" w:eastAsia="Arial" w:hAnsi="Arial"/>
+          </w:rPr>
+          <w:tab/>
+          <w:t xml:space="preserve">13</w:t>
+        </w:r>
+      </w:hyperlink>
+    </w:p>
+    <w:p>
+      <w:pPr>
+        <w:pStyle w:val="TOC2"/>
+        <w:tabs>
+          <w:tab w:val="right" w:pos="9026" w:leader="dot"/>
+        </w:tabs>
+      </w:pPr>
+      <w:hyperlink w:history="1" w:anchor="_Toc_30">
+        <w:r>
+          <w:rPr>
+            <w:rFonts w:ascii="Arial" w:cs="Arial" w:eastAsia="Arial" w:hAnsi="Arial"/>
+          </w:rPr>
+          <w:t xml:space="preserve">7.4 Links to the rationale and to REDD+</w:t>
+        </w:r>
+        <w:r>
+          <w:rPr>
+            <w:rFonts w:ascii="Arial" w:cs="Arial" w:eastAsia="Arial" w:hAnsi="Arial"/>
+          </w:rPr>
+          <w:tab/>
+          <w:t xml:space="preserve">13</w:t>
+        </w:r>
+      </w:hyperlink>
+    </w:p>
+    <w:p>
+      <w:pPr>
+        <w:pStyle w:val="TOC1"/>
+        <w:tabs>
+          <w:tab w:val="right" w:pos="9026" w:leader="dot"/>
+        </w:tabs>
+      </w:pPr>
+      <w:hyperlink w:history="1" w:anchor="_Toc_31">
+        <w:r>
+          <w:rPr>
+            <w:rFonts w:ascii="Arial" w:cs="Arial" w:eastAsia="Arial" w:hAnsi="Arial"/>
+            <w:b/>
+            <w:bCs/>
+          </w:rPr>
+          <w:t xml:space="preserve">8. Conclusion</w:t>
+        </w:r>
+        <w:r>
+          <w:rPr>
+            <w:rFonts w:ascii="Arial" w:cs="Arial" w:eastAsia="Arial" w:hAnsi="Arial"/>
+            <w:b/>
+            <w:bCs/>
+          </w:rPr>
+          <w:tab/>
+          <w:t xml:space="preserve">13</w:t>
+        </w:r>
+      </w:hyperlink>
+    </w:p>
+    <w:p>
+      <w:pPr>
+        <w:pStyle w:val="TOC1"/>
+        <w:tabs>
+          <w:tab w:val="right" w:pos="9026" w:leader="dot"/>
+        </w:tabs>
+      </w:pPr>
+      <w:hyperlink w:history="1" w:anchor="_Toc_32">
+        <w:r>
+          <w:rPr>
+            <w:rFonts w:ascii="Arial" w:cs="Arial" w:eastAsia="Arial" w:hAnsi="Arial"/>
+            <w:b/>
+            <w:bCs/>
+          </w:rPr>
+          <w:t xml:space="preserve">9. Evaluation</w:t>
+        </w:r>
+        <w:r>
+          <w:rPr>
+            <w:rFonts w:ascii="Arial" w:cs="Arial" w:eastAsia="Arial" w:hAnsi="Arial"/>
+            <w:b/>
+            <w:bCs/>
+          </w:rPr>
+          <w:tab/>
+          <w:t xml:space="preserve">13</w:t>
+        </w:r>
+      </w:hyperlink>
+    </w:p>
+    <w:p>
+      <w:pPr>
+        <w:pStyle w:val="TOC2"/>
+        <w:tabs>
+          <w:tab w:val="right" w:pos="9026" w:leader="dot"/>
+        </w:tabs>
+      </w:pPr>
+      <w:hyperlink w:history="1" w:anchor="_Toc_33">
+        <w:r>
+          <w:rPr>
+            <w:rFonts w:ascii="Arial" w:cs="Arial" w:eastAsia="Arial" w:hAnsi="Arial"/>
+          </w:rPr>
+          <w:t xml:space="preserve">9.1 Strengths</w:t>
+        </w:r>
+        <w:r>
+          <w:rPr>
+            <w:rFonts w:ascii="Arial" w:cs="Arial" w:eastAsia="Arial" w:hAnsi="Arial"/>
+          </w:rPr>
+          <w:tab/>
+          <w:t xml:space="preserve">13</w:t>
+        </w:r>
+      </w:hyperlink>
+    </w:p>
+    <w:p>
+      <w:pPr>
+        <w:pStyle w:val="TOC2"/>
+        <w:tabs>
+          <w:tab w:val="right" w:pos="9026" w:leader="dot"/>
+        </w:tabs>
+      </w:pPr>
+      <w:hyperlink w:history="1" w:anchor="_Toc_34">
+        <w:r>
+          <w:rPr>
+            <w:rFonts w:ascii="Arial" w:cs="Arial" w:eastAsia="Arial" w:hAnsi="Arial"/>
+          </w:rPr>
+          <w:t xml:space="preserve">9.2 Limitations and improvements</w:t>
+        </w:r>
+        <w:r>
+          <w:rPr>
+            <w:rFonts w:ascii="Arial" w:cs="Arial" w:eastAsia="Arial" w:hAnsi="Arial"/>
+          </w:rPr>
+          <w:tab/>
+          <w:t xml:space="preserve">14</w:t>
+        </w:r>
+      </w:hyperlink>
+    </w:p>
+    <w:p>
+      <w:pPr>
+        <w:pStyle w:val="TOC1"/>
+        <w:tabs>
+          <w:tab w:val="right" w:pos="9026" w:leader="dot"/>
+        </w:tabs>
+      </w:pPr>
+      <w:hyperlink w:history="1" w:anchor="_Toc_35">
+        <w:r>
+          <w:rPr>
+            <w:rFonts w:ascii="Arial" w:cs="Arial" w:eastAsia="Arial" w:hAnsi="Arial"/>
+            <w:b/>
+            <w:bCs/>
+          </w:rPr>
+          <w:t xml:space="preserve">References</w:t>
+        </w:r>
+        <w:r>
+          <w:rPr>
+            <w:rFonts w:ascii="Arial" w:cs="Arial" w:eastAsia="Arial" w:hAnsi="Arial"/>
+            <w:b/>
+            <w:bCs/>
+          </w:rPr>
+          <w:tab/>
+          <w:t xml:space="preserve">15</w:t>
+        </w:r>
+      </w:hyperlink>
+    </w:p>
+    <w:p>
+      <w:pPr>
+        <w:pStyle w:val="TOC1"/>
+        <w:tabs>
+          <w:tab w:val="right" w:pos="9026" w:leader="dot"/>
+        </w:tabs>
+      </w:pPr>
+      <w:hyperlink w:history="1" w:anchor="_Toc_36">
+        <w:r>
+          <w:rPr>
+            <w:rFonts w:ascii="Arial" w:cs="Arial" w:eastAsia="Arial" w:hAnsi="Arial"/>
+            <w:b/>
+            <w:bCs/>
+          </w:rPr>
+          <w:t xml:space="preserve">Declaration of AI assistance</w:t>
+        </w:r>
+        <w:r>
+          <w:rPr>
+            <w:rFonts w:ascii="Arial" w:cs="Arial" w:eastAsia="Arial" w:hAnsi="Arial"/>
+            <w:b/>
+            <w:bCs/>
+          </w:rPr>
+          <w:tab/>
+          <w:t xml:space="preserve">16</w:t>
+        </w:r>
+      </w:hyperlink>
+    </w:p>
+    <w:p>
+      <w:pPr>
+        <w:pStyle w:val="TOC1"/>
+        <w:tabs>
+          <w:tab w:val="right" w:pos="9026" w:leader="dot"/>
+        </w:tabs>
+      </w:pPr>
+      <w:hyperlink w:history="1" w:anchor="_Toc_37">
+        <w:r>
+          <w:rPr>
+            <w:rFonts w:ascii="Arial" w:cs="Arial" w:eastAsia="Arial" w:hAnsi="Arial"/>
+            <w:b/>
+            <w:bCs/>
+          </w:rPr>
+          <w:t xml:space="preserve">Appendix A: Data provenance and independent checks</w:t>
+        </w:r>
+        <w:r>
+          <w:rPr>
+            <w:rFonts w:ascii="Arial" w:cs="Arial" w:eastAsia="Arial" w:hAnsi="Arial"/>
+            <w:b/>
+            <w:bCs/>
+          </w:rPr>
+          <w:tab/>
+          <w:t xml:space="preserve">16</w:t>
+        </w:r>
+      </w:hyperlink>
+    </w:p>
+    <w:p>
+      <w:pPr>
+        <w:pStyle w:val="TOC1"/>
+        <w:tabs>
+          <w:tab w:val="right" w:pos="9026" w:leader="dot"/>
+        </w:tabs>
+      </w:pPr>
+      <w:hyperlink w:history="1" w:anchor="_Toc_38">
+        <w:r>
+          <w:rPr>
+            <w:rFonts w:ascii="Arial" w:cs="Arial" w:eastAsia="Arial" w:hAnsi="Arial"/>
+            <w:b/>
+            <w:bCs/>
+          </w:rPr>
+          <w:t xml:space="preserve">Word-count statement</w:t>
+        </w:r>
+        <w:r>
+          <w:rPr>
+            <w:rFonts w:ascii="Arial" w:cs="Arial" w:eastAsia="Arial" w:hAnsi="Arial"/>
+            <w:b/>
+            <w:bCs/>
+          </w:rPr>
+          <w:tab/>
+          <w:t xml:space="preserve">16</w:t>
+        </w:r>
+      </w:hyperlink>
+      <w:r>
+        <w:fldChar w:fldCharType="end"/>
       </w:r>
     </w:p>
     <w:p>
@@ -216,30 +1150,34 @@
       <w:pPr>
         <w:pStyle w:val="Heading1"/>
       </w:pPr>
-      <w:r>
-        <w:rPr>
-          <w:rFonts w:ascii="Arial" w:cs="Arial" w:eastAsia="Arial" w:hAnsi="Arial"/>
-        </w:rPr>
-        <w:t xml:space="preserve">1. Research question and inquiry</w:t>
-      </w:r>
+      <w:bookmarkStart w:name="_Toc_01" w:id="1"/>
+      <w:r>
+        <w:rPr>
+          <w:rFonts w:ascii="Arial" w:cs="Arial" w:eastAsia="Arial" w:hAnsi="Arial"/>
+        </w:rPr>
+        <w:t xml:space="preserve">1. Introduction and context</w:t>
+      </w:r>
+      <w:bookmarkEnd w:id="1"/>
     </w:p>
     <w:p>
       <w:pPr>
         <w:pStyle w:val="Heading2"/>
       </w:pPr>
-      <w:r>
-        <w:rPr>
-          <w:rFonts w:ascii="Arial" w:cs="Arial" w:eastAsia="Arial" w:hAnsi="Arial"/>
-        </w:rPr>
-        <w:t xml:space="preserve">1.1 The environmental issue</w:t>
-      </w:r>
+      <w:bookmarkStart w:name="_Toc_02" w:id="2"/>
+      <w:r>
+        <w:rPr>
+          <w:rFonts w:ascii="Arial" w:cs="Arial" w:eastAsia="Arial" w:hAnsi="Arial"/>
+        </w:rPr>
+        <w:t xml:space="preserve">1.1 Forests in the carbon cycle</w:t>
+      </w:r>
+      <w:bookmarkEnd w:id="2"/>
     </w:p>
     <w:p>
       <w:r>
         <w:rPr>
           <w:rFonts w:ascii="Arial" w:cs="Arial" w:eastAsia="Arial" w:hAnsi="Arial"/>
         </w:rPr>
-        <w:t xml:space="preserve">Forests store carbon: trees absorb CO</w:t>
+        <w:t xml:space="preserve">In the carbon cycle, forests act as a store: carbon enters through photosynthesis, is held in biomass and soil, and returns to the atmosphere through respiration, decomposition and burning. Between 2001 and 2019, the world’s forests were a net sink of 7.6 GtCO</w:t>
       </w:r>
       <w:r>
         <w:rPr>
@@ -252,7 +1190,20 @@
         <w:rPr>
           <w:rFonts w:ascii="Arial" w:cs="Arial" w:eastAsia="Arial" w:hAnsi="Arial"/>
         </w:rPr>
-        <w:t xml:space="preserve"> by photosynthesis, and part of this carbon returns to the atmosphere when tree cover is cleared, burned or decomposes. Between 2001 and 2019, the world’s forests were a net sink of 7.6 GtCO</w:t>
+        <w:t xml:space="preserve">e yr</w:t>
+      </w:r>
+      <w:r>
+        <w:rPr>
+          <w:rFonts w:ascii="Arial" w:cs="Arial" w:eastAsia="Arial" w:hAnsi="Arial"/>
+          <w:vertAlign w:val="superscript"/>
+        </w:rPr>
+        <w:t xml:space="preserve">−1</w:t>
+      </w:r>
+      <w:r>
+        <w:rPr>
+          <w:rFonts w:ascii="Arial" w:cs="Arial" w:eastAsia="Arial" w:hAnsi="Arial"/>
+        </w:rPr>
+        <w:t xml:space="preserve">, although disturbances such as deforestation still released 8.1 GtCO</w:t>
       </w:r>
       <w:r>
         <w:rPr>
@@ -278,100 +1229,265 @@
         <w:rPr>
           <w:rFonts w:ascii="Arial" w:cs="Arial" w:eastAsia="Arial" w:hAnsi="Arial"/>
         </w:rPr>
-        <w:t xml:space="preserve">, although disturbances such as deforestation still released 8.1 GtCO</w:t>
-      </w:r>
-      <w:r>
-        <w:rPr>
-          <w:rFonts w:ascii="Arial" w:cs="Arial" w:eastAsia="Arial" w:hAnsi="Arial"/>
-          <w:vertAlign w:val="subscript"/>
-        </w:rPr>
-        <w:t xml:space="preserve">2</w:t>
-      </w:r>
-      <w:r>
-        <w:rPr>
-          <w:rFonts w:ascii="Arial" w:cs="Arial" w:eastAsia="Arial" w:hAnsi="Arial"/>
-        </w:rPr>
-        <w:t xml:space="preserve">e yr</w:t>
-      </w:r>
-      <w:r>
-        <w:rPr>
-          <w:rFonts w:ascii="Arial" w:cs="Arial" w:eastAsia="Arial" w:hAnsi="Arial"/>
-          <w:vertAlign w:val="superscript"/>
-        </w:rPr>
-        <w:t xml:space="preserve">−1</w:t>
-      </w:r>
-      <w:r>
-        <w:rPr>
-          <w:rFonts w:ascii="Arial" w:cs="Arial" w:eastAsia="Arial" w:hAnsi="Arial"/>
-        </w:rPr>
-        <w:t xml:space="preserve"> (Harris et al., 2021). Globally, fossil fuels dominate: in 2024, fossil fuels and industry released 10.3 GtC, compared with 1.3 GtC from land-use change (Friedlingstein et al., 2026).</w:t>
-      </w:r>
-    </w:p>
-    <w:p>
-      <w:r>
-        <w:rPr>
-          <w:rFonts w:ascii="Arial" w:cs="Arial" w:eastAsia="Arial" w:hAnsi="Arial"/>
-        </w:rPr>
-        <w:t xml:space="preserve">Cameroon is a useful case study because the balance there is different. In 2000, 31.5 million ha (67.5% of the country) had more than 30% tree-canopy cover, and 2.23 million ha of it (7.1%) was lost between 2001 and 2024 (calculated from Global Forest Watch, 2026). In every year of this period, Cameroon’s estimated CO</w:t>
-      </w:r>
-      <w:r>
-        <w:rPr>
-          <w:rFonts w:ascii="Arial" w:cs="Arial" w:eastAsia="Arial" w:hAnsi="Arial"/>
-          <w:vertAlign w:val="subscript"/>
-        </w:rPr>
-        <w:t xml:space="preserve">2</w:t>
-      </w:r>
-      <w:r>
-        <w:rPr>
-          <w:rFonts w:ascii="Arial" w:cs="Arial" w:eastAsia="Arial" w:hAnsi="Arial"/>
-        </w:rPr>
-        <w:t xml:space="preserve"> emissions from land-use change were 2.4 to 9.6 times its fossil-fuel and industrial emissions (calculated from Our World in Data, 2026). Forest loss is therefore central to both SDG 13 (Climate Action) and SDG 15 (Life on Land) (United Nations, 2015).</w:t>
-      </w:r>
-    </w:p>
-    <w:p>
-      <w:r>
-        <w:rPr>
-          <w:rFonts w:ascii="Arial" w:cs="Arial" w:eastAsia="Arial" w:hAnsi="Arial"/>
-        </w:rPr>
-        <w:t xml:space="preserve">However, headline national CO</w:t>
-      </w:r>
-      <w:r>
-        <w:rPr>
-          <w:rFonts w:ascii="Arial" w:cs="Arial" w:eastAsia="Arial" w:hAnsi="Arial"/>
-          <w:vertAlign w:val="subscript"/>
-        </w:rPr>
-        <w:t xml:space="preserve">2</w:t>
-      </w:r>
-      <w:r>
-        <w:rPr>
-          <w:rFonts w:ascii="Arial" w:cs="Arial" w:eastAsia="Arial" w:hAnsi="Arial"/>
-        </w:rPr>
-        <w:t xml:space="preserve"> figures, such as the World Bank’s indicator, exclude land use, land-use change and forestry (LULUCF) (World Bank, n.d.). This raises the question of whether years with more tree-cover loss are also years of higher national CO</w:t>
-      </w:r>
-      <w:r>
-        <w:rPr>
-          <w:rFonts w:ascii="Arial" w:cs="Arial" w:eastAsia="Arial" w:hAnsi="Arial"/>
-          <w:vertAlign w:val="subscript"/>
-        </w:rPr>
-        <w:t xml:space="preserve">2</w:t>
-      </w:r>
-      <w:r>
-        <w:rPr>
-          <w:rFonts w:ascii="Arial" w:cs="Arial" w:eastAsia="Arial" w:hAnsi="Arial"/>
-        </w:rPr>
-        <w:t xml:space="preserve"> emissions, or whether the two follow separate patterns.</w:t>
+        <w:t xml:space="preserve"> (Harris et al., 2021). Carbon storage is a regulating ecosystem service, whereas timber, food and farmland are provisioning services (Millennium Ecosystem Assessment, 2005), so clearing forest exchanges one type of service for another.</w:t>
       </w:r>
     </w:p>
     <w:p>
       <w:pPr>
         <w:pStyle w:val="Heading2"/>
       </w:pPr>
-      <w:r>
-        <w:rPr>
-          <w:rFonts w:ascii="Arial" w:cs="Arial" w:eastAsia="Arial" w:hAnsi="Arial"/>
-        </w:rPr>
-        <w:t xml:space="preserve">1.2 Research question</w:t>
-      </w:r>
+      <w:bookmarkStart w:name="_Toc_03" w:id="3"/>
+      <w:r>
+        <w:rPr>
+          <w:rFonts w:ascii="Arial" w:cs="Arial" w:eastAsia="Arial" w:hAnsi="Arial"/>
+        </w:rPr>
+        <w:t xml:space="preserve">1.2 Cameroon’s forests and emissions</w:t>
+      </w:r>
+      <w:bookmarkEnd w:id="3"/>
+    </w:p>
+    <w:p>
+      <w:r>
+        <w:rPr>
+          <w:rFonts w:ascii="Arial" w:cs="Arial" w:eastAsia="Arial" w:hAnsi="Arial"/>
+        </w:rPr>
+        <w:t xml:space="preserve">In 2000, 31.5 million ha (67.5%) of Cameroon had more than 30% tree-canopy cover, and 2.23 million ha of this tree cover (7.1%) was lost between 2001 and 2024 (calculated from Global Forest Watch, 2026). Globally, fossil fuels and industry released 10.3 GtC in 2024, compared with 1.3 GtC from land-use change (Friedlingstein et al., 2026). In Cameroon the balance is reversed: land-use-change CO</w:t>
+      </w:r>
+      <w:r>
+        <w:rPr>
+          <w:rFonts w:ascii="Arial" w:cs="Arial" w:eastAsia="Arial" w:hAnsi="Arial"/>
+          <w:vertAlign w:val="subscript"/>
+        </w:rPr>
+        <w:t xml:space="preserve">2</w:t>
+      </w:r>
+      <w:r>
+        <w:rPr>
+          <w:rFonts w:ascii="Arial" w:cs="Arial" w:eastAsia="Arial" w:hAnsi="Arial"/>
+        </w:rPr>
+        <w:t xml:space="preserve"> was 2.4–9.6 times fossil and industrial CO</w:t>
+      </w:r>
+      <w:r>
+        <w:rPr>
+          <w:rFonts w:ascii="Arial" w:cs="Arial" w:eastAsia="Arial" w:hAnsi="Arial"/>
+          <w:vertAlign w:val="subscript"/>
+        </w:rPr>
+        <w:t xml:space="preserve">2</w:t>
+      </w:r>
+      <w:r>
+        <w:rPr>
+          <w:rFonts w:ascii="Arial" w:cs="Arial" w:eastAsia="Arial" w:hAnsi="Arial"/>
+        </w:rPr>
+        <w:t xml:space="preserve"> in every year from 2001 to 2024 (calculated from Our World in Data, 2026). Yet headline national CO</w:t>
+      </w:r>
+      <w:r>
+        <w:rPr>
+          <w:rFonts w:ascii="Arial" w:cs="Arial" w:eastAsia="Arial" w:hAnsi="Arial"/>
+          <w:vertAlign w:val="subscript"/>
+        </w:rPr>
+        <w:t xml:space="preserve">2</w:t>
+      </w:r>
+      <w:r>
+        <w:rPr>
+          <w:rFonts w:ascii="Arial" w:cs="Arial" w:eastAsia="Arial" w:hAnsi="Arial"/>
+        </w:rPr>
+        <w:t xml:space="preserve"> figures, such as the World Bank indicator, exclude land use, land-use change and forestry (World Bank, n.d.), so they may not reflect forest loss at all.</w:t>
+      </w:r>
+    </w:p>
+    <w:p>
+      <w:pPr>
+        <w:pStyle w:val="Heading2"/>
+      </w:pPr>
+      <w:bookmarkStart w:name="_Toc_04" w:id="4"/>
+      <w:r>
+        <w:rPr>
+          <w:rFonts w:ascii="Arial" w:cs="Arial" w:eastAsia="Arial" w:hAnsi="Arial"/>
+        </w:rPr>
+        <w:t xml:space="preserve">1.3 Existing strategy: REDD+ and competing perspectives</w:t>
+      </w:r>
+      <w:bookmarkEnd w:id="4"/>
+    </w:p>
+    <w:p>
+      <w:r>
+        <w:rPr>
+          <w:rFonts w:ascii="Arial" w:cs="Arial" w:eastAsia="Arial" w:hAnsi="Arial"/>
+        </w:rPr>
+        <w:t xml:space="preserve">REDD+ (reducing emissions from deforestation and forest degradation, plus conservation and enhancement of forest carbon stocks) gives forest carbon a financial value: forest countries can be paid for verified reductions in forest emissions (Dkamela, 2011). Cameroon began REDD+ readiness work in 2008 and validated a national REDD+ strategy in June 2018 (Republic of Cameroon, 2019), and forestry has the largest emission-reduction potential of any sector in its updated Nationally Determined Contribution (World Bank Group, 2022). The outcome of REDD+ depends on tensions between perspectives:</w:t>
+      </w:r>
+    </w:p>
+    <w:p>
+      <w:pPr>
+        <w:pStyle w:val="ListParagraph"/>
+        <w:numPr>
+          <w:ilvl w:val="0"/>
+          <w:numId w:val="2"/>
+        </w:numPr>
+      </w:pPr>
+      <w:r>
+        <w:rPr>
+          <w:rFonts w:ascii="Arial" w:cs="Arial" w:eastAsia="Arial" w:hAnsi="Arial"/>
+          <w:b/>
+          <w:bCs/>
+        </w:rPr>
+        <w:t xml:space="preserve">Smallholder farmers:</w:t>
+      </w:r>
+      <w:r>
+        <w:rPr>
+          <w:rFonts w:ascii="Arial" w:cs="Arial" w:eastAsia="Arial" w:hAnsi="Arial"/>
+        </w:rPr>
+        <w:t xml:space="preserve"> 91% of tree-cover loss with an identified driver came from agriculture, mainly shifting cultivation (50.9%) and permanent agriculture (40.1%) (Sims et al., 2025, via Global Forest Watch, 2026). Cleared land provides food and income, so restrictions without fair benefit-sharing could lose farmers’ support or move clearing elsewhere.</w:t>
+      </w:r>
+    </w:p>
+    <w:p>
+      <w:pPr>
+        <w:pStyle w:val="ListParagraph"/>
+        <w:numPr>
+          <w:ilvl w:val="0"/>
+          <w:numId w:val="2"/>
+        </w:numPr>
+      </w:pPr>
+      <w:r>
+        <w:rPr>
+          <w:rFonts w:ascii="Arial" w:cs="Arial" w:eastAsia="Arial" w:hAnsi="Arial"/>
+          <w:b/>
+          <w:bCs/>
+        </w:rPr>
+        <w:t xml:space="preserve">Government and investors:</w:t>
+      </w:r>
+      <w:r>
+        <w:rPr>
+          <w:rFonts w:ascii="Arial" w:cs="Arial" w:eastAsia="Arial" w:hAnsi="Arial"/>
+        </w:rPr>
+        <w:t xml:space="preserve"> oil-palm, mining, oil, infrastructure and energy investments are likely to increase forest loss (Dkamela, 2011), and the REDD+ process has included few domestic actors (Dkamela et al., 2014).</w:t>
+      </w:r>
+    </w:p>
+    <w:p>
+      <w:pPr>
+        <w:pStyle w:val="ListParagraph"/>
+        <w:numPr>
+          <w:ilvl w:val="0"/>
+          <w:numId w:val="2"/>
+        </w:numPr>
+      </w:pPr>
+      <w:r>
+        <w:rPr>
+          <w:rFonts w:ascii="Arial" w:cs="Arial" w:eastAsia="Arial" w:hAnsi="Arial"/>
+          <w:b/>
+          <w:bCs/>
+        </w:rPr>
+        <w:t xml:space="preserve">International donors and NGOs:</w:t>
+      </w:r>
+      <w:r>
+        <w:rPr>
+          <w:rFonts w:ascii="Arial" w:cs="Arial" w:eastAsia="Arial" w:hAnsi="Arial"/>
+        </w:rPr>
+        <w:t xml:space="preserve"> payments require measurement, reporting and verification (MRV), but weak MRV, weak financing and inadequate stakeholder participation have constrained REDD+ in Cameroon (Alemagi et al., 2014).</w:t>
+      </w:r>
+    </w:p>
+    <w:p>
+      <w:r>
+        <w:rPr>
+          <w:rFonts w:ascii="Arial" w:cs="Arial" w:eastAsia="Arial" w:hAnsi="Arial"/>
+        </w:rPr>
+        <w:t xml:space="preserve">If these groups are excluded or reductions cannot be measured, payments may not flow and forest loss may continue. My investigation tests whether national CO</w:t>
+      </w:r>
+      <w:r>
+        <w:rPr>
+          <w:rFonts w:ascii="Arial" w:cs="Arial" w:eastAsia="Arial" w:hAnsi="Arial"/>
+          <w:vertAlign w:val="subscript"/>
+        </w:rPr>
+        <w:t xml:space="preserve">2</w:t>
+      </w:r>
+      <w:r>
+        <w:rPr>
+          <w:rFonts w:ascii="Arial" w:cs="Arial" w:eastAsia="Arial" w:hAnsi="Arial"/>
+        </w:rPr>
+        <w:t xml:space="preserve"> data can show the effect of forest loss, and therefore of such strategies.</w:t>
+      </w:r>
+    </w:p>
+    <w:p>
+      <w:pPr>
+        <w:pStyle w:val="Heading1"/>
+      </w:pPr>
+      <w:bookmarkStart w:name="_Toc_05" w:id="5"/>
+      <w:r>
+        <w:rPr>
+          <w:rFonts w:ascii="Arial" w:cs="Arial" w:eastAsia="Arial" w:hAnsi="Arial"/>
+        </w:rPr>
+        <w:t xml:space="preserve">2. Scientific rationale</w:t>
+      </w:r>
+      <w:bookmarkEnd w:id="5"/>
+    </w:p>
+    <w:p>
+      <w:r>
+        <w:rPr>
+          <w:rFonts w:ascii="Arial" w:cs="Arial" w:eastAsia="Arial" w:hAnsi="Arial"/>
+        </w:rPr>
+        <w:t xml:space="preserve">Cameroon’s extensive forest ecosystems store carbon, and loss of tree cover can release this carbon as CO</w:t>
+      </w:r>
+      <w:r>
+        <w:rPr>
+          <w:rFonts w:ascii="Arial" w:cs="Arial" w:eastAsia="Arial" w:hAnsi="Arial"/>
+          <w:vertAlign w:val="subscript"/>
+        </w:rPr>
+        <w:t xml:space="preserve">2</w:t>
+      </w:r>
+      <w:r>
+        <w:rPr>
+          <w:rFonts w:ascii="Arial" w:cs="Arial" w:eastAsia="Arial" w:hAnsi="Arial"/>
+        </w:rPr>
+        <w:t xml:space="preserve"> through burning and decomposition (Harris et al., 2021). This investigation therefore examines the relationship between annual tree-cover loss and annual CO</w:t>
+      </w:r>
+      <w:r>
+        <w:rPr>
+          <w:rFonts w:ascii="Arial" w:cs="Arial" w:eastAsia="Arial" w:hAnsi="Arial"/>
+          <w:vertAlign w:val="subscript"/>
+        </w:rPr>
+        <w:t xml:space="preserve">2</w:t>
+      </w:r>
+      <w:r>
+        <w:rPr>
+          <w:rFonts w:ascii="Arial" w:cs="Arial" w:eastAsia="Arial" w:hAnsi="Arial"/>
+        </w:rPr>
+        <w:t xml:space="preserve"> emissions in Cameroon from 2001 to 2024, using secondary data from Global Forest Watch and the Global Carbon Budget. By analysing this relationship statistically, it aims to determine whether years with greater tree-cover loss are associated with higher CO</w:t>
+      </w:r>
+      <w:r>
+        <w:rPr>
+          <w:rFonts w:ascii="Arial" w:cs="Arial" w:eastAsia="Arial" w:hAnsi="Arial"/>
+          <w:vertAlign w:val="subscript"/>
+        </w:rPr>
+        <w:t xml:space="preserve">2</w:t>
+      </w:r>
+      <w:r>
+        <w:rPr>
+          <w:rFonts w:ascii="Arial" w:cs="Arial" w:eastAsia="Arial" w:hAnsi="Arial"/>
+        </w:rPr>
+        <w:t xml:space="preserve"> emissions, while considering other factors that influence emissions, such as fossil-fuel use and population growth. It is relevant to SDG 13 (Climate Action) and SDG 15 (Life on Land), which includes the sustainable management of forests (United Nations, 2015).</w:t>
+      </w:r>
+    </w:p>
+    <w:p>
+      <w:pPr>
+        <w:pStyle w:val="Heading1"/>
+      </w:pPr>
+      <w:bookmarkStart w:name="_Toc_06" w:id="6"/>
+      <w:r>
+        <w:rPr>
+          <w:rFonts w:ascii="Arial" w:cs="Arial" w:eastAsia="Arial" w:hAnsi="Arial"/>
+        </w:rPr>
+        <w:t xml:space="preserve">3. Research question</w:t>
+      </w:r>
+      <w:bookmarkEnd w:id="6"/>
+    </w:p>
+    <w:p>
+      <w:pPr>
+        <w:pStyle w:val="Heading2"/>
+      </w:pPr>
+      <w:bookmarkStart w:name="_Toc_07" w:id="7"/>
+      <w:r>
+        <w:rPr>
+          <w:rFonts w:ascii="Arial" w:cs="Arial" w:eastAsia="Arial" w:hAnsi="Arial"/>
+        </w:rPr>
+        <w:t xml:space="preserve">3.1 Research question and definitions</w:t>
+      </w:r>
+      <w:bookmarkEnd w:id="7"/>
     </w:p>
     <w:p>
       <w:pPr>
@@ -408,7 +1524,7 @@
         <w:rPr>
           <w:rFonts w:ascii="Arial" w:cs="Arial" w:eastAsia="Arial" w:hAnsi="Arial"/>
         </w:rPr>
-        <w:t xml:space="preserve">Here, “annual CO</w:t>
+        <w:t xml:space="preserve">“Tree-cover loss” is used exactly as defined by Global Forest Watch (Table 2); it is not permanent deforestation. “Annual CO</w:t>
       </w:r>
       <w:r>
         <w:rPr>
@@ -421,7 +1537,7 @@
         <w:rPr>
           <w:rFonts w:ascii="Arial" w:cs="Arial" w:eastAsia="Arial" w:hAnsi="Arial"/>
         </w:rPr>
-        <w:t xml:space="preserve"> emissions” means Cameroon’s total CO</w:t>
+        <w:t xml:space="preserve"> emissions” means Cameroon’s CO</w:t>
       </w:r>
       <w:r>
         <w:rPr>
@@ -434,7 +1550,7 @@
         <w:rPr>
           <w:rFonts w:ascii="Arial" w:cs="Arial" w:eastAsia="Arial" w:hAnsi="Arial"/>
         </w:rPr>
-        <w:t xml:space="preserve"> from fossil fuels and industry, excluding land-use change, from the Global Carbon Budget 2025 (Friedlingstein et al., 2026), because this is the standard headline measure. As it leaves out CO</w:t>
+        <w:t xml:space="preserve"> from fossil fuels and industry, excluding land-use change, from the Global Carbon Budget 2025 (Friedlingstein et al., 2026): the standard headline measure. Because this excludes CO</w:t>
       </w:r>
       <w:r>
         <w:rPr>
@@ -460,19 +1576,21 @@
         <w:rPr>
           <w:rFonts w:ascii="Arial" w:cs="Arial" w:eastAsia="Arial" w:hAnsi="Arial"/>
         </w:rPr>
-        <w:t xml:space="preserve"> was analysed as a supplementary check. “Associated” means a monotonic statistical relationship; the design cannot establish causation.</w:t>
+        <w:t xml:space="preserve"> was analysed as a supplementary check. “Associated” means a monotonic statistical relationship; causation cannot be established.</w:t>
       </w:r>
     </w:p>
     <w:p>
       <w:pPr>
         <w:pStyle w:val="Heading2"/>
       </w:pPr>
-      <w:r>
-        <w:rPr>
-          <w:rFonts w:ascii="Arial" w:cs="Arial" w:eastAsia="Arial" w:hAnsi="Arial"/>
-        </w:rPr>
-        <w:t xml:space="preserve">1.3 Variables</w:t>
-      </w:r>
+      <w:bookmarkStart w:name="_Toc_08" w:id="8"/>
+      <w:r>
+        <w:rPr>
+          <w:rFonts w:ascii="Arial" w:cs="Arial" w:eastAsia="Arial" w:hAnsi="Arial"/>
+        </w:rPr>
+        <w:t xml:space="preserve">3.2 Variables</w:t>
+      </w:r>
+      <w:bookmarkEnd w:id="8"/>
     </w:p>
     <w:p>
       <w:pPr>
@@ -514,8 +1632,8 @@
         <w:tblLayout w:type="fixed"/>
       </w:tblPr>
       <w:tblGrid>
-        <w:gridCol w:w="1700"/>
-        <w:gridCol w:w="5126"/>
+        <w:gridCol w:w="1900"/>
+        <w:gridCol w:w="4926"/>
         <w:gridCol w:w="2200"/>
       </w:tblGrid>
       <w:tr>
@@ -525,7 +1643,7 @@
         </w:trPr>
         <w:tc>
           <w:tcPr>
-            <w:tcW w:type="dxa" w:w="1700"/>
+            <w:tcW w:type="dxa" w:w="1900"/>
             <w:tcBorders>
               <w:top w:val="single" w:color="A6A6A6" w:sz="4"/>
               <w:left w:val="single" w:color="A6A6A6" w:sz="4"/>
@@ -561,7 +1679,7 @@
         </w:tc>
         <w:tc>
           <w:tcPr>
-            <w:tcW w:type="dxa" w:w="5126"/>
+            <w:tcW w:type="dxa" w:w="4926"/>
             <w:tcBorders>
               <w:top w:val="single" w:color="A6A6A6" w:sz="4"/>
               <w:left w:val="single" w:color="A6A6A6" w:sz="4"/>
@@ -638,7 +1756,7 @@
         </w:trPr>
         <w:tc>
           <w:tcPr>
-            <w:tcW w:type="dxa" w:w="1700"/>
+            <w:tcW w:type="dxa" w:w="1900"/>
             <w:tcBorders>
               <w:top w:val="single" w:color="A6A6A6" w:sz="4"/>
               <w:left w:val="single" w:color="A6A6A6" w:sz="4"/>
@@ -671,7 +1789,7 @@
         </w:tc>
         <w:tc>
           <w:tcPr>
-            <w:tcW w:type="dxa" w:w="5126"/>
+            <w:tcW w:type="dxa" w:w="4926"/>
             <w:tcBorders>
               <w:top w:val="single" w:color="A6A6A6" w:sz="4"/>
               <w:left w:val="single" w:color="A6A6A6" w:sz="4"/>
@@ -759,7 +1877,7 @@
         </w:trPr>
         <w:tc>
           <w:tcPr>
-            <w:tcW w:type="dxa" w:w="1700"/>
+            <w:tcW w:type="dxa" w:w="1900"/>
             <w:tcBorders>
               <w:top w:val="single" w:color="A6A6A6" w:sz="4"/>
               <w:left w:val="single" w:color="A6A6A6" w:sz="4"/>
@@ -792,7 +1910,7 @@
         </w:tc>
         <w:tc>
           <w:tcPr>
-            <w:tcW w:type="dxa" w:w="5126"/>
+            <w:tcW w:type="dxa" w:w="4926"/>
             <w:tcBorders>
               <w:top w:val="single" w:color="A6A6A6" w:sz="4"/>
               <w:left w:val="single" w:color="A6A6A6" w:sz="4"/>
@@ -903,7 +2021,7 @@
                 <w:sz w:val="18"/>
                 <w:szCs w:val="18"/>
               </w:rPr>
-              <w:t xml:space="preserve">Friedlingstein et al. (2026), via Our World in Data (2026)</w:t>
+              <w:t xml:space="preserve">Friedlingstein et al. (2026)</w:t>
             </w:r>
           </w:p>
         </w:tc>
@@ -914,7 +2032,7 @@
         </w:trPr>
         <w:tc>
           <w:tcPr>
-            <w:tcW w:type="dxa" w:w="1700"/>
+            <w:tcW w:type="dxa" w:w="1900"/>
             <w:tcBorders>
               <w:top w:val="single" w:color="A6A6A6" w:sz="4"/>
               <w:left w:val="single" w:color="A6A6A6" w:sz="4"/>
@@ -947,7 +2065,7 @@
         </w:tc>
         <w:tc>
           <w:tcPr>
-            <w:tcW w:type="dxa" w:w="5126"/>
+            <w:tcW w:type="dxa" w:w="4926"/>
             <w:tcBorders>
               <w:top w:val="single" w:color="A6A6A6" w:sz="4"/>
               <w:left w:val="single" w:color="A6A6A6" w:sz="4"/>
@@ -974,7 +2092,7 @@
                 <w:sz w:val="18"/>
                 <w:szCs w:val="18"/>
               </w:rPr>
-              <w:t xml:space="preserve">Same national boundary; values matched by calendar year; one canopy threshold (30%); one release of each dataset</w:t>
+              <w:t xml:space="preserve">Same national boundary; matched calendar years; one canopy threshold; one release of each dataset</w:t>
             </w:r>
           </w:p>
         </w:tc>
@@ -1007,7 +2125,7 @@
                 <w:sz w:val="18"/>
                 <w:szCs w:val="18"/>
               </w:rPr>
-              <w:t xml:space="preserve">Section 3.3</w:t>
+              <w:t xml:space="preserve">Section 4.3</w:t>
             </w:r>
           </w:p>
         </w:tc>
@@ -1018,7 +2136,7 @@
         </w:trPr>
         <w:tc>
           <w:tcPr>
-            <w:tcW w:type="dxa" w:w="1700"/>
+            <w:tcW w:type="dxa" w:w="1900"/>
             <w:tcBorders>
               <w:top w:val="single" w:color="A6A6A6" w:sz="4"/>
               <w:left w:val="single" w:color="A6A6A6" w:sz="4"/>
@@ -1045,13 +2163,13 @@
                 <w:sz w:val="18"/>
                 <w:szCs w:val="18"/>
               </w:rPr>
-              <w:t xml:space="preserve">Possible confounders (not controlled)</w:t>
-            </w:r>
-          </w:p>
-        </w:tc>
-        <w:tc>
-          <w:tcPr>
-            <w:tcW w:type="dxa" w:w="5126"/>
+              <w:t xml:space="preserve">Possible confounders</w:t>
+            </w:r>
+          </w:p>
+        </w:tc>
+        <w:tc>
+          <w:tcPr>
+            <w:tcW w:type="dxa" w:w="4926"/>
             <w:tcBorders>
               <w:top w:val="single" w:color="A6A6A6" w:sz="4"/>
               <w:left w:val="single" w:color="A6A6A6" w:sz="4"/>
@@ -1078,7 +2196,7 @@
                 <w:sz w:val="18"/>
                 <w:szCs w:val="18"/>
               </w:rPr>
-              <w:t xml:space="preserve">Fossil-fuel use; economic and industrial growth; population (15.3 million in 2001, 29.1 million in 2024: Our World in Data, 2026); agricultural expansion; logging and fire; satellite method changes</w:t>
+              <w:t xml:space="preserve">Fossil-fuel use and energy production; industrial and economic growth; population; agriculture; logging and fire; changes in satellite methods</w:t>
             </w:r>
           </w:p>
         </w:tc>
@@ -1111,7 +2229,7 @@
                 <w:sz w:val="18"/>
                 <w:szCs w:val="18"/>
               </w:rPr>
-              <w:t xml:space="preserve">Sections 5.3 and 6</w:t>
+              <w:t xml:space="preserve">Sections 7 and 9</w:t>
             </w:r>
           </w:p>
         </w:tc>
@@ -1126,12 +2244,14 @@
       <w:pPr>
         <w:pStyle w:val="Heading2"/>
       </w:pPr>
-      <w:r>
-        <w:rPr>
-          <w:rFonts w:ascii="Arial" w:cs="Arial" w:eastAsia="Arial" w:hAnsi="Arial"/>
-        </w:rPr>
-        <w:t xml:space="preserve">1.4 Hypotheses</w:t>
-      </w:r>
+      <w:bookmarkStart w:name="_Toc_09" w:id="9"/>
+      <w:r>
+        <w:rPr>
+          <w:rFonts w:ascii="Arial" w:cs="Arial" w:eastAsia="Arial" w:hAnsi="Arial"/>
+        </w:rPr>
+        <w:t xml:space="preserve">3.3 Hypotheses</w:t>
+      </w:r>
+      <w:bookmarkEnd w:id="9"/>
     </w:p>
     <w:p>
       <w:r>
@@ -1211,7 +2331,7 @@
         <w:rPr>
           <w:rFonts w:ascii="Arial" w:cs="Arial" w:eastAsia="Arial" w:hAnsi="Arial"/>
         </w:rPr>
-        <w:t xml:space="preserve"> ≠ 0), tested two-tailed at α = 0.05.</w:t>
+        <w:t xml:space="preserve"> ≠ 0); two-tailed test, α = 0.05.</w:t>
       </w:r>
     </w:p>
     <w:p>
@@ -1219,167 +2339,41 @@
         <w:rPr>
           <w:rFonts w:ascii="Arial" w:cs="Arial" w:eastAsia="Arial" w:hAnsi="Arial"/>
         </w:rPr>
-        <w:t xml:space="preserve">I expected a positive association, because land clearing and fossil-fuel use are both likely to grow with Cameroon’s population and economy. Such an association would not show that tree-cover loss produces the emissions in the dependent variable.</w:t>
+        <w:t xml:space="preserve">A positive association was expected, as land clearing and fossil-fuel use both tend to grow with population and the economy; this would not show that loss produces the measured emissions.</w:t>
       </w:r>
     </w:p>
     <w:p>
       <w:pPr>
         <w:pStyle w:val="Heading1"/>
       </w:pPr>
-      <w:r>
-        <w:rPr>
-          <w:rFonts w:ascii="Arial" w:cs="Arial" w:eastAsia="Arial" w:hAnsi="Arial"/>
-        </w:rPr>
-        <w:t xml:space="preserve">2. Strategy: REDD+ in Cameroon</w:t>
-      </w:r>
-    </w:p>
-    <w:p>
-      <w:r>
-        <w:rPr>
-          <w:rFonts w:ascii="Arial" w:cs="Arial" w:eastAsia="Arial" w:hAnsi="Arial"/>
-        </w:rPr>
-        <w:t xml:space="preserve">REDD+ (reducing emissions from deforestation and forest degradation, plus conservation and enhancement of forest carbon stocks) allows forest countries to receive international payments for verified reductions in forest emissions (Dkamela, 2011). Cameroon began REDD+ readiness work in 2008, and stakeholders validated a national REDD+ strategy in June 2018 (Republic of Cameroon, 2019). Its updated Nationally Determined Contribution (2021) targets a 35% cut in greenhouse-gas emissions by 2030, 12% of it unconditional, with forestry having the largest reduction potential (World Bank Group, 2022).</w:t>
-      </w:r>
-    </w:p>
-    <w:p>
-      <w:r>
-        <w:rPr>
-          <w:rFonts w:ascii="Arial" w:cs="Arial" w:eastAsia="Arial" w:hAnsi="Arial"/>
-        </w:rPr>
-        <w:t xml:space="preserve">The outcome of REDD+ depends on tensions between groups with different goals:</w:t>
-      </w:r>
-    </w:p>
-    <w:p>
-      <w:pPr>
-        <w:pStyle w:val="ListParagraph"/>
-        <w:numPr>
-          <w:ilvl w:val="0"/>
-          <w:numId w:val="2"/>
-        </w:numPr>
-      </w:pPr>
-      <w:r>
-        <w:rPr>
-          <w:rFonts w:ascii="Arial" w:cs="Arial" w:eastAsia="Arial" w:hAnsi="Arial"/>
-          <w:b/>
-          <w:bCs/>
-        </w:rPr>
-        <w:t xml:space="preserve">Smallholder farmers.</w:t>
-      </w:r>
-      <w:r>
-        <w:rPr>
-          <w:rFonts w:ascii="Arial" w:cs="Arial" w:eastAsia="Arial" w:hAnsi="Arial"/>
-        </w:rPr>
-        <w:t xml:space="preserve"> 91% of Cameroon’s tree-cover loss with an identified driver came from agriculture: shifting cultivation (50.9%) and permanent agriculture (40.1%) (Sims et al., 2025, via Global Forest Watch, 2026). Clearing provides food and income, so restrictions without fair benefit-sharing could reduce support for REDD+ or move clearing elsewhere.</w:t>
-      </w:r>
-    </w:p>
-    <w:p>
-      <w:pPr>
-        <w:pStyle w:val="ListParagraph"/>
-        <w:numPr>
-          <w:ilvl w:val="0"/>
-          <w:numId w:val="2"/>
-        </w:numPr>
-      </w:pPr>
-      <w:r>
-        <w:rPr>
-          <w:rFonts w:ascii="Arial" w:cs="Arial" w:eastAsia="Arial" w:hAnsi="Arial"/>
-          <w:b/>
-          <w:bCs/>
-        </w:rPr>
-        <w:t xml:space="preserve">Government and investors.</w:t>
-      </w:r>
-      <w:r>
-        <w:rPr>
-          <w:rFonts w:ascii="Arial" w:cs="Arial" w:eastAsia="Arial" w:hAnsi="Arial"/>
-        </w:rPr>
-        <w:t xml:space="preserve"> New investments in oil-palm plantations, oil and mineral extraction, infrastructure and energy are likely to increase forest loss (Dkamela, 2011), which conflicts with REDD+ commitments. The REDD+ process also repeated weaknesses of the 1994 forestry-law reform, including low inclusiveness of domestic actors and no national coalition supporting REDD+ (Dkamela et al., 2014).</w:t>
-      </w:r>
-    </w:p>
-    <w:p>
-      <w:pPr>
-        <w:pStyle w:val="ListParagraph"/>
-        <w:numPr>
-          <w:ilvl w:val="0"/>
-          <w:numId w:val="2"/>
-        </w:numPr>
-      </w:pPr>
-      <w:r>
-        <w:rPr>
-          <w:rFonts w:ascii="Arial" w:cs="Arial" w:eastAsia="Arial" w:hAnsi="Arial"/>
-          <w:b/>
-          <w:bCs/>
-        </w:rPr>
-        <w:t xml:space="preserve">International donors and NGOs.</w:t>
-      </w:r>
-      <w:r>
-        <w:rPr>
-          <w:rFonts w:ascii="Arial" w:cs="Arial" w:eastAsia="Arial" w:hAnsi="Arial"/>
-        </w:rPr>
-        <w:t xml:space="preserve"> Payments require reductions to be measured, reported and verified (MRV), but weak MRV, weak financing, no legal framework and inadequate stakeholder participation have constrained REDD+ in Cameroon (Alemagi et al., 2014).</w:t>
-      </w:r>
-    </w:p>
-    <w:p>
-      <w:r>
-        <w:rPr>
-          <w:rFonts w:ascii="Arial" w:cs="Arial" w:eastAsia="Arial" w:hAnsi="Arial"/>
-        </w:rPr>
-        <w:t xml:space="preserve">These tensions affect the environmental outcome: if the farmers and ministries behind most clearing are not involved, and reductions cannot be measured reliably, payments may not be made and forest loss may continue. This links to my investigation. REDD+ is judged on forest emissions, which the headline national CO</w:t>
-      </w:r>
-      <w:r>
-        <w:rPr>
-          <w:rFonts w:ascii="Arial" w:cs="Arial" w:eastAsia="Arial" w:hAnsi="Arial"/>
-          <w:vertAlign w:val="subscript"/>
-        </w:rPr>
-        <w:t xml:space="preserve">2</w:t>
-      </w:r>
-      <w:r>
-        <w:rPr>
-          <w:rFonts w:ascii="Arial" w:cs="Arial" w:eastAsia="Arial" w:hAnsi="Arial"/>
-        </w:rPr>
-        <w:t xml:space="preserve"> total leaves out. If national CO</w:t>
-      </w:r>
-      <w:r>
-        <w:rPr>
-          <w:rFonts w:ascii="Arial" w:cs="Arial" w:eastAsia="Arial" w:hAnsi="Arial"/>
-          <w:vertAlign w:val="subscript"/>
-        </w:rPr>
-        <w:t xml:space="preserve">2</w:t>
-      </w:r>
-      <w:r>
-        <w:rPr>
-          <w:rFonts w:ascii="Arial" w:cs="Arial" w:eastAsia="Arial" w:hAnsi="Arial"/>
-        </w:rPr>
-        <w:t xml:space="preserve"> does not follow tree-cover loss from year to year, the headline total cannot show whether forest strategies work, and forest-specific monitoring is needed.</w:t>
-      </w:r>
-    </w:p>
-    <w:p>
-      <w:pPr>
-        <w:pStyle w:val="Heading1"/>
-      </w:pPr>
-      <w:r>
-        <w:rPr>
-          <w:rFonts w:ascii="Arial" w:cs="Arial" w:eastAsia="Arial" w:hAnsi="Arial"/>
-        </w:rPr>
-        <w:t xml:space="preserve">3. Method</w:t>
-      </w:r>
+      <w:bookmarkStart w:name="_Toc_10" w:id="10"/>
+      <w:r>
+        <w:rPr>
+          <w:rFonts w:ascii="Arial" w:cs="Arial" w:eastAsia="Arial" w:hAnsi="Arial"/>
+        </w:rPr>
+        <w:t xml:space="preserve">4. Methodology: secondary data collection</w:t>
+      </w:r>
+      <w:bookmarkEnd w:id="10"/>
     </w:p>
     <w:p>
       <w:pPr>
         <w:pStyle w:val="Heading2"/>
       </w:pPr>
-      <w:r>
-        <w:rPr>
-          <w:rFonts w:ascii="Arial" w:cs="Arial" w:eastAsia="Arial" w:hAnsi="Arial"/>
-        </w:rPr>
-        <w:t xml:space="preserve">3.1 Why secondary data were used</w:t>
-      </w:r>
+      <w:bookmarkStart w:name="_Toc_11" w:id="11"/>
+      <w:r>
+        <w:rPr>
+          <w:rFonts w:ascii="Arial" w:cs="Arial" w:eastAsia="Arial" w:hAnsi="Arial"/>
+        </w:rPr>
+        <w:t xml:space="preserve">4.1 Selection of sources</w:t>
+      </w:r>
+      <w:bookmarkEnd w:id="11"/>
     </w:p>
     <w:p>
       <w:r>
         <w:rPr>
           <w:rFonts w:ascii="Arial" w:cs="Arial" w:eastAsia="Arial" w:hAnsi="Arial"/>
         </w:rPr>
-        <w:t xml:space="preserve">National annual forest loss can only be measured by satellite remote sensing, and national CO</w:t>
+        <w:t xml:space="preserve">Secondary data were used because national annual tree-cover loss can only be measured by satellite, and national CO</w:t>
       </w:r>
       <w:r>
         <w:rPr>
@@ -1392,19 +2386,34 @@
         <w:rPr>
           <w:rFonts w:ascii="Arial" w:cs="Arial" w:eastAsia="Arial" w:hAnsi="Arial"/>
         </w:rPr>
-        <w:t xml:space="preserve"> emissions are estimates built from energy and land-use statistics, so neither could be measured through fieldwork. Secondary data also give 24 years of consistently processed observations. The period 2001–2024 was chosen because the GFW loss record starts in 2001 and 2024 is the latest year in both datasets.</w:t>
+        <w:t xml:space="preserve"> emissions are estimates built from energy and land-use statistics. Global Forest Watch (GFW) distributes the University of Maryland’s loss data, produced with a peer-reviewed method (Hansen et al., 2013), as annual national totals. The peer-reviewed Global Carbon Budget (Friedlingstein et al., 2026) was preferred to the World Bank series (World Bank, n.d.) because one release gives both fossil and land-use-change CO</w:t>
+      </w:r>
+      <w:r>
+        <w:rPr>
+          <w:rFonts w:ascii="Arial" w:cs="Arial" w:eastAsia="Arial" w:hAnsi="Arial"/>
+          <w:vertAlign w:val="subscript"/>
+        </w:rPr>
+        <w:t xml:space="preserve">2</w:t>
+      </w:r>
+      <w:r>
+        <w:rPr>
+          <w:rFonts w:ascii="Arial" w:cs="Arial" w:eastAsia="Arial" w:hAnsi="Arial"/>
+        </w:rPr>
+        <w:t xml:space="preserve"> for all 24 years. The period 2001–2024 was chosen because GFW’s record starts in 2001 and 2024 is the latest year in both datasets.</w:t>
       </w:r>
     </w:p>
     <w:p>
       <w:pPr>
         <w:pStyle w:val="Heading2"/>
       </w:pPr>
-      <w:r>
-        <w:rPr>
-          <w:rFonts w:ascii="Arial" w:cs="Arial" w:eastAsia="Arial" w:hAnsi="Arial"/>
-        </w:rPr>
-        <w:t xml:space="preserve">3.2 Datasets</w:t>
-      </w:r>
+      <w:bookmarkStart w:name="_Toc_12" w:id="12"/>
+      <w:r>
+        <w:rPr>
+          <w:rFonts w:ascii="Arial" w:cs="Arial" w:eastAsia="Arial" w:hAnsi="Arial"/>
+        </w:rPr>
+        <w:t xml:space="preserve">4.2 Dataset verification</w:t>
+      </w:r>
+      <w:bookmarkEnd w:id="12"/>
     </w:p>
     <w:p>
       <w:pPr>
@@ -1429,7 +2438,7 @@
           <w:sz w:val="18"/>
           <w:szCs w:val="18"/>
         </w:rPr>
-        <w:t xml:space="preserve"> Secondary datasets used</w:t>
+        <w:t xml:space="preserve"> Verified characteristics of the two datasets</w:t>
       </w:r>
     </w:p>
     <w:tbl>
@@ -1446,9 +2455,9 @@
         <w:tblLayout w:type="fixed"/>
       </w:tblPr>
       <w:tblGrid>
-        <w:gridCol w:w="1700"/>
-        <w:gridCol w:w="3663"/>
-        <w:gridCol w:w="3663"/>
+        <w:gridCol w:w="1500"/>
+        <w:gridCol w:w="3763"/>
+        <w:gridCol w:w="3763"/>
       </w:tblGrid>
       <w:tr>
         <w:trPr>
@@ -1457,7 +2466,7 @@
         </w:trPr>
         <w:tc>
           <w:tcPr>
-            <w:tcW w:type="dxa" w:w="1700"/>
+            <w:tcW w:type="dxa" w:w="1500"/>
             <w:tcBorders>
               <w:top w:val="single" w:color="A6A6A6" w:sz="4"/>
               <w:left w:val="single" w:color="A6A6A6" w:sz="4"/>
@@ -1493,7 +2502,7 @@
         </w:tc>
         <w:tc>
           <w:tcPr>
-            <w:tcW w:type="dxa" w:w="3663"/>
+            <w:tcW w:type="dxa" w:w="3763"/>
             <w:tcBorders>
               <w:top w:val="single" w:color="A6A6A6" w:sz="4"/>
               <w:left w:val="single" w:color="A6A6A6" w:sz="4"/>
@@ -1529,7 +2538,7 @@
         </w:tc>
         <w:tc>
           <w:tcPr>
-            <w:tcW w:type="dxa" w:w="3663"/>
+            <w:tcW w:type="dxa" w:w="3763"/>
             <w:tcBorders>
               <w:top w:val="single" w:color="A6A6A6" w:sz="4"/>
               <w:left w:val="single" w:color="A6A6A6" w:sz="4"/>
@@ -1591,7 +2600,7 @@
         </w:trPr>
         <w:tc>
           <w:tcPr>
-            <w:tcW w:type="dxa" w:w="1700"/>
+            <w:tcW w:type="dxa" w:w="1500"/>
             <w:tcBorders>
               <w:top w:val="single" w:color="A6A6A6" w:sz="4"/>
               <w:left w:val="single" w:color="A6A6A6" w:sz="4"/>
@@ -1618,13 +2627,13 @@
                 <w:sz w:val="17"/>
                 <w:szCs w:val="17"/>
               </w:rPr>
-              <w:t xml:space="preserve">Producer</w:t>
-            </w:r>
-          </w:p>
-        </w:tc>
-        <w:tc>
-          <w:tcPr>
-            <w:tcW w:type="dxa" w:w="3663"/>
+              <w:t xml:space="preserve">Organisation</w:t>
+            </w:r>
+          </w:p>
+        </w:tc>
+        <w:tc>
+          <w:tcPr>
+            <w:tcW w:type="dxa" w:w="3763"/>
             <w:tcBorders>
               <w:top w:val="single" w:color="A6A6A6" w:sz="4"/>
               <w:left w:val="single" w:color="A6A6A6" w:sz="4"/>
@@ -1651,13 +2660,13 @@
                 <w:sz w:val="17"/>
                 <w:szCs w:val="17"/>
               </w:rPr>
-              <w:t xml:space="preserve">University of Maryland GLAD laboratory and Google (Hansen et al., 2013); distributed by Global Forest Watch (GFW)</w:t>
-            </w:r>
-          </w:p>
-        </w:tc>
-        <w:tc>
-          <w:tcPr>
-            <w:tcW w:type="dxa" w:w="3663"/>
+              <w:t xml:space="preserve">University of Maryland GLAD laboratory and Google; distributed by GFW</w:t>
+            </w:r>
+          </w:p>
+        </w:tc>
+        <w:tc>
+          <w:tcPr>
+            <w:tcW w:type="dxa" w:w="3763"/>
             <w:tcBorders>
               <w:top w:val="single" w:color="A6A6A6" w:sz="4"/>
               <w:left w:val="single" w:color="A6A6A6" w:sz="4"/>
@@ -1684,7 +2693,7 @@
                 <w:sz w:val="17"/>
                 <w:szCs w:val="17"/>
               </w:rPr>
-              <w:t xml:space="preserve">Global Carbon Project (Friedlingstein et al., 2026); distributed by Our World in Data</w:t>
+              <w:t xml:space="preserve">Global Carbon Project; distributed by Our World in Data (OWID)</w:t>
             </w:r>
           </w:p>
         </w:tc>
@@ -1695,7 +2704,7 @@
         </w:trPr>
         <w:tc>
           <w:tcPr>
-            <w:tcW w:type="dxa" w:w="1700"/>
+            <w:tcW w:type="dxa" w:w="1500"/>
             <w:tcBorders>
               <w:top w:val="single" w:color="A6A6A6" w:sz="4"/>
               <w:left w:val="single" w:color="A6A6A6" w:sz="4"/>
@@ -1722,13 +2731,13 @@
                 <w:sz w:val="17"/>
                 <w:szCs w:val="17"/>
               </w:rPr>
-              <w:t xml:space="preserve">File and version</w:t>
-            </w:r>
-          </w:p>
-        </w:tc>
-        <w:tc>
-          <w:tcPr>
-            <w:tcW w:type="dxa" w:w="3663"/>
+              <w:t xml:space="preserve">Dataset and version</w:t>
+            </w:r>
+          </w:p>
+        </w:tc>
+        <w:tc>
+          <w:tcPr>
+            <w:tcW w:type="dxa" w:w="3763"/>
             <w:tcBorders>
               <w:top w:val="single" w:color="A6A6A6" w:sz="4"/>
               <w:left w:val="single" w:color="A6A6A6" w:sz="4"/>
@@ -1755,13 +2764,13 @@
                 <w:sz w:val="17"/>
                 <w:szCs w:val="17"/>
               </w:rPr>
-              <w:t xml:space="preserve">Cameroon country-statistics workbook, release v20260427</w:t>
-            </w:r>
-          </w:p>
-        </w:tc>
-        <w:tc>
-          <w:tcPr>
-            <w:tcW w:type="dxa" w:w="3663"/>
+              <w:t xml:space="preserve">GFW country statistics for Cameroon (CMR.xlsx), version v20260427</w:t>
+            </w:r>
+          </w:p>
+        </w:tc>
+        <w:tc>
+          <w:tcPr>
+            <w:tcW w:type="dxa" w:w="3763"/>
             <w:tcBorders>
               <w:top w:val="single" w:color="A6A6A6" w:sz="4"/>
               <w:left w:val="single" w:color="A6A6A6" w:sz="4"/>
@@ -1788,7 +2797,7 @@
                 <w:sz w:val="17"/>
                 <w:szCs w:val="17"/>
               </w:rPr>
-              <w:t xml:space="preserve">owid-co2-data.csv, updated 1 June 2026</w:t>
+              <w:t xml:space="preserve">Global Carbon Budget 2025, in owid-co2-data.csv (updated 1 June 2026)</w:t>
             </w:r>
           </w:p>
         </w:tc>
@@ -1799,7 +2808,7 @@
         </w:trPr>
         <w:tc>
           <w:tcPr>
-            <w:tcW w:type="dxa" w:w="1700"/>
+            <w:tcW w:type="dxa" w:w="1500"/>
             <w:tcBorders>
               <w:top w:val="single" w:color="A6A6A6" w:sz="4"/>
               <w:left w:val="single" w:color="A6A6A6" w:sz="4"/>
@@ -1826,13 +2835,13 @@
                 <w:sz w:val="17"/>
                 <w:szCs w:val="17"/>
               </w:rPr>
-              <w:t xml:space="preserve">Variable</w:t>
-            </w:r>
-          </w:p>
-        </w:tc>
-        <w:tc>
-          <w:tcPr>
-            <w:tcW w:type="dxa" w:w="3663"/>
+              <w:t xml:space="preserve">URL</w:t>
+            </w:r>
+          </w:p>
+        </w:tc>
+        <w:tc>
+          <w:tcPr>
+            <w:tcW w:type="dxa" w:w="3763"/>
             <w:tcBorders>
               <w:top w:val="single" w:color="A6A6A6" w:sz="4"/>
               <w:left w:val="single" w:color="A6A6A6" w:sz="4"/>
@@ -1859,13 +2868,13 @@
                 <w:sz w:val="17"/>
                 <w:szCs w:val="17"/>
               </w:rPr>
-              <w:t xml:space="preserve">tc_loss_ha_2001 to _2024, threshold 30</w:t>
-            </w:r>
-          </w:p>
-        </w:tc>
-        <w:tc>
-          <w:tcPr>
-            <w:tcW w:type="dxa" w:w="3663"/>
+              <w:t xml:space="preserve">gfw2-data.s3.amazonaws.com/country-pages/country_stats/download/2025/CMR.xlsx</w:t>
+            </w:r>
+          </w:p>
+        </w:tc>
+        <w:tc>
+          <w:tcPr>
+            <w:tcW w:type="dxa" w:w="3763"/>
             <w:tcBorders>
               <w:top w:val="single" w:color="A6A6A6" w:sz="4"/>
               <w:left w:val="single" w:color="A6A6A6" w:sz="4"/>
@@ -1892,7 +2901,7 @@
                 <w:sz w:val="17"/>
                 <w:szCs w:val="17"/>
               </w:rPr>
-              <w:t xml:space="preserve">co2 (supplementary: land_use_change_co2)</w:t>
+              <w:t xml:space="preserve">github.com/owid/co2-data</w:t>
             </w:r>
           </w:p>
         </w:tc>
@@ -1903,7 +2912,7 @@
         </w:trPr>
         <w:tc>
           <w:tcPr>
-            <w:tcW w:type="dxa" w:w="1700"/>
+            <w:tcW w:type="dxa" w:w="1500"/>
             <w:tcBorders>
               <w:top w:val="single" w:color="A6A6A6" w:sz="4"/>
               <w:left w:val="single" w:color="A6A6A6" w:sz="4"/>
@@ -1930,13 +2939,13 @@
                 <w:sz w:val="17"/>
                 <w:szCs w:val="17"/>
               </w:rPr>
-              <w:t xml:space="preserve">Unit and precision</w:t>
-            </w:r>
-          </w:p>
-        </w:tc>
-        <w:tc>
-          <w:tcPr>
-            <w:tcW w:type="dxa" w:w="3663"/>
+              <w:t xml:space="preserve">Years; coverage</w:t>
+            </w:r>
+          </w:p>
+        </w:tc>
+        <w:tc>
+          <w:tcPr>
+            <w:tcW w:type="dxa" w:w="3763"/>
             <w:tcBorders>
               <w:top w:val="single" w:color="A6A6A6" w:sz="4"/>
               <w:left w:val="single" w:color="A6A6A6" w:sz="4"/>
@@ -1963,13 +2972,13 @@
                 <w:sz w:val="17"/>
                 <w:szCs w:val="17"/>
               </w:rPr>
-              <w:t xml:space="preserve">Hectares, whole numbers</w:t>
-            </w:r>
-          </w:p>
-        </w:tc>
-        <w:tc>
-          <w:tcPr>
-            <w:tcW w:type="dxa" w:w="3663"/>
+              <w:t xml:space="preserve">2001–2025; national and regional</w:t>
+            </w:r>
+          </w:p>
+        </w:tc>
+        <w:tc>
+          <w:tcPr>
+            <w:tcW w:type="dxa" w:w="3763"/>
             <w:tcBorders>
               <w:top w:val="single" w:color="A6A6A6" w:sz="4"/>
               <w:left w:val="single" w:color="A6A6A6" w:sz="4"/>
@@ -1996,24 +3005,7 @@
                 <w:sz w:val="17"/>
                 <w:szCs w:val="17"/>
               </w:rPr>
-              <w:t xml:space="preserve">Million tonnes CO</w:t>
-            </w:r>
-            <w:r>
-              <w:rPr>
-                <w:rFonts w:ascii="Arial" w:cs="Arial" w:eastAsia="Arial" w:hAnsi="Arial"/>
-                <w:sz w:val="17"/>
-                <w:szCs w:val="17"/>
-                <w:vertAlign w:val="subscript"/>
-              </w:rPr>
-              <w:t xml:space="preserve">2</w:t>
-            </w:r>
-            <w:r>
-              <w:rPr>
-                <w:rFonts w:ascii="Arial" w:cs="Arial" w:eastAsia="Arial" w:hAnsi="Arial"/>
-                <w:sz w:val="17"/>
-                <w:szCs w:val="17"/>
-              </w:rPr>
-              <w:t xml:space="preserve"> (Mt), 3 decimal places</w:t>
+              <w:t xml:space="preserve">1950–2024; national</w:t>
             </w:r>
           </w:p>
         </w:tc>
@@ -2024,7 +3016,7 @@
         </w:trPr>
         <w:tc>
           <w:tcPr>
-            <w:tcW w:type="dxa" w:w="1700"/>
+            <w:tcW w:type="dxa" w:w="1500"/>
             <w:tcBorders>
               <w:top w:val="single" w:color="A6A6A6" w:sz="4"/>
               <w:left w:val="single" w:color="A6A6A6" w:sz="4"/>
@@ -2051,13 +3043,13 @@
                 <w:sz w:val="17"/>
                 <w:szCs w:val="17"/>
               </w:rPr>
-              <w:t xml:space="preserve">Years available</w:t>
-            </w:r>
-          </w:p>
-        </w:tc>
-        <w:tc>
-          <w:tcPr>
-            <w:tcW w:type="dxa" w:w="3663"/>
+              <w:t xml:space="preserve">Unit</w:t>
+            </w:r>
+          </w:p>
+        </w:tc>
+        <w:tc>
+          <w:tcPr>
+            <w:tcW w:type="dxa" w:w="3763"/>
             <w:tcBorders>
               <w:top w:val="single" w:color="A6A6A6" w:sz="4"/>
               <w:left w:val="single" w:color="A6A6A6" w:sz="4"/>
@@ -2084,13 +3076,13 @@
                 <w:sz w:val="17"/>
                 <w:szCs w:val="17"/>
               </w:rPr>
-              <w:t xml:space="preserve">2001–2025</w:t>
-            </w:r>
-          </w:p>
-        </w:tc>
-        <w:tc>
-          <w:tcPr>
-            <w:tcW w:type="dxa" w:w="3663"/>
+              <w:t xml:space="preserve">Hectares (whole numbers)</w:t>
+            </w:r>
+          </w:p>
+        </w:tc>
+        <w:tc>
+          <w:tcPr>
+            <w:tcW w:type="dxa" w:w="3763"/>
             <w:tcBorders>
               <w:top w:val="single" w:color="A6A6A6" w:sz="4"/>
               <w:left w:val="single" w:color="A6A6A6" w:sz="4"/>
@@ -2117,7 +3109,24 @@
                 <w:sz w:val="17"/>
                 <w:szCs w:val="17"/>
               </w:rPr>
-              <w:t xml:space="preserve">1950–2024</w:t>
+              <w:t xml:space="preserve">Million tonnes CO</w:t>
+            </w:r>
+            <w:r>
+              <w:rPr>
+                <w:rFonts w:ascii="Arial" w:cs="Arial" w:eastAsia="Arial" w:hAnsi="Arial"/>
+                <w:sz w:val="17"/>
+                <w:szCs w:val="17"/>
+                <w:vertAlign w:val="subscript"/>
+              </w:rPr>
+              <w:t xml:space="preserve">2</w:t>
+            </w:r>
+            <w:r>
+              <w:rPr>
+                <w:rFonts w:ascii="Arial" w:cs="Arial" w:eastAsia="Arial" w:hAnsi="Arial"/>
+                <w:sz w:val="17"/>
+                <w:szCs w:val="17"/>
+              </w:rPr>
+              <w:t xml:space="preserve"> (Mt), 3 decimal places</w:t>
             </w:r>
           </w:p>
         </w:tc>
@@ -2128,24 +3137,24 @@
         </w:trPr>
         <w:tc>
           <w:tcPr>
-            <w:tcW w:type="dxa" w:w="1700"/>
-            <w:tcBorders>
-              <w:top w:val="single" w:color="A6A6A6" w:sz="4"/>
-              <w:left w:val="single" w:color="A6A6A6" w:sz="4"/>
-              <w:bottom w:val="single" w:color="A6A6A6" w:sz="4"/>
-              <w:right w:val="single" w:color="A6A6A6" w:sz="4"/>
-            </w:tcBorders>
-            <w:tcMar>
-              <w:top w:type="dxa" w:w="40"/>
-              <w:left w:type="dxa" w:w="90"/>
-              <w:bottom w:type="dxa" w:w="40"/>
-              <w:right w:type="dxa" w:w="90"/>
-            </w:tcMar>
-            <w:vAlign w:val="center"/>
-          </w:tcPr>
-          <w:p>
-            <w:pPr>
-              <w:keepNext w:val="false"/>
+            <w:tcW w:type="dxa" w:w="1500"/>
+            <w:tcBorders>
+              <w:top w:val="single" w:color="A6A6A6" w:sz="4"/>
+              <w:left w:val="single" w:color="A6A6A6" w:sz="4"/>
+              <w:bottom w:val="single" w:color="A6A6A6" w:sz="4"/>
+              <w:right w:val="single" w:color="A6A6A6" w:sz="4"/>
+            </w:tcBorders>
+            <w:tcMar>
+              <w:top w:type="dxa" w:w="40"/>
+              <w:left w:type="dxa" w:w="90"/>
+              <w:bottom w:type="dxa" w:w="40"/>
+              <w:right w:type="dxa" w:w="90"/>
+            </w:tcMar>
+            <w:vAlign w:val="center"/>
+          </w:tcPr>
+          <w:p>
+            <w:pPr>
+              <w:keepNext/>
               <w:spacing w:after="0" w:before="0" w:line="240" w:lineRule="auto"/>
               <w:jc w:val="left"/>
             </w:pPr>
@@ -2155,30 +3164,30 @@
                 <w:sz w:val="17"/>
                 <w:szCs w:val="17"/>
               </w:rPr>
-              <w:t xml:space="preserve">Method</w:t>
-            </w:r>
-          </w:p>
-        </w:tc>
-        <w:tc>
-          <w:tcPr>
-            <w:tcW w:type="dxa" w:w="3663"/>
-            <w:tcBorders>
-              <w:top w:val="single" w:color="A6A6A6" w:sz="4"/>
-              <w:left w:val="single" w:color="A6A6A6" w:sz="4"/>
-              <w:bottom w:val="single" w:color="A6A6A6" w:sz="4"/>
-              <w:right w:val="single" w:color="A6A6A6" w:sz="4"/>
-            </w:tcBorders>
-            <w:tcMar>
-              <w:top w:type="dxa" w:w="40"/>
-              <w:left w:type="dxa" w:w="90"/>
-              <w:bottom w:type="dxa" w:w="40"/>
-              <w:right w:type="dxa" w:w="90"/>
-            </w:tcMar>
-            <w:vAlign w:val="center"/>
-          </w:tcPr>
-          <w:p>
-            <w:pPr>
-              <w:keepNext w:val="false"/>
+              <w:t xml:space="preserve">Definition</w:t>
+            </w:r>
+          </w:p>
+        </w:tc>
+        <w:tc>
+          <w:tcPr>
+            <w:tcW w:type="dxa" w:w="3763"/>
+            <w:tcBorders>
+              <w:top w:val="single" w:color="A6A6A6" w:sz="4"/>
+              <w:left w:val="single" w:color="A6A6A6" w:sz="4"/>
+              <w:bottom w:val="single" w:color="A6A6A6" w:sz="4"/>
+              <w:right w:val="single" w:color="A6A6A6" w:sz="4"/>
+            </w:tcBorders>
+            <w:tcMar>
+              <w:top w:type="dxa" w:w="40"/>
+              <w:left w:type="dxa" w:w="90"/>
+              <w:bottom w:type="dxa" w:w="40"/>
+              <w:right w:type="dxa" w:w="90"/>
+            </w:tcMar>
+            <w:vAlign w:val="center"/>
+          </w:tcPr>
+          <w:p>
+            <w:pPr>
+              <w:keepNext/>
               <w:spacing w:after="0" w:before="0" w:line="240" w:lineRule="auto"/>
               <w:jc w:val="left"/>
             </w:pPr>
@@ -2188,30 +3197,30 @@
                 <w:sz w:val="17"/>
                 <w:szCs w:val="17"/>
               </w:rPr>
-              <w:t xml:space="preserve">Landsat images at 30 m resolution; “tree cover” is vegetation over 5 m tall; “loss” is removal of at least half the tree cover in a pixel (Global Forest Watch, 2026)</w:t>
-            </w:r>
-          </w:p>
-        </w:tc>
-        <w:tc>
-          <w:tcPr>
-            <w:tcW w:type="dxa" w:w="3663"/>
-            <w:tcBorders>
-              <w:top w:val="single" w:color="A6A6A6" w:sz="4"/>
-              <w:left w:val="single" w:color="A6A6A6" w:sz="4"/>
-              <w:bottom w:val="single" w:color="A6A6A6" w:sz="4"/>
-              <w:right w:val="single" w:color="A6A6A6" w:sz="4"/>
-            </w:tcBorders>
-            <w:tcMar>
-              <w:top w:type="dxa" w:w="40"/>
-              <w:left w:type="dxa" w:w="90"/>
-              <w:bottom w:type="dxa" w:w="40"/>
-              <w:right w:type="dxa" w:w="90"/>
-            </w:tcMar>
-            <w:vAlign w:val="center"/>
-          </w:tcPr>
-          <w:p>
-            <w:pPr>
-              <w:keepNext w:val="false"/>
+              <w:t xml:space="preserve">“Tree cover”: vegetation over 5 m tall. “Loss”: stand-replacing disturbance (at least half the tree cover removed in a 30 m Landsat pixel)</w:t>
+            </w:r>
+          </w:p>
+        </w:tc>
+        <w:tc>
+          <w:tcPr>
+            <w:tcW w:type="dxa" w:w="3763"/>
+            <w:tcBorders>
+              <w:top w:val="single" w:color="A6A6A6" w:sz="4"/>
+              <w:left w:val="single" w:color="A6A6A6" w:sz="4"/>
+              <w:bottom w:val="single" w:color="A6A6A6" w:sz="4"/>
+              <w:right w:val="single" w:color="A6A6A6" w:sz="4"/>
+            </w:tcBorders>
+            <w:tcMar>
+              <w:top w:type="dxa" w:w="40"/>
+              <w:left w:type="dxa" w:w="90"/>
+              <w:bottom w:type="dxa" w:w="40"/>
+              <w:right w:type="dxa" w:w="90"/>
+            </w:tcMar>
+            <w:vAlign w:val="center"/>
+          </w:tcPr>
+          <w:p>
+            <w:pPr>
+              <w:keepNext/>
               <w:spacing w:after="0" w:before="0" w:line="240" w:lineRule="auto"/>
               <w:jc w:val="left"/>
             </w:pPr>
@@ -2221,7 +3230,7 @@
                 <w:sz w:val="17"/>
                 <w:szCs w:val="17"/>
               </w:rPr>
-              <w:t xml:space="preserve">Fossil CO</w:t>
+              <w:t xml:space="preserve">“co2”: CO</w:t>
             </w:r>
             <w:r>
               <w:rPr>
@@ -2238,41 +3247,111 @@
                 <w:sz w:val="17"/>
                 <w:szCs w:val="17"/>
               </w:rPr>
-              <w:t xml:space="preserve"> from energy and cement data; land-use-change CO</w:t>
-            </w:r>
-            <w:r>
-              <w:rPr>
-                <w:rFonts w:ascii="Arial" w:cs="Arial" w:eastAsia="Arial" w:hAnsi="Arial"/>
-                <w:sz w:val="17"/>
-                <w:szCs w:val="17"/>
-                <w:vertAlign w:val="subscript"/>
-              </w:rPr>
-              <w:t xml:space="preserve">2</w:t>
-            </w:r>
-            <w:r>
-              <w:rPr>
-                <w:rFonts w:ascii="Arial" w:cs="Arial" w:eastAsia="Arial" w:hAnsi="Arial"/>
-                <w:sz w:val="17"/>
-                <w:szCs w:val="17"/>
-              </w:rPr>
-              <w:t xml:space="preserve"> from bookkeeping models using land-use data (Friedlingstein et al., 2026); converted from carbon to CO</w:t>
-            </w:r>
-            <w:r>
-              <w:rPr>
-                <w:rFonts w:ascii="Arial" w:cs="Arial" w:eastAsia="Arial" w:hAnsi="Arial"/>
-                <w:sz w:val="17"/>
-                <w:szCs w:val="17"/>
-                <w:vertAlign w:val="subscript"/>
-              </w:rPr>
-              <w:t xml:space="preserve">2</w:t>
-            </w:r>
-            <w:r>
-              <w:rPr>
-                <w:rFonts w:ascii="Arial" w:cs="Arial" w:eastAsia="Arial" w:hAnsi="Arial"/>
-                <w:sz w:val="17"/>
-                <w:szCs w:val="17"/>
-              </w:rPr>
-              <w:t xml:space="preserve"> (× 3.664)</w:t>
+              <w:t xml:space="preserve"> excl. land-use change (Cameroon: oil, gas, cement, flaring). “land_use_change_co2”: bookkeeping-model estimates</w:t>
+            </w:r>
+          </w:p>
+        </w:tc>
+      </w:tr>
+      <w:tr>
+        <w:trPr>
+          <w:cantSplit/>
+        </w:trPr>
+        <w:tc>
+          <w:tcPr>
+            <w:tcW w:type="dxa" w:w="1500"/>
+            <w:tcBorders>
+              <w:top w:val="single" w:color="A6A6A6" w:sz="4"/>
+              <w:left w:val="single" w:color="A6A6A6" w:sz="4"/>
+              <w:bottom w:val="single" w:color="A6A6A6" w:sz="4"/>
+              <w:right w:val="single" w:color="A6A6A6" w:sz="4"/>
+            </w:tcBorders>
+            <w:tcMar>
+              <w:top w:type="dxa" w:w="40"/>
+              <w:left w:type="dxa" w:w="90"/>
+              <w:bottom w:type="dxa" w:w="40"/>
+              <w:right w:type="dxa" w:w="90"/>
+            </w:tcMar>
+            <w:vAlign w:val="center"/>
+          </w:tcPr>
+          <w:p>
+            <w:pPr>
+              <w:keepNext w:val="false"/>
+              <w:spacing w:after="0" w:before="0" w:line="240" w:lineRule="auto"/>
+              <w:jc w:val="left"/>
+            </w:pPr>
+            <w:r>
+              <w:rPr>
+                <w:rFonts w:ascii="Arial" w:cs="Arial" w:eastAsia="Arial" w:hAnsi="Arial"/>
+                <w:sz w:val="17"/>
+                <w:szCs w:val="17"/>
+              </w:rPr>
+              <w:t xml:space="preserve">Limitations</w:t>
+            </w:r>
+          </w:p>
+        </w:tc>
+        <w:tc>
+          <w:tcPr>
+            <w:tcW w:type="dxa" w:w="3763"/>
+            <w:tcBorders>
+              <w:top w:val="single" w:color="A6A6A6" w:sz="4"/>
+              <w:left w:val="single" w:color="A6A6A6" w:sz="4"/>
+              <w:bottom w:val="single" w:color="A6A6A6" w:sz="4"/>
+              <w:right w:val="single" w:color="A6A6A6" w:sz="4"/>
+            </w:tcBorders>
+            <w:tcMar>
+              <w:top w:type="dxa" w:w="40"/>
+              <w:left w:type="dxa" w:w="90"/>
+              <w:bottom w:type="dxa" w:w="40"/>
+              <w:right w:type="dxa" w:w="90"/>
+            </w:tcMar>
+            <w:vAlign w:val="center"/>
+          </w:tcPr>
+          <w:p>
+            <w:pPr>
+              <w:keepNext w:val="false"/>
+              <w:spacing w:after="0" w:before="0" w:line="240" w:lineRule="auto"/>
+              <w:jc w:val="left"/>
+            </w:pPr>
+            <w:r>
+              <w:rPr>
+                <w:rFonts w:ascii="Arial" w:cs="Arial" w:eastAsia="Arial" w:hAnsi="Arial"/>
+                <w:sz w:val="17"/>
+                <w:szCs w:val="17"/>
+              </w:rPr>
+              <w:t xml:space="preserve">Loss is not deforestation; method changes in 2011–2015 (Global Forest Watch, 2026)</w:t>
+            </w:r>
+          </w:p>
+        </w:tc>
+        <w:tc>
+          <w:tcPr>
+            <w:tcW w:type="dxa" w:w="3763"/>
+            <w:tcBorders>
+              <w:top w:val="single" w:color="A6A6A6" w:sz="4"/>
+              <w:left w:val="single" w:color="A6A6A6" w:sz="4"/>
+              <w:bottom w:val="single" w:color="A6A6A6" w:sz="4"/>
+              <w:right w:val="single" w:color="A6A6A6" w:sz="4"/>
+            </w:tcBorders>
+            <w:tcMar>
+              <w:top w:type="dxa" w:w="40"/>
+              <w:left w:type="dxa" w:w="90"/>
+              <w:bottom w:type="dxa" w:w="40"/>
+              <w:right w:type="dxa" w:w="90"/>
+            </w:tcMar>
+            <w:vAlign w:val="center"/>
+          </w:tcPr>
+          <w:p>
+            <w:pPr>
+              <w:keepNext w:val="false"/>
+              <w:spacing w:after="0" w:before="0" w:line="240" w:lineRule="auto"/>
+              <w:jc w:val="left"/>
+            </w:pPr>
+            <w:r>
+              <w:rPr>
+                <w:rFonts w:ascii="Arial" w:cs="Arial" w:eastAsia="Arial" w:hAnsi="Arial"/>
+                <w:sz w:val="17"/>
+                <w:szCs w:val="17"/>
+              </w:rPr>
+              <w:t xml:space="preserve">Modelled estimates; no country-level uncertainty given</w:t>
             </w:r>
           </w:p>
         </w:tc>
@@ -2287,12 +3366,14 @@
       <w:pPr>
         <w:pStyle w:val="Heading2"/>
       </w:pPr>
-      <w:r>
-        <w:rPr>
-          <w:rFonts w:ascii="Arial" w:cs="Arial" w:eastAsia="Arial" w:hAnsi="Arial"/>
-        </w:rPr>
-        <w:t xml:space="preserve">3.3 Data extraction and processing</w:t>
-      </w:r>
+      <w:bookmarkStart w:name="_Toc_13" w:id="13"/>
+      <w:r>
+        <w:rPr>
+          <w:rFonts w:ascii="Arial" w:cs="Arial" w:eastAsia="Arial" w:hAnsi="Arial"/>
+        </w:rPr>
+        <w:t xml:space="preserve">4.3 Extraction, matching and organisation</w:t>
+      </w:r>
+      <w:bookmarkEnd w:id="13"/>
     </w:p>
     <w:p>
       <w:pPr>
@@ -2306,7 +3387,7 @@
         <w:rPr>
           <w:rFonts w:ascii="Arial" w:cs="Arial" w:eastAsia="Arial" w:hAnsi="Arial"/>
         </w:rPr>
-        <w:t xml:space="preserve">Secondary data were obtained from the GFW workbook for Cameroon (accessed 23 September 2026), and its “ReadMe” sheet was read for definitions and cautions.</w:t>
+        <w:t xml:space="preserve">Secondary data were obtained by downloading both files on 23 September 2026; the GFW “ReadMe” sheet and OWID codebook were read for definitions.</w:t>
       </w:r>
     </w:p>
     <w:p>
@@ -2321,7 +3402,7 @@
         <w:rPr>
           <w:rFonts w:ascii="Arial" w:cs="Arial" w:eastAsia="Arial" w:hAnsi="Arial"/>
         </w:rPr>
-        <w:t xml:space="preserve">On the “Country tree cover loss” sheet, the 30% canopy-threshold row was selected, because this is GFW’s default and one threshold must be used throughout (Global Forest Watch, 2026). Values for 2001–2024 were copied; 2025 has no matching CO</w:t>
+        <w:t xml:space="preserve">From GFW’s “Country tree cover loss” sheet, the 30% canopy-threshold row (GFW’s default) was selected and 2001–2024 values copied; 2025 has no CO</w:t>
       </w:r>
       <w:r>
         <w:rPr>
@@ -2349,7 +3430,7 @@
         <w:rPr>
           <w:rFonts w:ascii="Arial" w:cs="Arial" w:eastAsia="Arial" w:hAnsi="Arial"/>
         </w:rPr>
-        <w:t xml:space="preserve">The Our World in Data file was filtered for Cameroon, 2001–2024, and the columns “co2” and “land_use_change_co2” were copied.</w:t>
+        <w:t xml:space="preserve">In the OWID file, rows for Cameroon (2001–2024) were filtered and the columns “co2” and “land_use_change_co2” copied.</w:t>
       </w:r>
     </w:p>
     <w:p>
@@ -2364,7 +3445,7 @@
         <w:rPr>
           <w:rFonts w:ascii="Arial" w:cs="Arial" w:eastAsia="Arial" w:hAnsi="Arial"/>
         </w:rPr>
-        <w:t xml:space="preserve">The series were matched by calendar year (Table 3) and checked for missing values: none of the 24 years was missing. (Coal and “other industry” components are not reported for Cameroon, which affects no year.)</w:t>
+        <w:t xml:space="preserve">The series were matched by calendar year (Table 3). No values were missing, so nothing was estimated or interpolated.</w:t>
       </w:r>
     </w:p>
     <w:p>
@@ -2379,7 +3460,7 @@
         <w:rPr>
           <w:rFonts w:ascii="Arial" w:cs="Arial" w:eastAsia="Arial" w:hAnsi="Arial"/>
         </w:rPr>
-        <w:t xml:space="preserve">Raw values were kept at published precision. Processed statistics are given to 3 decimal places, or whole hectares for loss.</w:t>
+        <w:t xml:space="preserve">Raw values were kept at published precision; processed statistics are rounded to 3 decimal places (whole hectares for loss).</w:t>
       </w:r>
     </w:p>
     <w:p>
@@ -2394,57 +3475,102 @@
         <w:rPr>
           <w:rFonts w:ascii="Arial" w:cs="Arial" w:eastAsia="Arial" w:hAnsi="Arial"/>
         </w:rPr>
-        <w:t xml:space="preserve">Calculations were scripted in Python (pandas, SciPy) and checked against the hand formulae in Section 4. The unmodified source files and script were saved so the analysis can be repeated.</w:t>
+        <w:t xml:space="preserve">Calculations were scripted in Python (pandas, SciPy) and checked by hand formulae (Section 6) and independent calculations (Appendix A).</w:t>
       </w:r>
     </w:p>
     <w:p>
       <w:pPr>
         <w:pStyle w:val="Heading2"/>
       </w:pPr>
-      <w:r>
-        <w:rPr>
-          <w:rFonts w:ascii="Arial" w:cs="Arial" w:eastAsia="Arial" w:hAnsi="Arial"/>
-        </w:rPr>
-        <w:t xml:space="preserve">3.4 Reliability, validity and ethics</w:t>
-      </w:r>
+      <w:bookmarkStart w:name="_Toc_14" w:id="14"/>
+      <w:r>
+        <w:rPr>
+          <w:rFonts w:ascii="Arial" w:cs="Arial" w:eastAsia="Arial" w:hAnsi="Arial"/>
+        </w:rPr>
+        <w:t xml:space="preserve">4.4 Statistical methods</w:t>
+      </w:r>
+      <w:bookmarkEnd w:id="14"/>
     </w:p>
     <w:p>
       <w:r>
         <w:rPr>
           <w:rFonts w:ascii="Arial" w:cs="Arial" w:eastAsia="Arial" w:hAnsi="Arial"/>
         </w:rPr>
-        <w:t xml:space="preserve">Both datasets come from established research groups and are peer-reviewed and openly documented (Hansen et al., 2013; Friedlingstein et al., 2026). To check consistency, I compared the loss data with the previous GFW release: the 2001–2024 values differed by at most 1 ha in any year.</w:t>
+        <w:t xml:space="preserve">A Shapiro–Wilk test checked whether Pearson’s correlation, which assumes normal data, was appropriate; as it was not, Spearman’s rank correlation was the main test (α = 0.05), with a least-squares line describing the scatter graph. Sensitivity tests checked whether the association remains when the time trend is removed, within 2015–2024 (the most consistent satellite period), and with land-use-change CO</w:t>
+      </w:r>
+      <w:r>
+        <w:rPr>
+          <w:rFonts w:ascii="Arial" w:cs="Arial" w:eastAsia="Arial" w:hAnsi="Arial"/>
+          <w:vertAlign w:val="subscript"/>
+        </w:rPr>
+        <w:t xml:space="preserve">2</w:t>
+      </w:r>
+      <w:r>
+        <w:rPr>
+          <w:rFonts w:ascii="Arial" w:cs="Arial" w:eastAsia="Arial" w:hAnsi="Arial"/>
+        </w:rPr>
+        <w:t xml:space="preserve">.</w:t>
       </w:r>
     </w:p>
     <w:p>
-      <w:r>
-        <w:rPr>
-          <w:rFonts w:ascii="Arial" w:cs="Arial" w:eastAsia="Arial" w:hAnsi="Arial"/>
-        </w:rPr>
-        <w:t xml:space="preserve">Three validity issues, evaluated in Section 6, were identified in advance: “loss” includes harvesting, fire and other disturbances, so it does not equal deforestation (Global Forest Watch, 2026); method and sensor changes in 2011–2015 may make recent loss appear higher (Global Forest Watch, 2024); and the dependent variable excludes land-use emissions. The investigation uses only public, national-level data with no human participants; all sources are credited, as Our World in Data’s licence requires (Our World in Data, 2026), and no values were altered or removed.</w:t>
+      <w:pPr>
+        <w:pStyle w:val="Heading2"/>
+      </w:pPr>
+      <w:bookmarkStart w:name="_Toc_15" w:id="15"/>
+      <w:r>
+        <w:rPr>
+          <w:rFonts w:ascii="Arial" w:cs="Arial" w:eastAsia="Arial" w:hAnsi="Arial"/>
+        </w:rPr>
+        <w:t xml:space="preserve">4.5 Reliability, validity and ethics</w:t>
+      </w:r>
+      <w:bookmarkEnd w:id="15"/>
+    </w:p>
+    <w:p>
+      <w:r>
+        <w:rPr>
+          <w:rFonts w:ascii="Arial" w:cs="Arial" w:eastAsia="Arial" w:hAnsi="Arial"/>
+        </w:rPr>
+        <w:t xml:space="preserve">As a reliability check, loss values for 2001–2024 differed from the previous GFW release by at most 1 ha. Validity is limited because “loss” includes harvesting and fire (Global Forest Watch, 2026), satellite methods changed in 2011–2015 (Global Forest Watch, 2024), and the dependent variable excludes land-use CO</w:t>
+      </w:r>
+      <w:r>
+        <w:rPr>
+          <w:rFonts w:ascii="Arial" w:cs="Arial" w:eastAsia="Arial" w:hAnsi="Arial"/>
+          <w:vertAlign w:val="subscript"/>
+        </w:rPr>
+        <w:t xml:space="preserve">2</w:t>
+      </w:r>
+      <w:r>
+        <w:rPr>
+          <w:rFonts w:ascii="Arial" w:cs="Arial" w:eastAsia="Arial" w:hAnsi="Arial"/>
+        </w:rPr>
+        <w:t xml:space="preserve"> (Section 9). Only public, national-level data with no human participants were used; all sources are credited, as OWID’s licence requires (Our World in Data, 2026), and no values were altered.</w:t>
       </w:r>
     </w:p>
     <w:p>
       <w:pPr>
         <w:pStyle w:val="Heading1"/>
       </w:pPr>
-      <w:r>
-        <w:rPr>
-          <w:rFonts w:ascii="Arial" w:cs="Arial" w:eastAsia="Arial" w:hAnsi="Arial"/>
-        </w:rPr>
-        <w:t xml:space="preserve">4. Treatment of data</w:t>
-      </w:r>
+      <w:bookmarkStart w:name="_Toc_16" w:id="16"/>
+      <w:r>
+        <w:rPr>
+          <w:rFonts w:ascii="Arial" w:cs="Arial" w:eastAsia="Arial" w:hAnsi="Arial"/>
+        </w:rPr>
+        <w:t xml:space="preserve">5. Data presentation and processing</w:t>
+      </w:r>
+      <w:bookmarkEnd w:id="16"/>
     </w:p>
     <w:p>
       <w:pPr>
         <w:pStyle w:val="Heading2"/>
       </w:pPr>
-      <w:r>
-        <w:rPr>
-          <w:rFonts w:ascii="Arial" w:cs="Arial" w:eastAsia="Arial" w:hAnsi="Arial"/>
-        </w:rPr>
-        <w:t xml:space="preserve">4.1 Raw data</w:t>
-      </w:r>
+      <w:bookmarkStart w:name="_Toc_17" w:id="17"/>
+      <w:r>
+        <w:rPr>
+          <w:rFonts w:ascii="Arial" w:cs="Arial" w:eastAsia="Arial" w:hAnsi="Arial"/>
+        </w:rPr>
+        <w:t xml:space="preserve">5.1 Raw data</w:t>
+      </w:r>
+      <w:bookmarkEnd w:id="17"/>
     </w:p>
     <w:p>
       <w:pPr>
@@ -2470,6 +3596,20 @@
           <w:szCs w:val="18"/>
         </w:rPr>
         <w:t xml:space="preserve"> Raw data for Cameroon, 2001–2024, as published</w:t>
+      </w:r>
+    </w:p>
+    <w:p>
+      <w:pPr>
+        <w:keepNext/>
+        <w:spacing w:after="60"/>
+      </w:pPr>
+      <w:r>
+        <w:rPr>
+          <w:rFonts w:ascii="Arial" w:cs="Arial" w:eastAsia="Arial" w:hAnsi="Arial"/>
+          <w:sz w:val="17"/>
+          <w:szCs w:val="17"/>
+        </w:rPr>
+        <w:t xml:space="preserve">Sources: GFW = Global Forest Watch (2026); GCB = Global Carbon Budget 2025 (Friedlingstein et al., 2026), via OWID = Our World in Data (2026). Loss at &gt;30% canopy cover; no values are missing.</w:t>
       </w:r>
     </w:p>
     <w:tbl>
@@ -6849,25 +7989,17 @@
       </w:pPr>
     </w:p>
     <w:p>
-      <w:r>
-        <w:rPr>
-          <w:rFonts w:ascii="Arial" w:cs="Arial" w:eastAsia="Arial" w:hAnsi="Arial"/>
-          <w:sz w:val="18"/>
-          <w:szCs w:val="18"/>
-        </w:rPr>
-        <w:t xml:space="preserve">Sources: GFW = Global Forest Watch (2026); GCB = Global Carbon Budget 2025 (Friedlingstein et al., 2026), via OWID = Our World in Data (2026). Loss at &gt;30% canopy cover; no values are missing.</w:t>
-      </w:r>
-    </w:p>
-    <w:p>
       <w:pPr>
         <w:pStyle w:val="Heading2"/>
       </w:pPr>
-      <w:r>
-        <w:rPr>
-          <w:rFonts w:ascii="Arial" w:cs="Arial" w:eastAsia="Arial" w:hAnsi="Arial"/>
-        </w:rPr>
-        <w:t xml:space="preserve">4.2 Processed data: descriptive statistics</w:t>
-      </w:r>
+      <w:bookmarkStart w:name="_Toc_18" w:id="18"/>
+      <w:r>
+        <w:rPr>
+          <w:rFonts w:ascii="Arial" w:cs="Arial" w:eastAsia="Arial" w:hAnsi="Arial"/>
+        </w:rPr>
+        <w:t xml:space="preserve">5.2 Processed data: descriptive statistics</w:t>
+      </w:r>
+      <w:bookmarkEnd w:id="18"/>
     </w:p>
     <w:p>
       <w:pPr>
@@ -8098,7 +9230,7 @@
                 <w:sz w:val="18"/>
                 <w:szCs w:val="18"/>
               </w:rPr>
-              <w:t xml:space="preserve">Mean 2001–2012</w:t>
+              <w:t xml:space="preserve">Skewness</w:t>
             </w:r>
           </w:p>
         </w:tc>
@@ -8131,7 +9263,7 @@
                 <w:sz w:val="18"/>
                 <w:szCs w:val="18"/>
               </w:rPr>
-              <w:t xml:space="preserve">35,959</w:t>
+              <w:t xml:space="preserve">0.521</w:t>
             </w:r>
           </w:p>
         </w:tc>
@@ -8164,7 +9296,7 @@
                 <w:sz w:val="18"/>
                 <w:szCs w:val="18"/>
               </w:rPr>
-              <w:t xml:space="preserve">6.717</w:t>
+              <w:t xml:space="preserve">−0.547</w:t>
             </w:r>
           </w:p>
         </w:tc>
@@ -8197,7 +9329,7 @@
                 <w:sz w:val="18"/>
                 <w:szCs w:val="18"/>
               </w:rPr>
-              <w:t xml:space="preserve">37.323</w:t>
+              <w:t xml:space="preserve">2.510</w:t>
             </w:r>
           </w:p>
         </w:tc>
@@ -8235,7 +9367,7 @@
                 <w:sz w:val="18"/>
                 <w:szCs w:val="18"/>
               </w:rPr>
-              <w:t xml:space="preserve">Mean 2013–2024</w:t>
+              <w:t xml:space="preserve">Mean 2001–2012</w:t>
             </w:r>
           </w:p>
         </w:tc>
@@ -8268,7 +9400,7 @@
                 <w:sz w:val="18"/>
                 <w:szCs w:val="18"/>
               </w:rPr>
-              <w:t xml:space="preserve">149,558</w:t>
+              <w:t xml:space="preserve">35,959</w:t>
             </w:r>
           </w:p>
         </w:tc>
@@ -8301,7 +9433,7 @@
                 <w:sz w:val="18"/>
                 <w:szCs w:val="18"/>
               </w:rPr>
-              <w:t xml:space="preserve">9.504</w:t>
+              <w:t xml:space="preserve">6.717</w:t>
             </w:r>
           </w:p>
         </w:tc>
@@ -8334,7 +9466,7 @@
                 <w:sz w:val="18"/>
                 <w:szCs w:val="18"/>
               </w:rPr>
-              <w:t xml:space="preserve">28.567</w:t>
+              <w:t xml:space="preserve">37.323</w:t>
             </w:r>
           </w:p>
         </w:tc>
@@ -8372,7 +9504,7 @@
                 <w:sz w:val="18"/>
                 <w:szCs w:val="18"/>
               </w:rPr>
-              <w:t xml:space="preserve">Shapiro–Wilk W (p)</w:t>
+              <w:t xml:space="preserve">Mean 2013–2024</w:t>
             </w:r>
           </w:p>
         </w:tc>
@@ -8405,7 +9537,7 @@
                 <w:sz w:val="18"/>
                 <w:szCs w:val="18"/>
               </w:rPr>
-              <w:t xml:space="preserve">0.852 (0.002)</w:t>
+              <w:t xml:space="preserve">149,558</w:t>
             </w:r>
           </w:p>
         </w:tc>
@@ -8438,7 +9570,7 @@
                 <w:sz w:val="18"/>
                 <w:szCs w:val="18"/>
               </w:rPr>
-              <w:t xml:space="preserve">0.838 (0.001)</w:t>
+              <w:t xml:space="preserve">9.504</w:t>
             </w:r>
           </w:p>
         </w:tc>
@@ -8471,7 +9603,7 @@
                 <w:sz w:val="18"/>
                 <w:szCs w:val="18"/>
               </w:rPr>
-              <w:t xml:space="preserve">0.700 (&lt;0.001)</w:t>
+              <w:t xml:space="preserve">28.567</w:t>
             </w:r>
           </w:p>
         </w:tc>
@@ -8487,7 +9619,7 @@
         <w:rPr>
           <w:rFonts w:ascii="Arial" w:cs="Arial" w:eastAsia="Arial" w:hAnsi="Arial"/>
         </w:rPr>
-        <w:t xml:space="preserve">Loss was far more variable than CO</w:t>
+        <w:t xml:space="preserve">Loss varied far more than CO</w:t>
       </w:r>
       <w:r>
         <w:rPr>
@@ -8500,7 +9632,7 @@
         <w:rPr>
           <w:rFonts w:ascii="Arial" w:cs="Arial" w:eastAsia="Arial" w:hAnsi="Arial"/>
         </w:rPr>
-        <w:t xml:space="preserve"> (coefficient of variation 71.2% compared with 21.3%). Mean annual loss in 2013–2024 was 4.2 times that of 2001–2012, while mean CO</w:t>
+        <w:t xml:space="preserve"> (coefficient of variation 71.2% compared with 21.3%). Mean loss in 2013–2024 was 4.2 times that in 2001–2012, while mean CO</w:t>
       </w:r>
       <w:r>
         <w:rPr>
@@ -8520,12 +9652,14 @@
       <w:pPr>
         <w:pStyle w:val="Heading2"/>
       </w:pPr>
-      <w:r>
-        <w:rPr>
-          <w:rFonts w:ascii="Arial" w:cs="Arial" w:eastAsia="Arial" w:hAnsi="Arial"/>
-        </w:rPr>
-        <w:t xml:space="preserve">4.3 Trends over time</w:t>
-      </w:r>
+      <w:bookmarkStart w:name="_Toc_19" w:id="19"/>
+      <w:r>
+        <w:rPr>
+          <w:rFonts w:ascii="Arial" w:cs="Arial" w:eastAsia="Arial" w:hAnsi="Arial"/>
+        </w:rPr>
+        <w:t xml:space="preserve">5.3 Trends over time</w:t>
+      </w:r>
+      <w:bookmarkEnd w:id="19"/>
     </w:p>
     <w:p>
       <w:pPr>
@@ -8538,7 +9672,7 @@
           <wp:inline distT="0" distB="0" distL="0" distR="0">
             <wp:extent cx="5715000" cy="2990850"/>
             <wp:effectExtent t="0" r="0" b="0" l="0"/>
-            <wp:docPr id="1" name="fig1_tree_cover_loss.png" descr="Figure 1. Annual tree-cover loss, Cameroon (Global Forest Watch, 2026)." title="fig1_tree_cover_loss.png"/>
+            <wp:docPr id="1" name="fig1_tree_cover_loss.png" descr="Graph 1. Annual tree-cover loss in Cameroon, 2001–2024 (data: Global Forest Watch, 2026)." title="fig1_tree_cover_loss.png"/>
             <wp:cNvGraphicFramePr>
               <a:graphicFrameLocks xmlns:a="http://schemas.openxmlformats.org/drawingml/2006/main" noChangeAspect="1"/>
             </wp:cNvGraphicFramePr>
@@ -8588,7 +9722,7 @@
           <w:sz w:val="18"/>
           <w:szCs w:val="18"/>
         </w:rPr>
-        <w:t xml:space="preserve">Figure 1.</w:t>
+        <w:t xml:space="preserve">Graph 1.</w:t>
       </w:r>
       <w:r>
         <w:rPr>
@@ -8597,7 +9731,7 @@
           <w:sz w:val="18"/>
           <w:szCs w:val="18"/>
         </w:rPr>
-        <w:t xml:space="preserve"> Annual tree-cover loss, Cameroon (Global Forest Watch, 2026).</w:t>
+        <w:t xml:space="preserve"> Annual tree-cover loss in Cameroon, 2001–2024 (data: Global Forest Watch, 2026).</w:t>
       </w:r>
     </w:p>
     <w:p>
@@ -8605,7 +9739,7 @@
         <w:rPr>
           <w:rFonts w:ascii="Arial" w:cs="Arial" w:eastAsia="Arial" w:hAnsi="Arial"/>
         </w:rPr>
-        <w:t xml:space="preserve">Loss stayed between 23,003 and 57,992 ha until 2012, then rose, with peaks in 2014, 2017, 2020 and 2023 (the maximum, 204,198 ha). The 3-year moving average, which GFW recommends to smooth detection effects between years (Global Forest Watch, 2024), rises almost continuously after 2011.</w:t>
+        <w:t xml:space="preserve">Loss stayed between 23,003 and 57,992 ha until 2012, then rose, with peaks in 2014, 2017, 2020 and 2023 (204,198 ha). The 3-year moving average, which GFW recommends for smoothing detection effects (Global Forest Watch, 2024), rises almost continuously after 2011.</w:t>
       </w:r>
     </w:p>
     <w:p>
@@ -8619,7 +9753,7 @@
           <wp:inline distT="0" distB="0" distL="0" distR="0">
             <wp:extent cx="5715000" cy="2809875"/>
             <wp:effectExtent t="0" r="0" b="0" l="0"/>
-            <wp:docPr id="1" name="fig2_co2_emissions.png" descr="Figure 2. Annual CO2 emissions excluding land-use change, Cameroon (Friedlingstein et al., 2026)." title="fig2_co2_emissions.png"/>
+            <wp:docPr id="1" name="fig2_co2_emissions.png" descr="Graph 2. Annual CO2 emissions excluding land-use change, Cameroon, 2001–2024 (data: Friedlingstein et al., 2026)." title="fig2_co2_emissions.png"/>
             <wp:cNvGraphicFramePr>
               <a:graphicFrameLocks xmlns:a="http://schemas.openxmlformats.org/drawingml/2006/main" noChangeAspect="1"/>
             </wp:cNvGraphicFramePr>
@@ -8669,7 +9803,7 @@
           <w:sz w:val="18"/>
           <w:szCs w:val="18"/>
         </w:rPr>
-        <w:t xml:space="preserve">Figure 2.</w:t>
+        <w:t xml:space="preserve">Graph 2.</w:t>
       </w:r>
       <w:r>
         <w:rPr>
@@ -8697,7 +9831,7 @@
           <w:sz w:val="18"/>
           <w:szCs w:val="18"/>
         </w:rPr>
-        <w:t xml:space="preserve"> emissions excluding land-use change, Cameroon (Friedlingstein et al., 2026).</w:t>
+        <w:t xml:space="preserve"> emissions excluding land-use change, Cameroon, 2001–2024 (data: Friedlingstein et al., 2026).</w:t>
       </w:r>
     </w:p>
     <w:p>
@@ -8718,84 +9852,49 @@
         <w:rPr>
           <w:rFonts w:ascii="Arial" w:cs="Arial" w:eastAsia="Arial" w:hAnsi="Arial"/>
         </w:rPr>
-        <w:t xml:space="preserve"> rose in two steps (2006–2007 and 2013–2015) and then levelled off between 9.582 and 9.965 Mt from 2015.</w:t>
-      </w:r>
+        <w:t xml:space="preserve"> rose in two steps (2006–2007 and 2013–2015) and then levelled off at 9.582–9.965 Mt from 2015.</w:t>
+      </w:r>
+    </w:p>
+    <w:p>
+      <w:pPr>
+        <w:pStyle w:val="Heading1"/>
+      </w:pPr>
+      <w:bookmarkStart w:name="_Toc_20" w:id="20"/>
+      <w:r>
+        <w:rPr>
+          <w:rFonts w:ascii="Arial" w:cs="Arial" w:eastAsia="Arial" w:hAnsi="Arial"/>
+        </w:rPr>
+        <w:t xml:space="preserve">6. Statistical analysis</w:t>
+      </w:r>
+      <w:bookmarkEnd w:id="20"/>
     </w:p>
     <w:p>
       <w:pPr>
         <w:pStyle w:val="Heading2"/>
       </w:pPr>
-      <w:r>
-        <w:rPr>
-          <w:rFonts w:ascii="Arial" w:cs="Arial" w:eastAsia="Arial" w:hAnsi="Arial"/>
-        </w:rPr>
-        <w:t xml:space="preserve">4.4 Choice of statistical test</w:t>
-      </w:r>
+      <w:bookmarkStart w:name="_Toc_21" w:id="21"/>
+      <w:r>
+        <w:rPr>
+          <w:rFonts w:ascii="Arial" w:cs="Arial" w:eastAsia="Arial" w:hAnsi="Arial"/>
+        </w:rPr>
+        <w:t xml:space="preserve">6.1 Normality: Shapiro–Wilk test</w:t>
+      </w:r>
+      <w:bookmarkEnd w:id="21"/>
     </w:p>
     <w:p>
       <w:r>
         <w:rPr>
           <w:rFonts w:ascii="Arial" w:cs="Arial" w:eastAsia="Arial" w:hAnsi="Arial"/>
-        </w:rPr>
-        <w:t xml:space="preserve">Pearson’s r assumes a linear relationship between normally distributed variables. Shapiro–Wilk tests rejected normality for loss (W = 0.852, p = 0.002) and CO</w:t>
-      </w:r>
-      <w:r>
-        <w:rPr>
-          <w:rFonts w:ascii="Arial" w:cs="Arial" w:eastAsia="Arial" w:hAnsi="Arial"/>
-          <w:vertAlign w:val="subscript"/>
-        </w:rPr>
-        <w:t xml:space="preserve">2</w:t>
-      </w:r>
-      <w:r>
-        <w:rPr>
-          <w:rFonts w:ascii="Arial" w:cs="Arial" w:eastAsia="Arial" w:hAnsi="Arial"/>
-        </w:rPr>
-        <w:t xml:space="preserve"> (W = 0.838, p = 0.001), and Figure 3 shows CO</w:t>
-      </w:r>
-      <w:r>
-        <w:rPr>
-          <w:rFonts w:ascii="Arial" w:cs="Arial" w:eastAsia="Arial" w:hAnsi="Arial"/>
-          <w:vertAlign w:val="subscript"/>
-        </w:rPr>
-        <w:t xml:space="preserve">2</w:t>
-      </w:r>
-      <w:r>
-        <w:rPr>
-          <w:rFonts w:ascii="Arial" w:cs="Arial" w:eastAsia="Arial" w:hAnsi="Arial"/>
-        </w:rPr>
-        <w:t xml:space="preserve"> levelling off at high loss, so the relationship is not linear. Spearman’s rank correlation coefficient (</w:t>
-      </w:r>
-      <w:r>
-        <w:rPr>
-          <w:rFonts w:ascii="Arial" w:cs="Arial" w:eastAsia="Arial" w:hAnsi="Arial"/>
-          <w:i/>
-          <w:iCs/>
-        </w:rPr>
-        <w:t xml:space="preserve">r</w:t>
-      </w:r>
-      <w:r>
-        <w:rPr>
-          <w:rFonts w:ascii="Arial" w:cs="Arial" w:eastAsia="Arial" w:hAnsi="Arial"/>
-          <w:vertAlign w:val="subscript"/>
-        </w:rPr>
-        <w:t xml:space="preserve">s</w:t>
-      </w:r>
-      <w:r>
-        <w:rPr>
-          <w:rFonts w:ascii="Arial" w:cs="Arial" w:eastAsia="Arial" w:hAnsi="Arial"/>
-        </w:rPr>
-        <w:t xml:space="preserve">), which only needs ranked data and a monotonic relationship, was therefore the main test. There were no tied values, so the standard formula applies.</w:t>
-      </w:r>
-    </w:p>
-    <w:p>
-      <w:pPr>
-        <w:pStyle w:val="Heading2"/>
-      </w:pPr>
-      <w:r>
-        <w:rPr>
-          <w:rFonts w:ascii="Arial" w:cs="Arial" w:eastAsia="Arial" w:hAnsi="Arial"/>
-        </w:rPr>
-        <w:t xml:space="preserve">4.5 Spearman’s rank correlation</w:t>
+          <w:b/>
+          <w:bCs/>
+        </w:rPr>
+        <w:t xml:space="preserve">Purpose:</w:t>
+      </w:r>
+      <w:r>
+        <w:rPr>
+          <w:rFonts w:ascii="Arial" w:cs="Arial" w:eastAsia="Arial" w:hAnsi="Arial"/>
+        </w:rPr>
+        <w:t xml:space="preserve"> to check whether Pearson’s r is appropriate.</w:t>
       </w:r>
     </w:p>
     <w:p>
@@ -8809,20 +9908,13 @@
           <w:i/>
           <w:iCs/>
         </w:rPr>
-        <w:t xml:space="preserve">r</w:t>
-      </w:r>
-      <w:r>
-        <w:rPr>
-          <w:rFonts w:ascii="Arial" w:cs="Arial" w:eastAsia="Arial" w:hAnsi="Arial"/>
-          <w:vertAlign w:val="subscript"/>
-        </w:rPr>
-        <w:t xml:space="preserve">s</w:t>
-      </w:r>
-      <w:r>
-        <w:rPr>
-          <w:rFonts w:ascii="Arial" w:cs="Arial" w:eastAsia="Arial" w:hAnsi="Arial"/>
-        </w:rPr>
-        <w:t xml:space="preserve"> = 1 − 6Σ</w:t>
+        <w:t xml:space="preserve">W</w:t>
+      </w:r>
+      <w:r>
+        <w:rPr>
+          <w:rFonts w:ascii="Arial" w:cs="Arial" w:eastAsia="Arial" w:hAnsi="Arial"/>
+        </w:rPr>
+        <w:t xml:space="preserve"> = (Σ </w:t>
       </w:r>
       <w:r>
         <w:rPr>
@@ -8830,20 +9922,14 @@
           <w:i/>
           <w:iCs/>
         </w:rPr>
-        <w:t xml:space="preserve">d</w:t>
-      </w:r>
-      <w:r>
-        <w:rPr>
-          <w:rFonts w:ascii="Arial" w:cs="Arial" w:eastAsia="Arial" w:hAnsi="Arial"/>
-          <w:vertAlign w:val="superscript"/>
-        </w:rPr>
-        <w:t xml:space="preserve">2</w:t>
-      </w:r>
-      <w:r>
-        <w:rPr>
-          <w:rFonts w:ascii="Arial" w:cs="Arial" w:eastAsia="Arial" w:hAnsi="Arial"/>
-        </w:rPr>
-        <w:t xml:space="preserve"> / [</w:t>
+        <w:t xml:space="preserve">a</w:t>
+      </w:r>
+      <w:r>
+        <w:rPr>
+          <w:rFonts w:ascii="Arial" w:cs="Arial" w:eastAsia="Arial" w:hAnsi="Arial"/>
+          <w:vertAlign w:val="subscript"/>
+        </w:rPr>
+        <w:t xml:space="preserve">i</w:t>
       </w:r>
       <w:r>
         <w:rPr>
@@ -8851,13 +9937,33 @@
           <w:i/>
           <w:iCs/>
         </w:rPr>
-        <w:t xml:space="preserve">n</w:t>
-      </w:r>
-      <w:r>
-        <w:rPr>
-          <w:rFonts w:ascii="Arial" w:cs="Arial" w:eastAsia="Arial" w:hAnsi="Arial"/>
-        </w:rPr>
-        <w:t xml:space="preserve">(</w:t>
+        <w:t xml:space="preserve">x</w:t>
+      </w:r>
+      <w:r>
+        <w:rPr>
+          <w:rFonts w:ascii="Arial" w:cs="Arial" w:eastAsia="Arial" w:hAnsi="Arial"/>
+          <w:vertAlign w:val="subscript"/>
+        </w:rPr>
+        <w:t xml:space="preserve">(i)</w:t>
+      </w:r>
+      <w:r>
+        <w:rPr>
+          <w:rFonts w:ascii="Arial" w:cs="Arial" w:eastAsia="Arial" w:hAnsi="Arial"/>
+        </w:rPr>
+        <w:t xml:space="preserve">)</w:t>
+      </w:r>
+      <w:r>
+        <w:rPr>
+          <w:rFonts w:ascii="Arial" w:cs="Arial" w:eastAsia="Arial" w:hAnsi="Arial"/>
+          <w:vertAlign w:val="superscript"/>
+        </w:rPr>
+        <w:t xml:space="preserve">2</w:t>
+      </w:r>
+      <w:r>
+        <w:rPr>
+          <w:rFonts w:ascii="Arial" w:cs="Arial" w:eastAsia="Arial" w:hAnsi="Arial"/>
+        </w:rPr>
+        <w:t xml:space="preserve"> / Σ(</w:t>
       </w:r>
       <w:r>
         <w:rPr>
@@ -8865,7 +9971,34 @@
           <w:i/>
           <w:iCs/>
         </w:rPr>
-        <w:t xml:space="preserve">n</w:t>
+        <w:t xml:space="preserve">x</w:t>
+      </w:r>
+      <w:r>
+        <w:rPr>
+          <w:rFonts w:ascii="Arial" w:cs="Arial" w:eastAsia="Arial" w:hAnsi="Arial"/>
+          <w:vertAlign w:val="subscript"/>
+        </w:rPr>
+        <w:t xml:space="preserve">i</w:t>
+      </w:r>
+      <w:r>
+        <w:rPr>
+          <w:rFonts w:ascii="Arial" w:cs="Arial" w:eastAsia="Arial" w:hAnsi="Arial"/>
+        </w:rPr>
+        <w:t xml:space="preserve"> − </w:t>
+      </w:r>
+      <w:r>
+        <w:rPr>
+          <w:rFonts w:ascii="Arial" w:cs="Arial" w:eastAsia="Arial" w:hAnsi="Arial"/>
+          <w:i/>
+          <w:iCs/>
+        </w:rPr>
+        <w:t xml:space="preserve">x̄</w:t>
+      </w:r>
+      <w:r>
+        <w:rPr>
+          <w:rFonts w:ascii="Arial" w:cs="Arial" w:eastAsia="Arial" w:hAnsi="Arial"/>
+        </w:rPr>
+        <w:t xml:space="preserve">)</w:t>
       </w:r>
       <w:r>
         <w:rPr>
@@ -8873,12 +10006,6 @@
           <w:vertAlign w:val="superscript"/>
         </w:rPr>
         <w:t xml:space="preserve">2</w:t>
-      </w:r>
-      <w:r>
-        <w:rPr>
-          <w:rFonts w:ascii="Arial" w:cs="Arial" w:eastAsia="Arial" w:hAnsi="Arial"/>
-        </w:rPr>
-        <w:t xml:space="preserve"> − 1)]</w:t>
       </w:r>
     </w:p>
     <w:p>
@@ -8894,13 +10021,20 @@
           <w:i/>
           <w:iCs/>
         </w:rPr>
-        <w:t xml:space="preserve">d</w:t>
-      </w:r>
-      <w:r>
-        <w:rPr>
-          <w:rFonts w:ascii="Arial" w:cs="Arial" w:eastAsia="Arial" w:hAnsi="Arial"/>
-        </w:rPr>
-        <w:t xml:space="preserve"> is the difference between the two ranks for each year (rank 1 = smallest) and </w:t>
+        <w:t xml:space="preserve">x</w:t>
+      </w:r>
+      <w:r>
+        <w:rPr>
+          <w:rFonts w:ascii="Arial" w:cs="Arial" w:eastAsia="Arial" w:hAnsi="Arial"/>
+          <w:vertAlign w:val="subscript"/>
+        </w:rPr>
+        <w:t xml:space="preserve">(i)</w:t>
+      </w:r>
+      <w:r>
+        <w:rPr>
+          <w:rFonts w:ascii="Arial" w:cs="Arial" w:eastAsia="Arial" w:hAnsi="Arial"/>
+        </w:rPr>
+        <w:t xml:space="preserve"> are the ordered values and </w:t>
       </w:r>
       <w:r>
         <w:rPr>
@@ -8908,13 +10042,284 @@
           <w:i/>
           <w:iCs/>
         </w:rPr>
+        <w:t xml:space="preserve">a</w:t>
+      </w:r>
+      <w:r>
+        <w:rPr>
+          <w:rFonts w:ascii="Arial" w:cs="Arial" w:eastAsia="Arial" w:hAnsi="Arial"/>
+          <w:vertAlign w:val="subscript"/>
+        </w:rPr>
+        <w:t xml:space="preserve">i</w:t>
+      </w:r>
+      <w:r>
+        <w:rPr>
+          <w:rFonts w:ascii="Arial" w:cs="Arial" w:eastAsia="Arial" w:hAnsi="Arial"/>
+        </w:rPr>
+        <w:t xml:space="preserve"> are constants derived from the normal distribution; </w:t>
+      </w:r>
+      <w:r>
+        <w:rPr>
+          <w:rFonts w:ascii="Arial" w:cs="Arial" w:eastAsia="Arial" w:hAnsi="Arial"/>
+          <w:i/>
+          <w:iCs/>
+        </w:rPr>
+        <w:t xml:space="preserve">W</w:t>
+      </w:r>
+      <w:r>
+        <w:rPr>
+          <w:rFonts w:ascii="Arial" w:cs="Arial" w:eastAsia="Arial" w:hAnsi="Arial"/>
+        </w:rPr>
+        <w:t xml:space="preserve"> close to 1 indicates normality. Because the constants are tabulated, </w:t>
+      </w:r>
+      <w:r>
+        <w:rPr>
+          <w:rFonts w:ascii="Arial" w:cs="Arial" w:eastAsia="Arial" w:hAnsi="Arial"/>
+          <w:i/>
+          <w:iCs/>
+        </w:rPr>
+        <w:t xml:space="preserve">W</w:t>
+      </w:r>
+      <w:r>
+        <w:rPr>
+          <w:rFonts w:ascii="Arial" w:cs="Arial" w:eastAsia="Arial" w:hAnsi="Arial"/>
+        </w:rPr>
+        <w:t xml:space="preserve"> was calculated with SciPy.</w:t>
+      </w:r>
+    </w:p>
+    <w:p>
+      <w:pPr>
+        <w:spacing w:after="40"/>
+        <w:ind w:left="720"/>
+      </w:pPr>
+      <w:r>
+        <w:rPr>
+          <w:rFonts w:ascii="Arial" w:cs="Arial" w:eastAsia="Arial" w:hAnsi="Arial"/>
+        </w:rPr>
+        <w:t xml:space="preserve">Tree-cover loss: </w:t>
+      </w:r>
+      <w:r>
+        <w:rPr>
+          <w:rFonts w:ascii="Arial" w:cs="Arial" w:eastAsia="Arial" w:hAnsi="Arial"/>
+          <w:i/>
+          <w:iCs/>
+        </w:rPr>
+        <w:t xml:space="preserve">W</w:t>
+      </w:r>
+      <w:r>
+        <w:rPr>
+          <w:rFonts w:ascii="Arial" w:cs="Arial" w:eastAsia="Arial" w:hAnsi="Arial"/>
+        </w:rPr>
+        <w:t xml:space="preserve"> = 0.852, </w:t>
+      </w:r>
+      <w:r>
+        <w:rPr>
+          <w:rFonts w:ascii="Arial" w:cs="Arial" w:eastAsia="Arial" w:hAnsi="Arial"/>
+          <w:i/>
+          <w:iCs/>
+        </w:rPr>
+        <w:t xml:space="preserve">p</w:t>
+      </w:r>
+      <w:r>
+        <w:rPr>
+          <w:rFonts w:ascii="Arial" w:cs="Arial" w:eastAsia="Arial" w:hAnsi="Arial"/>
+        </w:rPr>
+        <w:t xml:space="preserve"> = 0.002        CO</w:t>
+      </w:r>
+      <w:r>
+        <w:rPr>
+          <w:rFonts w:ascii="Arial" w:cs="Arial" w:eastAsia="Arial" w:hAnsi="Arial"/>
+          <w:vertAlign w:val="subscript"/>
+        </w:rPr>
+        <w:t xml:space="preserve">2</w:t>
+      </w:r>
+      <w:r>
+        <w:rPr>
+          <w:rFonts w:ascii="Arial" w:cs="Arial" w:eastAsia="Arial" w:hAnsi="Arial"/>
+        </w:rPr>
+        <w:t xml:space="preserve">: </w:t>
+      </w:r>
+      <w:r>
+        <w:rPr>
+          <w:rFonts w:ascii="Arial" w:cs="Arial" w:eastAsia="Arial" w:hAnsi="Arial"/>
+          <w:i/>
+          <w:iCs/>
+        </w:rPr>
+        <w:t xml:space="preserve">W</w:t>
+      </w:r>
+      <w:r>
+        <w:rPr>
+          <w:rFonts w:ascii="Arial" w:cs="Arial" w:eastAsia="Arial" w:hAnsi="Arial"/>
+        </w:rPr>
+        <w:t xml:space="preserve"> = 0.838, </w:t>
+      </w:r>
+      <w:r>
+        <w:rPr>
+          <w:rFonts w:ascii="Arial" w:cs="Arial" w:eastAsia="Arial" w:hAnsi="Arial"/>
+          <w:i/>
+          <w:iCs/>
+        </w:rPr>
+        <w:t xml:space="preserve">p</w:t>
+      </w:r>
+      <w:r>
+        <w:rPr>
+          <w:rFonts w:ascii="Arial" w:cs="Arial" w:eastAsia="Arial" w:hAnsi="Arial"/>
+        </w:rPr>
+        <w:t xml:space="preserve"> = 0.001</w:t>
+      </w:r>
+    </w:p>
+    <w:p>
+      <w:r>
+        <w:rPr>
+          <w:rFonts w:ascii="Arial" w:cs="Arial" w:eastAsia="Arial" w:hAnsi="Arial"/>
+          <w:b/>
+          <w:bCs/>
+        </w:rPr>
+        <w:t xml:space="preserve">Interpretation:</w:t>
+      </w:r>
+      <w:r>
+        <w:rPr>
+          <w:rFonts w:ascii="Arial" w:cs="Arial" w:eastAsia="Arial" w:hAnsi="Arial"/>
+        </w:rPr>
+        <w:t xml:space="preserve"> both p-values are below 0.05, so normality is rejected. Loss is right-skewed (skewness 0.521; a few very high years after 2013) and CO</w:t>
+      </w:r>
+      <w:r>
+        <w:rPr>
+          <w:rFonts w:ascii="Arial" w:cs="Arial" w:eastAsia="Arial" w:hAnsi="Arial"/>
+          <w:vertAlign w:val="subscript"/>
+        </w:rPr>
+        <w:t xml:space="preserve">2</w:t>
+      </w:r>
+      <w:r>
+        <w:rPr>
+          <w:rFonts w:ascii="Arial" w:cs="Arial" w:eastAsia="Arial" w:hAnsi="Arial"/>
+        </w:rPr>
+        <w:t xml:space="preserve"> is left-skewed (−0.547; many years at 9.6–9.9 Mt), so Pearson’s r is unsuitable for significance testing. </w:t>
+      </w:r>
+      <w:r>
+        <w:rPr>
+          <w:rFonts w:ascii="Arial" w:cs="Arial" w:eastAsia="Arial" w:hAnsi="Arial"/>
+          <w:b/>
+          <w:bCs/>
+        </w:rPr>
+        <w:t xml:space="preserve">Limitation:</w:t>
+      </w:r>
+      <w:r>
+        <w:rPr>
+          <w:rFonts w:ascii="Arial" w:cs="Arial" w:eastAsia="Arial" w:hAnsi="Arial"/>
+        </w:rPr>
+        <w:t xml:space="preserve"> with n = 24 the test has low power, but both results are well below 0.05.</w:t>
+      </w:r>
+    </w:p>
+    <w:p>
+      <w:pPr>
+        <w:pStyle w:val="Heading2"/>
+      </w:pPr>
+      <w:bookmarkStart w:name="_Toc_22" w:id="22"/>
+      <w:r>
+        <w:rPr>
+          <w:rFonts w:ascii="Arial" w:cs="Arial" w:eastAsia="Arial" w:hAnsi="Arial"/>
+        </w:rPr>
+        <w:t xml:space="preserve">6.2 Spearman’s rank correlation (main test)</w:t>
+      </w:r>
+      <w:bookmarkEnd w:id="22"/>
+    </w:p>
+    <w:p>
+      <w:r>
+        <w:rPr>
+          <w:rFonts w:ascii="Arial" w:cs="Arial" w:eastAsia="Arial" w:hAnsi="Arial"/>
+          <w:b/>
+          <w:bCs/>
+        </w:rPr>
+        <w:t xml:space="preserve">Purpose:</w:t>
+      </w:r>
+      <w:r>
+        <w:rPr>
+          <w:rFonts w:ascii="Arial" w:cs="Arial" w:eastAsia="Arial" w:hAnsi="Arial"/>
+        </w:rPr>
+        <w:t xml:space="preserve"> to measure the strength and direction of a monotonic association without assuming normality. Values were ranked (1 = smallest); there were no ties.</w:t>
+      </w:r>
+    </w:p>
+    <w:p>
+      <w:pPr>
+        <w:spacing w:after="60" w:before="60"/>
+        <w:jc w:val="center"/>
+      </w:pPr>
+      <w:r>
+        <w:rPr>
+          <w:rFonts w:ascii="Arial" w:cs="Arial" w:eastAsia="Arial" w:hAnsi="Arial"/>
+          <w:i/>
+          <w:iCs/>
+        </w:rPr>
+        <w:t xml:space="preserve">r</w:t>
+      </w:r>
+      <w:r>
+        <w:rPr>
+          <w:rFonts w:ascii="Arial" w:cs="Arial" w:eastAsia="Arial" w:hAnsi="Arial"/>
+          <w:vertAlign w:val="subscript"/>
+        </w:rPr>
+        <w:t xml:space="preserve">s</w:t>
+      </w:r>
+      <w:r>
+        <w:rPr>
+          <w:rFonts w:ascii="Arial" w:cs="Arial" w:eastAsia="Arial" w:hAnsi="Arial"/>
+        </w:rPr>
+        <w:t xml:space="preserve"> = 1 − 6Σ</w:t>
+      </w:r>
+      <w:r>
+        <w:rPr>
+          <w:rFonts w:ascii="Arial" w:cs="Arial" w:eastAsia="Arial" w:hAnsi="Arial"/>
+          <w:i/>
+          <w:iCs/>
+        </w:rPr>
+        <w:t xml:space="preserve">d</w:t>
+      </w:r>
+      <w:r>
+        <w:rPr>
+          <w:rFonts w:ascii="Arial" w:cs="Arial" w:eastAsia="Arial" w:hAnsi="Arial"/>
+          <w:vertAlign w:val="superscript"/>
+        </w:rPr>
+        <w:t xml:space="preserve">2</w:t>
+      </w:r>
+      <w:r>
+        <w:rPr>
+          <w:rFonts w:ascii="Arial" w:cs="Arial" w:eastAsia="Arial" w:hAnsi="Arial"/>
+        </w:rPr>
+        <w:t xml:space="preserve"> / [</w:t>
+      </w:r>
+      <w:r>
+        <w:rPr>
+          <w:rFonts w:ascii="Arial" w:cs="Arial" w:eastAsia="Arial" w:hAnsi="Arial"/>
+          <w:i/>
+          <w:iCs/>
+        </w:rPr>
         <w:t xml:space="preserve">n</w:t>
       </w:r>
       <w:r>
         <w:rPr>
           <w:rFonts w:ascii="Arial" w:cs="Arial" w:eastAsia="Arial" w:hAnsi="Arial"/>
         </w:rPr>
-        <w:t xml:space="preserve"> = 24.</w:t>
+        <w:t xml:space="preserve">(</w:t>
+      </w:r>
+      <w:r>
+        <w:rPr>
+          <w:rFonts w:ascii="Arial" w:cs="Arial" w:eastAsia="Arial" w:hAnsi="Arial"/>
+          <w:i/>
+          <w:iCs/>
+        </w:rPr>
+        <w:t xml:space="preserve">n</w:t>
+      </w:r>
+      <w:r>
+        <w:rPr>
+          <w:rFonts w:ascii="Arial" w:cs="Arial" w:eastAsia="Arial" w:hAnsi="Arial"/>
+          <w:vertAlign w:val="superscript"/>
+        </w:rPr>
+        <w:t xml:space="preserve">2</w:t>
+      </w:r>
+      <w:r>
+        <w:rPr>
+          <w:rFonts w:ascii="Arial" w:cs="Arial" w:eastAsia="Arial" w:hAnsi="Arial"/>
+        </w:rPr>
+        <w:t xml:space="preserve"> − 1)]</w:t>
       </w:r>
     </w:p>
     <w:p>
@@ -8940,7 +10345,27 @@
           <w:sz w:val="18"/>
           <w:szCs w:val="18"/>
         </w:rPr>
-        <w:t xml:space="preserve"> Ranks for Spearman’s rank correlation</w:t>
+        <w:t xml:space="preserve"> Ranks and rank differences (</w:t>
+      </w:r>
+      <w:r>
+        <w:rPr>
+          <w:rFonts w:ascii="Arial" w:cs="Arial" w:eastAsia="Arial" w:hAnsi="Arial"/>
+          <w:i/>
+          <w:iCs/>
+          <w:color w:val="333333"/>
+          <w:sz w:val="18"/>
+          <w:szCs w:val="18"/>
+        </w:rPr>
+        <w:t xml:space="preserve">d</w:t>
+      </w:r>
+      <w:r>
+        <w:rPr>
+          <w:rFonts w:ascii="Arial" w:cs="Arial" w:eastAsia="Arial" w:hAnsi="Arial"/>
+          <w:color w:val="333333"/>
+          <w:sz w:val="18"/>
+          <w:szCs w:val="18"/>
+        </w:rPr>
+        <w:t xml:space="preserve">)</w:t>
       </w:r>
     </w:p>
     <w:tbl>
@@ -14970,7 +16395,42 @@
         <w:rPr>
           <w:rFonts w:ascii="Arial" w:cs="Arial" w:eastAsia="Arial" w:hAnsi="Arial"/>
         </w:rPr>
-        <w:t xml:space="preserve"> = 568</w:t>
+        <w:t xml:space="preserve"> = 568;   </w:t>
+      </w:r>
+      <w:r>
+        <w:rPr>
+          <w:rFonts w:ascii="Arial" w:cs="Arial" w:eastAsia="Arial" w:hAnsi="Arial"/>
+          <w:i/>
+          <w:iCs/>
+        </w:rPr>
+        <w:t xml:space="preserve">n</w:t>
+      </w:r>
+      <w:r>
+        <w:rPr>
+          <w:rFonts w:ascii="Arial" w:cs="Arial" w:eastAsia="Arial" w:hAnsi="Arial"/>
+        </w:rPr>
+        <w:t xml:space="preserve">(</w:t>
+      </w:r>
+      <w:r>
+        <w:rPr>
+          <w:rFonts w:ascii="Arial" w:cs="Arial" w:eastAsia="Arial" w:hAnsi="Arial"/>
+          <w:i/>
+          <w:iCs/>
+        </w:rPr>
+        <w:t xml:space="preserve">n</w:t>
+      </w:r>
+      <w:r>
+        <w:rPr>
+          <w:rFonts w:ascii="Arial" w:cs="Arial" w:eastAsia="Arial" w:hAnsi="Arial"/>
+          <w:vertAlign w:val="superscript"/>
+        </w:rPr>
+        <w:t xml:space="preserve">2</w:t>
+      </w:r>
+      <w:r>
+        <w:rPr>
+          <w:rFonts w:ascii="Arial" w:cs="Arial" w:eastAsia="Arial" w:hAnsi="Arial"/>
+        </w:rPr>
+        <w:t xml:space="preserve"> − 1) = 24 × (576 − 1) = 13,800</w:t>
       </w:r>
     </w:p>
     <w:p>
@@ -14984,34 +16444,28 @@
           <w:i/>
           <w:iCs/>
         </w:rPr>
-        <w:t xml:space="preserve">n</w:t>
-      </w:r>
-      <w:r>
-        <w:rPr>
-          <w:rFonts w:ascii="Arial" w:cs="Arial" w:eastAsia="Arial" w:hAnsi="Arial"/>
-        </w:rPr>
-        <w:t xml:space="preserve">(</w:t>
-      </w:r>
-      <w:r>
-        <w:rPr>
-          <w:rFonts w:ascii="Arial" w:cs="Arial" w:eastAsia="Arial" w:hAnsi="Arial"/>
-          <w:i/>
-          <w:iCs/>
-        </w:rPr>
-        <w:t xml:space="preserve">n</w:t>
-      </w:r>
-      <w:r>
-        <w:rPr>
-          <w:rFonts w:ascii="Arial" w:cs="Arial" w:eastAsia="Arial" w:hAnsi="Arial"/>
-          <w:vertAlign w:val="superscript"/>
-        </w:rPr>
-        <w:t xml:space="preserve">2</w:t>
-      </w:r>
-      <w:r>
-        <w:rPr>
-          <w:rFonts w:ascii="Arial" w:cs="Arial" w:eastAsia="Arial" w:hAnsi="Arial"/>
-        </w:rPr>
-        <w:t xml:space="preserve"> − 1) = 24 × (576 − 1) = 13,800</w:t>
+        <w:t xml:space="preserve">r</w:t>
+      </w:r>
+      <w:r>
+        <w:rPr>
+          <w:rFonts w:ascii="Arial" w:cs="Arial" w:eastAsia="Arial" w:hAnsi="Arial"/>
+          <w:vertAlign w:val="subscript"/>
+        </w:rPr>
+        <w:t xml:space="preserve">s</w:t>
+      </w:r>
+      <w:r>
+        <w:rPr>
+          <w:rFonts w:ascii="Arial" w:cs="Arial" w:eastAsia="Arial" w:hAnsi="Arial"/>
+        </w:rPr>
+        <w:t xml:space="preserve"> = 1 − (6 × 568) / 13,800 = 1 − 3,408 / 13,800 = 1 − 0.247 = </w:t>
+      </w:r>
+      <w:r>
+        <w:rPr>
+          <w:rFonts w:ascii="Arial" w:cs="Arial" w:eastAsia="Arial" w:hAnsi="Arial"/>
+          <w:b/>
+          <w:bCs/>
+        </w:rPr>
+        <w:t xml:space="preserve">0.753</w:t>
       </w:r>
     </w:p>
     <w:p>
@@ -15022,9 +16476,29 @@
       <w:r>
         <w:rPr>
           <w:rFonts w:ascii="Arial" w:cs="Arial" w:eastAsia="Arial" w:hAnsi="Arial"/>
+        </w:rPr>
+        <w:t xml:space="preserve">Significance: </w:t>
+      </w:r>
+      <w:r>
+        <w:rPr>
+          <w:rFonts w:ascii="Arial" w:cs="Arial" w:eastAsia="Arial" w:hAnsi="Arial"/>
           <w:i/>
           <w:iCs/>
         </w:rPr>
+        <w:t xml:space="preserve">t</w:t>
+      </w:r>
+      <w:r>
+        <w:rPr>
+          <w:rFonts w:ascii="Arial" w:cs="Arial" w:eastAsia="Arial" w:hAnsi="Arial"/>
+        </w:rPr>
+        <w:t xml:space="preserve"> = </w:t>
+      </w:r>
+      <w:r>
+        <w:rPr>
+          <w:rFonts w:ascii="Arial" w:cs="Arial" w:eastAsia="Arial" w:hAnsi="Arial"/>
+          <w:i/>
+          <w:iCs/>
+        </w:rPr>
         <w:t xml:space="preserve">r</w:t>
       </w:r>
       <w:r>
@@ -15038,15 +16512,49 @@
         <w:rPr>
           <w:rFonts w:ascii="Arial" w:cs="Arial" w:eastAsia="Arial" w:hAnsi="Arial"/>
         </w:rPr>
-        <w:t xml:space="preserve"> = 1 − (6 × 568) / 13,800 = 1 − 3,408 / 13,800 = 1 − 0.247 = </w:t>
-      </w:r>
-      <w:r>
-        <w:rPr>
-          <w:rFonts w:ascii="Arial" w:cs="Arial" w:eastAsia="Arial" w:hAnsi="Arial"/>
-          <w:b/>
-          <w:bCs/>
-        </w:rPr>
-        <w:t xml:space="preserve">0.753</w:t>
+        <w:t xml:space="preserve"> √[(</w:t>
+      </w:r>
+      <w:r>
+        <w:rPr>
+          <w:rFonts w:ascii="Arial" w:cs="Arial" w:eastAsia="Arial" w:hAnsi="Arial"/>
+          <w:i/>
+          <w:iCs/>
+        </w:rPr>
+        <w:t xml:space="preserve">n</w:t>
+      </w:r>
+      <w:r>
+        <w:rPr>
+          <w:rFonts w:ascii="Arial" w:cs="Arial" w:eastAsia="Arial" w:hAnsi="Arial"/>
+        </w:rPr>
+        <w:t xml:space="preserve"> − 2) / (1 − </w:t>
+      </w:r>
+      <w:r>
+        <w:rPr>
+          <w:rFonts w:ascii="Arial" w:cs="Arial" w:eastAsia="Arial" w:hAnsi="Arial"/>
+          <w:i/>
+          <w:iCs/>
+        </w:rPr>
+        <w:t xml:space="preserve">r</w:t>
+      </w:r>
+      <w:r>
+        <w:rPr>
+          <w:rFonts w:ascii="Arial" w:cs="Arial" w:eastAsia="Arial" w:hAnsi="Arial"/>
+          <w:vertAlign w:val="subscript"/>
+        </w:rPr>
+        <w:t xml:space="preserve">s</w:t>
+      </w:r>
+      <w:r>
+        <w:rPr>
+          <w:rFonts w:ascii="Arial" w:cs="Arial" w:eastAsia="Arial" w:hAnsi="Arial"/>
+          <w:vertAlign w:val="superscript"/>
+        </w:rPr>
+        <w:t xml:space="preserve">2</w:t>
+      </w:r>
+      <w:r>
+        <w:rPr>
+          <w:rFonts w:ascii="Arial" w:cs="Arial" w:eastAsia="Arial" w:hAnsi="Arial"/>
+        </w:rPr>
+        <w:t xml:space="preserve">)] = 0.753 × √(22 / 0.433) = 5.37   (df = 22)</w:t>
       </w:r>
     </w:p>
     <w:p>
@@ -15057,16 +16565,29 @@
       <w:r>
         <w:rPr>
           <w:rFonts w:ascii="Arial" w:cs="Arial" w:eastAsia="Arial" w:hAnsi="Arial"/>
+        </w:rPr>
+        <w:t xml:space="preserve">Critical </w:t>
+      </w:r>
+      <w:r>
+        <w:rPr>
+          <w:rFonts w:ascii="Arial" w:cs="Arial" w:eastAsia="Arial" w:hAnsi="Arial"/>
           <w:i/>
           <w:iCs/>
         </w:rPr>
-        <w:t xml:space="preserve">t</w:t>
-      </w:r>
-      <w:r>
-        <w:rPr>
-          <w:rFonts w:ascii="Arial" w:cs="Arial" w:eastAsia="Arial" w:hAnsi="Arial"/>
-        </w:rPr>
-        <w:t xml:space="preserve"> = </w:t>
+        <w:t xml:space="preserve">r</w:t>
+      </w:r>
+      <w:r>
+        <w:rPr>
+          <w:rFonts w:ascii="Arial" w:cs="Arial" w:eastAsia="Arial" w:hAnsi="Arial"/>
+          <w:vertAlign w:val="subscript"/>
+        </w:rPr>
+        <w:t xml:space="preserve">s</w:t>
+      </w:r>
+      <w:r>
+        <w:rPr>
+          <w:rFonts w:ascii="Arial" w:cs="Arial" w:eastAsia="Arial" w:hAnsi="Arial"/>
+        </w:rPr>
+        <w:t xml:space="preserve"> (α = 0.05, two-tailed, </w:t>
       </w:r>
       <w:r>
         <w:rPr>
@@ -15074,20 +16595,13 @@
           <w:i/>
           <w:iCs/>
         </w:rPr>
-        <w:t xml:space="preserve">r</w:t>
-      </w:r>
-      <w:r>
-        <w:rPr>
-          <w:rFonts w:ascii="Arial" w:cs="Arial" w:eastAsia="Arial" w:hAnsi="Arial"/>
-          <w:vertAlign w:val="subscript"/>
-        </w:rPr>
-        <w:t xml:space="preserve">s</w:t>
-      </w:r>
-      <w:r>
-        <w:rPr>
-          <w:rFonts w:ascii="Arial" w:cs="Arial" w:eastAsia="Arial" w:hAnsi="Arial"/>
-        </w:rPr>
-        <w:t xml:space="preserve"> √[(</w:t>
+        <w:t xml:space="preserve">n</w:t>
+      </w:r>
+      <w:r>
+        <w:rPr>
+          <w:rFonts w:ascii="Arial" w:cs="Arial" w:eastAsia="Arial" w:hAnsi="Arial"/>
+        </w:rPr>
+        <w:t xml:space="preserve"> = 24) = 0.404;   </w:t>
       </w:r>
       <w:r>
         <w:rPr>
@@ -15095,13 +16609,36 @@
           <w:i/>
           <w:iCs/>
         </w:rPr>
-        <w:t xml:space="preserve">n</w:t>
-      </w:r>
-      <w:r>
-        <w:rPr>
-          <w:rFonts w:ascii="Arial" w:cs="Arial" w:eastAsia="Arial" w:hAnsi="Arial"/>
-        </w:rPr>
-        <w:t xml:space="preserve"> − 2) / (1 − </w:t>
+        <w:t xml:space="preserve">p</w:t>
+      </w:r>
+      <w:r>
+        <w:rPr>
+          <w:rFonts w:ascii="Arial" w:cs="Arial" w:eastAsia="Arial" w:hAnsi="Arial"/>
+        </w:rPr>
+        <w:t xml:space="preserve"> = 2.2 × 10</w:t>
+      </w:r>
+      <w:r>
+        <w:rPr>
+          <w:rFonts w:ascii="Arial" w:cs="Arial" w:eastAsia="Arial" w:hAnsi="Arial"/>
+          <w:vertAlign w:val="superscript"/>
+        </w:rPr>
+        <w:t xml:space="preserve">−5</w:t>
+      </w:r>
+    </w:p>
+    <w:p>
+      <w:r>
+        <w:rPr>
+          <w:rFonts w:ascii="Arial" w:cs="Arial" w:eastAsia="Arial" w:hAnsi="Arial"/>
+          <w:b/>
+          <w:bCs/>
+        </w:rPr>
+        <w:t xml:space="preserve">Result and interpretation:</w:t>
+      </w:r>
+      <w:r>
+        <w:rPr>
+          <w:rFonts w:ascii="Arial" w:cs="Arial" w:eastAsia="Arial" w:hAnsi="Arial"/>
+        </w:rPr>
+        <w:t xml:space="preserve"> </w:t>
       </w:r>
       <w:r>
         <w:rPr>
@@ -15121,7 +16658,26 @@
       <w:r>
         <w:rPr>
           <w:rFonts w:ascii="Arial" w:cs="Arial" w:eastAsia="Arial" w:hAnsi="Arial"/>
-          <w:vertAlign w:val="superscript"/>
+        </w:rPr>
+        <w:t xml:space="preserve"> = 0.753 exceeds the critical value of 0.404 (p &lt; 0.001), so H</w:t>
+      </w:r>
+      <w:r>
+        <w:rPr>
+          <w:rFonts w:ascii="Arial" w:cs="Arial" w:eastAsia="Arial" w:hAnsi="Arial"/>
+          <w:vertAlign w:val="subscript"/>
+        </w:rPr>
+        <w:t xml:space="preserve">0</w:t>
+      </w:r>
+      <w:r>
+        <w:rPr>
+          <w:rFonts w:ascii="Arial" w:cs="Arial" w:eastAsia="Arial" w:hAnsi="Arial"/>
+        </w:rPr>
+        <w:t xml:space="preserve"> is rejected; SciPy gave the same value. There is a strong positive monotonic association: periods when Cameroon lost more tree cover were also periods of higher fossil and industrial CO</w:t>
+      </w:r>
+      <w:r>
+        <w:rPr>
+          <w:rFonts w:ascii="Arial" w:cs="Arial" w:eastAsia="Arial" w:hAnsi="Arial"/>
+          <w:vertAlign w:val="subscript"/>
         </w:rPr>
         <w:t xml:space="preserve">2</w:t>
       </w:r>
@@ -15129,19 +16685,21 @@
         <w:rPr>
           <w:rFonts w:ascii="Arial" w:cs="Arial" w:eastAsia="Arial" w:hAnsi="Arial"/>
         </w:rPr>
-        <w:t xml:space="preserve">)] = 0.753 × √(22 / 0.433) = 5.37   (df = 22)</w:t>
-      </w:r>
-    </w:p>
-    <w:p>
-      <w:pPr>
-        <w:spacing w:after="40"/>
-        <w:ind w:left="720"/>
-      </w:pPr>
-      <w:r>
-        <w:rPr>
-          <w:rFonts w:ascii="Arial" w:cs="Arial" w:eastAsia="Arial" w:hAnsi="Arial"/>
-        </w:rPr>
-        <w:t xml:space="preserve">Critical </w:t>
+        <w:t xml:space="preserve"> emissions. </w:t>
+      </w:r>
+      <w:r>
+        <w:rPr>
+          <w:rFonts w:ascii="Arial" w:cs="Arial" w:eastAsia="Arial" w:hAnsi="Arial"/>
+          <w:b/>
+          <w:bCs/>
+        </w:rPr>
+        <w:t xml:space="preserve">Limitation:</w:t>
+      </w:r>
+      <w:r>
+        <w:rPr>
+          <w:rFonts w:ascii="Arial" w:cs="Arial" w:eastAsia="Arial" w:hAnsi="Arial"/>
+        </w:rPr>
+        <w:t xml:space="preserve"> </w:t>
       </w:r>
       <w:r>
         <w:rPr>
@@ -15162,104 +16720,21 @@
         <w:rPr>
           <w:rFonts w:ascii="Arial" w:cs="Arial" w:eastAsia="Arial" w:hAnsi="Arial"/>
         </w:rPr>
-        <w:t xml:space="preserve"> (α = 0.05, two-tailed, </w:t>
-      </w:r>
-      <w:r>
-        <w:rPr>
-          <w:rFonts w:ascii="Arial" w:cs="Arial" w:eastAsia="Arial" w:hAnsi="Arial"/>
-          <w:i/>
-          <w:iCs/>
-        </w:rPr>
-        <w:t xml:space="preserve">n</w:t>
-      </w:r>
-      <w:r>
-        <w:rPr>
-          <w:rFonts w:ascii="Arial" w:cs="Arial" w:eastAsia="Arial" w:hAnsi="Arial"/>
-        </w:rPr>
-        <w:t xml:space="preserve"> = 24) = 0.404;   </w:t>
-      </w:r>
-      <w:r>
-        <w:rPr>
-          <w:rFonts w:ascii="Arial" w:cs="Arial" w:eastAsia="Arial" w:hAnsi="Arial"/>
-          <w:i/>
-          <w:iCs/>
-        </w:rPr>
-        <w:t xml:space="preserve">p</w:t>
-      </w:r>
-      <w:r>
-        <w:rPr>
-          <w:rFonts w:ascii="Arial" w:cs="Arial" w:eastAsia="Arial" w:hAnsi="Arial"/>
-        </w:rPr>
-        <w:t xml:space="preserve"> = 2.2 × 10</w:t>
-      </w:r>
-      <w:r>
-        <w:rPr>
-          <w:rFonts w:ascii="Arial" w:cs="Arial" w:eastAsia="Arial" w:hAnsi="Arial"/>
-          <w:vertAlign w:val="superscript"/>
-        </w:rPr>
-        <w:t xml:space="preserve">−5</w:t>
-      </w:r>
-    </w:p>
-    <w:p>
-      <w:r>
-        <w:rPr>
-          <w:rFonts w:ascii="Arial" w:cs="Arial" w:eastAsia="Arial" w:hAnsi="Arial"/>
-        </w:rPr>
-        <w:t xml:space="preserve">As 0.753 &gt; 0.404, H</w:t>
-      </w:r>
-      <w:r>
-        <w:rPr>
-          <w:rFonts w:ascii="Arial" w:cs="Arial" w:eastAsia="Arial" w:hAnsi="Arial"/>
-          <w:vertAlign w:val="subscript"/>
-        </w:rPr>
-        <w:t xml:space="preserve">0</w:t>
-      </w:r>
-      <w:r>
-        <w:rPr>
-          <w:rFonts w:ascii="Arial" w:cs="Arial" w:eastAsia="Arial" w:hAnsi="Arial"/>
-        </w:rPr>
-        <w:t xml:space="preserve"> is rejected: there is a strong, positive, statistically significant monotonic association. The critical value comes from the t-distribution (df = 22), and SciPy’s spearmanr function gave the same </w:t>
-      </w:r>
-      <w:r>
-        <w:rPr>
-          <w:rFonts w:ascii="Arial" w:cs="Arial" w:eastAsia="Arial" w:hAnsi="Arial"/>
-          <w:i/>
-          <w:iCs/>
-        </w:rPr>
-        <w:t xml:space="preserve">r</w:t>
-      </w:r>
-      <w:r>
-        <w:rPr>
-          <w:rFonts w:ascii="Arial" w:cs="Arial" w:eastAsia="Arial" w:hAnsi="Arial"/>
-          <w:vertAlign w:val="subscript"/>
-        </w:rPr>
-        <w:t xml:space="preserve">s</w:t>
-      </w:r>
-      <w:r>
-        <w:rPr>
-          <w:rFonts w:ascii="Arial" w:cs="Arial" w:eastAsia="Arial" w:hAnsi="Arial"/>
-        </w:rPr>
-        <w:t xml:space="preserve"> and p-value.</w:t>
+        <w:t xml:space="preserve"> cannot separate a direct link from a shared time trend, and ranking ignores the size of differences between years.</w:t>
       </w:r>
     </w:p>
     <w:p>
       <w:pPr>
         <w:pStyle w:val="Heading2"/>
       </w:pPr>
-      <w:r>
-        <w:rPr>
-          <w:rFonts w:ascii="Arial" w:cs="Arial" w:eastAsia="Arial" w:hAnsi="Arial"/>
-        </w:rPr>
-        <w:t xml:space="preserve">4.6 Further tests of the association</w:t>
-      </w:r>
-    </w:p>
-    <w:p>
-      <w:r>
-        <w:rPr>
-          <w:rFonts w:ascii="Arial" w:cs="Arial" w:eastAsia="Arial" w:hAnsi="Arial"/>
-        </w:rPr>
-        <w:t xml:space="preserve">One coefficient can mislead when both variables change over time, so further tests were made (Table 6).</w:t>
-      </w:r>
+      <w:bookmarkStart w:name="_Toc_23" w:id="23"/>
+      <w:r>
+        <w:rPr>
+          <w:rFonts w:ascii="Arial" w:cs="Arial" w:eastAsia="Arial" w:hAnsi="Arial"/>
+        </w:rPr>
+        <w:t xml:space="preserve">6.3 Scatter graph and least-squares line</w:t>
+      </w:r>
+      <w:bookmarkEnd w:id="23"/>
     </w:p>
     <w:p>
       <w:pPr>
@@ -15272,7 +16747,7 @@
           <wp:inline distT="0" distB="0" distL="0" distR="0">
             <wp:extent cx="5715000" cy="3533775"/>
             <wp:effectExtent t="0" r="0" b="0" l="0"/>
-            <wp:docPr id="1" name="fig3_scatter_loss_co2.png" descr="Figure 3. CO2 emissions against tree-cover loss, with a descriptive least-squares line." title="fig3_scatter_loss_co2.png"/>
+            <wp:docPr id="1" name="fig3_scatter_loss_co2.png" descr="Graph 3. Annual CO2 emissions against annual tree-cover loss, 2001–2024, with a descriptive least-squares line." title="fig3_scatter_loss_co2.png"/>
             <wp:cNvGraphicFramePr>
               <a:graphicFrameLocks xmlns:a="http://schemas.openxmlformats.org/drawingml/2006/main" noChangeAspect="1"/>
             </wp:cNvGraphicFramePr>
@@ -15322,7 +16797,7 @@
           <w:sz w:val="18"/>
           <w:szCs w:val="18"/>
         </w:rPr>
-        <w:t xml:space="preserve">Figure 3.</w:t>
+        <w:t xml:space="preserve">Graph 3.</w:t>
       </w:r>
       <w:r>
         <w:rPr>
@@ -15331,7 +16806,7 @@
           <w:sz w:val="18"/>
           <w:szCs w:val="18"/>
         </w:rPr>
-        <w:t xml:space="preserve"> CO</w:t>
+        <w:t xml:space="preserve"> Annual CO</w:t>
       </w:r>
       <w:r>
         <w:rPr>
@@ -15350,7 +16825,7 @@
           <w:sz w:val="18"/>
           <w:szCs w:val="18"/>
         </w:rPr>
-        <w:t xml:space="preserve"> emissions against tree-cover loss, with a descriptive least-squares line.</w:t>
+        <w:t xml:space="preserve"> emissions against annual tree-cover loss, 2001–2024, with a descriptive least-squares line.</w:t>
       </w:r>
     </w:p>
     <w:p>
@@ -15360,55 +16835,391 @@
           <w:b/>
           <w:bCs/>
         </w:rPr>
-        <w:t xml:space="preserve">Least-squares line.</w:t>
-      </w:r>
-      <w:r>
-        <w:rPr>
-          <w:rFonts w:ascii="Arial" w:cs="Arial" w:eastAsia="Arial" w:hAnsi="Arial"/>
-        </w:rPr>
-        <w:t xml:space="preserve"> The line (R</w:t>
-      </w:r>
-      <w:r>
-        <w:rPr>
-          <w:rFonts w:ascii="Arial" w:cs="Arial" w:eastAsia="Arial" w:hAnsi="Arial"/>
-          <w:vertAlign w:val="superscript"/>
-        </w:rPr>
-        <w:t xml:space="preserve">2</w:t>
-      </w:r>
-      <w:r>
-        <w:rPr>
-          <w:rFonts w:ascii="Arial" w:cs="Arial" w:eastAsia="Arial" w:hAnsi="Arial"/>
-        </w:rPr>
-        <w:t xml:space="preserve"> = 0.612; Pearson’s r = 0.782) suggests about 2.05 Mt more CO</w:t>
-      </w:r>
-      <w:r>
-        <w:rPr>
-          <w:rFonts w:ascii="Arial" w:cs="Arial" w:eastAsia="Arial" w:hAnsi="Arial"/>
-          <w:vertAlign w:val="subscript"/>
-        </w:rPr>
-        <w:t xml:space="preserve">2</w:t>
-      </w:r>
-      <w:r>
-        <w:rPr>
-          <w:rFonts w:ascii="Arial" w:cs="Arial" w:eastAsia="Arial" w:hAnsi="Arial"/>
-        </w:rPr>
-        <w:t xml:space="preserve"> per extra 100,000 ha of loss, but it only describes the trend. Its residuals follow a pattern (all five highest-loss years lie below the line), so it was not used for prediction.</w:t>
+        <w:t xml:space="preserve">Purpose:</w:t>
+      </w:r>
+      <w:r>
+        <w:rPr>
+          <w:rFonts w:ascii="Arial" w:cs="Arial" w:eastAsia="Arial" w:hAnsi="Arial"/>
+        </w:rPr>
+        <w:t xml:space="preserve"> to describe the overall trend.</w:t>
       </w:r>
     </w:p>
     <w:p>
+      <w:pPr>
+        <w:spacing w:after="40"/>
+        <w:ind w:left="720"/>
+      </w:pPr>
+      <w:r>
+        <w:rPr>
+          <w:rFonts w:ascii="Arial" w:cs="Arial" w:eastAsia="Arial" w:hAnsi="Arial"/>
+          <w:i/>
+          <w:iCs/>
+        </w:rPr>
+        <w:t xml:space="preserve">b</w:t>
+      </w:r>
+      <w:r>
+        <w:rPr>
+          <w:rFonts w:ascii="Arial" w:cs="Arial" w:eastAsia="Arial" w:hAnsi="Arial"/>
+        </w:rPr>
+        <w:t xml:space="preserve"> = </w:t>
+      </w:r>
+      <w:r>
+        <w:rPr>
+          <w:rFonts w:ascii="Arial" w:cs="Arial" w:eastAsia="Arial" w:hAnsi="Arial"/>
+          <w:i/>
+          <w:iCs/>
+        </w:rPr>
+        <w:t xml:space="preserve">S</w:t>
+      </w:r>
+      <w:r>
+        <w:rPr>
+          <w:rFonts w:ascii="Arial" w:cs="Arial" w:eastAsia="Arial" w:hAnsi="Arial"/>
+          <w:vertAlign w:val="subscript"/>
+        </w:rPr>
+        <w:t xml:space="preserve">xy</w:t>
+      </w:r>
+      <w:r>
+        <w:rPr>
+          <w:rFonts w:ascii="Arial" w:cs="Arial" w:eastAsia="Arial" w:hAnsi="Arial"/>
+        </w:rPr>
+        <w:t xml:space="preserve"> / </w:t>
+      </w:r>
+      <w:r>
+        <w:rPr>
+          <w:rFonts w:ascii="Arial" w:cs="Arial" w:eastAsia="Arial" w:hAnsi="Arial"/>
+          <w:i/>
+          <w:iCs/>
+        </w:rPr>
+        <w:t xml:space="preserve">S</w:t>
+      </w:r>
+      <w:r>
+        <w:rPr>
+          <w:rFonts w:ascii="Arial" w:cs="Arial" w:eastAsia="Arial" w:hAnsi="Arial"/>
+          <w:vertAlign w:val="subscript"/>
+        </w:rPr>
+        <w:t xml:space="preserve">xx</w:t>
+      </w:r>
+      <w:r>
+        <w:rPr>
+          <w:rFonts w:ascii="Arial" w:cs="Arial" w:eastAsia="Arial" w:hAnsi="Arial"/>
+        </w:rPr>
+        <w:t xml:space="preserve"> = 2,052,446 / 100,194,373,235.6 = 2.048 × 10</w:t>
+      </w:r>
+      <w:r>
+        <w:rPr>
+          <w:rFonts w:ascii="Arial" w:cs="Arial" w:eastAsia="Arial" w:hAnsi="Arial"/>
+          <w:vertAlign w:val="superscript"/>
+        </w:rPr>
+        <w:t xml:space="preserve">−5</w:t>
+      </w:r>
+      <w:r>
+        <w:rPr>
+          <w:rFonts w:ascii="Arial" w:cs="Arial" w:eastAsia="Arial" w:hAnsi="Arial"/>
+        </w:rPr>
+        <w:t xml:space="preserve"> Mt ha</w:t>
+      </w:r>
+      <w:r>
+        <w:rPr>
+          <w:rFonts w:ascii="Arial" w:cs="Arial" w:eastAsia="Arial" w:hAnsi="Arial"/>
+          <w:vertAlign w:val="superscript"/>
+        </w:rPr>
+        <w:t xml:space="preserve">−1</w:t>
+      </w:r>
+    </w:p>
+    <w:p>
+      <w:pPr>
+        <w:spacing w:after="40"/>
+        <w:ind w:left="720"/>
+      </w:pPr>
+      <w:r>
+        <w:rPr>
+          <w:rFonts w:ascii="Arial" w:cs="Arial" w:eastAsia="Arial" w:hAnsi="Arial"/>
+          <w:i/>
+          <w:iCs/>
+        </w:rPr>
+        <w:t xml:space="preserve">a</w:t>
+      </w:r>
+      <w:r>
+        <w:rPr>
+          <w:rFonts w:ascii="Arial" w:cs="Arial" w:eastAsia="Arial" w:hAnsi="Arial"/>
+        </w:rPr>
+        <w:t xml:space="preserve"> = </w:t>
+      </w:r>
+      <w:r>
+        <w:rPr>
+          <w:rFonts w:ascii="Arial" w:cs="Arial" w:eastAsia="Arial" w:hAnsi="Arial"/>
+          <w:i/>
+          <w:iCs/>
+        </w:rPr>
+        <w:t xml:space="preserve">ȳ</w:t>
+      </w:r>
+      <w:r>
+        <w:rPr>
+          <w:rFonts w:ascii="Arial" w:cs="Arial" w:eastAsia="Arial" w:hAnsi="Arial"/>
+        </w:rPr>
+        <w:t xml:space="preserve"> − </w:t>
+      </w:r>
+      <w:r>
+        <w:rPr>
+          <w:rFonts w:ascii="Arial" w:cs="Arial" w:eastAsia="Arial" w:hAnsi="Arial"/>
+          <w:i/>
+          <w:iCs/>
+        </w:rPr>
+        <w:t xml:space="preserve">b x̄</w:t>
+      </w:r>
+      <w:r>
+        <w:rPr>
+          <w:rFonts w:ascii="Arial" w:cs="Arial" w:eastAsia="Arial" w:hAnsi="Arial"/>
+        </w:rPr>
+        <w:t xml:space="preserve"> = 8.110 − (2.048 × 10</w:t>
+      </w:r>
+      <w:r>
+        <w:rPr>
+          <w:rFonts w:ascii="Arial" w:cs="Arial" w:eastAsia="Arial" w:hAnsi="Arial"/>
+          <w:vertAlign w:val="superscript"/>
+        </w:rPr>
+        <w:t xml:space="preserve">−5</w:t>
+      </w:r>
+      <w:r>
+        <w:rPr>
+          <w:rFonts w:ascii="Arial" w:cs="Arial" w:eastAsia="Arial" w:hAnsi="Arial"/>
+        </w:rPr>
+        <w:t xml:space="preserve"> × 92,758.6) = 6.210 Mt</w:t>
+      </w:r>
+    </w:p>
+    <w:p>
+      <w:pPr>
+        <w:spacing w:after="40"/>
+        <w:ind w:left="720"/>
+      </w:pPr>
+      <w:r>
+        <w:rPr>
+          <w:rFonts w:ascii="Arial" w:cs="Arial" w:eastAsia="Arial" w:hAnsi="Arial"/>
+          <w:i/>
+          <w:iCs/>
+        </w:rPr>
+        <w:t xml:space="preserve">r</w:t>
+      </w:r>
+      <w:r>
+        <w:rPr>
+          <w:rFonts w:ascii="Arial" w:cs="Arial" w:eastAsia="Arial" w:hAnsi="Arial"/>
+        </w:rPr>
+        <w:t xml:space="preserve"> = </w:t>
+      </w:r>
+      <w:r>
+        <w:rPr>
+          <w:rFonts w:ascii="Arial" w:cs="Arial" w:eastAsia="Arial" w:hAnsi="Arial"/>
+          <w:i/>
+          <w:iCs/>
+        </w:rPr>
+        <w:t xml:space="preserve">S</w:t>
+      </w:r>
+      <w:r>
+        <w:rPr>
+          <w:rFonts w:ascii="Arial" w:cs="Arial" w:eastAsia="Arial" w:hAnsi="Arial"/>
+          <w:vertAlign w:val="subscript"/>
+        </w:rPr>
+        <w:t xml:space="preserve">xy</w:t>
+      </w:r>
+      <w:r>
+        <w:rPr>
+          <w:rFonts w:ascii="Arial" w:cs="Arial" w:eastAsia="Arial" w:hAnsi="Arial"/>
+        </w:rPr>
+        <w:t xml:space="preserve"> / √(</w:t>
+      </w:r>
+      <w:r>
+        <w:rPr>
+          <w:rFonts w:ascii="Arial" w:cs="Arial" w:eastAsia="Arial" w:hAnsi="Arial"/>
+          <w:i/>
+          <w:iCs/>
+        </w:rPr>
+        <w:t xml:space="preserve">S</w:t>
+      </w:r>
+      <w:r>
+        <w:rPr>
+          <w:rFonts w:ascii="Arial" w:cs="Arial" w:eastAsia="Arial" w:hAnsi="Arial"/>
+          <w:vertAlign w:val="subscript"/>
+        </w:rPr>
+        <w:t xml:space="preserve">xx</w:t>
+      </w:r>
+      <w:r>
+        <w:rPr>
+          <w:rFonts w:ascii="Arial" w:cs="Arial" w:eastAsia="Arial" w:hAnsi="Arial"/>
+          <w:i/>
+          <w:iCs/>
+        </w:rPr>
+        <w:t xml:space="preserve">S</w:t>
+      </w:r>
+      <w:r>
+        <w:rPr>
+          <w:rFonts w:ascii="Arial" w:cs="Arial" w:eastAsia="Arial" w:hAnsi="Arial"/>
+          <w:vertAlign w:val="subscript"/>
+        </w:rPr>
+        <w:t xml:space="preserve">yy</w:t>
+      </w:r>
+      <w:r>
+        <w:rPr>
+          <w:rFonts w:ascii="Arial" w:cs="Arial" w:eastAsia="Arial" w:hAnsi="Arial"/>
+        </w:rPr>
+        <w:t xml:space="preserve">) = 2,052,446 / √(100,194,373,235.6 × 68.706) = 0.782;   </w:t>
+      </w:r>
+      <w:r>
+        <w:rPr>
+          <w:rFonts w:ascii="Arial" w:cs="Arial" w:eastAsia="Arial" w:hAnsi="Arial"/>
+          <w:i/>
+          <w:iCs/>
+        </w:rPr>
+        <w:t xml:space="preserve">R</w:t>
+      </w:r>
+      <w:r>
+        <w:rPr>
+          <w:rFonts w:ascii="Arial" w:cs="Arial" w:eastAsia="Arial" w:hAnsi="Arial"/>
+          <w:vertAlign w:val="superscript"/>
+        </w:rPr>
+        <w:t xml:space="preserve">2</w:t>
+      </w:r>
+      <w:r>
+        <w:rPr>
+          <w:rFonts w:ascii="Arial" w:cs="Arial" w:eastAsia="Arial" w:hAnsi="Arial"/>
+        </w:rPr>
+        <w:t xml:space="preserve"> = 0.612</w:t>
+      </w:r>
+    </w:p>
+    <w:p>
       <w:r>
         <w:rPr>
           <w:rFonts w:ascii="Arial" w:cs="Arial" w:eastAsia="Arial" w:hAnsi="Arial"/>
           <w:b/>
           <w:bCs/>
         </w:rPr>
-        <w:t xml:space="preserve">Time trend.</w:t>
-      </w:r>
-      <w:r>
-        <w:rPr>
-          <w:rFonts w:ascii="Arial" w:cs="Arial" w:eastAsia="Arial" w:hAnsi="Arial"/>
-        </w:rPr>
-        <w:t xml:space="preserve"> Both variables rise strongly with year (</w:t>
+        <w:t xml:space="preserve">Result:</w:t>
+      </w:r>
+      <w:r>
+        <w:rPr>
+          <w:rFonts w:ascii="Arial" w:cs="Arial" w:eastAsia="Arial" w:hAnsi="Arial"/>
+        </w:rPr>
+        <w:t xml:space="preserve"> CO</w:t>
+      </w:r>
+      <w:r>
+        <w:rPr>
+          <w:rFonts w:ascii="Arial" w:cs="Arial" w:eastAsia="Arial" w:hAnsi="Arial"/>
+          <w:vertAlign w:val="subscript"/>
+        </w:rPr>
+        <w:t xml:space="preserve">2</w:t>
+      </w:r>
+      <w:r>
+        <w:rPr>
+          <w:rFonts w:ascii="Arial" w:cs="Arial" w:eastAsia="Arial" w:hAnsi="Arial"/>
+        </w:rPr>
+        <w:t xml:space="preserve"> = 2.048 × 10</w:t>
+      </w:r>
+      <w:r>
+        <w:rPr>
+          <w:rFonts w:ascii="Arial" w:cs="Arial" w:eastAsia="Arial" w:hAnsi="Arial"/>
+          <w:vertAlign w:val="superscript"/>
+        </w:rPr>
+        <w:t xml:space="preserve">−5</w:t>
+      </w:r>
+      <w:r>
+        <w:rPr>
+          <w:rFonts w:ascii="Arial" w:cs="Arial" w:eastAsia="Arial" w:hAnsi="Arial"/>
+        </w:rPr>
+        <w:t xml:space="preserve"> × loss + 6.210 (R</w:t>
+      </w:r>
+      <w:r>
+        <w:rPr>
+          <w:rFonts w:ascii="Arial" w:cs="Arial" w:eastAsia="Arial" w:hAnsi="Arial"/>
+          <w:vertAlign w:val="superscript"/>
+        </w:rPr>
+        <w:t xml:space="preserve">2</w:t>
+      </w:r>
+      <w:r>
+        <w:rPr>
+          <w:rFonts w:ascii="Arial" w:cs="Arial" w:eastAsia="Arial" w:hAnsi="Arial"/>
+        </w:rPr>
+        <w:t xml:space="preserve"> = 0.612), about 2.05 Mt more CO</w:t>
+      </w:r>
+      <w:r>
+        <w:rPr>
+          <w:rFonts w:ascii="Arial" w:cs="Arial" w:eastAsia="Arial" w:hAnsi="Arial"/>
+          <w:vertAlign w:val="subscript"/>
+        </w:rPr>
+        <w:t xml:space="preserve">2</w:t>
+      </w:r>
+      <w:r>
+        <w:rPr>
+          <w:rFonts w:ascii="Arial" w:cs="Arial" w:eastAsia="Arial" w:hAnsi="Arial"/>
+        </w:rPr>
+        <w:t xml:space="preserve"> per extra 100,000 ha of loss. </w:t>
+      </w:r>
+      <w:r>
+        <w:rPr>
+          <w:rFonts w:ascii="Arial" w:cs="Arial" w:eastAsia="Arial" w:hAnsi="Arial"/>
+          <w:b/>
+          <w:bCs/>
+        </w:rPr>
+        <w:t xml:space="preserve">Limitation:</w:t>
+      </w:r>
+      <w:r>
+        <w:rPr>
+          <w:rFonts w:ascii="Arial" w:cs="Arial" w:eastAsia="Arial" w:hAnsi="Arial"/>
+        </w:rPr>
+        <w:t xml:space="preserve"> the line is descriptive only; the data are not normal and the residuals are patterned (all five highest-loss years lie below the line because CO</w:t>
+      </w:r>
+      <w:r>
+        <w:rPr>
+          <w:rFonts w:ascii="Arial" w:cs="Arial" w:eastAsia="Arial" w:hAnsi="Arial"/>
+          <w:vertAlign w:val="subscript"/>
+        </w:rPr>
+        <w:t xml:space="preserve">2</w:t>
+      </w:r>
+      <w:r>
+        <w:rPr>
+          <w:rFonts w:ascii="Arial" w:cs="Arial" w:eastAsia="Arial" w:hAnsi="Arial"/>
+        </w:rPr>
+        <w:t xml:space="preserve"> levels off), so it should not be used for prediction.</w:t>
+      </w:r>
+    </w:p>
+    <w:p>
+      <w:pPr>
+        <w:pStyle w:val="Heading2"/>
+      </w:pPr>
+      <w:bookmarkStart w:name="_Toc_24" w:id="24"/>
+      <w:r>
+        <w:rPr>
+          <w:rFonts w:ascii="Arial" w:cs="Arial" w:eastAsia="Arial" w:hAnsi="Arial"/>
+        </w:rPr>
+        <w:t xml:space="preserve">6.4 Sensitivity tests</w:t>
+      </w:r>
+      <w:bookmarkEnd w:id="24"/>
+    </w:p>
+    <w:p>
+      <w:r>
+        <w:rPr>
+          <w:rFonts w:ascii="Arial" w:cs="Arial" w:eastAsia="Arial" w:hAnsi="Arial"/>
+          <w:b/>
+          <w:bCs/>
+        </w:rPr>
+        <w:t xml:space="preserve">(a) Time trend.</w:t>
+      </w:r>
+      <w:r>
+        <w:rPr>
+          <w:rFonts w:ascii="Arial" w:cs="Arial" w:eastAsia="Arial" w:hAnsi="Arial"/>
+        </w:rPr>
+        <w:t xml:space="preserve"> Purpose: to check for a shared time trend. Loss and CO</w:t>
+      </w:r>
+      <w:r>
+        <w:rPr>
+          <w:rFonts w:ascii="Arial" w:cs="Arial" w:eastAsia="Arial" w:hAnsi="Arial"/>
+          <w:vertAlign w:val="subscript"/>
+        </w:rPr>
+        <w:t xml:space="preserve">2</w:t>
+      </w:r>
+      <w:r>
+        <w:rPr>
+          <w:rFonts w:ascii="Arial" w:cs="Arial" w:eastAsia="Arial" w:hAnsi="Arial"/>
+        </w:rPr>
+        <w:t xml:space="preserve"> each correlate strongly with year (</w:t>
       </w:r>
       <w:r>
         <w:rPr>
@@ -15429,20 +17240,7 @@
         <w:rPr>
           <w:rFonts w:ascii="Arial" w:cs="Arial" w:eastAsia="Arial" w:hAnsi="Arial"/>
         </w:rPr>
-        <w:t xml:space="preserve"> = 0.872 for loss; 0.864 for CO</w:t>
-      </w:r>
-      <w:r>
-        <w:rPr>
-          <w:rFonts w:ascii="Arial" w:cs="Arial" w:eastAsia="Arial" w:hAnsi="Arial"/>
-          <w:vertAlign w:val="subscript"/>
-        </w:rPr>
-        <w:t xml:space="preserve">2</w:t>
-      </w:r>
-      <w:r>
-        <w:rPr>
-          <w:rFonts w:ascii="Arial" w:cs="Arial" w:eastAsia="Arial" w:hAnsi="Arial"/>
-        </w:rPr>
-        <w:t xml:space="preserve">).</w:t>
+        <w:t xml:space="preserve"> = 0.872 and 0.864, p &lt; 0.001). Limitation: a shared trend does not identify its cause.</w:t>
       </w:r>
     </w:p>
     <w:p>
@@ -15456,7 +17254,7 @@
           <wp:inline distT="0" distB="0" distL="0" distR="0">
             <wp:extent cx="5715000" cy="3267075"/>
             <wp:effectExtent t="0" r="0" b="0" l="0"/>
-            <wp:docPr id="1" name="fig4_first_differences.png" descr="Figure 4. Year-on-year changes in tree-cover loss and CO2 emissions." title="fig4_first_differences.png"/>
+            <wp:docPr id="1" name="fig4_first_differences.png" descr="Graph 4. Year-on-year changes in tree-cover loss and CO2 emissions, 2002–2024." title="fig4_first_differences.png"/>
             <wp:cNvGraphicFramePr>
               <a:graphicFrameLocks xmlns:a="http://schemas.openxmlformats.org/drawingml/2006/main" noChangeAspect="1"/>
             </wp:cNvGraphicFramePr>
@@ -15506,7 +17304,7 @@
           <w:sz w:val="18"/>
           <w:szCs w:val="18"/>
         </w:rPr>
-        <w:t xml:space="preserve">Figure 4.</w:t>
+        <w:t xml:space="preserve">Graph 4.</w:t>
       </w:r>
       <w:r>
         <w:rPr>
@@ -15534,7 +17332,7 @@
           <w:sz w:val="18"/>
           <w:szCs w:val="18"/>
         </w:rPr>
-        <w:t xml:space="preserve"> emissions.</w:t>
+        <w:t xml:space="preserve"> emissions, 2002–2024.</w:t>
       </w:r>
     </w:p>
     <w:p>
@@ -15544,13 +17342,13 @@
           <w:b/>
           <w:bCs/>
         </w:rPr>
-        <w:t xml:space="preserve">First differences.</w:t>
-      </w:r>
-      <w:r>
-        <w:rPr>
-          <w:rFonts w:ascii="Arial" w:cs="Arial" w:eastAsia="Arial" w:hAnsi="Arial"/>
-        </w:rPr>
-        <w:t xml:space="preserve"> Subtracting each year’s value from the next removes the long-term trend (e.g. Δloss</w:t>
+        <w:t xml:space="preserve">(b) First differences.</w:t>
+      </w:r>
+      <w:r>
+        <w:rPr>
+          <w:rFonts w:ascii="Arial" w:cs="Arial" w:eastAsia="Arial" w:hAnsi="Arial"/>
+        </w:rPr>
+        <w:t xml:space="preserve"> Purpose: to remove the long-term trend by correlating changes from one year to the next (e.g. Δloss</w:t>
       </w:r>
       <w:r>
         <w:rPr>
@@ -15563,7 +17361,7 @@
         <w:rPr>
           <w:rFonts w:ascii="Arial" w:cs="Arial" w:eastAsia="Arial" w:hAnsi="Arial"/>
         </w:rPr>
-        <w:t xml:space="preserve"> = 28,767 − 39,204 = −10,437 ha). If the variables were linked from year to year, their changes should share a direction, but only 12 of 23 did (</w:t>
+        <w:t xml:space="preserve"> = 28,767 − 39,204 = −10,437 ha). Result: </w:t>
       </w:r>
       <w:r>
         <w:rPr>
@@ -15584,7 +17382,7 @@
         <w:rPr>
           <w:rFonts w:ascii="Arial" w:cs="Arial" w:eastAsia="Arial" w:hAnsi="Arial"/>
         </w:rPr>
-        <w:t xml:space="preserve"> = −0.069).</w:t>
+        <w:t xml:space="preserve"> = −0.069 (p = 0.754, n = 23); only 12 of 23 changes were in the same direction. Limitation: differencing emphasises year-to-year noise.</w:t>
       </w:r>
     </w:p>
     <w:p>
@@ -15594,13 +17392,34 @@
           <w:b/>
           <w:bCs/>
         </w:rPr>
-        <w:t xml:space="preserve">Consistent-method period.</w:t>
-      </w:r>
-      <w:r>
-        <w:rPr>
-          <w:rFonts w:ascii="Arial" w:cs="Arial" w:eastAsia="Arial" w:hAnsi="Arial"/>
-        </w:rPr>
-        <w:t xml:space="preserve"> GFW’s method changed little after 2015 (Global Forest Watch, 2024), so 2015–2024 was tested alone. As n = 10, an exact permutation test (all 3,628,800 rank orders) replaced the t-approximation.</w:t>
+        <w:t xml:space="preserve">(c) 2015–2024 only.</w:t>
+      </w:r>
+      <w:r>
+        <w:rPr>
+          <w:rFonts w:ascii="Arial" w:cs="Arial" w:eastAsia="Arial" w:hAnsi="Arial"/>
+        </w:rPr>
+        <w:t xml:space="preserve"> Purpose: to use the period in which GFW’s method changed least (Global Forest Watch, 2024). As n = 10, an exact permutation test of all 3,628,800 rank orders was used: </w:t>
+      </w:r>
+      <w:r>
+        <w:rPr>
+          <w:rFonts w:ascii="Arial" w:cs="Arial" w:eastAsia="Arial" w:hAnsi="Arial"/>
+          <w:i/>
+          <w:iCs/>
+        </w:rPr>
+        <w:t xml:space="preserve">r</w:t>
+      </w:r>
+      <w:r>
+        <w:rPr>
+          <w:rFonts w:ascii="Arial" w:cs="Arial" w:eastAsia="Arial" w:hAnsi="Arial"/>
+          <w:vertAlign w:val="subscript"/>
+        </w:rPr>
+        <w:t xml:space="preserve">s</w:t>
+      </w:r>
+      <w:r>
+        <w:rPr>
+          <w:rFonts w:ascii="Arial" w:cs="Arial" w:eastAsia="Arial" w:hAnsi="Arial"/>
+        </w:rPr>
+        <w:t xml:space="preserve"> = −0.685 (p = 0.035). Limitation: small sample (Section 7.3).</w:t>
       </w:r>
     </w:p>
     <w:p>
@@ -15614,7 +17433,7 @@
           <wp:inline distT="0" distB="0" distL="0" distR="0">
             <wp:extent cx="5715000" cy="3267075"/>
             <wp:effectExtent t="0" r="0" b="0" l="0"/>
-            <wp:docPr id="1" name="fig5_scatter_loss_luc.png" descr="Figure 5. Supplementary: land-use-change CO2 against tree-cover loss." title="fig5_scatter_loss_luc.png"/>
+            <wp:docPr id="1" name="fig5_scatter_loss_luc.png" descr="Graph 5. Supplementary: land-use-change CO2 against annual tree-cover loss, 2001–2024." title="fig5_scatter_loss_luc.png"/>
             <wp:cNvGraphicFramePr>
               <a:graphicFrameLocks xmlns:a="http://schemas.openxmlformats.org/drawingml/2006/main" noChangeAspect="1"/>
             </wp:cNvGraphicFramePr>
@@ -15664,7 +17483,7 @@
           <w:sz w:val="18"/>
           <w:szCs w:val="18"/>
         </w:rPr>
-        <w:t xml:space="preserve">Figure 5.</w:t>
+        <w:t xml:space="preserve">Graph 5.</w:t>
       </w:r>
       <w:r>
         <w:rPr>
@@ -15692,7 +17511,7 @@
           <w:sz w:val="18"/>
           <w:szCs w:val="18"/>
         </w:rPr>
-        <w:t xml:space="preserve"> against tree-cover loss.</w:t>
+        <w:t xml:space="preserve"> against annual tree-cover loss, 2001–2024.</w:t>
       </w:r>
     </w:p>
     <w:p>
@@ -15702,17 +17521,13 @@
           <w:b/>
           <w:bCs/>
         </w:rPr>
-        <w:t xml:space="preserve">Supplementary test.</w:t>
-      </w:r>
-      <w:r>
-        <w:rPr>
-          <w:rFonts w:ascii="Arial" w:cs="Arial" w:eastAsia="Arial" w:hAnsi="Arial"/>
-        </w:rPr>
-        <w:t xml:space="preserve"> Loss was compared with land-use-change CO</w:t>
-      </w:r>
-      <w:r>
-        <w:rPr>
-          <w:rFonts w:ascii="Arial" w:cs="Arial" w:eastAsia="Arial" w:hAnsi="Arial"/>
+        <w:t xml:space="preserve">(d) Land-use-change CO</w:t>
+      </w:r>
+      <w:r>
+        <w:rPr>
+          <w:rFonts w:ascii="Arial" w:cs="Arial" w:eastAsia="Arial" w:hAnsi="Arial"/>
+          <w:b/>
+          <w:bCs/>
           <w:vertAlign w:val="subscript"/>
         </w:rPr>
         <w:t xml:space="preserve">2</w:t>
@@ -15720,22 +17535,51 @@
       <w:r>
         <w:rPr>
           <w:rFonts w:ascii="Arial" w:cs="Arial" w:eastAsia="Arial" w:hAnsi="Arial"/>
-        </w:rPr>
-        <w:t xml:space="preserve">, which includes CO</w:t>
+          <w:b/>
+          <w:bCs/>
+        </w:rPr>
+        <w:t xml:space="preserve">.</w:t>
+      </w:r>
+      <w:r>
+        <w:rPr>
+          <w:rFonts w:ascii="Arial" w:cs="Arial" w:eastAsia="Arial" w:hAnsi="Arial"/>
+        </w:rPr>
+        <w:t xml:space="preserve"> Purpose: to test the forest-carbon pathway in the rationale. Result: </w:t>
+      </w:r>
+      <w:r>
+        <w:rPr>
+          <w:rFonts w:ascii="Arial" w:cs="Arial" w:eastAsia="Arial" w:hAnsi="Arial"/>
+          <w:i/>
+          <w:iCs/>
+        </w:rPr>
+        <w:t xml:space="preserve">r</w:t>
       </w:r>
       <w:r>
         <w:rPr>
           <w:rFonts w:ascii="Arial" w:cs="Arial" w:eastAsia="Arial" w:hAnsi="Arial"/>
           <w:vertAlign w:val="subscript"/>
         </w:rPr>
-        <w:t xml:space="preserve">2</w:t>
-      </w:r>
-      <w:r>
-        <w:rPr>
-          <w:rFonts w:ascii="Arial" w:cs="Arial" w:eastAsia="Arial" w:hAnsi="Arial"/>
-        </w:rPr>
-        <w:t xml:space="preserve"> from forest clearance (Figure 5).</w:t>
-      </w:r>
+        <w:t xml:space="preserve">s</w:t>
+      </w:r>
+      <w:r>
+        <w:rPr>
+          <w:rFonts w:ascii="Arial" w:cs="Arial" w:eastAsia="Arial" w:hAnsi="Arial"/>
+        </w:rPr>
+        <w:t xml:space="preserve"> = −0.191 (p = 0.371), not significant. Limitation: the datasets estimate forest change differently (Section 7.2).</w:t>
+      </w:r>
+    </w:p>
+    <w:p>
+      <w:pPr>
+        <w:pStyle w:val="Heading2"/>
+      </w:pPr>
+      <w:bookmarkStart w:name="_Toc_25" w:id="25"/>
+      <w:r>
+        <w:rPr>
+          <w:rFonts w:ascii="Arial" w:cs="Arial" w:eastAsia="Arial" w:hAnsi="Arial"/>
+        </w:rPr>
+        <w:t xml:space="preserve">6.5 Summary of results</w:t>
+      </w:r>
+      <w:bookmarkEnd w:id="25"/>
     </w:p>
     <w:p>
       <w:pPr>
@@ -15777,10 +17621,10 @@
         <w:tblLayout w:type="fixed"/>
       </w:tblPr>
       <w:tblGrid>
-        <w:gridCol w:w="3000"/>
+        <w:gridCol w:w="3100"/>
         <w:gridCol w:w="600"/>
-        <w:gridCol w:w="1650"/>
-        <w:gridCol w:w="1500"/>
+        <w:gridCol w:w="1600"/>
+        <w:gridCol w:w="1450"/>
         <w:gridCol w:w="2276"/>
       </w:tblGrid>
       <w:tr>
@@ -15790,7 +17634,7 @@
         </w:trPr>
         <w:tc>
           <w:tcPr>
-            <w:tcW w:type="dxa" w:w="3000"/>
+            <w:tcW w:type="dxa" w:w="3100"/>
             <w:tcBorders>
               <w:top w:val="single" w:color="A6A6A6" w:sz="4"/>
               <w:left w:val="single" w:color="A6A6A6" w:sz="4"/>
@@ -15862,7 +17706,7 @@
         </w:tc>
         <w:tc>
           <w:tcPr>
-            <w:tcW w:type="dxa" w:w="1650"/>
+            <w:tcW w:type="dxa" w:w="1600"/>
             <w:tcBorders>
               <w:top w:val="single" w:color="A6A6A6" w:sz="4"/>
               <w:left w:val="single" w:color="A6A6A6" w:sz="4"/>
@@ -15898,7 +17742,7 @@
         </w:tc>
         <w:tc>
           <w:tcPr>
-            <w:tcW w:type="dxa" w:w="1500"/>
+            <w:tcW w:type="dxa" w:w="1450"/>
             <w:tcBorders>
               <w:top w:val="single" w:color="A6A6A6" w:sz="4"/>
               <w:left w:val="single" w:color="A6A6A6" w:sz="4"/>
@@ -15975,7 +17819,7 @@
         </w:trPr>
         <w:tc>
           <w:tcPr>
-            <w:tcW w:type="dxa" w:w="3000"/>
+            <w:tcW w:type="dxa" w:w="3100"/>
             <w:tcBorders>
               <w:top w:val="single" w:color="A6A6A6" w:sz="4"/>
               <w:left w:val="single" w:color="A6A6A6" w:sz="4"/>
@@ -16058,7 +17902,7 @@
         </w:tc>
         <w:tc>
           <w:tcPr>
-            <w:tcW w:type="dxa" w:w="1650"/>
+            <w:tcW w:type="dxa" w:w="1600"/>
             <w:tcBorders>
               <w:top w:val="single" w:color="A6A6A6" w:sz="4"/>
               <w:left w:val="single" w:color="A6A6A6" w:sz="4"/>
@@ -16110,7 +17954,7 @@
         </w:tc>
         <w:tc>
           <w:tcPr>
-            <w:tcW w:type="dxa" w:w="1500"/>
+            <w:tcW w:type="dxa" w:w="1450"/>
             <w:tcBorders>
               <w:top w:val="single" w:color="A6A6A6" w:sz="4"/>
               <w:left w:val="single" w:color="A6A6A6" w:sz="4"/>
@@ -16190,7 +18034,7 @@
         </w:trPr>
         <w:tc>
           <w:tcPr>
-            <w:tcW w:type="dxa" w:w="3000"/>
+            <w:tcW w:type="dxa" w:w="3100"/>
             <w:tcBorders>
               <w:top w:val="single" w:color="A6A6A6" w:sz="4"/>
               <w:left w:val="single" w:color="A6A6A6" w:sz="4"/>
@@ -16256,7 +18100,7 @@
         </w:tc>
         <w:tc>
           <w:tcPr>
-            <w:tcW w:type="dxa" w:w="1650"/>
+            <w:tcW w:type="dxa" w:w="1600"/>
             <w:tcBorders>
               <w:top w:val="single" w:color="A6A6A6" w:sz="4"/>
               <w:left w:val="single" w:color="A6A6A6" w:sz="4"/>
@@ -16306,7 +18150,7 @@
         </w:tc>
         <w:tc>
           <w:tcPr>
-            <w:tcW w:type="dxa" w:w="1500"/>
+            <w:tcW w:type="dxa" w:w="1450"/>
             <w:tcBorders>
               <w:top w:val="single" w:color="A6A6A6" w:sz="4"/>
               <w:left w:val="single" w:color="A6A6A6" w:sz="4"/>
@@ -16377,7 +18221,7 @@
         </w:trPr>
         <w:tc>
           <w:tcPr>
-            <w:tcW w:type="dxa" w:w="3000"/>
+            <w:tcW w:type="dxa" w:w="3100"/>
             <w:tcBorders>
               <w:top w:val="single" w:color="A6A6A6" w:sz="4"/>
               <w:left w:val="single" w:color="A6A6A6" w:sz="4"/>
@@ -16404,7 +18248,7 @@
                 <w:sz w:val="17"/>
                 <w:szCs w:val="17"/>
               </w:rPr>
-              <w:t xml:space="preserve">Spearman: loss vs year</w:t>
+              <w:t xml:space="preserve">(a) Spearman: loss vs year</w:t>
             </w:r>
           </w:p>
         </w:tc>
@@ -16443,7 +18287,7 @@
         </w:tc>
         <w:tc>
           <w:tcPr>
-            <w:tcW w:type="dxa" w:w="1650"/>
+            <w:tcW w:type="dxa" w:w="1600"/>
             <w:tcBorders>
               <w:top w:val="single" w:color="A6A6A6" w:sz="4"/>
               <w:left w:val="single" w:color="A6A6A6" w:sz="4"/>
@@ -16495,7 +18339,7 @@
         </w:tc>
         <w:tc>
           <w:tcPr>
-            <w:tcW w:type="dxa" w:w="1500"/>
+            <w:tcW w:type="dxa" w:w="1450"/>
             <w:tcBorders>
               <w:top w:val="single" w:color="A6A6A6" w:sz="4"/>
               <w:left w:val="single" w:color="A6A6A6" w:sz="4"/>
@@ -16566,7 +18410,7 @@
         </w:trPr>
         <w:tc>
           <w:tcPr>
-            <w:tcW w:type="dxa" w:w="3000"/>
+            <w:tcW w:type="dxa" w:w="3100"/>
             <w:tcBorders>
               <w:top w:val="single" w:color="A6A6A6" w:sz="4"/>
               <w:left w:val="single" w:color="A6A6A6" w:sz="4"/>
@@ -16593,7 +18437,7 @@
                 <w:sz w:val="17"/>
                 <w:szCs w:val="17"/>
               </w:rPr>
-              <w:t xml:space="preserve">Spearman: CO</w:t>
+              <w:t xml:space="preserve">(a) Spearman: CO</w:t>
             </w:r>
             <w:r>
               <w:rPr>
@@ -16649,7 +18493,7 @@
         </w:tc>
         <w:tc>
           <w:tcPr>
-            <w:tcW w:type="dxa" w:w="1650"/>
+            <w:tcW w:type="dxa" w:w="1600"/>
             <w:tcBorders>
               <w:top w:val="single" w:color="A6A6A6" w:sz="4"/>
               <w:left w:val="single" w:color="A6A6A6" w:sz="4"/>
@@ -16701,7 +18545,7 @@
         </w:tc>
         <w:tc>
           <w:tcPr>
-            <w:tcW w:type="dxa" w:w="1500"/>
+            <w:tcW w:type="dxa" w:w="1450"/>
             <w:tcBorders>
               <w:top w:val="single" w:color="A6A6A6" w:sz="4"/>
               <w:left w:val="single" w:color="A6A6A6" w:sz="4"/>
@@ -16772,7 +18616,7 @@
         </w:trPr>
         <w:tc>
           <w:tcPr>
-            <w:tcW w:type="dxa" w:w="3000"/>
+            <w:tcW w:type="dxa" w:w="3100"/>
             <w:tcBorders>
               <w:top w:val="single" w:color="A6A6A6" w:sz="4"/>
               <w:left w:val="single" w:color="A6A6A6" w:sz="4"/>
@@ -16799,7 +18643,7 @@
                 <w:sz w:val="17"/>
                 <w:szCs w:val="17"/>
               </w:rPr>
-              <w:t xml:space="preserve">Spearman: first differences</w:t>
+              <w:t xml:space="preserve">(b) Spearman: first differences</w:t>
             </w:r>
           </w:p>
         </w:tc>
@@ -16838,7 +18682,7 @@
         </w:tc>
         <w:tc>
           <w:tcPr>
-            <w:tcW w:type="dxa" w:w="1650"/>
+            <w:tcW w:type="dxa" w:w="1600"/>
             <w:tcBorders>
               <w:top w:val="single" w:color="A6A6A6" w:sz="4"/>
               <w:left w:val="single" w:color="A6A6A6" w:sz="4"/>
@@ -16890,7 +18734,7 @@
         </w:tc>
         <w:tc>
           <w:tcPr>
-            <w:tcW w:type="dxa" w:w="1500"/>
+            <w:tcW w:type="dxa" w:w="1450"/>
             <w:tcBorders>
               <w:top w:val="single" w:color="A6A6A6" w:sz="4"/>
               <w:left w:val="single" w:color="A6A6A6" w:sz="4"/>
@@ -16961,7 +18805,7 @@
         </w:trPr>
         <w:tc>
           <w:tcPr>
-            <w:tcW w:type="dxa" w:w="3000"/>
+            <w:tcW w:type="dxa" w:w="3100"/>
             <w:tcBorders>
               <w:top w:val="single" w:color="A6A6A6" w:sz="4"/>
               <w:left w:val="single" w:color="A6A6A6" w:sz="4"/>
@@ -16988,7 +18832,7 @@
                 <w:sz w:val="17"/>
                 <w:szCs w:val="17"/>
               </w:rPr>
-              <w:t xml:space="preserve">Spearman: 2015–2024 only (exact)</w:t>
+              <w:t xml:space="preserve">(c) Spearman: 2015–2024 (exact test)</w:t>
             </w:r>
           </w:p>
         </w:tc>
@@ -17027,7 +18871,7 @@
         </w:tc>
         <w:tc>
           <w:tcPr>
-            <w:tcW w:type="dxa" w:w="1650"/>
+            <w:tcW w:type="dxa" w:w="1600"/>
             <w:tcBorders>
               <w:top w:val="single" w:color="A6A6A6" w:sz="4"/>
               <w:left w:val="single" w:color="A6A6A6" w:sz="4"/>
@@ -17079,7 +18923,7 @@
         </w:tc>
         <w:tc>
           <w:tcPr>
-            <w:tcW w:type="dxa" w:w="1500"/>
+            <w:tcW w:type="dxa" w:w="1450"/>
             <w:tcBorders>
               <w:top w:val="single" w:color="A6A6A6" w:sz="4"/>
               <w:left w:val="single" w:color="A6A6A6" w:sz="4"/>
@@ -17150,7 +18994,7 @@
         </w:trPr>
         <w:tc>
           <w:tcPr>
-            <w:tcW w:type="dxa" w:w="3000"/>
+            <w:tcW w:type="dxa" w:w="3100"/>
             <w:tcBorders>
               <w:top w:val="single" w:color="A6A6A6" w:sz="4"/>
               <w:left w:val="single" w:color="A6A6A6" w:sz="4"/>
@@ -17177,7 +19021,7 @@
                 <w:sz w:val="17"/>
                 <w:szCs w:val="17"/>
               </w:rPr>
-              <w:t xml:space="preserve">Spearman: loss vs land-use-change CO</w:t>
+              <w:t xml:space="preserve">(d) Spearman: loss vs land-use-change CO</w:t>
             </w:r>
             <w:r>
               <w:rPr>
@@ -17225,7 +19069,7 @@
         </w:tc>
         <w:tc>
           <w:tcPr>
-            <w:tcW w:type="dxa" w:w="1650"/>
+            <w:tcW w:type="dxa" w:w="1600"/>
             <w:tcBorders>
               <w:top w:val="single" w:color="A6A6A6" w:sz="4"/>
               <w:left w:val="single" w:color="A6A6A6" w:sz="4"/>
@@ -17277,7 +19121,7 @@
         </w:tc>
         <w:tc>
           <w:tcPr>
-            <w:tcW w:type="dxa" w:w="1500"/>
+            <w:tcW w:type="dxa" w:w="1450"/>
             <w:tcBorders>
               <w:top w:val="single" w:color="A6A6A6" w:sz="4"/>
               <w:left w:val="single" w:color="A6A6A6" w:sz="4"/>
@@ -17352,30 +19196,34 @@
       <w:pPr>
         <w:pStyle w:val="Heading1"/>
       </w:pPr>
-      <w:r>
-        <w:rPr>
-          <w:rFonts w:ascii="Arial" w:cs="Arial" w:eastAsia="Arial" w:hAnsi="Arial"/>
-        </w:rPr>
-        <w:t xml:space="preserve">5. Analysis and conclusion</w:t>
-      </w:r>
+      <w:bookmarkStart w:name="_Toc_26" w:id="26"/>
+      <w:r>
+        <w:rPr>
+          <w:rFonts w:ascii="Arial" w:cs="Arial" w:eastAsia="Arial" w:hAnsi="Arial"/>
+        </w:rPr>
+        <w:t xml:space="preserve">7. Analysis and discussion</w:t>
+      </w:r>
+      <w:bookmarkEnd w:id="26"/>
     </w:p>
     <w:p>
       <w:pPr>
         <w:pStyle w:val="Heading2"/>
       </w:pPr>
-      <w:r>
-        <w:rPr>
-          <w:rFonts w:ascii="Arial" w:cs="Arial" w:eastAsia="Arial" w:hAnsi="Arial"/>
-        </w:rPr>
-        <w:t xml:space="preserve">5.1 Direction and strength of the association</w:t>
-      </w:r>
+      <w:bookmarkStart w:name="_Toc_27" w:id="27"/>
+      <w:r>
+        <w:rPr>
+          <w:rFonts w:ascii="Arial" w:cs="Arial" w:eastAsia="Arial" w:hAnsi="Arial"/>
+        </w:rPr>
+        <w:t xml:space="preserve">7.1 What the data directly show</w:t>
+      </w:r>
+      <w:bookmarkEnd w:id="27"/>
     </w:p>
     <w:p>
       <w:r>
         <w:rPr>
           <w:rFonts w:ascii="Arial" w:cs="Arial" w:eastAsia="Arial" w:hAnsi="Arial"/>
         </w:rPr>
-        <w:t xml:space="preserve">The main result is a strong positive association (</w:t>
+        <w:t xml:space="preserve">Graph 3 shows the structure of the strong positive association (</w:t>
       </w:r>
       <w:r>
         <w:rPr>
@@ -17396,15 +19244,7 @@
         <w:rPr>
           <w:rFonts w:ascii="Arial" w:cs="Arial" w:eastAsia="Arial" w:hAnsi="Arial"/>
         </w:rPr>
-        <w:t xml:space="preserve"> = 0.753, p &lt; 0.001). However, Figure 3 shows two groups: 2001–2012 with low loss and low emissions, and 2013–2024 with high loss and high emissions. Within each group there is no clear upward pattern, so the association is mainly a difference between two periods, not a year-to-year link.</w:t>
-      </w:r>
-    </w:p>
-    <w:p>
-      <w:r>
-        <w:rPr>
-          <w:rFonts w:ascii="Arial" w:cs="Arial" w:eastAsia="Arial" w:hAnsi="Arial"/>
-        </w:rPr>
-        <w:t xml:space="preserve">The further tests support this. Once the shared time trend is removed, the association disappears (</w:t>
+        <w:t xml:space="preserve"> = 0.753): 2001–2012 form a cluster of low loss and low emissions, and 2013–2024 a cluster of high loss and high emissions, with no clear upward pattern inside either cluster. The association disappears when the trend is removed (</w:t>
       </w:r>
       <w:r>
         <w:rPr>
@@ -17425,20 +19265,7 @@
         <w:rPr>
           <w:rFonts w:ascii="Arial" w:cs="Arial" w:eastAsia="Arial" w:hAnsi="Arial"/>
         </w:rPr>
-        <w:t xml:space="preserve"> = −0.069, p = 0.754). In 2015–2024, when CO</w:t>
-      </w:r>
-      <w:r>
-        <w:rPr>
-          <w:rFonts w:ascii="Arial" w:cs="Arial" w:eastAsia="Arial" w:hAnsi="Arial"/>
-          <w:vertAlign w:val="subscript"/>
-        </w:rPr>
-        <w:t xml:space="preserve">2</w:t>
-      </w:r>
-      <w:r>
-        <w:rPr>
-          <w:rFonts w:ascii="Arial" w:cs="Arial" w:eastAsia="Arial" w:hAnsi="Arial"/>
-        </w:rPr>
-        <w:t xml:space="preserve"> varied by only 0.383 Mt (about 4%), the association was negative (</w:t>
+        <w:t xml:space="preserve"> = −0.069), is negative within 2015–2024 (</w:t>
       </w:r>
       <w:r>
         <w:rPr>
@@ -17459,7 +19286,7 @@
         <w:rPr>
           <w:rFonts w:ascii="Arial" w:cs="Arial" w:eastAsia="Arial" w:hAnsi="Arial"/>
         </w:rPr>
-        <w:t xml:space="preserve"> = −0.685, p = 0.035); the two highest-loss years, 2020 and 2023, did not have higher emissions. As four loss–CO</w:t>
+        <w:t xml:space="preserve"> = −0.685), when CO</w:t>
       </w:r>
       <w:r>
         <w:rPr>
@@ -17472,18 +19299,41 @@
         <w:rPr>
           <w:rFonts w:ascii="Arial" w:cs="Arial" w:eastAsia="Arial" w:hAnsi="Arial"/>
         </w:rPr>
-        <w:t xml:space="preserve"> tests were made, a Bonferroni threshold (0.05 / 4 = 0.0125) is safer, and by this standard the negative result is not significant. It shows only that the positive association does not hold within the latest decade.</w:t>
-      </w:r>
-    </w:p>
-    <w:p>
-      <w:pPr>
-        <w:pStyle w:val="Heading2"/>
-      </w:pPr>
-      <w:r>
-        <w:rPr>
-          <w:rFonts w:ascii="Arial" w:cs="Arial" w:eastAsia="Arial" w:hAnsi="Arial"/>
-        </w:rPr>
-        <w:t xml:space="preserve">5.2 Notable years and anomalies</w:t>
+        <w:t xml:space="preserve"> varied by only 0.383 Mt (about 4%), and is absent for land-use-change CO</w:t>
+      </w:r>
+      <w:r>
+        <w:rPr>
+          <w:rFonts w:ascii="Arial" w:cs="Arial" w:eastAsia="Arial" w:hAnsi="Arial"/>
+          <w:vertAlign w:val="subscript"/>
+        </w:rPr>
+        <w:t xml:space="preserve">2</w:t>
+      </w:r>
+      <w:r>
+        <w:rPr>
+          <w:rFonts w:ascii="Arial" w:cs="Arial" w:eastAsia="Arial" w:hAnsi="Arial"/>
+        </w:rPr>
+        <w:t xml:space="preserve"> (</w:t>
+      </w:r>
+      <w:r>
+        <w:rPr>
+          <w:rFonts w:ascii="Arial" w:cs="Arial" w:eastAsia="Arial" w:hAnsi="Arial"/>
+          <w:i/>
+          <w:iCs/>
+        </w:rPr>
+        <w:t xml:space="preserve">r</w:t>
+      </w:r>
+      <w:r>
+        <w:rPr>
+          <w:rFonts w:ascii="Arial" w:cs="Arial" w:eastAsia="Arial" w:hAnsi="Arial"/>
+          <w:vertAlign w:val="subscript"/>
+        </w:rPr>
+        <w:t xml:space="preserve">s</w:t>
+      </w:r>
+      <w:r>
+        <w:rPr>
+          <w:rFonts w:ascii="Arial" w:cs="Arial" w:eastAsia="Arial" w:hAnsi="Arial"/>
+        </w:rPr>
+        <w:t xml:space="preserve"> = −0.191). Notable years:</w:t>
       </w:r>
     </w:p>
     <w:p>
@@ -17506,7 +19356,7 @@
         <w:rPr>
           <w:rFonts w:ascii="Arial" w:cs="Arial" w:eastAsia="Arial" w:hAnsi="Arial"/>
         </w:rPr>
-        <w:t xml:space="preserve"> loss more than doubled in 2014 (to 181,851 ha) and then fell by 102,881 ha, while CO</w:t>
+        <w:t xml:space="preserve"> loss more than doubled to 181,851 ha, then fell by 102,881 ha, while CO</w:t>
       </w:r>
       <w:r>
         <w:rPr>
@@ -17519,7 +19369,7 @@
         <w:rPr>
           <w:rFonts w:ascii="Arial" w:cs="Arial" w:eastAsia="Arial" w:hAnsi="Arial"/>
         </w:rPr>
-        <w:t xml:space="preserve"> rose in both years. Landsat 8 data improved loss detection from 2013 (Global Forest Watch, 2024), so part of the 2014 peak may reflect better detection rather than more clearing.</w:t>
+        <w:t xml:space="preserve"> rose in both years.</w:t>
       </w:r>
     </w:p>
     <w:p>
@@ -17555,7 +19405,7 @@
         <w:rPr>
           <w:rFonts w:ascii="Arial" w:cs="Arial" w:eastAsia="Arial" w:hAnsi="Arial"/>
         </w:rPr>
-        <w:t xml:space="preserve"> rose by 1.923 Mt, the largest increase in the series, mainly from oil (+1.213 Mt) and gas (+0.685 Mt), while loss rose by only 9,931 ha. This was an energy-sector change.</w:t>
+        <w:t xml:space="preserve"> rose by 1.923 Mt, the largest increase, mainly from oil (+1.213 Mt) and gas (+0.685 Mt), while loss rose by only 9,931 ha.</w:t>
       </w:r>
     </w:p>
     <w:p>
@@ -17591,39 +19441,28 @@
         <w:rPr>
           <w:rFonts w:ascii="Arial" w:cs="Arial" w:eastAsia="Arial" w:hAnsi="Arial"/>
         </w:rPr>
-        <w:t xml:space="preserve"> peaked (54.9, 81.9 and 51.2 Mt) when satellite-detected loss was low (35,141–57,992 ha), so the two forest-related datasets disagree about when forest carbon was lost.</w:t>
+        <w:t xml:space="preserve"> peaked (54.9, 81.9 and 51.2 Mt) while satellite-detected loss was low (35,141–57,992 ha).</w:t>
       </w:r>
     </w:p>
     <w:p>
       <w:pPr>
         <w:pStyle w:val="Heading2"/>
       </w:pPr>
-      <w:r>
-        <w:rPr>
-          <w:rFonts w:ascii="Arial" w:cs="Arial" w:eastAsia="Arial" w:hAnsi="Arial"/>
-        </w:rPr>
-        <w:t xml:space="preserve">5.3 Environmental explanation and confounding variables</w:t>
-      </w:r>
+      <w:bookmarkStart w:name="_Toc_28" w:id="28"/>
+      <w:r>
+        <w:rPr>
+          <w:rFonts w:ascii="Arial" w:cs="Arial" w:eastAsia="Arial" w:hAnsi="Arial"/>
+        </w:rPr>
+        <w:t xml:space="preserve">7.2 What can reasonably be inferred</w:t>
+      </w:r>
+      <w:bookmarkEnd w:id="28"/>
     </w:p>
     <w:p>
       <w:r>
         <w:rPr>
           <w:rFonts w:ascii="Arial" w:cs="Arial" w:eastAsia="Arial" w:hAnsi="Arial"/>
         </w:rPr>
-        <w:t xml:space="preserve">The dependent variable consists of CO</w:t>
-      </w:r>
-      <w:r>
-        <w:rPr>
-          <w:rFonts w:ascii="Arial" w:cs="Arial" w:eastAsia="Arial" w:hAnsi="Arial"/>
-          <w:vertAlign w:val="subscript"/>
-        </w:rPr>
-        <w:t xml:space="preserve">2</w:t>
-      </w:r>
-      <w:r>
-        <w:rPr>
-          <w:rFonts w:ascii="Arial" w:cs="Arial" w:eastAsia="Arial" w:hAnsi="Arial"/>
-        </w:rPr>
-        <w:t xml:space="preserve"> from oil, gas, cement and flaring, while 91% of loss with an identified driver came from agriculture and only 4.8% from logging (Sims et al., 2025, via Global Forest Watch, 2026). As these are separate processes, the overall association most likely reflects shared drivers: Cameroon’s population grew 1.9 times between 2001 and 2024 (Our World in Data, 2026), raising demand for both farmland and fuel. This is confounding, not evidence of causation. The 2011–2015 method change may also have added an artificial upward trend to loss, strengthening the correlation.</w:t>
+        <w:t xml:space="preserve">The dependent variable comes from oil, gas, cement and flaring, whereas 91% of loss with an identified driver came from agriculture and only 4.8% from logging (Sims et al., 2025, via Global Forest Watch, 2026). These are different anthropogenic activities, so the overall association most likely reflects confounding variables that drive both: Cameroon’s population grew 1.9 times from 2001 to 2024 (Our World in Data, 2026), raising demand for both farmland and energy.</w:t>
       </w:r>
     </w:p>
     <w:p>
@@ -17631,7 +19470,7 @@
         <w:rPr>
           <w:rFonts w:ascii="Arial" w:cs="Arial" w:eastAsia="Arial" w:hAnsi="Arial"/>
         </w:rPr>
-        <w:t xml:space="preserve">The rationale assumed that tree-cover loss contributes to CO</w:t>
+        <w:t xml:space="preserve">Measurement effects may add to this: Landsat 8 improved loss detection from 2013 (Global Forest Watch, 2024), which may partly explain the 2014 peak and strengthen the correlation. The 2007 CO</w:t>
       </w:r>
       <w:r>
         <w:rPr>
@@ -17644,28 +19483,41 @@
         <w:rPr>
           <w:rFonts w:ascii="Arial" w:cs="Arial" w:eastAsia="Arial" w:hAnsi="Arial"/>
         </w:rPr>
-        <w:t xml:space="preserve"> emissions, but the main dependent variable excludes forest emissions, so the strong </w:t>
-      </w:r>
-      <w:r>
-        <w:rPr>
-          <w:rFonts w:ascii="Arial" w:cs="Arial" w:eastAsia="Arial" w:hAnsi="Arial"/>
-          <w:i/>
-          <w:iCs/>
-        </w:rPr>
-        <w:t xml:space="preserve">r</w:t>
+        <w:t xml:space="preserve"> jump came from the energy sector, so the dependent variable can change for reasons unrelated to forests.</w:t>
+      </w:r>
+    </w:p>
+    <w:p>
+      <w:r>
+        <w:rPr>
+          <w:rFonts w:ascii="Arial" w:cs="Arial" w:eastAsia="Arial" w:hAnsi="Arial"/>
+        </w:rPr>
+        <w:t xml:space="preserve">The 2008–2010 mismatch suggests that the two forest-carbon datasets describe forest change differently: the Global Carbon Budget models land-use emissions from land-use statistics, not satellite-detected loss (Friedlingstein et al., 2026). GFW’s model, combining loss with carbon density, estimates mean gross forest emissions of 57.1 Mt CO</w:t>
       </w:r>
       <w:r>
         <w:rPr>
           <w:rFonts w:ascii="Arial" w:cs="Arial" w:eastAsia="Arial" w:hAnsi="Arial"/>
           <w:vertAlign w:val="subscript"/>
         </w:rPr>
-        <w:t xml:space="preserve">s</w:t>
-      </w:r>
-      <w:r>
-        <w:rPr>
-          <w:rFonts w:ascii="Arial" w:cs="Arial" w:eastAsia="Arial" w:hAnsi="Arial"/>
-        </w:rPr>
-        <w:t xml:space="preserve"> cannot support that mechanism. Using land-use-change CO</w:t>
+        <w:t xml:space="preserve">2</w:t>
+      </w:r>
+      <w:r>
+        <w:rPr>
+          <w:rFonts w:ascii="Arial" w:cs="Arial" w:eastAsia="Arial" w:hAnsi="Arial"/>
+        </w:rPr>
+        <w:t xml:space="preserve">e yr</w:t>
+      </w:r>
+      <w:r>
+        <w:rPr>
+          <w:rFonts w:ascii="Arial" w:cs="Arial" w:eastAsia="Arial" w:hAnsi="Arial"/>
+          <w:vertAlign w:val="superscript"/>
+        </w:rPr>
+        <w:t xml:space="preserve">−1</w:t>
+      </w:r>
+      <w:r>
+        <w:rPr>
+          <w:rFonts w:ascii="Arial" w:cs="Arial" w:eastAsia="Arial" w:hAnsi="Arial"/>
+        </w:rPr>
+        <w:t xml:space="preserve">, about seven times Cameroon’s mean fossil CO</w:t>
       </w:r>
       <w:r>
         <w:rPr>
@@ -17678,228 +19530,21 @@
         <w:rPr>
           <w:rFonts w:ascii="Arial" w:cs="Arial" w:eastAsia="Arial" w:hAnsi="Arial"/>
         </w:rPr>
-        <w:t xml:space="preserve"> instead gave no significant association (</w:t>
-      </w:r>
-      <w:r>
-        <w:rPr>
-          <w:rFonts w:ascii="Arial" w:cs="Arial" w:eastAsia="Arial" w:hAnsi="Arial"/>
-          <w:i/>
-          <w:iCs/>
-        </w:rPr>
-        <w:t xml:space="preserve">r</w:t>
-      </w:r>
-      <w:r>
-        <w:rPr>
-          <w:rFonts w:ascii="Arial" w:cs="Arial" w:eastAsia="Arial" w:hAnsi="Arial"/>
-          <w:vertAlign w:val="subscript"/>
-        </w:rPr>
-        <w:t xml:space="preserve">s</w:t>
-      </w:r>
-      <w:r>
-        <w:rPr>
-          <w:rFonts w:ascii="Arial" w:cs="Arial" w:eastAsia="Arial" w:hAnsi="Arial"/>
-        </w:rPr>
-        <w:t xml:space="preserve"> = −0.191, p = 0.371). This does not mean forest loss releases no CO</w:t>
-      </w:r>
-      <w:r>
-        <w:rPr>
-          <w:rFonts w:ascii="Arial" w:cs="Arial" w:eastAsia="Arial" w:hAnsi="Arial"/>
-          <w:vertAlign w:val="subscript"/>
-        </w:rPr>
-        <w:t xml:space="preserve">2</w:t>
-      </w:r>
-      <w:r>
-        <w:rPr>
-          <w:rFonts w:ascii="Arial" w:cs="Arial" w:eastAsia="Arial" w:hAnsi="Arial"/>
-        </w:rPr>
-        <w:t xml:space="preserve">: the Global Carbon Budget models land-use emissions from land-use statistics, not satellite-detected loss (Friedlingstein et al., 2026). GFW’s model, which combines loss with carbon density, gives mean gross forest emissions of 57.1 Mt CO</w:t>
-      </w:r>
-      <w:r>
-        <w:rPr>
-          <w:rFonts w:ascii="Arial" w:cs="Arial" w:eastAsia="Arial" w:hAnsi="Arial"/>
-          <w:vertAlign w:val="subscript"/>
-        </w:rPr>
-        <w:t xml:space="preserve">2</w:t>
-      </w:r>
-      <w:r>
-        <w:rPr>
-          <w:rFonts w:ascii="Arial" w:cs="Arial" w:eastAsia="Arial" w:hAnsi="Arial"/>
-        </w:rPr>
-        <w:t xml:space="preserve">e yr</w:t>
-      </w:r>
-      <w:r>
-        <w:rPr>
-          <w:rFonts w:ascii="Arial" w:cs="Arial" w:eastAsia="Arial" w:hAnsi="Arial"/>
-          <w:vertAlign w:val="superscript"/>
-        </w:rPr>
-        <w:t xml:space="preserve">−1</w:t>
-      </w:r>
-      <w:r>
-        <w:rPr>
-          <w:rFonts w:ascii="Arial" w:cs="Arial" w:eastAsia="Arial" w:hAnsi="Arial"/>
-        </w:rPr>
-        <w:t xml:space="preserve">, about seven times Cameroon’s mean fossil CO</w:t>
-      </w:r>
-      <w:r>
-        <w:rPr>
-          <w:rFonts w:ascii="Arial" w:cs="Arial" w:eastAsia="Arial" w:hAnsi="Arial"/>
-          <w:vertAlign w:val="subscript"/>
-        </w:rPr>
-        <w:t xml:space="preserve">2</w:t>
-      </w:r>
-      <w:r>
-        <w:rPr>
-          <w:rFonts w:ascii="Arial" w:cs="Arial" w:eastAsia="Arial" w:hAnsi="Arial"/>
-        </w:rPr>
-        <w:t xml:space="preserve"> (Gibbs et al., 2025; Global Forest Watch, 2026), but it is derived from the loss data, so it cannot test the association independently.</w:t>
+        <w:t xml:space="preserve"> (Gibbs et al., 2025; Global Forest Watch, 2026). Forest carbon losses may therefore be large, but as this estimate is derived from the loss data it cannot test the association independently.</w:t>
       </w:r>
     </w:p>
     <w:p>
       <w:pPr>
         <w:pStyle w:val="Heading2"/>
       </w:pPr>
-      <w:r>
-        <w:rPr>
-          <w:rFonts w:ascii="Arial" w:cs="Arial" w:eastAsia="Arial" w:hAnsi="Arial"/>
-        </w:rPr>
-        <w:t xml:space="preserve">5.4 Conclusion</w:t>
-      </w:r>
-    </w:p>
-    <w:p>
-      <w:r>
-        <w:rPr>
-          <w:rFonts w:ascii="Arial" w:cs="Arial" w:eastAsia="Arial" w:hAnsi="Arial"/>
-        </w:rPr>
-        <w:t xml:space="preserve">From 2001 to 2024, annual tree-cover loss in Cameroon had a strong, positive, statistically significant association with annual CO</w:t>
-      </w:r>
-      <w:r>
-        <w:rPr>
-          <w:rFonts w:ascii="Arial" w:cs="Arial" w:eastAsia="Arial" w:hAnsi="Arial"/>
-          <w:vertAlign w:val="subscript"/>
-        </w:rPr>
-        <w:t xml:space="preserve">2</w:t>
-      </w:r>
-      <w:r>
-        <w:rPr>
-          <w:rFonts w:ascii="Arial" w:cs="Arial" w:eastAsia="Arial" w:hAnsi="Arial"/>
-        </w:rPr>
-        <w:t xml:space="preserve"> emissions excluding land-use change (</w:t>
-      </w:r>
-      <w:r>
-        <w:rPr>
-          <w:rFonts w:ascii="Arial" w:cs="Arial" w:eastAsia="Arial" w:hAnsi="Arial"/>
-          <w:i/>
-          <w:iCs/>
-        </w:rPr>
-        <w:t xml:space="preserve">r</w:t>
-      </w:r>
-      <w:r>
-        <w:rPr>
-          <w:rFonts w:ascii="Arial" w:cs="Arial" w:eastAsia="Arial" w:hAnsi="Arial"/>
-          <w:vertAlign w:val="subscript"/>
-        </w:rPr>
-        <w:t xml:space="preserve">s</w:t>
-      </w:r>
-      <w:r>
-        <w:rPr>
-          <w:rFonts w:ascii="Arial" w:cs="Arial" w:eastAsia="Arial" w:hAnsi="Arial"/>
-        </w:rPr>
-        <w:t xml:space="preserve"> = 0.753, n = 24, p &lt; 0.001), so H</w:t>
-      </w:r>
-      <w:r>
-        <w:rPr>
-          <w:rFonts w:ascii="Arial" w:cs="Arial" w:eastAsia="Arial" w:hAnsi="Arial"/>
-          <w:vertAlign w:val="subscript"/>
-        </w:rPr>
-        <w:t xml:space="preserve">0</w:t>
-      </w:r>
-      <w:r>
-        <w:rPr>
-          <w:rFonts w:ascii="Arial" w:cs="Arial" w:eastAsia="Arial" w:hAnsi="Arial"/>
-        </w:rPr>
-        <w:t xml:space="preserve"> is rejected. However, the extent of a genuine association is limited. The correlation comes from both variables rising over time: it disappears when the trend is removed (</w:t>
-      </w:r>
-      <w:r>
-        <w:rPr>
-          <w:rFonts w:ascii="Arial" w:cs="Arial" w:eastAsia="Arial" w:hAnsi="Arial"/>
-          <w:i/>
-          <w:iCs/>
-        </w:rPr>
-        <w:t xml:space="preserve">r</w:t>
-      </w:r>
-      <w:r>
-        <w:rPr>
-          <w:rFonts w:ascii="Arial" w:cs="Arial" w:eastAsia="Arial" w:hAnsi="Arial"/>
-          <w:vertAlign w:val="subscript"/>
-        </w:rPr>
-        <w:t xml:space="preserve">s</w:t>
-      </w:r>
-      <w:r>
-        <w:rPr>
-          <w:rFonts w:ascii="Arial" w:cs="Arial" w:eastAsia="Arial" w:hAnsi="Arial"/>
-        </w:rPr>
-        <w:t xml:space="preserve"> = −0.069), is absent in 2015–2024, and loss was not significantly associated with land-use-change CO</w:t>
-      </w:r>
-      <w:r>
-        <w:rPr>
-          <w:rFonts w:ascii="Arial" w:cs="Arial" w:eastAsia="Arial" w:hAnsi="Arial"/>
-          <w:vertAlign w:val="subscript"/>
-        </w:rPr>
-        <w:t xml:space="preserve">2</w:t>
-      </w:r>
-      <w:r>
-        <w:rPr>
-          <w:rFonts w:ascii="Arial" w:cs="Arial" w:eastAsia="Arial" w:hAnsi="Arial"/>
-        </w:rPr>
-        <w:t xml:space="preserve"> (</w:t>
-      </w:r>
-      <w:r>
-        <w:rPr>
-          <w:rFonts w:ascii="Arial" w:cs="Arial" w:eastAsia="Arial" w:hAnsi="Arial"/>
-          <w:i/>
-          <w:iCs/>
-        </w:rPr>
-        <w:t xml:space="preserve">r</w:t>
-      </w:r>
-      <w:r>
-        <w:rPr>
-          <w:rFonts w:ascii="Arial" w:cs="Arial" w:eastAsia="Arial" w:hAnsi="Arial"/>
-          <w:vertAlign w:val="subscript"/>
-        </w:rPr>
-        <w:t xml:space="preserve">s</w:t>
-      </w:r>
-      <w:r>
-        <w:rPr>
-          <w:rFonts w:ascii="Arial" w:cs="Arial" w:eastAsia="Arial" w:hAnsi="Arial"/>
-        </w:rPr>
-        <w:t xml:space="preserve"> = −0.191). Years with more tree-cover loss were therefore not reliably years with higher CO</w:t>
-      </w:r>
-      <w:r>
-        <w:rPr>
-          <w:rFonts w:ascii="Arial" w:cs="Arial" w:eastAsia="Arial" w:hAnsi="Arial"/>
-          <w:vertAlign w:val="subscript"/>
-        </w:rPr>
-        <w:t xml:space="preserve">2</w:t>
-      </w:r>
-      <w:r>
-        <w:rPr>
-          <w:rFonts w:ascii="Arial" w:cs="Arial" w:eastAsia="Arial" w:hAnsi="Arial"/>
-        </w:rPr>
-        <w:t xml:space="preserve"> emissions. The association most likely reflects shared drivers such as population and economic growth, and correlation alone cannot show that tree-cover loss causes CO</w:t>
-      </w:r>
-      <w:r>
-        <w:rPr>
-          <w:rFonts w:ascii="Arial" w:cs="Arial" w:eastAsia="Arial" w:hAnsi="Arial"/>
-          <w:vertAlign w:val="subscript"/>
-        </w:rPr>
-        <w:t xml:space="preserve">2</w:t>
-      </w:r>
-      <w:r>
-        <w:rPr>
-          <w:rFonts w:ascii="Arial" w:cs="Arial" w:eastAsia="Arial" w:hAnsi="Arial"/>
-        </w:rPr>
-        <w:t xml:space="preserve"> emissions.</w:t>
-      </w:r>
+      <w:bookmarkStart w:name="_Toc_29" w:id="29"/>
+      <w:r>
+        <w:rPr>
+          <w:rFonts w:ascii="Arial" w:cs="Arial" w:eastAsia="Arial" w:hAnsi="Arial"/>
+        </w:rPr>
+        <w:t xml:space="preserve">7.3 What cannot be concluded</w:t>
+      </w:r>
+      <w:bookmarkEnd w:id="29"/>
     </w:p>
     <w:p>
       <w:pPr>
@@ -17912,16 +19557,21 @@
       <w:r>
         <w:rPr>
           <w:rFonts w:ascii="Arial" w:cs="Arial" w:eastAsia="Arial" w:hAnsi="Arial"/>
-          <w:b/>
-          <w:bCs/>
-        </w:rPr>
-        <w:t xml:space="preserve">Reliability</w:t>
-      </w:r>
-      <w:r>
-        <w:rPr>
-          <w:rFonts w:ascii="Arial" w:cs="Arial" w:eastAsia="Arial" w:hAnsi="Arial"/>
-        </w:rPr>
-        <w:t xml:space="preserve"> is high: both sources are peer-reviewed, and loss values changed by no more than 1 ha between releases.</w:t>
+        </w:rPr>
+        <w:t xml:space="preserve">That tree-cover loss causes CO</w:t>
+      </w:r>
+      <w:r>
+        <w:rPr>
+          <w:rFonts w:ascii="Arial" w:cs="Arial" w:eastAsia="Arial" w:hAnsi="Arial"/>
+          <w:vertAlign w:val="subscript"/>
+        </w:rPr>
+        <w:t xml:space="preserve">2</w:t>
+      </w:r>
+      <w:r>
+        <w:rPr>
+          <w:rFonts w:ascii="Arial" w:cs="Arial" w:eastAsia="Arial" w:hAnsi="Arial"/>
+        </w:rPr>
+        <w:t xml:space="preserve"> emissions: correlation cannot show causation, and the main dependent variable does not contain forest emissions.</w:t>
       </w:r>
     </w:p>
     <w:p>
@@ -17935,16 +19585,21 @@
       <w:r>
         <w:rPr>
           <w:rFonts w:ascii="Arial" w:cs="Arial" w:eastAsia="Arial" w:hAnsi="Arial"/>
-          <w:b/>
-          <w:bCs/>
-        </w:rPr>
-        <w:t xml:space="preserve">Validity</w:t>
-      </w:r>
-      <w:r>
-        <w:rPr>
-          <w:rFonts w:ascii="Arial" w:cs="Arial" w:eastAsia="Arial" w:hAnsi="Arial"/>
-        </w:rPr>
-        <w:t xml:space="preserve"> is limited: the independent variable measures gross canopy loss, not permanent deforestation, and the dependent variable excludes land-use emissions.</w:t>
+        </w:rPr>
+        <w:t xml:space="preserve">That loss reduced emissions after 2015: four tests of the loss–CO</w:t>
+      </w:r>
+      <w:r>
+        <w:rPr>
+          <w:rFonts w:ascii="Arial" w:cs="Arial" w:eastAsia="Arial" w:hAnsi="Arial"/>
+          <w:vertAlign w:val="subscript"/>
+        </w:rPr>
+        <w:t xml:space="preserve">2</w:t>
+      </w:r>
+      <w:r>
+        <w:rPr>
+          <w:rFonts w:ascii="Arial" w:cs="Arial" w:eastAsia="Arial" w:hAnsi="Arial"/>
+        </w:rPr>
+        <w:t xml:space="preserve"> association were made, so a Bonferroni threshold of 0.05 / 4 = 0.0125 is safer, and p = 0.035 does not meet it.</w:t>
       </w:r>
     </w:p>
     <w:p>
@@ -17958,37 +19613,21 @@
       <w:r>
         <w:rPr>
           <w:rFonts w:ascii="Arial" w:cs="Arial" w:eastAsia="Arial" w:hAnsi="Arial"/>
-          <w:b/>
-          <w:bCs/>
-        </w:rPr>
-        <w:t xml:space="preserve">Bias:</w:t>
-      </w:r>
-      <w:r>
-        <w:rPr>
-          <w:rFonts w:ascii="Arial" w:cs="Arial" w:eastAsia="Arial" w:hAnsi="Arial"/>
-        </w:rPr>
-        <w:t xml:space="preserve"> the 2011–2015 method change may systematically raise later loss estimates, inflating </w:t>
-      </w:r>
-      <w:r>
-        <w:rPr>
-          <w:rFonts w:ascii="Arial" w:cs="Arial" w:eastAsia="Arial" w:hAnsi="Arial"/>
-          <w:i/>
-          <w:iCs/>
-        </w:rPr>
-        <w:t xml:space="preserve">r</w:t>
+        </w:rPr>
+        <w:t xml:space="preserve">That forest loss releases no CO</w:t>
       </w:r>
       <w:r>
         <w:rPr>
           <w:rFonts w:ascii="Arial" w:cs="Arial" w:eastAsia="Arial" w:hAnsi="Arial"/>
           <w:vertAlign w:val="subscript"/>
         </w:rPr>
-        <w:t xml:space="preserve">s</w:t>
-      </w:r>
-      <w:r>
-        <w:rPr>
-          <w:rFonts w:ascii="Arial" w:cs="Arial" w:eastAsia="Arial" w:hAnsi="Arial"/>
-        </w:rPr>
-        <w:t xml:space="preserve">.</w:t>
+        <w:t xml:space="preserve">2</w:t>
+      </w:r>
+      <w:r>
+        <w:rPr>
+          <w:rFonts w:ascii="Arial" w:cs="Arial" w:eastAsia="Arial" w:hAnsi="Arial"/>
+        </w:rPr>
+        <w:t xml:space="preserve">: the land-use-change estimates are modelled differently from GFW loss.</w:t>
       </w:r>
     </w:p>
     <w:p>
@@ -18002,37 +19641,29 @@
       <w:r>
         <w:rPr>
           <w:rFonts w:ascii="Arial" w:cs="Arial" w:eastAsia="Arial" w:hAnsi="Arial"/>
-          <w:b/>
-          <w:bCs/>
-        </w:rPr>
-        <w:t xml:space="preserve">Uncertainty:</w:t>
-      </w:r>
-      <w:r>
-        <w:rPr>
-          <w:rFonts w:ascii="Arial" w:cs="Arial" w:eastAsia="Arial" w:hAnsi="Arial"/>
-        </w:rPr>
-        <w:t xml:space="preserve"> no country-level CO</w:t>
-      </w:r>
-      <w:r>
-        <w:rPr>
-          <w:rFonts w:ascii="Arial" w:cs="Arial" w:eastAsia="Arial" w:hAnsi="Arial"/>
-          <w:vertAlign w:val="subscript"/>
-        </w:rPr>
-        <w:t xml:space="preserve">2</w:t>
-      </w:r>
-      <w:r>
-        <w:rPr>
-          <w:rFonts w:ascii="Arial" w:cs="Arial" w:eastAsia="Arial" w:hAnsi="Arial"/>
-        </w:rPr>
-        <w:t xml:space="preserve"> uncertainty is given. Globally, the Global Carbon Budget gives ±0.5 GtC for fossil emissions (about 5%) but ±0.7 GtC for land-use change (about 54%) (Friedlingstein et al., 2026), and the loss map has global false-positive and false-negative rates of about 13% and 12% (Hansen et al., 2013).</w:t>
+        </w:rPr>
+        <w:t xml:space="preserve">Regional or within-year patterns, as only national annual totals were used.</w:t>
       </w:r>
     </w:p>
     <w:p>
-      <w:r>
-        <w:rPr>
-          <w:rFonts w:ascii="Arial" w:cs="Arial" w:eastAsia="Arial" w:hAnsi="Arial"/>
-        </w:rPr>
-        <w:t xml:space="preserve">For REDD+, Cameroon’s headline CO</w:t>
+      <w:pPr>
+        <w:pStyle w:val="Heading2"/>
+      </w:pPr>
+      <w:bookmarkStart w:name="_Toc_30" w:id="30"/>
+      <w:r>
+        <w:rPr>
+          <w:rFonts w:ascii="Arial" w:cs="Arial" w:eastAsia="Arial" w:hAnsi="Arial"/>
+        </w:rPr>
+        <w:t xml:space="preserve">7.4 Links to the rationale and to REDD+</w:t>
+      </w:r>
+      <w:bookmarkEnd w:id="30"/>
+    </w:p>
+    <w:p>
+      <w:r>
+        <w:rPr>
+          <w:rFonts w:ascii="Arial" w:cs="Arial" w:eastAsia="Arial" w:hAnsi="Arial"/>
+        </w:rPr>
+        <w:t xml:space="preserve">The rationale expected years with greater tree-cover loss to have higher CO</w:t>
       </w:r>
       <w:r>
         <w:rPr>
@@ -18045,30 +19676,191 @@
         <w:rPr>
           <w:rFonts w:ascii="Arial" w:cs="Arial" w:eastAsia="Arial" w:hAnsi="Arial"/>
         </w:rPr>
-        <w:t xml:space="preserve"> total cannot show whether forest policy is working; progress needs forest-specific data, supporting the importance of MRV (Alemagi et al., 2014).</w:t>
+        <w:t xml:space="preserve"> emissions; the data support this only across the whole period, not year by year, and shared drivers explain the evidence better than a direct link. For REDD+, the headline CO</w:t>
+      </w:r>
+      <w:r>
+        <w:rPr>
+          <w:rFonts w:ascii="Arial" w:cs="Arial" w:eastAsia="Arial" w:hAnsi="Arial"/>
+          <w:vertAlign w:val="subscript"/>
+        </w:rPr>
+        <w:t xml:space="preserve">2</w:t>
+      </w:r>
+      <w:r>
+        <w:rPr>
+          <w:rFonts w:ascii="Arial" w:cs="Arial" w:eastAsia="Arial" w:hAnsi="Arial"/>
+        </w:rPr>
+        <w:t xml:space="preserve"> total therefore cannot show whether forest policy is working: forest-specific data and strong MRV are needed (Alemagi et al., 2014).</w:t>
       </w:r>
     </w:p>
     <w:p>
       <w:pPr>
         <w:pStyle w:val="Heading1"/>
       </w:pPr>
-      <w:r>
-        <w:rPr>
-          <w:rFonts w:ascii="Arial" w:cs="Arial" w:eastAsia="Arial" w:hAnsi="Arial"/>
-        </w:rPr>
-        <w:t xml:space="preserve">6. Evaluation</w:t>
-      </w:r>
+      <w:bookmarkStart w:name="_Toc_31" w:id="31"/>
+      <w:r>
+        <w:rPr>
+          <w:rFonts w:ascii="Arial" w:cs="Arial" w:eastAsia="Arial" w:hAnsi="Arial"/>
+        </w:rPr>
+        <w:t xml:space="preserve">8. Conclusion</w:t>
+      </w:r>
+      <w:bookmarkEnd w:id="31"/>
+    </w:p>
+    <w:p>
+      <w:r>
+        <w:rPr>
+          <w:rFonts w:ascii="Arial" w:cs="Arial" w:eastAsia="Arial" w:hAnsi="Arial"/>
+        </w:rPr>
+        <w:t xml:space="preserve">From 2001 to 2024, annual tree-cover loss in Cameroon had a strong, positive and statistically significant association with annual CO</w:t>
+      </w:r>
+      <w:r>
+        <w:rPr>
+          <w:rFonts w:ascii="Arial" w:cs="Arial" w:eastAsia="Arial" w:hAnsi="Arial"/>
+          <w:vertAlign w:val="subscript"/>
+        </w:rPr>
+        <w:t xml:space="preserve">2</w:t>
+      </w:r>
+      <w:r>
+        <w:rPr>
+          <w:rFonts w:ascii="Arial" w:cs="Arial" w:eastAsia="Arial" w:hAnsi="Arial"/>
+        </w:rPr>
+        <w:t xml:space="preserve"> emissions excluding land-use change (</w:t>
+      </w:r>
+      <w:r>
+        <w:rPr>
+          <w:rFonts w:ascii="Arial" w:cs="Arial" w:eastAsia="Arial" w:hAnsi="Arial"/>
+          <w:i/>
+          <w:iCs/>
+        </w:rPr>
+        <w:t xml:space="preserve">r</w:t>
+      </w:r>
+      <w:r>
+        <w:rPr>
+          <w:rFonts w:ascii="Arial" w:cs="Arial" w:eastAsia="Arial" w:hAnsi="Arial"/>
+          <w:vertAlign w:val="subscript"/>
+        </w:rPr>
+        <w:t xml:space="preserve">s</w:t>
+      </w:r>
+      <w:r>
+        <w:rPr>
+          <w:rFonts w:ascii="Arial" w:cs="Arial" w:eastAsia="Arial" w:hAnsi="Arial"/>
+        </w:rPr>
+        <w:t xml:space="preserve"> = 0.753, n = 24, p &lt; 0.001), so the data support an association and H</w:t>
+      </w:r>
+      <w:r>
+        <w:rPr>
+          <w:rFonts w:ascii="Arial" w:cs="Arial" w:eastAsia="Arial" w:hAnsi="Arial"/>
+          <w:vertAlign w:val="subscript"/>
+        </w:rPr>
+        <w:t xml:space="preserve">0</w:t>
+      </w:r>
+      <w:r>
+        <w:rPr>
+          <w:rFonts w:ascii="Arial" w:cs="Arial" w:eastAsia="Arial" w:hAnsi="Arial"/>
+        </w:rPr>
+        <w:t xml:space="preserve"> is rejected. However, the extent of a genuine association is limited. It is produced by both variables rising over time: it disappears when the trend is removed (</w:t>
+      </w:r>
+      <w:r>
+        <w:rPr>
+          <w:rFonts w:ascii="Arial" w:cs="Arial" w:eastAsia="Arial" w:hAnsi="Arial"/>
+          <w:i/>
+          <w:iCs/>
+        </w:rPr>
+        <w:t xml:space="preserve">r</w:t>
+      </w:r>
+      <w:r>
+        <w:rPr>
+          <w:rFonts w:ascii="Arial" w:cs="Arial" w:eastAsia="Arial" w:hAnsi="Arial"/>
+          <w:vertAlign w:val="subscript"/>
+        </w:rPr>
+        <w:t xml:space="preserve">s</w:t>
+      </w:r>
+      <w:r>
+        <w:rPr>
+          <w:rFonts w:ascii="Arial" w:cs="Arial" w:eastAsia="Arial" w:hAnsi="Arial"/>
+        </w:rPr>
+        <w:t xml:space="preserve"> = −0.069, p = 0.754), it is absent in 2015–2024, and loss was not significantly associated with land-use-change CO</w:t>
+      </w:r>
+      <w:r>
+        <w:rPr>
+          <w:rFonts w:ascii="Arial" w:cs="Arial" w:eastAsia="Arial" w:hAnsi="Arial"/>
+          <w:vertAlign w:val="subscript"/>
+        </w:rPr>
+        <w:t xml:space="preserve">2</w:t>
+      </w:r>
+      <w:r>
+        <w:rPr>
+          <w:rFonts w:ascii="Arial" w:cs="Arial" w:eastAsia="Arial" w:hAnsi="Arial"/>
+        </w:rPr>
+        <w:t xml:space="preserve"> (</w:t>
+      </w:r>
+      <w:r>
+        <w:rPr>
+          <w:rFonts w:ascii="Arial" w:cs="Arial" w:eastAsia="Arial" w:hAnsi="Arial"/>
+          <w:i/>
+          <w:iCs/>
+        </w:rPr>
+        <w:t xml:space="preserve">r</w:t>
+      </w:r>
+      <w:r>
+        <w:rPr>
+          <w:rFonts w:ascii="Arial" w:cs="Arial" w:eastAsia="Arial" w:hAnsi="Arial"/>
+          <w:vertAlign w:val="subscript"/>
+        </w:rPr>
+        <w:t xml:space="preserve">s</w:t>
+      </w:r>
+      <w:r>
+        <w:rPr>
+          <w:rFonts w:ascii="Arial" w:cs="Arial" w:eastAsia="Arial" w:hAnsi="Arial"/>
+        </w:rPr>
+        <w:t xml:space="preserve"> = −0.191, p = 0.371). Years with greater tree-cover loss were therefore not reliably years of higher CO</w:t>
+      </w:r>
+      <w:r>
+        <w:rPr>
+          <w:rFonts w:ascii="Arial" w:cs="Arial" w:eastAsia="Arial" w:hAnsi="Arial"/>
+          <w:vertAlign w:val="subscript"/>
+        </w:rPr>
+        <w:t xml:space="preserve">2</w:t>
+      </w:r>
+      <w:r>
+        <w:rPr>
+          <w:rFonts w:ascii="Arial" w:cs="Arial" w:eastAsia="Arial" w:hAnsi="Arial"/>
+        </w:rPr>
+        <w:t xml:space="preserve"> emissions.</w:t>
+      </w:r>
+    </w:p>
+    <w:p>
+      <w:r>
+        <w:rPr>
+          <w:rFonts w:ascii="Arial" w:cs="Arial" w:eastAsia="Arial" w:hAnsi="Arial"/>
+        </w:rPr>
+        <w:t xml:space="preserve">The most likely explanation is shared drivers such as population and economic growth. Causation cannot be established: correlation does not control for these confounders, the dependent variable excludes forest emissions, gross tree-cover loss is not permanent deforestation, and the 2011–2015 satellite method change may have inflated the correlation.</w:t>
+      </w:r>
+    </w:p>
+    <w:p>
+      <w:pPr>
+        <w:pStyle w:val="Heading1"/>
+      </w:pPr>
+      <w:bookmarkStart w:name="_Toc_32" w:id="32"/>
+      <w:r>
+        <w:rPr>
+          <w:rFonts w:ascii="Arial" w:cs="Arial" w:eastAsia="Arial" w:hAnsi="Arial"/>
+        </w:rPr>
+        <w:t xml:space="preserve">9. Evaluation</w:t>
+      </w:r>
+      <w:bookmarkEnd w:id="32"/>
     </w:p>
     <w:p>
       <w:pPr>
         <w:pStyle w:val="Heading2"/>
       </w:pPr>
-      <w:r>
-        <w:rPr>
-          <w:rFonts w:ascii="Arial" w:cs="Arial" w:eastAsia="Arial" w:hAnsi="Arial"/>
-        </w:rPr>
-        <w:t xml:space="preserve">6.1 Strengths</w:t>
-      </w:r>
+      <w:bookmarkStart w:name="_Toc_33" w:id="33"/>
+      <w:r>
+        <w:rPr>
+          <w:rFonts w:ascii="Arial" w:cs="Arial" w:eastAsia="Arial" w:hAnsi="Arial"/>
+        </w:rPr>
+        <w:t xml:space="preserve">9.1 Strengths</w:t>
+      </w:r>
+      <w:bookmarkEnd w:id="33"/>
     </w:p>
     <w:p>
       <w:pPr>
@@ -18082,7 +19874,7 @@
         <w:rPr>
           <w:rFonts w:ascii="Arial" w:cs="Arial" w:eastAsia="Arial" w:hAnsi="Arial"/>
         </w:rPr>
-        <w:t xml:space="preserve">A complete 24-year series with no missing years, from peer-reviewed sources with published methods.</w:t>
+        <w:t xml:space="preserve">A complete 24-year matched series with no missing values, from peer-reviewed sources.</w:t>
       </w:r>
     </w:p>
     <w:p>
@@ -18097,7 +19889,7 @@
         <w:rPr>
           <w:rFonts w:ascii="Arial" w:cs="Arial" w:eastAsia="Arial" w:hAnsi="Arial"/>
         </w:rPr>
-        <w:t xml:space="preserve">One definition and one release of each dataset were used throughout, and the loss data were stable between releases.</w:t>
+        <w:t xml:space="preserve">Consistent definitions throughout; loss values changed by at most 1 ha between releases.</w:t>
       </w:r>
     </w:p>
     <w:p>
@@ -18112,7 +19904,7 @@
         <w:rPr>
           <w:rFonts w:ascii="Arial" w:cs="Arial" w:eastAsia="Arial" w:hAnsi="Arial"/>
         </w:rPr>
-        <w:t xml:space="preserve">Spearman’s rank was chosen using normality tests, and the hand calculation matched the software result.</w:t>
+        <w:t xml:space="preserve">The test was chosen from the data’s properties, and hand calculations matched the software.</w:t>
       </w:r>
     </w:p>
     <w:p>
@@ -18127,46 +19919,28 @@
         <w:rPr>
           <w:rFonts w:ascii="Arial" w:cs="Arial" w:eastAsia="Arial" w:hAnsi="Arial"/>
         </w:rPr>
-        <w:t xml:space="preserve">Sensitivity tests (trend removal, a consistent-method period, an alternative CO</w:t>
-      </w:r>
-      <w:r>
-        <w:rPr>
-          <w:rFonts w:ascii="Arial" w:cs="Arial" w:eastAsia="Arial" w:hAnsi="Arial"/>
-          <w:vertAlign w:val="subscript"/>
-        </w:rPr>
-        <w:t xml:space="preserve">2</w:t>
-      </w:r>
-      <w:r>
-        <w:rPr>
-          <w:rFonts w:ascii="Arial" w:cs="Arial" w:eastAsia="Arial" w:hAnsi="Arial"/>
-        </w:rPr>
-        <w:t xml:space="preserve"> measure) checked whether the main result holds.</w:t>
-      </w:r>
-    </w:p>
-    <w:p>
-      <w:pPr>
-        <w:pStyle w:val="ListParagraph"/>
-        <w:numPr>
-          <w:ilvl w:val="0"/>
-          <w:numId w:val="2"/>
-        </w:numPr>
-      </w:pPr>
-      <w:r>
-        <w:rPr>
-          <w:rFonts w:ascii="Arial" w:cs="Arial" w:eastAsia="Arial" w:hAnsi="Arial"/>
-        </w:rPr>
-        <w:t xml:space="preserve">The investigation is repeatable: source files, extraction steps and script were saved.</w:t>
+        <w:t xml:space="preserve">Sensitivity tests checked whether the main result holds.</w:t>
       </w:r>
     </w:p>
     <w:p>
       <w:pPr>
         <w:pStyle w:val="Heading2"/>
       </w:pPr>
-      <w:r>
-        <w:rPr>
-          <w:rFonts w:ascii="Arial" w:cs="Arial" w:eastAsia="Arial" w:hAnsi="Arial"/>
-        </w:rPr>
-        <w:t xml:space="preserve">6.2 Limitations and improvements</w:t>
+      <w:bookmarkStart w:name="_Toc_34" w:id="34"/>
+      <w:r>
+        <w:rPr>
+          <w:rFonts w:ascii="Arial" w:cs="Arial" w:eastAsia="Arial" w:hAnsi="Arial"/>
+        </w:rPr>
+        <w:t xml:space="preserve">9.2 Limitations and improvements</w:t>
+      </w:r>
+      <w:bookmarkEnd w:id="34"/>
+    </w:p>
+    <w:p>
+      <w:r>
+        <w:rPr>
+          <w:rFonts w:ascii="Arial" w:cs="Arial" w:eastAsia="Arial" w:hAnsi="Arial"/>
+        </w:rPr>
+        <w:t xml:space="preserve">Relying on secondary data meant the underlying satellite images and energy statistics could not be checked directly (Table 7 summarises further limitations).</w:t>
       </w:r>
     </w:p>
     <w:p>
@@ -18192,7 +19966,7 @@
           <w:sz w:val="18"/>
           <w:szCs w:val="18"/>
         </w:rPr>
-        <w:t xml:space="preserve"> Limitations, their effect and improvements</w:t>
+        <w:t xml:space="preserve"> Limitations and improvements</w:t>
       </w:r>
     </w:p>
     <w:tbl>
@@ -18209,9 +19983,10 @@
         <w:tblLayout w:type="fixed"/>
       </w:tblPr>
       <w:tblGrid>
-        <w:gridCol w:w="3000"/>
-        <w:gridCol w:w="2800"/>
-        <w:gridCol w:w="3226"/>
+        <w:gridCol w:w="2500"/>
+        <w:gridCol w:w="1900"/>
+        <w:gridCol w:w="2526"/>
+        <w:gridCol w:w="2100"/>
       </w:tblGrid>
       <w:tr>
         <w:trPr>
@@ -18220,7 +19995,7 @@
         </w:trPr>
         <w:tc>
           <w:tcPr>
-            <w:tcW w:type="dxa" w:w="3000"/>
+            <w:tcW w:type="dxa" w:w="2500"/>
             <w:tcBorders>
               <w:top w:val="single" w:color="A6A6A6" w:sz="4"/>
               <w:left w:val="single" w:color="A6A6A6" w:sz="4"/>
@@ -18247,8 +20022,8 @@
                 <w:rFonts w:ascii="Arial" w:cs="Arial" w:eastAsia="Arial" w:hAnsi="Arial"/>
                 <w:b/>
                 <w:bCs/>
-                <w:sz w:val="17"/>
-                <w:szCs w:val="17"/>
+                <w:sz w:val="16"/>
+                <w:szCs w:val="16"/>
               </w:rPr>
               <w:t xml:space="preserve">Limitation</w:t>
             </w:r>
@@ -18256,7 +20031,7 @@
         </w:tc>
         <w:tc>
           <w:tcPr>
-            <w:tcW w:type="dxa" w:w="2800"/>
+            <w:tcW w:type="dxa" w:w="1900"/>
             <w:tcBorders>
               <w:top w:val="single" w:color="A6A6A6" w:sz="4"/>
               <w:left w:val="single" w:color="A6A6A6" w:sz="4"/>
@@ -18283,16 +20058,16 @@
                 <w:rFonts w:ascii="Arial" w:cs="Arial" w:eastAsia="Arial" w:hAnsi="Arial"/>
                 <w:b/>
                 <w:bCs/>
-                <w:sz w:val="17"/>
-                <w:szCs w:val="17"/>
-              </w:rPr>
-              <w:t xml:space="preserve">Effect on the conclusion</w:t>
-            </w:r>
-          </w:p>
-        </w:tc>
-        <w:tc>
-          <w:tcPr>
-            <w:tcW w:type="dxa" w:w="3226"/>
+                <w:sz w:val="16"/>
+                <w:szCs w:val="16"/>
+              </w:rPr>
+              <w:t xml:space="preserve">Effect on conclusion</w:t>
+            </w:r>
+          </w:p>
+        </w:tc>
+        <w:tc>
+          <w:tcPr>
+            <w:tcW w:type="dxa" w:w="2526"/>
             <w:tcBorders>
               <w:top w:val="single" w:color="A6A6A6" w:sz="4"/>
               <w:left w:val="single" w:color="A6A6A6" w:sz="4"/>
@@ -18319,10 +20094,46 @@
                 <w:rFonts w:ascii="Arial" w:cs="Arial" w:eastAsia="Arial" w:hAnsi="Arial"/>
                 <w:b/>
                 <w:bCs/>
-                <w:sz w:val="17"/>
-                <w:szCs w:val="17"/>
-              </w:rPr>
-              <w:t xml:space="preserve">Realistic improvement</w:t>
+                <w:sz w:val="16"/>
+                <w:szCs w:val="16"/>
+              </w:rPr>
+              <w:t xml:space="preserve">Improvement: what and how</w:t>
+            </w:r>
+          </w:p>
+        </w:tc>
+        <w:tc>
+          <w:tcPr>
+            <w:tcW w:type="dxa" w:w="2100"/>
+            <w:tcBorders>
+              <w:top w:val="single" w:color="A6A6A6" w:sz="4"/>
+              <w:left w:val="single" w:color="A6A6A6" w:sz="4"/>
+              <w:bottom w:val="single" w:color="A6A6A6" w:sz="4"/>
+              <w:right w:val="single" w:color="A6A6A6" w:sz="4"/>
+            </w:tcBorders>
+            <w:shd w:fill="E8E7E3" w:color="auto" w:val="clear"/>
+            <w:tcMar>
+              <w:top w:type="dxa" w:w="40"/>
+              <w:left w:type="dxa" w:w="90"/>
+              <w:bottom w:type="dxa" w:w="40"/>
+              <w:right w:type="dxa" w:w="90"/>
+            </w:tcMar>
+            <w:vAlign w:val="center"/>
+          </w:tcPr>
+          <w:p>
+            <w:pPr>
+              <w:keepNext/>
+              <w:spacing w:after="0" w:before="0" w:line="240" w:lineRule="auto"/>
+              <w:jc w:val="left"/>
+            </w:pPr>
+            <w:r>
+              <w:rPr>
+                <w:rFonts w:ascii="Arial" w:cs="Arial" w:eastAsia="Arial" w:hAnsi="Arial"/>
+                <w:b/>
+                <w:bCs/>
+                <w:sz w:val="16"/>
+                <w:szCs w:val="16"/>
+              </w:rPr>
+              <w:t xml:space="preserve">Why it would help</w:t>
             </w:r>
           </w:p>
         </w:tc>
@@ -18333,7 +20144,7 @@
         </w:trPr>
         <w:tc>
           <w:tcPr>
-            <w:tcW w:type="dxa" w:w="3000"/>
+            <w:tcW w:type="dxa" w:w="2500"/>
             <w:tcBorders>
               <w:top w:val="single" w:color="A6A6A6" w:sz="4"/>
               <w:left w:val="single" w:color="A6A6A6" w:sz="4"/>
@@ -18359,24 +20170,41 @@
                 <w:rFonts w:ascii="Arial" w:cs="Arial" w:eastAsia="Arial" w:hAnsi="Arial"/>
                 <w:b/>
                 <w:bCs/>
-                <w:sz w:val="17"/>
-                <w:szCs w:val="17"/>
+                <w:sz w:val="16"/>
+                <w:szCs w:val="16"/>
               </w:rPr>
               <w:t xml:space="preserve">Dataset compatibility:</w:t>
             </w:r>
             <w:r>
               <w:rPr>
                 <w:rFonts w:ascii="Arial" w:cs="Arial" w:eastAsia="Arial" w:hAnsi="Arial"/>
-                <w:sz w:val="17"/>
-                <w:szCs w:val="17"/>
-              </w:rPr>
-              <w:t xml:space="preserve"> the independent variable is satellite-detected canopy loss; the dependent variable excludes land-use change.</w:t>
-            </w:r>
-          </w:p>
-        </w:tc>
-        <w:tc>
-          <w:tcPr>
-            <w:tcW w:type="dxa" w:w="2800"/>
+                <w:sz w:val="16"/>
+                <w:szCs w:val="16"/>
+              </w:rPr>
+              <w:t xml:space="preserve"> satellite-detected canopy loss vs fossil and industrial CO</w:t>
+            </w:r>
+            <w:r>
+              <w:rPr>
+                <w:rFonts w:ascii="Arial" w:cs="Arial" w:eastAsia="Arial" w:hAnsi="Arial"/>
+                <w:sz w:val="16"/>
+                <w:szCs w:val="16"/>
+                <w:vertAlign w:val="subscript"/>
+              </w:rPr>
+              <w:t xml:space="preserve">2</w:t>
+            </w:r>
+            <w:r>
+              <w:rPr>
+                <w:rFonts w:ascii="Arial" w:cs="Arial" w:eastAsia="Arial" w:hAnsi="Arial"/>
+                <w:sz w:val="16"/>
+                <w:szCs w:val="16"/>
+              </w:rPr>
+              <w:t xml:space="preserve">; loss is recorded when detected, which can lag late-year events (Global Forest Watch, 2024).</w:t>
+            </w:r>
+          </w:p>
+        </w:tc>
+        <w:tc>
+          <w:tcPr>
+            <w:tcW w:type="dxa" w:w="1900"/>
             <w:tcBorders>
               <w:top w:val="single" w:color="A6A6A6" w:sz="4"/>
               <w:left w:val="single" w:color="A6A6A6" w:sz="4"/>
@@ -18400,26 +20228,26 @@
             <w:r>
               <w:rPr>
                 <w:rFonts w:ascii="Arial" w:cs="Arial" w:eastAsia="Arial" w:hAnsi="Arial"/>
-                <w:sz w:val="17"/>
-                <w:szCs w:val="17"/>
-              </w:rPr>
-              <w:t xml:space="preserve">The main test compares different processes, so the strong </w:t>
+                <w:sz w:val="16"/>
+                <w:szCs w:val="16"/>
+              </w:rPr>
+              <w:t xml:space="preserve">The main </w:t>
             </w:r>
             <w:r>
               <w:rPr>
                 <w:rFonts w:ascii="Arial" w:cs="Arial" w:eastAsia="Arial" w:hAnsi="Arial"/>
                 <w:i/>
                 <w:iCs/>
-                <w:sz w:val="17"/>
-                <w:szCs w:val="17"/>
+                <w:sz w:val="16"/>
+                <w:szCs w:val="16"/>
               </w:rPr>
               <w:t xml:space="preserve">r</w:t>
             </w:r>
             <w:r>
               <w:rPr>
                 <w:rFonts w:ascii="Arial" w:cs="Arial" w:eastAsia="Arial" w:hAnsi="Arial"/>
-                <w:sz w:val="17"/>
-                <w:szCs w:val="17"/>
+                <w:sz w:val="16"/>
+                <w:szCs w:val="16"/>
                 <w:vertAlign w:val="subscript"/>
               </w:rPr>
               <w:t xml:space="preserve">s</w:t>
@@ -18427,16 +20255,16 @@
             <w:r>
               <w:rPr>
                 <w:rFonts w:ascii="Arial" w:cs="Arial" w:eastAsia="Arial" w:hAnsi="Arial"/>
-                <w:sz w:val="17"/>
-                <w:szCs w:val="17"/>
-              </w:rPr>
-              <w:t xml:space="preserve"> mostly reflects a shared trend.</w:t>
-            </w:r>
-          </w:p>
-        </w:tc>
-        <w:tc>
-          <w:tcPr>
-            <w:tcW w:type="dxa" w:w="3226"/>
+                <w:sz w:val="16"/>
+                <w:szCs w:val="16"/>
+              </w:rPr>
+              <w:t xml:space="preserve"> mostly reflects a shared trend, not a carbon link.</w:t>
+            </w:r>
+          </w:p>
+        </w:tc>
+        <w:tc>
+          <w:tcPr>
+            <w:tcW w:type="dxa" w:w="2526"/>
             <w:tcBorders>
               <w:top w:val="single" w:color="A6A6A6" w:sz="4"/>
               <w:left w:val="single" w:color="A6A6A6" w:sz="4"/>
@@ -18460,10 +20288,43 @@
             <w:r>
               <w:rPr>
                 <w:rFonts w:ascii="Arial" w:cs="Arial" w:eastAsia="Arial" w:hAnsi="Arial"/>
-                <w:sz w:val="17"/>
-                <w:szCs w:val="17"/>
-              </w:rPr>
-              <w:t xml:space="preserve">Use an independent estimate of forest emissions, such as the land-use sector of Cameroon’s national inventory reported to the UNFCCC, if it covers enough years.</w:t>
+                <w:sz w:val="16"/>
+                <w:szCs w:val="16"/>
+              </w:rPr>
+              <w:t xml:space="preserve">Use an independent forest-emission variable, e.g. the land-use sector of Cameroon’s UNFCCC inventory, if enough years exist.</w:t>
+            </w:r>
+          </w:p>
+        </w:tc>
+        <w:tc>
+          <w:tcPr>
+            <w:tcW w:type="dxa" w:w="2100"/>
+            <w:tcBorders>
+              <w:top w:val="single" w:color="A6A6A6" w:sz="4"/>
+              <w:left w:val="single" w:color="A6A6A6" w:sz="4"/>
+              <w:bottom w:val="single" w:color="A6A6A6" w:sz="4"/>
+              <w:right w:val="single" w:color="A6A6A6" w:sz="4"/>
+            </w:tcBorders>
+            <w:tcMar>
+              <w:top w:type="dxa" w:w="40"/>
+              <w:left w:type="dxa" w:w="90"/>
+              <w:bottom w:type="dxa" w:w="40"/>
+              <w:right w:type="dxa" w:w="90"/>
+            </w:tcMar>
+            <w:vAlign w:val="center"/>
+          </w:tcPr>
+          <w:p>
+            <w:pPr>
+              <w:keepNext/>
+              <w:spacing w:after="0" w:before="0" w:line="240" w:lineRule="auto"/>
+              <w:jc w:val="left"/>
+            </w:pPr>
+            <w:r>
+              <w:rPr>
+                <w:rFonts w:ascii="Arial" w:cs="Arial" w:eastAsia="Arial" w:hAnsi="Arial"/>
+                <w:sz w:val="16"/>
+                <w:szCs w:val="16"/>
+              </w:rPr>
+              <w:t xml:space="preserve">Tests the rationale’s carbon pathway directly.</w:t>
             </w:r>
           </w:p>
         </w:tc>
@@ -18474,7 +20335,7 @@
         </w:trPr>
         <w:tc>
           <w:tcPr>
-            <w:tcW w:type="dxa" w:w="3000"/>
+            <w:tcW w:type="dxa" w:w="2500"/>
             <w:tcBorders>
               <w:top w:val="single" w:color="A6A6A6" w:sz="4"/>
               <w:left w:val="single" w:color="A6A6A6" w:sz="4"/>
@@ -18500,24 +20361,24 @@
                 <w:rFonts w:ascii="Arial" w:cs="Arial" w:eastAsia="Arial" w:hAnsi="Arial"/>
                 <w:b/>
                 <w:bCs/>
-                <w:sz w:val="17"/>
-                <w:szCs w:val="17"/>
-              </w:rPr>
-              <w:t xml:space="preserve">Loss is not deforestation:</w:t>
-            </w:r>
-            <w:r>
-              <w:rPr>
-                <w:rFonts w:ascii="Arial" w:cs="Arial" w:eastAsia="Arial" w:hAnsi="Arial"/>
-                <w:sz w:val="17"/>
-                <w:szCs w:val="17"/>
-              </w:rPr>
-              <w:t xml:space="preserve"> about half of the loss came from shifting cultivation, which is followed by regrowth.</w:t>
-            </w:r>
-          </w:p>
-        </w:tc>
-        <w:tc>
-          <w:tcPr>
-            <w:tcW w:type="dxa" w:w="2800"/>
+                <w:sz w:val="16"/>
+                <w:szCs w:val="16"/>
+              </w:rPr>
+              <w:t xml:space="preserve">Validity:</w:t>
+            </w:r>
+            <w:r>
+              <w:rPr>
+                <w:rFonts w:ascii="Arial" w:cs="Arial" w:eastAsia="Arial" w:hAnsi="Arial"/>
+                <w:sz w:val="16"/>
+                <w:szCs w:val="16"/>
+              </w:rPr>
+              <w:t xml:space="preserve"> about half the loss was shifting cultivation, which is followed by regrowth.</w:t>
+            </w:r>
+          </w:p>
+        </w:tc>
+        <w:tc>
+          <w:tcPr>
+            <w:tcW w:type="dxa" w:w="1900"/>
             <w:tcBorders>
               <w:top w:val="single" w:color="A6A6A6" w:sz="4"/>
               <w:left w:val="single" w:color="A6A6A6" w:sz="4"/>
@@ -18541,16 +20402,16 @@
             <w:r>
               <w:rPr>
                 <w:rFonts w:ascii="Arial" w:cs="Arial" w:eastAsia="Arial" w:hAnsi="Arial"/>
-                <w:sz w:val="17"/>
-                <w:szCs w:val="17"/>
-              </w:rPr>
-              <w:t xml:space="preserve">Annual loss overstates permanent carbon loss, reducing validity.</w:t>
-            </w:r>
-          </w:p>
-        </w:tc>
-        <w:tc>
-          <w:tcPr>
-            <w:tcW w:type="dxa" w:w="3226"/>
+                <w:sz w:val="16"/>
+                <w:szCs w:val="16"/>
+              </w:rPr>
+              <w:t xml:space="preserve">Loss overstates permanent carbon loss.</w:t>
+            </w:r>
+          </w:p>
+        </w:tc>
+        <w:tc>
+          <w:tcPr>
+            <w:tcW w:type="dxa" w:w="2526"/>
             <w:tcBorders>
               <w:top w:val="single" w:color="A6A6A6" w:sz="4"/>
               <w:left w:val="single" w:color="A6A6A6" w:sz="4"/>
@@ -18574,10 +20435,43 @@
             <w:r>
               <w:rPr>
                 <w:rFonts w:ascii="Arial" w:cs="Arial" w:eastAsia="Arial" w:hAnsi="Arial"/>
-                <w:sz w:val="17"/>
-                <w:szCs w:val="17"/>
-              </w:rPr>
-              <w:t xml:space="preserve">Repeat the analysis with GFW’s humid tropical primary forest loss (2002–2025), in the same workbook, which excludes previously cleared land.</w:t>
+                <w:sz w:val="16"/>
+                <w:szCs w:val="16"/>
+              </w:rPr>
+              <w:t xml:space="preserve">Repeat with GFW’s humid tropical primary forest loss (2002–2025), in the same workbook.</w:t>
+            </w:r>
+          </w:p>
+        </w:tc>
+        <w:tc>
+          <w:tcPr>
+            <w:tcW w:type="dxa" w:w="2100"/>
+            <w:tcBorders>
+              <w:top w:val="single" w:color="A6A6A6" w:sz="4"/>
+              <w:left w:val="single" w:color="A6A6A6" w:sz="4"/>
+              <w:bottom w:val="single" w:color="A6A6A6" w:sz="4"/>
+              <w:right w:val="single" w:color="A6A6A6" w:sz="4"/>
+            </w:tcBorders>
+            <w:tcMar>
+              <w:top w:type="dxa" w:w="40"/>
+              <w:left w:type="dxa" w:w="90"/>
+              <w:bottom w:type="dxa" w:w="40"/>
+              <w:right w:type="dxa" w:w="90"/>
+            </w:tcMar>
+            <w:vAlign w:val="center"/>
+          </w:tcPr>
+          <w:p>
+            <w:pPr>
+              <w:keepNext/>
+              <w:spacing w:after="0" w:before="0" w:line="240" w:lineRule="auto"/>
+              <w:jc w:val="left"/>
+            </w:pPr>
+            <w:r>
+              <w:rPr>
+                <w:rFonts w:ascii="Arial" w:cs="Arial" w:eastAsia="Arial" w:hAnsi="Arial"/>
+                <w:sz w:val="16"/>
+                <w:szCs w:val="16"/>
+              </w:rPr>
+              <w:t xml:space="preserve">Excludes previously cleared, regrowing land.</w:t>
             </w:r>
           </w:p>
         </w:tc>
@@ -18588,7 +20482,7 @@
         </w:trPr>
         <w:tc>
           <w:tcPr>
-            <w:tcW w:type="dxa" w:w="3000"/>
+            <w:tcW w:type="dxa" w:w="2500"/>
             <w:tcBorders>
               <w:top w:val="single" w:color="A6A6A6" w:sz="4"/>
               <w:left w:val="single" w:color="A6A6A6" w:sz="4"/>
@@ -18614,16 +20508,16 @@
                 <w:rFonts w:ascii="Arial" w:cs="Arial" w:eastAsia="Arial" w:hAnsi="Arial"/>
                 <w:b/>
                 <w:bCs/>
-                <w:sz w:val="17"/>
-                <w:szCs w:val="17"/>
-              </w:rPr>
-              <w:t xml:space="preserve">Temporal inconsistency:</w:t>
-            </w:r>
-            <w:r>
-              <w:rPr>
-                <w:rFonts w:ascii="Arial" w:cs="Arial" w:eastAsia="Arial" w:hAnsi="Arial"/>
-                <w:sz w:val="17"/>
-                <w:szCs w:val="17"/>
+                <w:sz w:val="16"/>
+                <w:szCs w:val="16"/>
+              </w:rPr>
+              <w:t xml:space="preserve">Temporal consistency:</w:t>
+            </w:r>
+            <w:r>
+              <w:rPr>
+                <w:rFonts w:ascii="Arial" w:cs="Arial" w:eastAsia="Arial" w:hAnsi="Arial"/>
+                <w:sz w:val="16"/>
+                <w:szCs w:val="16"/>
               </w:rPr>
               <w:t xml:space="preserve"> detection improved in 2011–2015 (Global Forest Watch, 2024).</w:t>
             </w:r>
@@ -18631,7 +20525,7 @@
         </w:tc>
         <w:tc>
           <w:tcPr>
-            <w:tcW w:type="dxa" w:w="2800"/>
+            <w:tcW w:type="dxa" w:w="1900"/>
             <w:tcBorders>
               <w:top w:val="single" w:color="A6A6A6" w:sz="4"/>
               <w:left w:val="single" w:color="A6A6A6" w:sz="4"/>
@@ -18655,26 +20549,26 @@
             <w:r>
               <w:rPr>
                 <w:rFonts w:ascii="Arial" w:cs="Arial" w:eastAsia="Arial" w:hAnsi="Arial"/>
-                <w:sz w:val="17"/>
-                <w:szCs w:val="17"/>
-              </w:rPr>
-              <w:t xml:space="preserve">Later loss may be over-estimated, inflating the positive </w:t>
+                <w:sz w:val="16"/>
+                <w:szCs w:val="16"/>
+              </w:rPr>
+              <w:t xml:space="preserve">Later loss may be over-estimated, inflating </w:t>
             </w:r>
             <w:r>
               <w:rPr>
                 <w:rFonts w:ascii="Arial" w:cs="Arial" w:eastAsia="Arial" w:hAnsi="Arial"/>
                 <w:i/>
                 <w:iCs/>
-                <w:sz w:val="17"/>
-                <w:szCs w:val="17"/>
+                <w:sz w:val="16"/>
+                <w:szCs w:val="16"/>
               </w:rPr>
               <w:t xml:space="preserve">r</w:t>
             </w:r>
             <w:r>
               <w:rPr>
                 <w:rFonts w:ascii="Arial" w:cs="Arial" w:eastAsia="Arial" w:hAnsi="Arial"/>
-                <w:sz w:val="17"/>
-                <w:szCs w:val="17"/>
+                <w:sz w:val="16"/>
+                <w:szCs w:val="16"/>
                 <w:vertAlign w:val="subscript"/>
               </w:rPr>
               <w:t xml:space="preserve">s</w:t>
@@ -18682,8 +20576,8 @@
             <w:r>
               <w:rPr>
                 <w:rFonts w:ascii="Arial" w:cs="Arial" w:eastAsia="Arial" w:hAnsi="Arial"/>
-                <w:sz w:val="17"/>
-                <w:szCs w:val="17"/>
+                <w:sz w:val="16"/>
+                <w:szCs w:val="16"/>
               </w:rPr>
               <w:t xml:space="preserve">.</w:t>
             </w:r>
@@ -18691,7 +20585,7 @@
         </w:tc>
         <w:tc>
           <w:tcPr>
-            <w:tcW w:type="dxa" w:w="3226"/>
+            <w:tcW w:type="dxa" w:w="2526"/>
             <w:tcBorders>
               <w:top w:val="single" w:color="A6A6A6" w:sz="4"/>
               <w:left w:val="single" w:color="A6A6A6" w:sz="4"/>
@@ -18715,10 +20609,43 @@
             <w:r>
               <w:rPr>
                 <w:rFonts w:ascii="Arial" w:cs="Arial" w:eastAsia="Arial" w:hAnsi="Arial"/>
-                <w:sz w:val="17"/>
-                <w:szCs w:val="17"/>
-              </w:rPr>
-              <w:t xml:space="preserve">Use 3-year moving averages, and analyse only the consistent period once more years exist (2025 loss data are already published).</w:t>
+                <w:sz w:val="16"/>
+                <w:szCs w:val="16"/>
+              </w:rPr>
+              <w:t xml:space="preserve">Use 3-year moving averages; analyse only post-2015 data once more years are released.</w:t>
+            </w:r>
+          </w:p>
+        </w:tc>
+        <w:tc>
+          <w:tcPr>
+            <w:tcW w:type="dxa" w:w="2100"/>
+            <w:tcBorders>
+              <w:top w:val="single" w:color="A6A6A6" w:sz="4"/>
+              <w:left w:val="single" w:color="A6A6A6" w:sz="4"/>
+              <w:bottom w:val="single" w:color="A6A6A6" w:sz="4"/>
+              <w:right w:val="single" w:color="A6A6A6" w:sz="4"/>
+            </w:tcBorders>
+            <w:tcMar>
+              <w:top w:type="dxa" w:w="40"/>
+              <w:left w:type="dxa" w:w="90"/>
+              <w:bottom w:type="dxa" w:w="40"/>
+              <w:right w:type="dxa" w:w="90"/>
+            </w:tcMar>
+            <w:vAlign w:val="center"/>
+          </w:tcPr>
+          <w:p>
+            <w:pPr>
+              <w:keepNext/>
+              <w:spacing w:after="0" w:before="0" w:line="240" w:lineRule="auto"/>
+              <w:jc w:val="left"/>
+            </w:pPr>
+            <w:r>
+              <w:rPr>
+                <w:rFonts w:ascii="Arial" w:cs="Arial" w:eastAsia="Arial" w:hAnsi="Arial"/>
+                <w:sz w:val="16"/>
+                <w:szCs w:val="16"/>
+              </w:rPr>
+              <w:t xml:space="preserve">Reduces artificial trends from satellite changes.</w:t>
             </w:r>
           </w:p>
         </w:tc>
@@ -18729,7 +20656,7 @@
         </w:trPr>
         <w:tc>
           <w:tcPr>
-            <w:tcW w:type="dxa" w:w="3000"/>
+            <w:tcW w:type="dxa" w:w="2500"/>
             <w:tcBorders>
               <w:top w:val="single" w:color="A6A6A6" w:sz="4"/>
               <w:left w:val="single" w:color="A6A6A6" w:sz="4"/>
@@ -18755,24 +20682,24 @@
                 <w:rFonts w:ascii="Arial" w:cs="Arial" w:eastAsia="Arial" w:hAnsi="Arial"/>
                 <w:b/>
                 <w:bCs/>
-                <w:sz w:val="17"/>
-                <w:szCs w:val="17"/>
-              </w:rPr>
-              <w:t xml:space="preserve">Confounding variables</w:t>
-            </w:r>
-            <w:r>
-              <w:rPr>
-                <w:rFonts w:ascii="Arial" w:cs="Arial" w:eastAsia="Arial" w:hAnsi="Arial"/>
-                <w:sz w:val="17"/>
-                <w:szCs w:val="17"/>
-              </w:rPr>
-              <w:t xml:space="preserve"> and a shared time trend.</w:t>
-            </w:r>
-          </w:p>
-        </w:tc>
-        <w:tc>
-          <w:tcPr>
-            <w:tcW w:type="dxa" w:w="2800"/>
+                <w:sz w:val="16"/>
+                <w:szCs w:val="16"/>
+              </w:rPr>
+              <w:t xml:space="preserve">Confounding</w:t>
+            </w:r>
+            <w:r>
+              <w:rPr>
+                <w:rFonts w:ascii="Arial" w:cs="Arial" w:eastAsia="Arial" w:hAnsi="Arial"/>
+                <w:sz w:val="16"/>
+                <w:szCs w:val="16"/>
+              </w:rPr>
+              <w:t xml:space="preserve"> by population and economic growth.</w:t>
+            </w:r>
+          </w:p>
+        </w:tc>
+        <w:tc>
+          <w:tcPr>
+            <w:tcW w:type="dxa" w:w="1900"/>
             <w:tcBorders>
               <w:top w:val="single" w:color="A6A6A6" w:sz="4"/>
               <w:left w:val="single" w:color="A6A6A6" w:sz="4"/>
@@ -18796,16 +20723,16 @@
             <w:r>
               <w:rPr>
                 <w:rFonts w:ascii="Arial" w:cs="Arial" w:eastAsia="Arial" w:hAnsi="Arial"/>
-                <w:sz w:val="17"/>
-                <w:szCs w:val="17"/>
-              </w:rPr>
-              <w:t xml:space="preserve">The correlation is inflated; causation cannot be inferred.</w:t>
-            </w:r>
-          </w:p>
-        </w:tc>
-        <w:tc>
-          <w:tcPr>
-            <w:tcW w:type="dxa" w:w="3226"/>
+                <w:sz w:val="16"/>
+                <w:szCs w:val="16"/>
+              </w:rPr>
+              <w:t xml:space="preserve">Correlation inflated; causation cannot be inferred.</w:t>
+            </w:r>
+          </w:p>
+        </w:tc>
+        <w:tc>
+          <w:tcPr>
+            <w:tcW w:type="dxa" w:w="2526"/>
             <w:tcBorders>
               <w:top w:val="single" w:color="A6A6A6" w:sz="4"/>
               <w:left w:val="single" w:color="A6A6A6" w:sz="4"/>
@@ -18829,10 +20756,43 @@
             <w:r>
               <w:rPr>
                 <w:rFonts w:ascii="Arial" w:cs="Arial" w:eastAsia="Arial" w:hAnsi="Arial"/>
-                <w:sz w:val="17"/>
-                <w:szCs w:val="17"/>
-              </w:rPr>
-              <w:t xml:space="preserve">Use partial correlation or multiple regression controlling for population and primary energy consumption, both in the Our World in Data file.</w:t>
+                <w:sz w:val="16"/>
+                <w:szCs w:val="16"/>
+              </w:rPr>
+              <w:t xml:space="preserve">Partial correlation or multiple regression with population and primary energy consumption (both in the OWID file).</w:t>
+            </w:r>
+          </w:p>
+        </w:tc>
+        <w:tc>
+          <w:tcPr>
+            <w:tcW w:type="dxa" w:w="2100"/>
+            <w:tcBorders>
+              <w:top w:val="single" w:color="A6A6A6" w:sz="4"/>
+              <w:left w:val="single" w:color="A6A6A6" w:sz="4"/>
+              <w:bottom w:val="single" w:color="A6A6A6" w:sz="4"/>
+              <w:right w:val="single" w:color="A6A6A6" w:sz="4"/>
+            </w:tcBorders>
+            <w:tcMar>
+              <w:top w:type="dxa" w:w="40"/>
+              <w:left w:type="dxa" w:w="90"/>
+              <w:bottom w:type="dxa" w:w="40"/>
+              <w:right w:type="dxa" w:w="90"/>
+            </w:tcMar>
+            <w:vAlign w:val="center"/>
+          </w:tcPr>
+          <w:p>
+            <w:pPr>
+              <w:keepNext/>
+              <w:spacing w:after="0" w:before="0" w:line="240" w:lineRule="auto"/>
+              <w:jc w:val="left"/>
+            </w:pPr>
+            <w:r>
+              <w:rPr>
+                <w:rFonts w:ascii="Arial" w:cs="Arial" w:eastAsia="Arial" w:hAnsi="Arial"/>
+                <w:sz w:val="16"/>
+                <w:szCs w:val="16"/>
+              </w:rPr>
+              <w:t xml:space="preserve">Shows whether any association remains once shared growth is removed.</w:t>
             </w:r>
           </w:p>
         </w:tc>
@@ -18843,7 +20803,7 @@
         </w:trPr>
         <w:tc>
           <w:tcPr>
-            <w:tcW w:type="dxa" w:w="3000"/>
+            <w:tcW w:type="dxa" w:w="2500"/>
             <w:tcBorders>
               <w:top w:val="single" w:color="A6A6A6" w:sz="4"/>
               <w:left w:val="single" w:color="A6A6A6" w:sz="4"/>
@@ -18869,16 +20829,58 @@
                 <w:rFonts w:ascii="Arial" w:cs="Arial" w:eastAsia="Arial" w:hAnsi="Arial"/>
                 <w:b/>
                 <w:bCs/>
-                <w:sz w:val="17"/>
-                <w:szCs w:val="17"/>
-              </w:rPr>
-              <w:t xml:space="preserve">National scale.</w:t>
-            </w:r>
-          </w:p>
-        </w:tc>
-        <w:tc>
-          <w:tcPr>
-            <w:tcW w:type="dxa" w:w="2800"/>
+                <w:sz w:val="16"/>
+                <w:szCs w:val="16"/>
+              </w:rPr>
+              <w:t xml:space="preserve">Precision:</w:t>
+            </w:r>
+            <w:r>
+              <w:rPr>
+                <w:rFonts w:ascii="Arial" w:cs="Arial" w:eastAsia="Arial" w:hAnsi="Arial"/>
+                <w:sz w:val="16"/>
+                <w:szCs w:val="16"/>
+              </w:rPr>
+              <w:t xml:space="preserve"> no country-level CO</w:t>
+            </w:r>
+            <w:r>
+              <w:rPr>
+                <w:rFonts w:ascii="Arial" w:cs="Arial" w:eastAsia="Arial" w:hAnsi="Arial"/>
+                <w:sz w:val="16"/>
+                <w:szCs w:val="16"/>
+                <w:vertAlign w:val="subscript"/>
+              </w:rPr>
+              <w:t xml:space="preserve">2</w:t>
+            </w:r>
+            <w:r>
+              <w:rPr>
+                <w:rFonts w:ascii="Arial" w:cs="Arial" w:eastAsia="Arial" w:hAnsi="Arial"/>
+                <w:sz w:val="16"/>
+                <w:szCs w:val="16"/>
+              </w:rPr>
+              <w:t xml:space="preserve"> uncertainty; globally about ±5% for fossil and ±54% for land-use CO</w:t>
+            </w:r>
+            <w:r>
+              <w:rPr>
+                <w:rFonts w:ascii="Arial" w:cs="Arial" w:eastAsia="Arial" w:hAnsi="Arial"/>
+                <w:sz w:val="16"/>
+                <w:szCs w:val="16"/>
+                <w:vertAlign w:val="subscript"/>
+              </w:rPr>
+              <w:t xml:space="preserve">2</w:t>
+            </w:r>
+            <w:r>
+              <w:rPr>
+                <w:rFonts w:ascii="Arial" w:cs="Arial" w:eastAsia="Arial" w:hAnsi="Arial"/>
+                <w:sz w:val="16"/>
+                <w:szCs w:val="16"/>
+              </w:rPr>
+              <w:t xml:space="preserve"> (Friedlingstein et al., 2026). Loss-map accuracy: 87% user’s, 88% producer’s (Hansen et al., 2013).</w:t>
+            </w:r>
+          </w:p>
+        </w:tc>
+        <w:tc>
+          <w:tcPr>
+            <w:tcW w:type="dxa" w:w="1900"/>
             <w:tcBorders>
               <w:top w:val="single" w:color="A6A6A6" w:sz="4"/>
               <w:left w:val="single" w:color="A6A6A6" w:sz="4"/>
@@ -18902,16 +20904,33 @@
             <w:r>
               <w:rPr>
                 <w:rFonts w:ascii="Arial" w:cs="Arial" w:eastAsia="Arial" w:hAnsi="Arial"/>
-                <w:sz w:val="17"/>
-                <w:szCs w:val="17"/>
-              </w:rPr>
-              <w:t xml:space="preserve">Loss occurs in forested regions, while fuel emissions occur where fuel is burnt, so national totals hide regional patterns.</w:t>
-            </w:r>
-          </w:p>
-        </w:tc>
-        <w:tc>
-          <w:tcPr>
-            <w:tcW w:type="dxa" w:w="3226"/>
+                <w:sz w:val="16"/>
+                <w:szCs w:val="16"/>
+              </w:rPr>
+              <w:t xml:space="preserve">Small differences, e.g. the 4% CO</w:t>
+            </w:r>
+            <w:r>
+              <w:rPr>
+                <w:rFonts w:ascii="Arial" w:cs="Arial" w:eastAsia="Arial" w:hAnsi="Arial"/>
+                <w:sz w:val="16"/>
+                <w:szCs w:val="16"/>
+                <w:vertAlign w:val="subscript"/>
+              </w:rPr>
+              <w:t xml:space="preserve">2</w:t>
+            </w:r>
+            <w:r>
+              <w:rPr>
+                <w:rFonts w:ascii="Arial" w:cs="Arial" w:eastAsia="Arial" w:hAnsi="Arial"/>
+                <w:sz w:val="16"/>
+                <w:szCs w:val="16"/>
+              </w:rPr>
+              <w:t xml:space="preserve"> range in 2015–2024, may not be real.</w:t>
+            </w:r>
+          </w:p>
+        </w:tc>
+        <w:tc>
+          <w:tcPr>
+            <w:tcW w:type="dxa" w:w="2526"/>
             <w:tcBorders>
               <w:top w:val="single" w:color="A6A6A6" w:sz="4"/>
               <w:left w:val="single" w:color="A6A6A6" w:sz="4"/>
@@ -18935,10 +20954,43 @@
             <w:r>
               <w:rPr>
                 <w:rFonts w:ascii="Arial" w:cs="Arial" w:eastAsia="Arial" w:hAnsi="Arial"/>
-                <w:sz w:val="17"/>
-                <w:szCs w:val="17"/>
-              </w:rPr>
-              <w:t xml:space="preserve">Combine the regional loss data in the GFW workbook with regional or gridded emission estimates, where available.</w:t>
+                <w:sz w:val="16"/>
+                <w:szCs w:val="16"/>
+              </w:rPr>
+              <w:t xml:space="preserve">Compare with an independent inventory, such as the World Bank’s EDGAR-based series (World Bank, n.d.).</w:t>
+            </w:r>
+          </w:p>
+        </w:tc>
+        <w:tc>
+          <w:tcPr>
+            <w:tcW w:type="dxa" w:w="2100"/>
+            <w:tcBorders>
+              <w:top w:val="single" w:color="A6A6A6" w:sz="4"/>
+              <w:left w:val="single" w:color="A6A6A6" w:sz="4"/>
+              <w:bottom w:val="single" w:color="A6A6A6" w:sz="4"/>
+              <w:right w:val="single" w:color="A6A6A6" w:sz="4"/>
+            </w:tcBorders>
+            <w:tcMar>
+              <w:top w:type="dxa" w:w="40"/>
+              <w:left w:type="dxa" w:w="90"/>
+              <w:bottom w:type="dxa" w:w="40"/>
+              <w:right w:type="dxa" w:w="90"/>
+            </w:tcMar>
+            <w:vAlign w:val="center"/>
+          </w:tcPr>
+          <w:p>
+            <w:pPr>
+              <w:keepNext/>
+              <w:spacing w:after="0" w:before="0" w:line="240" w:lineRule="auto"/>
+              <w:jc w:val="left"/>
+            </w:pPr>
+            <w:r>
+              <w:rPr>
+                <w:rFonts w:ascii="Arial" w:cs="Arial" w:eastAsia="Arial" w:hAnsi="Arial"/>
+                <w:sz w:val="16"/>
+                <w:szCs w:val="16"/>
+              </w:rPr>
+              <w:t xml:space="preserve">The spread between inventories estimates uncertainty.</w:t>
             </w:r>
           </w:p>
         </w:tc>
@@ -18949,24 +21001,24 @@
         </w:trPr>
         <w:tc>
           <w:tcPr>
-            <w:tcW w:type="dxa" w:w="3000"/>
-            <w:tcBorders>
-              <w:top w:val="single" w:color="A6A6A6" w:sz="4"/>
-              <w:left w:val="single" w:color="A6A6A6" w:sz="4"/>
-              <w:bottom w:val="single" w:color="A6A6A6" w:sz="4"/>
-              <w:right w:val="single" w:color="A6A6A6" w:sz="4"/>
-            </w:tcBorders>
-            <w:tcMar>
-              <w:top w:type="dxa" w:w="40"/>
-              <w:left w:type="dxa" w:w="90"/>
-              <w:bottom w:type="dxa" w:w="40"/>
-              <w:right w:type="dxa" w:w="90"/>
-            </w:tcMar>
-            <w:vAlign w:val="center"/>
-          </w:tcPr>
-          <w:p>
-            <w:pPr>
-              <w:keepNext/>
+            <w:tcW w:type="dxa" w:w="2500"/>
+            <w:tcBorders>
+              <w:top w:val="single" w:color="A6A6A6" w:sz="4"/>
+              <w:left w:val="single" w:color="A6A6A6" w:sz="4"/>
+              <w:bottom w:val="single" w:color="A6A6A6" w:sz="4"/>
+              <w:right w:val="single" w:color="A6A6A6" w:sz="4"/>
+            </w:tcBorders>
+            <w:tcMar>
+              <w:top w:type="dxa" w:w="40"/>
+              <w:left w:type="dxa" w:w="90"/>
+              <w:bottom w:type="dxa" w:w="40"/>
+              <w:right w:type="dxa" w:w="90"/>
+            </w:tcMar>
+            <w:vAlign w:val="center"/>
+          </w:tcPr>
+          <w:p>
+            <w:pPr>
+              <w:keepNext w:val="false"/>
               <w:spacing w:after="0" w:before="0" w:line="240" w:lineRule="auto"/>
               <w:jc w:val="left"/>
             </w:pPr>
@@ -18975,95 +21027,90 @@
                 <w:rFonts w:ascii="Arial" w:cs="Arial" w:eastAsia="Arial" w:hAnsi="Arial"/>
                 <w:b/>
                 <w:bCs/>
-                <w:sz w:val="17"/>
-                <w:szCs w:val="17"/>
-              </w:rPr>
-              <w:t xml:space="preserve">Small sample and several tests:</w:t>
-            </w:r>
-            <w:r>
-              <w:rPr>
-                <w:rFonts w:ascii="Arial" w:cs="Arial" w:eastAsia="Arial" w:hAnsi="Arial"/>
-                <w:sz w:val="17"/>
-                <w:szCs w:val="17"/>
-              </w:rPr>
-              <w:t xml:space="preserve"> n = 24, and n = 10 for 2015–2024.</w:t>
-            </w:r>
-          </w:p>
-        </w:tc>
-        <w:tc>
-          <w:tcPr>
-            <w:tcW w:type="dxa" w:w="2800"/>
-            <w:tcBorders>
-              <w:top w:val="single" w:color="A6A6A6" w:sz="4"/>
-              <w:left w:val="single" w:color="A6A6A6" w:sz="4"/>
-              <w:bottom w:val="single" w:color="A6A6A6" w:sz="4"/>
-              <w:right w:val="single" w:color="A6A6A6" w:sz="4"/>
-            </w:tcBorders>
-            <w:tcMar>
-              <w:top w:type="dxa" w:w="40"/>
-              <w:left w:type="dxa" w:w="90"/>
-              <w:bottom w:type="dxa" w:w="40"/>
-              <w:right w:type="dxa" w:w="90"/>
-            </w:tcMar>
-            <w:vAlign w:val="center"/>
-          </w:tcPr>
-          <w:p>
-            <w:pPr>
-              <w:keepNext/>
+                <w:sz w:val="16"/>
+                <w:szCs w:val="16"/>
+              </w:rPr>
+              <w:t xml:space="preserve">Scale and sample size:</w:t>
+            </w:r>
+            <w:r>
+              <w:rPr>
+                <w:rFonts w:ascii="Arial" w:cs="Arial" w:eastAsia="Arial" w:hAnsi="Arial"/>
+                <w:sz w:val="16"/>
+                <w:szCs w:val="16"/>
+              </w:rPr>
+              <w:t xml:space="preserve"> national totals; n = 24 (10 for 2015–2024).</w:t>
+            </w:r>
+          </w:p>
+        </w:tc>
+        <w:tc>
+          <w:tcPr>
+            <w:tcW w:type="dxa" w:w="1900"/>
+            <w:tcBorders>
+              <w:top w:val="single" w:color="A6A6A6" w:sz="4"/>
+              <w:left w:val="single" w:color="A6A6A6" w:sz="4"/>
+              <w:bottom w:val="single" w:color="A6A6A6" w:sz="4"/>
+              <w:right w:val="single" w:color="A6A6A6" w:sz="4"/>
+            </w:tcBorders>
+            <w:tcMar>
+              <w:top w:type="dxa" w:w="40"/>
+              <w:left w:type="dxa" w:w="90"/>
+              <w:bottom w:type="dxa" w:w="40"/>
+              <w:right w:type="dxa" w:w="90"/>
+            </w:tcMar>
+            <w:vAlign w:val="center"/>
+          </w:tcPr>
+          <w:p>
+            <w:pPr>
+              <w:keepNext w:val="false"/>
               <w:spacing w:after="0" w:before="0" w:line="240" w:lineRule="auto"/>
               <w:jc w:val="left"/>
             </w:pPr>
             <w:r>
               <w:rPr>
                 <w:rFonts w:ascii="Arial" w:cs="Arial" w:eastAsia="Arial" w:hAnsi="Arial"/>
-                <w:sz w:val="17"/>
-                <w:szCs w:val="17"/>
-              </w:rPr>
-              <w:t xml:space="preserve">The 2015–2024 result is not significant after correction for multiple tests.</w:t>
-            </w:r>
-          </w:p>
-        </w:tc>
-        <w:tc>
-          <w:tcPr>
-            <w:tcW w:type="dxa" w:w="3226"/>
-            <w:tcBorders>
-              <w:top w:val="single" w:color="A6A6A6" w:sz="4"/>
-              <w:left w:val="single" w:color="A6A6A6" w:sz="4"/>
-              <w:bottom w:val="single" w:color="A6A6A6" w:sz="4"/>
-              <w:right w:val="single" w:color="A6A6A6" w:sz="4"/>
-            </w:tcBorders>
-            <w:tcMar>
-              <w:top w:type="dxa" w:w="40"/>
-              <w:left w:type="dxa" w:w="90"/>
-              <w:bottom w:type="dxa" w:w="40"/>
-              <w:right w:type="dxa" w:w="90"/>
-            </w:tcMar>
-            <w:vAlign w:val="center"/>
-          </w:tcPr>
-          <w:p>
-            <w:pPr>
-              <w:keepNext/>
+                <w:sz w:val="16"/>
+                <w:szCs w:val="16"/>
+              </w:rPr>
+              <w:t xml:space="preserve">Regional patterns hidden; sub-period result weak.</w:t>
+            </w:r>
+          </w:p>
+        </w:tc>
+        <w:tc>
+          <w:tcPr>
+            <w:tcW w:type="dxa" w:w="2526"/>
+            <w:tcBorders>
+              <w:top w:val="single" w:color="A6A6A6" w:sz="4"/>
+              <w:left w:val="single" w:color="A6A6A6" w:sz="4"/>
+              <w:bottom w:val="single" w:color="A6A6A6" w:sz="4"/>
+              <w:right w:val="single" w:color="A6A6A6" w:sz="4"/>
+            </w:tcBorders>
+            <w:tcMar>
+              <w:top w:type="dxa" w:w="40"/>
+              <w:left w:type="dxa" w:w="90"/>
+              <w:bottom w:type="dxa" w:w="40"/>
+              <w:right w:type="dxa" w:w="90"/>
+            </w:tcMar>
+            <w:vAlign w:val="center"/>
+          </w:tcPr>
+          <w:p>
+            <w:pPr>
+              <w:keepNext w:val="false"/>
               <w:spacing w:after="0" w:before="0" w:line="240" w:lineRule="auto"/>
               <w:jc w:val="left"/>
             </w:pPr>
             <w:r>
               <w:rPr>
                 <w:rFonts w:ascii="Arial" w:cs="Arial" w:eastAsia="Arial" w:hAnsi="Arial"/>
-                <w:sz w:val="17"/>
-                <w:szCs w:val="17"/>
-              </w:rPr>
-              <w:t xml:space="preserve">Extend the series as new releases add years, and choose one main test in advance.</w:t>
-            </w:r>
-          </w:p>
-        </w:tc>
-      </w:tr>
-      <w:tr>
-        <w:trPr>
-          <w:cantSplit/>
-        </w:trPr>
-        <w:tc>
-          <w:tcPr>
-            <w:tcW w:type="dxa" w:w="3000"/>
+                <w:sz w:val="16"/>
+                <w:szCs w:val="16"/>
+              </w:rPr>
+              <w:t xml:space="preserve">Combine GFW regional loss data with regional or gridded emission estimates, where available.</w:t>
+            </w:r>
+          </w:p>
+        </w:tc>
+        <w:tc>
+          <w:tcPr>
+            <w:tcW w:type="dxa" w:w="2100"/>
             <w:tcBorders>
               <w:top w:val="single" w:color="A6A6A6" w:sz="4"/>
               <w:left w:val="single" w:color="A6A6A6" w:sz="4"/>
@@ -19087,86 +21134,10 @@
             <w:r>
               <w:rPr>
                 <w:rFonts w:ascii="Arial" w:cs="Arial" w:eastAsia="Arial" w:hAnsi="Arial"/>
-                <w:b/>
-                <w:bCs/>
-                <w:sz w:val="17"/>
-                <w:szCs w:val="17"/>
-              </w:rPr>
-              <w:t xml:space="preserve">Uncertainty of the dependent variable:</w:t>
-            </w:r>
-            <w:r>
-              <w:rPr>
-                <w:rFonts w:ascii="Arial" w:cs="Arial" w:eastAsia="Arial" w:hAnsi="Arial"/>
-                <w:sz w:val="17"/>
-                <w:szCs w:val="17"/>
-              </w:rPr>
-              <w:t xml:space="preserve"> no country-level uncertainty is given.</w:t>
-            </w:r>
-          </w:p>
-        </w:tc>
-        <w:tc>
-          <w:tcPr>
-            <w:tcW w:type="dxa" w:w="2800"/>
-            <w:tcBorders>
-              <w:top w:val="single" w:color="A6A6A6" w:sz="4"/>
-              <w:left w:val="single" w:color="A6A6A6" w:sz="4"/>
-              <w:bottom w:val="single" w:color="A6A6A6" w:sz="4"/>
-              <w:right w:val="single" w:color="A6A6A6" w:sz="4"/>
-            </w:tcBorders>
-            <w:tcMar>
-              <w:top w:type="dxa" w:w="40"/>
-              <w:left w:type="dxa" w:w="90"/>
-              <w:bottom w:type="dxa" w:w="40"/>
-              <w:right w:type="dxa" w:w="90"/>
-            </w:tcMar>
-            <w:vAlign w:val="center"/>
-          </w:tcPr>
-          <w:p>
-            <w:pPr>
-              <w:keepNext w:val="false"/>
-              <w:spacing w:after="0" w:before="0" w:line="240" w:lineRule="auto"/>
-              <w:jc w:val="left"/>
-            </w:pPr>
-            <w:r>
-              <w:rPr>
-                <w:rFonts w:ascii="Arial" w:cs="Arial" w:eastAsia="Arial" w:hAnsi="Arial"/>
-                <w:sz w:val="17"/>
-                <w:szCs w:val="17"/>
-              </w:rPr>
-              <w:t xml:space="preserve">Changes of about 4% in 2015–2024 may be within error.</w:t>
-            </w:r>
-          </w:p>
-        </w:tc>
-        <w:tc>
-          <w:tcPr>
-            <w:tcW w:type="dxa" w:w="3226"/>
-            <w:tcBorders>
-              <w:top w:val="single" w:color="A6A6A6" w:sz="4"/>
-              <w:left w:val="single" w:color="A6A6A6" w:sz="4"/>
-              <w:bottom w:val="single" w:color="A6A6A6" w:sz="4"/>
-              <w:right w:val="single" w:color="A6A6A6" w:sz="4"/>
-            </w:tcBorders>
-            <w:tcMar>
-              <w:top w:type="dxa" w:w="40"/>
-              <w:left w:type="dxa" w:w="90"/>
-              <w:bottom w:type="dxa" w:w="40"/>
-              <w:right w:type="dxa" w:w="90"/>
-            </w:tcMar>
-            <w:vAlign w:val="center"/>
-          </w:tcPr>
-          <w:p>
-            <w:pPr>
-              <w:keepNext w:val="false"/>
-              <w:spacing w:after="0" w:before="0" w:line="240" w:lineRule="auto"/>
-              <w:jc w:val="left"/>
-            </w:pPr>
-            <w:r>
-              <w:rPr>
-                <w:rFonts w:ascii="Arial" w:cs="Arial" w:eastAsia="Arial" w:hAnsi="Arial"/>
-                <w:sz w:val="17"/>
-                <w:szCs w:val="17"/>
-              </w:rPr>
-              <w:t xml:space="preserve">Compare with an independent inventory, such as the World Bank’s EDGAR-based series (World Bank, n.d.), to estimate the spread between estimates.</w:t>
+                <w:sz w:val="16"/>
+                <w:szCs w:val="16"/>
+              </w:rPr>
+              <w:t xml:space="preserve">Links loss and emissions in the same places and increases n.</w:t>
             </w:r>
           </w:p>
         </w:tc>
@@ -19186,12 +21157,14 @@
       <w:pPr>
         <w:pStyle w:val="Heading1"/>
       </w:pPr>
+      <w:bookmarkStart w:name="_Toc_35" w:id="35"/>
       <w:r>
         <w:rPr>
           <w:rFonts w:ascii="Arial" w:cs="Arial" w:eastAsia="Arial" w:hAnsi="Arial"/>
         </w:rPr>
         <w:t xml:space="preserve">References</w:t>
       </w:r>
+      <w:bookmarkEnd w:id="35"/>
     </w:p>
     <w:p>
       <w:pPr>
@@ -19492,7 +21465,7 @@
           <w:sz w:val="20"/>
           <w:szCs w:val="20"/>
         </w:rPr>
-        <w:t xml:space="preserve">Our World in Data (2026) </w:t>
+        <w:t xml:space="preserve">Millennium Ecosystem Assessment (2005) </w:t>
       </w:r>
       <w:r>
         <w:rPr>
@@ -19502,7 +21475,7 @@
           <w:sz w:val="20"/>
           <w:szCs w:val="20"/>
         </w:rPr>
-        <w:t xml:space="preserve">CO₂ and greenhouse gas emissions dataset</w:t>
+        <w:t xml:space="preserve">Ecosystems and human well-being: synthesis</w:t>
       </w:r>
       <w:r>
         <w:rPr>
@@ -19510,7 +21483,7 @@
           <w:sz w:val="20"/>
           <w:szCs w:val="20"/>
         </w:rPr>
-        <w:t xml:space="preserve"> [dataset, owid-co2-data.csv and codebook], compiled by Rosado, P., Ritchie, H., Roser, M., Mathieu, E. and Macdonald, B.; last updated 1 June 2026; CO₂ data from the Global Carbon Budget (2025). Available at: https://github.com/owid/co2-data (Accessed: 23 September 2026).</w:t>
+        <w:t xml:space="preserve">. Washington, DC: Island Press.</w:t>
       </w:r>
     </w:p>
     <w:p>
@@ -19524,7 +21497,7 @@
           <w:sz w:val="20"/>
           <w:szCs w:val="20"/>
         </w:rPr>
-        <w:t xml:space="preserve">Republic of Cameroon (2019) </w:t>
+        <w:t xml:space="preserve">Our World in Data (2026) </w:t>
       </w:r>
       <w:r>
         <w:rPr>
@@ -19534,7 +21507,7 @@
           <w:sz w:val="20"/>
           <w:szCs w:val="20"/>
         </w:rPr>
-        <w:t xml:space="preserve">Self-assessment of the REDD+ readiness phase by stakeholders report</w:t>
+        <w:t xml:space="preserve">CO₂ and greenhouse gas emissions dataset</w:t>
       </w:r>
       <w:r>
         <w:rPr>
@@ -19542,7 +21515,7 @@
           <w:sz w:val="20"/>
           <w:szCs w:val="20"/>
         </w:rPr>
-        <w:t xml:space="preserve"> [R-Package]. Forest Carbon Partnership Facility. Available at: https://www.forestcarbonpartnership.org/system/files/documents/Cameroon%20R-Package%20%20%20review_25-2-19.pdf</w:t>
+        <w:t xml:space="preserve"> [dataset, owid-co2-data.csv and codebook], compiled by Rosado, P., Ritchie, H., Roser, M., Mathieu, E. and Macdonald, B.; last updated 1 June 2026; CO₂ data from the Global Carbon Budget (2025). Available at: https://github.com/owid/co2-data (Accessed: 23 September 2026).</w:t>
       </w:r>
     </w:p>
     <w:p>
@@ -19556,7 +21529,7 @@
           <w:sz w:val="20"/>
           <w:szCs w:val="20"/>
         </w:rPr>
-        <w:t xml:space="preserve">Sims, M., Stanimirova, R., Raichuk, A., Neumann, M. et al. (2025) ‘Global drivers of forest loss at 1 km resolution’, </w:t>
+        <w:t xml:space="preserve">Republic of Cameroon (2019) </w:t>
       </w:r>
       <w:r>
         <w:rPr>
@@ -19566,7 +21539,7 @@
           <w:sz w:val="20"/>
           <w:szCs w:val="20"/>
         </w:rPr>
-        <w:t xml:space="preserve">Environmental Research Letters</w:t>
+        <w:t xml:space="preserve">Self-assessment of the REDD+ readiness phase by stakeholders report</w:t>
       </w:r>
       <w:r>
         <w:rPr>
@@ -19574,7 +21547,7 @@
           <w:sz w:val="20"/>
           <w:szCs w:val="20"/>
         </w:rPr>
-        <w:t xml:space="preserve">, 20(7), 074027. doi:10.1088/1748-9326/add606.</w:t>
+        <w:t xml:space="preserve"> [R-Package]. Forest Carbon Partnership Facility. Available at: https://www.forestcarbonpartnership.org/system/files/documents/Cameroon%20R-Package%20%20%20review_25-2-19.pdf</w:t>
       </w:r>
     </w:p>
     <w:p>
@@ -19588,7 +21561,7 @@
           <w:sz w:val="20"/>
           <w:szCs w:val="20"/>
         </w:rPr>
-        <w:t xml:space="preserve">United Nations (2015) </w:t>
+        <w:t xml:space="preserve">Sims, M., Stanimirova, R., Raichuk, A., Neumann, M. et al. (2025) ‘Global drivers of forest loss at 1 km resolution’, </w:t>
       </w:r>
       <w:r>
         <w:rPr>
@@ -19598,7 +21571,7 @@
           <w:sz w:val="20"/>
           <w:szCs w:val="20"/>
         </w:rPr>
-        <w:t xml:space="preserve">Transforming our world: the 2030 Agenda for Sustainable Development</w:t>
+        <w:t xml:space="preserve">Environmental Research Letters</w:t>
       </w:r>
       <w:r>
         <w:rPr>
@@ -19606,7 +21579,7 @@
           <w:sz w:val="20"/>
           <w:szCs w:val="20"/>
         </w:rPr>
-        <w:t xml:space="preserve"> (A/RES/70/1). New York: United Nations.</w:t>
+        <w:t xml:space="preserve">, 20(7), 074027. doi:10.1088/1748-9326/add606.</w:t>
       </w:r>
     </w:p>
     <w:p>
@@ -19620,7 +21593,7 @@
           <w:sz w:val="20"/>
           <w:szCs w:val="20"/>
         </w:rPr>
-        <w:t xml:space="preserve">World Bank (n.d.) </w:t>
+        <w:t xml:space="preserve">United Nations (2015) </w:t>
       </w:r>
       <w:r>
         <w:rPr>
@@ -19630,7 +21603,7 @@
           <w:sz w:val="20"/>
           <w:szCs w:val="20"/>
         </w:rPr>
-        <w:t xml:space="preserve">Carbon dioxide (CO₂) emissions (total) excluding LULUCF (Mt CO₂e)</w:t>
+        <w:t xml:space="preserve">Transforming our world: the 2030 Agenda for Sustainable Development</w:t>
       </w:r>
       <w:r>
         <w:rPr>
@@ -19638,7 +21611,7 @@
           <w:sz w:val="20"/>
           <w:szCs w:val="20"/>
         </w:rPr>
-        <w:t xml:space="preserve"> [indicator EN.GHG.CO2.MT.CE.AR5]. World Development Indicators. Available at: https://data.worldbank.org/indicator/EN.GHG.CO2.MT.CE.AR5</w:t>
+        <w:t xml:space="preserve"> (A/RES/70/1). New York: United Nations.</w:t>
       </w:r>
     </w:p>
     <w:p>
@@ -19652,7 +21625,7 @@
           <w:sz w:val="20"/>
           <w:szCs w:val="20"/>
         </w:rPr>
-        <w:t xml:space="preserve">World Bank Group (2022) </w:t>
+        <w:t xml:space="preserve">World Bank (n.d.) </w:t>
       </w:r>
       <w:r>
         <w:rPr>
@@ -19662,7 +21635,7 @@
           <w:sz w:val="20"/>
           <w:szCs w:val="20"/>
         </w:rPr>
-        <w:t xml:space="preserve">Cameroon Country Climate and Development Report</w:t>
+        <w:t xml:space="preserve">Carbon dioxide (CO₂) emissions (total) excluding LULUCF (Mt CO₂e)</w:t>
       </w:r>
       <w:r>
         <w:rPr>
@@ -19670,21 +21643,22 @@
           <w:sz w:val="20"/>
           <w:szCs w:val="20"/>
         </w:rPr>
-        <w:t xml:space="preserve">. CCDR Series. Washington, DC: World Bank. Available at: https://documents1.worldbank.org/curated/en/099950111012212064/pdf/P1772970d596ef0c1099f50769d4371d04b.pdf</w:t>
+        <w:t xml:space="preserve"> [indicator EN.GHG.CO2.MT.CE.AR5]. World Development Indicators. Available at: https://data.worldbank.org/indicator/EN.GHG.CO2.MT.CE.AR5</w:t>
       </w:r>
     </w:p>
     <w:p>
       <w:pPr>
-        <w:pStyle w:val="Heading2"/>
+        <w:spacing w:after="100"/>
+        <w:ind w:left="567" w:hanging="567"/>
       </w:pPr>
       <w:r>
         <w:rPr>
           <w:rFonts w:ascii="Arial" w:cs="Arial" w:eastAsia="Arial" w:hAnsi="Arial"/>
-        </w:rPr>
-        <w:t xml:space="preserve">Declaration of AI assistance</w:t>
-      </w:r>
-    </w:p>
-    <w:p>
+          <w:sz w:val="20"/>
+          <w:szCs w:val="20"/>
+        </w:rPr>
+        <w:t xml:space="preserve">World Bank Group (2022) </w:t>
+      </w:r>
       <w:r>
         <w:rPr>
           <w:rFonts w:ascii="Arial" w:cs="Arial" w:eastAsia="Arial" w:hAnsi="Arial"/>
@@ -19693,19 +21667,1293 @@
           <w:sz w:val="20"/>
           <w:szCs w:val="20"/>
         </w:rPr>
-        <w:t xml:space="preserve">[Complete according to your school’s academic integrity policy and IB guidance on AI tools. State which tool was used, for what, the prompt(s) and the date, e.g. Anthropic (2026) Claude [AI assistant], 23 September 2026.]</w:t>
+        <w:t xml:space="preserve">Cameroon Country Climate and Development Report</w:t>
+      </w:r>
+      <w:r>
+        <w:rPr>
+          <w:rFonts w:ascii="Arial" w:cs="Arial" w:eastAsia="Arial" w:hAnsi="Arial"/>
+          <w:sz w:val="20"/>
+          <w:szCs w:val="20"/>
+        </w:rPr>
+        <w:t xml:space="preserve">. CCDR Series. Washington, DC: World Bank. Available at: https://documents1.worldbank.org/curated/en/099950111012212064/pdf/P1772970d596ef0c1099f50769d4371d04b.pdf</w:t>
       </w:r>
     </w:p>
     <w:p>
       <w:pPr>
-        <w:pStyle w:val="Heading2"/>
+        <w:pStyle w:val="Heading1"/>
       </w:pPr>
+      <w:bookmarkStart w:name="_Toc_36" w:id="36"/>
+      <w:r>
+        <w:rPr>
+          <w:rFonts w:ascii="Arial" w:cs="Arial" w:eastAsia="Arial" w:hAnsi="Arial"/>
+        </w:rPr>
+        <w:t xml:space="preserve">Declaration of AI assistance</w:t>
+      </w:r>
+      <w:bookmarkEnd w:id="36"/>
+    </w:p>
+    <w:p>
+      <w:r>
+        <w:rPr>
+          <w:rFonts w:ascii="Arial" w:cs="Arial" w:eastAsia="Arial" w:hAnsi="Arial"/>
+          <w:i/>
+          <w:iCs/>
+          <w:sz w:val="20"/>
+          <w:szCs w:val="20"/>
+        </w:rPr>
+        <w:t xml:space="preserve">[To be completed by the candidate according to the school’s academic integrity policy and IB guidance on AI tools: state which tool was used, for what purpose, the prompt(s) and the date.]</w:t>
+      </w:r>
+    </w:p>
+    <w:p>
+      <w:pPr>
+        <w:pStyle w:val="Heading1"/>
+      </w:pPr>
+      <w:bookmarkStart w:name="_Toc_37" w:id="37"/>
+      <w:r>
+        <w:rPr>
+          <w:rFonts w:ascii="Arial" w:cs="Arial" w:eastAsia="Arial" w:hAnsi="Arial"/>
+        </w:rPr>
+        <w:t xml:space="preserve">Appendix A: Data provenance and independent checks</w:t>
+      </w:r>
+      <w:bookmarkEnd w:id="37"/>
+    </w:p>
+    <w:p>
+      <w:r>
+        <w:rPr>
+          <w:rFonts w:ascii="Arial" w:cs="Arial" w:eastAsia="Arial" w:hAnsi="Arial"/>
+          <w:sz w:val="20"/>
+          <w:szCs w:val="20"/>
+        </w:rPr>
+        <w:t xml:space="preserve">All raw files are kept unmodified with SHA-256 checksums so the extraction can be repeated exactly.</w:t>
+      </w:r>
+    </w:p>
+    <w:tbl>
+      <w:tblPr>
+        <w:tblW w:type="dxa" w:w="9026"/>
+        <w:tblBorders>
+          <w:top w:val="single" w:color="auto" w:sz="4"/>
+          <w:left w:val="single" w:color="auto" w:sz="4"/>
+          <w:bottom w:val="single" w:color="auto" w:sz="4"/>
+          <w:right w:val="single" w:color="auto" w:sz="4"/>
+          <w:insideH w:val="single" w:color="auto" w:sz="4"/>
+          <w:insideV w:val="single" w:color="auto" w:sz="4"/>
+        </w:tblBorders>
+        <w:tblLayout w:type="fixed"/>
+      </w:tblPr>
+      <w:tblGrid>
+        <w:gridCol w:w="2600"/>
+        <w:gridCol w:w="2800"/>
+        <w:gridCol w:w="3626"/>
+      </w:tblGrid>
+      <w:tr>
+        <w:trPr>
+          <w:cantSplit/>
+          <w:tblHeader/>
+        </w:trPr>
+        <w:tc>
+          <w:tcPr>
+            <w:tcW w:type="dxa" w:w="2600"/>
+            <w:tcBorders>
+              <w:top w:val="single" w:color="A6A6A6" w:sz="4"/>
+              <w:left w:val="single" w:color="A6A6A6" w:sz="4"/>
+              <w:bottom w:val="single" w:color="A6A6A6" w:sz="4"/>
+              <w:right w:val="single" w:color="A6A6A6" w:sz="4"/>
+            </w:tcBorders>
+            <w:shd w:fill="E8E7E3" w:color="auto" w:val="clear"/>
+            <w:tcMar>
+              <w:top w:type="dxa" w:w="40"/>
+              <w:left w:type="dxa" w:w="90"/>
+              <w:bottom w:type="dxa" w:w="40"/>
+              <w:right w:type="dxa" w:w="90"/>
+            </w:tcMar>
+            <w:vAlign w:val="center"/>
+          </w:tcPr>
+          <w:p>
+            <w:pPr>
+              <w:keepNext/>
+              <w:spacing w:after="0" w:before="0" w:line="240" w:lineRule="auto"/>
+              <w:jc w:val="left"/>
+            </w:pPr>
+            <w:r>
+              <w:rPr>
+                <w:rFonts w:ascii="Arial" w:cs="Arial" w:eastAsia="Arial" w:hAnsi="Arial"/>
+                <w:b/>
+                <w:bCs/>
+                <w:sz w:val="17"/>
+                <w:szCs w:val="17"/>
+              </w:rPr>
+              <w:t xml:space="preserve">File</w:t>
+            </w:r>
+          </w:p>
+        </w:tc>
+        <w:tc>
+          <w:tcPr>
+            <w:tcW w:type="dxa" w:w="2800"/>
+            <w:tcBorders>
+              <w:top w:val="single" w:color="A6A6A6" w:sz="4"/>
+              <w:left w:val="single" w:color="A6A6A6" w:sz="4"/>
+              <w:bottom w:val="single" w:color="A6A6A6" w:sz="4"/>
+              <w:right w:val="single" w:color="A6A6A6" w:sz="4"/>
+            </w:tcBorders>
+            <w:shd w:fill="E8E7E3" w:color="auto" w:val="clear"/>
+            <w:tcMar>
+              <w:top w:type="dxa" w:w="40"/>
+              <w:left w:type="dxa" w:w="90"/>
+              <w:bottom w:type="dxa" w:w="40"/>
+              <w:right w:type="dxa" w:w="90"/>
+            </w:tcMar>
+            <w:vAlign w:val="center"/>
+          </w:tcPr>
+          <w:p>
+            <w:pPr>
+              <w:keepNext/>
+              <w:spacing w:after="0" w:before="0" w:line="240" w:lineRule="auto"/>
+              <w:jc w:val="left"/>
+            </w:pPr>
+            <w:r>
+              <w:rPr>
+                <w:rFonts w:ascii="Arial" w:cs="Arial" w:eastAsia="Arial" w:hAnsi="Arial"/>
+                <w:b/>
+                <w:bCs/>
+                <w:sz w:val="17"/>
+                <w:szCs w:val="17"/>
+              </w:rPr>
+              <w:t xml:space="preserve">Version / date</w:t>
+            </w:r>
+          </w:p>
+        </w:tc>
+        <w:tc>
+          <w:tcPr>
+            <w:tcW w:type="dxa" w:w="3626"/>
+            <w:tcBorders>
+              <w:top w:val="single" w:color="A6A6A6" w:sz="4"/>
+              <w:left w:val="single" w:color="A6A6A6" w:sz="4"/>
+              <w:bottom w:val="single" w:color="A6A6A6" w:sz="4"/>
+              <w:right w:val="single" w:color="A6A6A6" w:sz="4"/>
+            </w:tcBorders>
+            <w:shd w:fill="E8E7E3" w:color="auto" w:val="clear"/>
+            <w:tcMar>
+              <w:top w:type="dxa" w:w="40"/>
+              <w:left w:type="dxa" w:w="90"/>
+              <w:bottom w:type="dxa" w:w="40"/>
+              <w:right w:type="dxa" w:w="90"/>
+            </w:tcMar>
+            <w:vAlign w:val="center"/>
+          </w:tcPr>
+          <w:p>
+            <w:pPr>
+              <w:keepNext/>
+              <w:spacing w:after="0" w:before="0" w:line="240" w:lineRule="auto"/>
+              <w:jc w:val="left"/>
+            </w:pPr>
+            <w:r>
+              <w:rPr>
+                <w:rFonts w:ascii="Arial" w:cs="Arial" w:eastAsia="Arial" w:hAnsi="Arial"/>
+                <w:b/>
+                <w:bCs/>
+                <w:sz w:val="17"/>
+                <w:szCs w:val="17"/>
+              </w:rPr>
+              <w:t xml:space="preserve">Content used</w:t>
+            </w:r>
+          </w:p>
+        </w:tc>
+      </w:tr>
+      <w:tr>
+        <w:trPr>
+          <w:cantSplit/>
+        </w:trPr>
+        <w:tc>
+          <w:tcPr>
+            <w:tcW w:type="dxa" w:w="2600"/>
+            <w:tcBorders>
+              <w:top w:val="single" w:color="A6A6A6" w:sz="4"/>
+              <w:left w:val="single" w:color="A6A6A6" w:sz="4"/>
+              <w:bottom w:val="single" w:color="A6A6A6" w:sz="4"/>
+              <w:right w:val="single" w:color="A6A6A6" w:sz="4"/>
+            </w:tcBorders>
+            <w:tcMar>
+              <w:top w:type="dxa" w:w="40"/>
+              <w:left w:type="dxa" w:w="90"/>
+              <w:bottom w:type="dxa" w:w="40"/>
+              <w:right w:type="dxa" w:w="90"/>
+            </w:tcMar>
+            <w:vAlign w:val="center"/>
+          </w:tcPr>
+          <w:p>
+            <w:pPr>
+              <w:keepNext/>
+              <w:spacing w:after="0" w:before="0" w:line="240" w:lineRule="auto"/>
+              <w:jc w:val="left"/>
+            </w:pPr>
+            <w:r>
+              <w:rPr>
+                <w:rFonts w:ascii="Arial" w:cs="Arial" w:eastAsia="Arial" w:hAnsi="Arial"/>
+                <w:sz w:val="17"/>
+                <w:szCs w:val="17"/>
+              </w:rPr>
+              <w:t xml:space="preserve">CMR.xlsx (GFW)</w:t>
+            </w:r>
+          </w:p>
+        </w:tc>
+        <w:tc>
+          <w:tcPr>
+            <w:tcW w:type="dxa" w:w="2800"/>
+            <w:tcBorders>
+              <w:top w:val="single" w:color="A6A6A6" w:sz="4"/>
+              <w:left w:val="single" w:color="A6A6A6" w:sz="4"/>
+              <w:bottom w:val="single" w:color="A6A6A6" w:sz="4"/>
+              <w:right w:val="single" w:color="A6A6A6" w:sz="4"/>
+            </w:tcBorders>
+            <w:tcMar>
+              <w:top w:type="dxa" w:w="40"/>
+              <w:left w:type="dxa" w:w="90"/>
+              <w:bottom w:type="dxa" w:w="40"/>
+              <w:right w:type="dxa" w:w="90"/>
+            </w:tcMar>
+            <w:vAlign w:val="center"/>
+          </w:tcPr>
+          <w:p>
+            <w:pPr>
+              <w:keepNext/>
+              <w:spacing w:after="0" w:before="0" w:line="240" w:lineRule="auto"/>
+              <w:jc w:val="left"/>
+            </w:pPr>
+            <w:r>
+              <w:rPr>
+                <w:rFonts w:ascii="Arial" w:cs="Arial" w:eastAsia="Arial" w:hAnsi="Arial"/>
+                <w:sz w:val="17"/>
+                <w:szCs w:val="17"/>
+              </w:rPr>
+              <w:t xml:space="preserve">v20260427; downloaded 23 Sep 2026</w:t>
+            </w:r>
+          </w:p>
+        </w:tc>
+        <w:tc>
+          <w:tcPr>
+            <w:tcW w:type="dxa" w:w="3626"/>
+            <w:tcBorders>
+              <w:top w:val="single" w:color="A6A6A6" w:sz="4"/>
+              <w:left w:val="single" w:color="A6A6A6" w:sz="4"/>
+              <w:bottom w:val="single" w:color="A6A6A6" w:sz="4"/>
+              <w:right w:val="single" w:color="A6A6A6" w:sz="4"/>
+            </w:tcBorders>
+            <w:tcMar>
+              <w:top w:type="dxa" w:w="40"/>
+              <w:left w:type="dxa" w:w="90"/>
+              <w:bottom w:type="dxa" w:w="40"/>
+              <w:right w:type="dxa" w:w="90"/>
+            </w:tcMar>
+            <w:vAlign w:val="center"/>
+          </w:tcPr>
+          <w:p>
+            <w:pPr>
+              <w:keepNext/>
+              <w:spacing w:after="0" w:before="0" w:line="240" w:lineRule="auto"/>
+              <w:jc w:val="left"/>
+            </w:pPr>
+            <w:r>
+              <w:rPr>
+                <w:rFonts w:ascii="Arial" w:cs="Arial" w:eastAsia="Arial" w:hAnsi="Arial"/>
+                <w:sz w:val="17"/>
+                <w:szCs w:val="17"/>
+              </w:rPr>
+              <w:t xml:space="preserve">“Country tree cover loss” (threshold 30); “Country drivers”; “Country carbon data”</w:t>
+            </w:r>
+          </w:p>
+        </w:tc>
+      </w:tr>
+      <w:tr>
+        <w:trPr>
+          <w:cantSplit/>
+        </w:trPr>
+        <w:tc>
+          <w:tcPr>
+            <w:tcW w:type="dxa" w:w="2600"/>
+            <w:tcBorders>
+              <w:top w:val="single" w:color="A6A6A6" w:sz="4"/>
+              <w:left w:val="single" w:color="A6A6A6" w:sz="4"/>
+              <w:bottom w:val="single" w:color="A6A6A6" w:sz="4"/>
+              <w:right w:val="single" w:color="A6A6A6" w:sz="4"/>
+            </w:tcBorders>
+            <w:tcMar>
+              <w:top w:type="dxa" w:w="40"/>
+              <w:left w:type="dxa" w:w="90"/>
+              <w:bottom w:type="dxa" w:w="40"/>
+              <w:right w:type="dxa" w:w="90"/>
+            </w:tcMar>
+            <w:vAlign w:val="center"/>
+          </w:tcPr>
+          <w:p>
+            <w:pPr>
+              <w:keepNext/>
+              <w:spacing w:after="0" w:before="0" w:line="240" w:lineRule="auto"/>
+              <w:jc w:val="left"/>
+            </w:pPr>
+            <w:r>
+              <w:rPr>
+                <w:rFonts w:ascii="Arial" w:cs="Arial" w:eastAsia="Arial" w:hAnsi="Arial"/>
+                <w:sz w:val="17"/>
+                <w:szCs w:val="17"/>
+              </w:rPr>
+              <w:t xml:space="preserve">CMR.xlsx, previous GFW release</w:t>
+            </w:r>
+          </w:p>
+        </w:tc>
+        <w:tc>
+          <w:tcPr>
+            <w:tcW w:type="dxa" w:w="2800"/>
+            <w:tcBorders>
+              <w:top w:val="single" w:color="A6A6A6" w:sz="4"/>
+              <w:left w:val="single" w:color="A6A6A6" w:sz="4"/>
+              <w:bottom w:val="single" w:color="A6A6A6" w:sz="4"/>
+              <w:right w:val="single" w:color="A6A6A6" w:sz="4"/>
+            </w:tcBorders>
+            <w:tcMar>
+              <w:top w:type="dxa" w:w="40"/>
+              <w:left w:type="dxa" w:w="90"/>
+              <w:bottom w:type="dxa" w:w="40"/>
+              <w:right w:type="dxa" w:w="90"/>
+            </w:tcMar>
+            <w:vAlign w:val="center"/>
+          </w:tcPr>
+          <w:p>
+            <w:pPr>
+              <w:keepNext/>
+              <w:spacing w:after="0" w:before="0" w:line="240" w:lineRule="auto"/>
+              <w:jc w:val="left"/>
+            </w:pPr>
+            <w:r>
+              <w:rPr>
+                <w:rFonts w:ascii="Arial" w:cs="Arial" w:eastAsia="Arial" w:hAnsi="Arial"/>
+                <w:sz w:val="17"/>
+                <w:szCs w:val="17"/>
+              </w:rPr>
+              <w:t xml:space="preserve">2001–2024 release; downloaded 23 Sep 2026</w:t>
+            </w:r>
+          </w:p>
+        </w:tc>
+        <w:tc>
+          <w:tcPr>
+            <w:tcW w:type="dxa" w:w="3626"/>
+            <w:tcBorders>
+              <w:top w:val="single" w:color="A6A6A6" w:sz="4"/>
+              <w:left w:val="single" w:color="A6A6A6" w:sz="4"/>
+              <w:bottom w:val="single" w:color="A6A6A6" w:sz="4"/>
+              <w:right w:val="single" w:color="A6A6A6" w:sz="4"/>
+            </w:tcBorders>
+            <w:tcMar>
+              <w:top w:type="dxa" w:w="40"/>
+              <w:left w:type="dxa" w:w="90"/>
+              <w:bottom w:type="dxa" w:w="40"/>
+              <w:right w:type="dxa" w:w="90"/>
+            </w:tcMar>
+            <w:vAlign w:val="center"/>
+          </w:tcPr>
+          <w:p>
+            <w:pPr>
+              <w:keepNext/>
+              <w:spacing w:after="0" w:before="0" w:line="240" w:lineRule="auto"/>
+              <w:jc w:val="left"/>
+            </w:pPr>
+            <w:r>
+              <w:rPr>
+                <w:rFonts w:ascii="Arial" w:cs="Arial" w:eastAsia="Arial" w:hAnsi="Arial"/>
+                <w:sz w:val="17"/>
+                <w:szCs w:val="17"/>
+              </w:rPr>
+              <w:t xml:space="preserve">Reliability check only (maximum difference 1 ha)</w:t>
+            </w:r>
+          </w:p>
+        </w:tc>
+      </w:tr>
+      <w:tr>
+        <w:trPr>
+          <w:cantSplit/>
+        </w:trPr>
+        <w:tc>
+          <w:tcPr>
+            <w:tcW w:type="dxa" w:w="2600"/>
+            <w:tcBorders>
+              <w:top w:val="single" w:color="A6A6A6" w:sz="4"/>
+              <w:left w:val="single" w:color="A6A6A6" w:sz="4"/>
+              <w:bottom w:val="single" w:color="A6A6A6" w:sz="4"/>
+              <w:right w:val="single" w:color="A6A6A6" w:sz="4"/>
+            </w:tcBorders>
+            <w:tcMar>
+              <w:top w:type="dxa" w:w="40"/>
+              <w:left w:type="dxa" w:w="90"/>
+              <w:bottom w:type="dxa" w:w="40"/>
+              <w:right w:type="dxa" w:w="90"/>
+            </w:tcMar>
+            <w:vAlign w:val="center"/>
+          </w:tcPr>
+          <w:p>
+            <w:pPr>
+              <w:keepNext w:val="false"/>
+              <w:spacing w:after="0" w:before="0" w:line="240" w:lineRule="auto"/>
+              <w:jc w:val="left"/>
+            </w:pPr>
+            <w:r>
+              <w:rPr>
+                <w:rFonts w:ascii="Arial" w:cs="Arial" w:eastAsia="Arial" w:hAnsi="Arial"/>
+                <w:sz w:val="17"/>
+                <w:szCs w:val="17"/>
+              </w:rPr>
+              <w:t xml:space="preserve">owid-co2-data.csv and codebook (OWID)</w:t>
+            </w:r>
+          </w:p>
+        </w:tc>
+        <w:tc>
+          <w:tcPr>
+            <w:tcW w:type="dxa" w:w="2800"/>
+            <w:tcBorders>
+              <w:top w:val="single" w:color="A6A6A6" w:sz="4"/>
+              <w:left w:val="single" w:color="A6A6A6" w:sz="4"/>
+              <w:bottom w:val="single" w:color="A6A6A6" w:sz="4"/>
+              <w:right w:val="single" w:color="A6A6A6" w:sz="4"/>
+            </w:tcBorders>
+            <w:tcMar>
+              <w:top w:type="dxa" w:w="40"/>
+              <w:left w:type="dxa" w:w="90"/>
+              <w:bottom w:type="dxa" w:w="40"/>
+              <w:right w:type="dxa" w:w="90"/>
+            </w:tcMar>
+            <w:vAlign w:val="center"/>
+          </w:tcPr>
+          <w:p>
+            <w:pPr>
+              <w:keepNext w:val="false"/>
+              <w:spacing w:after="0" w:before="0" w:line="240" w:lineRule="auto"/>
+              <w:jc w:val="left"/>
+            </w:pPr>
+            <w:r>
+              <w:rPr>
+                <w:rFonts w:ascii="Arial" w:cs="Arial" w:eastAsia="Arial" w:hAnsi="Arial"/>
+                <w:sz w:val="17"/>
+                <w:szCs w:val="17"/>
+              </w:rPr>
+              <w:t xml:space="preserve">updated 1 June 2026; downloaded 23 Sep 2026</w:t>
+            </w:r>
+          </w:p>
+        </w:tc>
+        <w:tc>
+          <w:tcPr>
+            <w:tcW w:type="dxa" w:w="3626"/>
+            <w:tcBorders>
+              <w:top w:val="single" w:color="A6A6A6" w:sz="4"/>
+              <w:left w:val="single" w:color="A6A6A6" w:sz="4"/>
+              <w:bottom w:val="single" w:color="A6A6A6" w:sz="4"/>
+              <w:right w:val="single" w:color="A6A6A6" w:sz="4"/>
+            </w:tcBorders>
+            <w:tcMar>
+              <w:top w:type="dxa" w:w="40"/>
+              <w:left w:type="dxa" w:w="90"/>
+              <w:bottom w:type="dxa" w:w="40"/>
+              <w:right w:type="dxa" w:w="90"/>
+            </w:tcMar>
+            <w:vAlign w:val="center"/>
+          </w:tcPr>
+          <w:p>
+            <w:pPr>
+              <w:keepNext w:val="false"/>
+              <w:spacing w:after="0" w:before="0" w:line="240" w:lineRule="auto"/>
+              <w:jc w:val="left"/>
+            </w:pPr>
+            <w:r>
+              <w:rPr>
+                <w:rFonts w:ascii="Arial" w:cs="Arial" w:eastAsia="Arial" w:hAnsi="Arial"/>
+                <w:sz w:val="17"/>
+                <w:szCs w:val="17"/>
+              </w:rPr>
+              <w:t xml:space="preserve">co2, land_use_change_co2, oil_co2, gas_co2, cement_co2, flaring_co2, population</w:t>
+            </w:r>
+          </w:p>
+        </w:tc>
+      </w:tr>
+    </w:tbl>
+    <w:p>
+      <w:pPr>
+        <w:spacing w:after="80"/>
+      </w:pPr>
+    </w:p>
+    <w:tbl>
+      <w:tblPr>
+        <w:tblW w:type="dxa" w:w="9026"/>
+        <w:tblBorders>
+          <w:top w:val="single" w:color="auto" w:sz="4"/>
+          <w:left w:val="single" w:color="auto" w:sz="4"/>
+          <w:bottom w:val="single" w:color="auto" w:sz="4"/>
+          <w:right w:val="single" w:color="auto" w:sz="4"/>
+          <w:insideH w:val="single" w:color="auto" w:sz="4"/>
+          <w:insideV w:val="single" w:color="auto" w:sz="4"/>
+        </w:tblBorders>
+        <w:tblLayout w:type="fixed"/>
+      </w:tblPr>
+      <w:tblGrid>
+        <w:gridCol w:w="2300"/>
+        <w:gridCol w:w="3200"/>
+        <w:gridCol w:w="3526"/>
+      </w:tblGrid>
+      <w:tr>
+        <w:trPr>
+          <w:cantSplit/>
+          <w:tblHeader/>
+        </w:trPr>
+        <w:tc>
+          <w:tcPr>
+            <w:tcW w:type="dxa" w:w="2300"/>
+            <w:tcBorders>
+              <w:top w:val="single" w:color="A6A6A6" w:sz="4"/>
+              <w:left w:val="single" w:color="A6A6A6" w:sz="4"/>
+              <w:bottom w:val="single" w:color="A6A6A6" w:sz="4"/>
+              <w:right w:val="single" w:color="A6A6A6" w:sz="4"/>
+            </w:tcBorders>
+            <w:shd w:fill="E8E7E3" w:color="auto" w:val="clear"/>
+            <w:tcMar>
+              <w:top w:type="dxa" w:w="40"/>
+              <w:left w:type="dxa" w:w="90"/>
+              <w:bottom w:type="dxa" w:w="40"/>
+              <w:right w:type="dxa" w:w="90"/>
+            </w:tcMar>
+            <w:vAlign w:val="center"/>
+          </w:tcPr>
+          <w:p>
+            <w:pPr>
+              <w:keepNext/>
+              <w:spacing w:after="0" w:before="0" w:line="240" w:lineRule="auto"/>
+              <w:jc w:val="left"/>
+            </w:pPr>
+            <w:r>
+              <w:rPr>
+                <w:rFonts w:ascii="Arial" w:cs="Arial" w:eastAsia="Arial" w:hAnsi="Arial"/>
+                <w:b/>
+                <w:bCs/>
+                <w:sz w:val="17"/>
+                <w:szCs w:val="17"/>
+              </w:rPr>
+              <w:t xml:space="preserve">Statistic</w:t>
+            </w:r>
+          </w:p>
+        </w:tc>
+        <w:tc>
+          <w:tcPr>
+            <w:tcW w:type="dxa" w:w="3200"/>
+            <w:tcBorders>
+              <w:top w:val="single" w:color="A6A6A6" w:sz="4"/>
+              <w:left w:val="single" w:color="A6A6A6" w:sz="4"/>
+              <w:bottom w:val="single" w:color="A6A6A6" w:sz="4"/>
+              <w:right w:val="single" w:color="A6A6A6" w:sz="4"/>
+            </w:tcBorders>
+            <w:shd w:fill="E8E7E3" w:color="auto" w:val="clear"/>
+            <w:tcMar>
+              <w:top w:type="dxa" w:w="40"/>
+              <w:left w:type="dxa" w:w="90"/>
+              <w:bottom w:type="dxa" w:w="40"/>
+              <w:right w:type="dxa" w:w="90"/>
+            </w:tcMar>
+            <w:vAlign w:val="center"/>
+          </w:tcPr>
+          <w:p>
+            <w:pPr>
+              <w:keepNext/>
+              <w:spacing w:after="0" w:before="0" w:line="240" w:lineRule="auto"/>
+              <w:jc w:val="left"/>
+            </w:pPr>
+            <w:r>
+              <w:rPr>
+                <w:rFonts w:ascii="Arial" w:cs="Arial" w:eastAsia="Arial" w:hAnsi="Arial"/>
+                <w:b/>
+                <w:bCs/>
+                <w:sz w:val="17"/>
+                <w:szCs w:val="17"/>
+              </w:rPr>
+              <w:t xml:space="preserve">Main calculation (Sections 6.2–6.4)</w:t>
+            </w:r>
+          </w:p>
+        </w:tc>
+        <w:tc>
+          <w:tcPr>
+            <w:tcW w:type="dxa" w:w="3526"/>
+            <w:tcBorders>
+              <w:top w:val="single" w:color="A6A6A6" w:sz="4"/>
+              <w:left w:val="single" w:color="A6A6A6" w:sz="4"/>
+              <w:bottom w:val="single" w:color="A6A6A6" w:sz="4"/>
+              <w:right w:val="single" w:color="A6A6A6" w:sz="4"/>
+            </w:tcBorders>
+            <w:shd w:fill="E8E7E3" w:color="auto" w:val="clear"/>
+            <w:tcMar>
+              <w:top w:type="dxa" w:w="40"/>
+              <w:left w:type="dxa" w:w="90"/>
+              <w:bottom w:type="dxa" w:w="40"/>
+              <w:right w:type="dxa" w:w="90"/>
+            </w:tcMar>
+            <w:vAlign w:val="center"/>
+          </w:tcPr>
+          <w:p>
+            <w:pPr>
+              <w:keepNext/>
+              <w:spacing w:after="0" w:before="0" w:line="240" w:lineRule="auto"/>
+              <w:jc w:val="left"/>
+            </w:pPr>
+            <w:r>
+              <w:rPr>
+                <w:rFonts w:ascii="Arial" w:cs="Arial" w:eastAsia="Arial" w:hAnsi="Arial"/>
+                <w:b/>
+                <w:bCs/>
+                <w:sz w:val="17"/>
+                <w:szCs w:val="17"/>
+              </w:rPr>
+              <w:t xml:space="preserve">Independent check</w:t>
+            </w:r>
+          </w:p>
+        </w:tc>
+      </w:tr>
+      <w:tr>
+        <w:trPr>
+          <w:cantSplit/>
+        </w:trPr>
+        <w:tc>
+          <w:tcPr>
+            <w:tcW w:type="dxa" w:w="2300"/>
+            <w:tcBorders>
+              <w:top w:val="single" w:color="A6A6A6" w:sz="4"/>
+              <w:left w:val="single" w:color="A6A6A6" w:sz="4"/>
+              <w:bottom w:val="single" w:color="A6A6A6" w:sz="4"/>
+              <w:right w:val="single" w:color="A6A6A6" w:sz="4"/>
+            </w:tcBorders>
+            <w:tcMar>
+              <w:top w:type="dxa" w:w="40"/>
+              <w:left w:type="dxa" w:w="90"/>
+              <w:bottom w:type="dxa" w:w="40"/>
+              <w:right w:type="dxa" w:w="90"/>
+            </w:tcMar>
+            <w:vAlign w:val="center"/>
+          </w:tcPr>
+          <w:p>
+            <w:pPr>
+              <w:keepNext/>
+              <w:spacing w:after="0" w:before="0" w:line="240" w:lineRule="auto"/>
+              <w:jc w:val="left"/>
+            </w:pPr>
+            <w:r>
+              <w:rPr>
+                <w:rFonts w:ascii="Arial" w:cs="Arial" w:eastAsia="Arial" w:hAnsi="Arial"/>
+                <w:i/>
+                <w:iCs/>
+                <w:sz w:val="17"/>
+                <w:szCs w:val="17"/>
+              </w:rPr>
+              <w:t xml:space="preserve">r</w:t>
+            </w:r>
+            <w:r>
+              <w:rPr>
+                <w:rFonts w:ascii="Arial" w:cs="Arial" w:eastAsia="Arial" w:hAnsi="Arial"/>
+                <w:sz w:val="17"/>
+                <w:szCs w:val="17"/>
+                <w:vertAlign w:val="subscript"/>
+              </w:rPr>
+              <w:t xml:space="preserve">s</w:t>
+            </w:r>
+            <w:r>
+              <w:rPr>
+                <w:rFonts w:ascii="Arial" w:cs="Arial" w:eastAsia="Arial" w:hAnsi="Arial"/>
+                <w:sz w:val="17"/>
+                <w:szCs w:val="17"/>
+              </w:rPr>
+              <w:t xml:space="preserve">, loss vs CO</w:t>
+            </w:r>
+            <w:r>
+              <w:rPr>
+                <w:rFonts w:ascii="Arial" w:cs="Arial" w:eastAsia="Arial" w:hAnsi="Arial"/>
+                <w:sz w:val="17"/>
+                <w:szCs w:val="17"/>
+                <w:vertAlign w:val="subscript"/>
+              </w:rPr>
+              <w:t xml:space="preserve">2</w:t>
+            </w:r>
+          </w:p>
+        </w:tc>
+        <w:tc>
+          <w:tcPr>
+            <w:tcW w:type="dxa" w:w="3200"/>
+            <w:tcBorders>
+              <w:top w:val="single" w:color="A6A6A6" w:sz="4"/>
+              <w:left w:val="single" w:color="A6A6A6" w:sz="4"/>
+              <w:bottom w:val="single" w:color="A6A6A6" w:sz="4"/>
+              <w:right w:val="single" w:color="A6A6A6" w:sz="4"/>
+            </w:tcBorders>
+            <w:tcMar>
+              <w:top w:type="dxa" w:w="40"/>
+              <w:left w:type="dxa" w:w="90"/>
+              <w:bottom w:type="dxa" w:w="40"/>
+              <w:right w:type="dxa" w:w="90"/>
+            </w:tcMar>
+            <w:vAlign w:val="center"/>
+          </w:tcPr>
+          <w:p>
+            <w:pPr>
+              <w:keepNext/>
+              <w:spacing w:after="0" w:before="0" w:line="240" w:lineRule="auto"/>
+              <w:jc w:val="left"/>
+            </w:pPr>
+            <w:r>
+              <w:rPr>
+                <w:rFonts w:ascii="Arial" w:cs="Arial" w:eastAsia="Arial" w:hAnsi="Arial"/>
+                <w:sz w:val="17"/>
+                <w:szCs w:val="17"/>
+              </w:rPr>
+              <w:t xml:space="preserve">0.753 (hand formula and SciPy)</w:t>
+            </w:r>
+          </w:p>
+        </w:tc>
+        <w:tc>
+          <w:tcPr>
+            <w:tcW w:type="dxa" w:w="3526"/>
+            <w:tcBorders>
+              <w:top w:val="single" w:color="A6A6A6" w:sz="4"/>
+              <w:left w:val="single" w:color="A6A6A6" w:sz="4"/>
+              <w:bottom w:val="single" w:color="A6A6A6" w:sz="4"/>
+              <w:right w:val="single" w:color="A6A6A6" w:sz="4"/>
+            </w:tcBorders>
+            <w:tcMar>
+              <w:top w:type="dxa" w:w="40"/>
+              <w:left w:type="dxa" w:w="90"/>
+              <w:bottom w:type="dxa" w:w="40"/>
+              <w:right w:type="dxa" w:w="90"/>
+            </w:tcMar>
+            <w:vAlign w:val="center"/>
+          </w:tcPr>
+          <w:p>
+            <w:pPr>
+              <w:keepNext/>
+              <w:spacing w:after="0" w:before="0" w:line="240" w:lineRule="auto"/>
+              <w:jc w:val="left"/>
+            </w:pPr>
+            <w:r>
+              <w:rPr>
+                <w:rFonts w:ascii="Arial" w:cs="Arial" w:eastAsia="Arial" w:hAnsi="Arial"/>
+                <w:sz w:val="17"/>
+                <w:szCs w:val="17"/>
+              </w:rPr>
+              <w:t xml:space="preserve">0.753 (Pearson correlation of ranks, pandas)</w:t>
+            </w:r>
+          </w:p>
+        </w:tc>
+      </w:tr>
+      <w:tr>
+        <w:trPr>
+          <w:cantSplit/>
+        </w:trPr>
+        <w:tc>
+          <w:tcPr>
+            <w:tcW w:type="dxa" w:w="2300"/>
+            <w:tcBorders>
+              <w:top w:val="single" w:color="A6A6A6" w:sz="4"/>
+              <w:left w:val="single" w:color="A6A6A6" w:sz="4"/>
+              <w:bottom w:val="single" w:color="A6A6A6" w:sz="4"/>
+              <w:right w:val="single" w:color="A6A6A6" w:sz="4"/>
+            </w:tcBorders>
+            <w:tcMar>
+              <w:top w:type="dxa" w:w="40"/>
+              <w:left w:type="dxa" w:w="90"/>
+              <w:bottom w:type="dxa" w:w="40"/>
+              <w:right w:type="dxa" w:w="90"/>
+            </w:tcMar>
+            <w:vAlign w:val="center"/>
+          </w:tcPr>
+          <w:p>
+            <w:pPr>
+              <w:keepNext/>
+              <w:spacing w:after="0" w:before="0" w:line="240" w:lineRule="auto"/>
+              <w:jc w:val="left"/>
+            </w:pPr>
+            <w:r>
+              <w:rPr>
+                <w:rFonts w:ascii="Arial" w:cs="Arial" w:eastAsia="Arial" w:hAnsi="Arial"/>
+                <w:sz w:val="17"/>
+                <w:szCs w:val="17"/>
+              </w:rPr>
+              <w:t xml:space="preserve">Least-squares line</w:t>
+            </w:r>
+          </w:p>
+        </w:tc>
+        <w:tc>
+          <w:tcPr>
+            <w:tcW w:type="dxa" w:w="3200"/>
+            <w:tcBorders>
+              <w:top w:val="single" w:color="A6A6A6" w:sz="4"/>
+              <w:left w:val="single" w:color="A6A6A6" w:sz="4"/>
+              <w:bottom w:val="single" w:color="A6A6A6" w:sz="4"/>
+              <w:right w:val="single" w:color="A6A6A6" w:sz="4"/>
+            </w:tcBorders>
+            <w:tcMar>
+              <w:top w:type="dxa" w:w="40"/>
+              <w:left w:type="dxa" w:w="90"/>
+              <w:bottom w:type="dxa" w:w="40"/>
+              <w:right w:type="dxa" w:w="90"/>
+            </w:tcMar>
+            <w:vAlign w:val="center"/>
+          </w:tcPr>
+          <w:p>
+            <w:pPr>
+              <w:keepNext/>
+              <w:spacing w:after="0" w:before="0" w:line="240" w:lineRule="auto"/>
+              <w:jc w:val="left"/>
+            </w:pPr>
+            <w:r>
+              <w:rPr>
+                <w:rFonts w:ascii="Arial" w:cs="Arial" w:eastAsia="Arial" w:hAnsi="Arial"/>
+                <w:sz w:val="17"/>
+                <w:szCs w:val="17"/>
+              </w:rPr>
+              <w:t xml:space="preserve">a = 6.210, R</w:t>
+            </w:r>
+            <w:r>
+              <w:rPr>
+                <w:rFonts w:ascii="Arial" w:cs="Arial" w:eastAsia="Arial" w:hAnsi="Arial"/>
+                <w:sz w:val="17"/>
+                <w:szCs w:val="17"/>
+                <w:vertAlign w:val="superscript"/>
+              </w:rPr>
+              <w:t xml:space="preserve">2</w:t>
+            </w:r>
+            <w:r>
+              <w:rPr>
+                <w:rFonts w:ascii="Arial" w:cs="Arial" w:eastAsia="Arial" w:hAnsi="Arial"/>
+                <w:sz w:val="17"/>
+                <w:szCs w:val="17"/>
+              </w:rPr>
+              <w:t xml:space="preserve"> = 0.612 (NumPy)</w:t>
+            </w:r>
+          </w:p>
+        </w:tc>
+        <w:tc>
+          <w:tcPr>
+            <w:tcW w:type="dxa" w:w="3526"/>
+            <w:tcBorders>
+              <w:top w:val="single" w:color="A6A6A6" w:sz="4"/>
+              <w:left w:val="single" w:color="A6A6A6" w:sz="4"/>
+              <w:bottom w:val="single" w:color="A6A6A6" w:sz="4"/>
+              <w:right w:val="single" w:color="A6A6A6" w:sz="4"/>
+            </w:tcBorders>
+            <w:tcMar>
+              <w:top w:type="dxa" w:w="40"/>
+              <w:left w:type="dxa" w:w="90"/>
+              <w:bottom w:type="dxa" w:w="40"/>
+              <w:right w:type="dxa" w:w="90"/>
+            </w:tcMar>
+            <w:vAlign w:val="center"/>
+          </w:tcPr>
+          <w:p>
+            <w:pPr>
+              <w:keepNext/>
+              <w:spacing w:after="0" w:before="0" w:line="240" w:lineRule="auto"/>
+              <w:jc w:val="left"/>
+            </w:pPr>
+            <w:r>
+              <w:rPr>
+                <w:rFonts w:ascii="Arial" w:cs="Arial" w:eastAsia="Arial" w:hAnsi="Arial"/>
+                <w:sz w:val="17"/>
+                <w:szCs w:val="17"/>
+              </w:rPr>
+              <w:t xml:space="preserve">a = 6.210, R</w:t>
+            </w:r>
+            <w:r>
+              <w:rPr>
+                <w:rFonts w:ascii="Arial" w:cs="Arial" w:eastAsia="Arial" w:hAnsi="Arial"/>
+                <w:sz w:val="17"/>
+                <w:szCs w:val="17"/>
+                <w:vertAlign w:val="superscript"/>
+              </w:rPr>
+              <w:t xml:space="preserve">2</w:t>
+            </w:r>
+            <w:r>
+              <w:rPr>
+                <w:rFonts w:ascii="Arial" w:cs="Arial" w:eastAsia="Arial" w:hAnsi="Arial"/>
+                <w:sz w:val="17"/>
+                <w:szCs w:val="17"/>
+              </w:rPr>
+              <w:t xml:space="preserve"> = 0.612 (statsmodels)</w:t>
+            </w:r>
+          </w:p>
+        </w:tc>
+      </w:tr>
+      <w:tr>
+        <w:trPr>
+          <w:cantSplit/>
+        </w:trPr>
+        <w:tc>
+          <w:tcPr>
+            <w:tcW w:type="dxa" w:w="2300"/>
+            <w:tcBorders>
+              <w:top w:val="single" w:color="A6A6A6" w:sz="4"/>
+              <w:left w:val="single" w:color="A6A6A6" w:sz="4"/>
+              <w:bottom w:val="single" w:color="A6A6A6" w:sz="4"/>
+              <w:right w:val="single" w:color="A6A6A6" w:sz="4"/>
+            </w:tcBorders>
+            <w:tcMar>
+              <w:top w:type="dxa" w:w="40"/>
+              <w:left w:type="dxa" w:w="90"/>
+              <w:bottom w:type="dxa" w:w="40"/>
+              <w:right w:type="dxa" w:w="90"/>
+            </w:tcMar>
+            <w:vAlign w:val="center"/>
+          </w:tcPr>
+          <w:p>
+            <w:pPr>
+              <w:keepNext/>
+              <w:spacing w:after="0" w:before="0" w:line="240" w:lineRule="auto"/>
+              <w:jc w:val="left"/>
+            </w:pPr>
+            <w:r>
+              <w:rPr>
+                <w:rFonts w:ascii="Arial" w:cs="Arial" w:eastAsia="Arial" w:hAnsi="Arial"/>
+                <w:i/>
+                <w:iCs/>
+                <w:sz w:val="17"/>
+                <w:szCs w:val="17"/>
+              </w:rPr>
+              <w:t xml:space="preserve">r</w:t>
+            </w:r>
+            <w:r>
+              <w:rPr>
+                <w:rFonts w:ascii="Arial" w:cs="Arial" w:eastAsia="Arial" w:hAnsi="Arial"/>
+                <w:sz w:val="17"/>
+                <w:szCs w:val="17"/>
+                <w:vertAlign w:val="subscript"/>
+              </w:rPr>
+              <w:t xml:space="preserve">s</w:t>
+            </w:r>
+            <w:r>
+              <w:rPr>
+                <w:rFonts w:ascii="Arial" w:cs="Arial" w:eastAsia="Arial" w:hAnsi="Arial"/>
+                <w:sz w:val="17"/>
+                <w:szCs w:val="17"/>
+              </w:rPr>
+              <w:t xml:space="preserve">, first differences</w:t>
+            </w:r>
+          </w:p>
+        </w:tc>
+        <w:tc>
+          <w:tcPr>
+            <w:tcW w:type="dxa" w:w="3200"/>
+            <w:tcBorders>
+              <w:top w:val="single" w:color="A6A6A6" w:sz="4"/>
+              <w:left w:val="single" w:color="A6A6A6" w:sz="4"/>
+              <w:bottom w:val="single" w:color="A6A6A6" w:sz="4"/>
+              <w:right w:val="single" w:color="A6A6A6" w:sz="4"/>
+            </w:tcBorders>
+            <w:tcMar>
+              <w:top w:type="dxa" w:w="40"/>
+              <w:left w:type="dxa" w:w="90"/>
+              <w:bottom w:type="dxa" w:w="40"/>
+              <w:right w:type="dxa" w:w="90"/>
+            </w:tcMar>
+            <w:vAlign w:val="center"/>
+          </w:tcPr>
+          <w:p>
+            <w:pPr>
+              <w:keepNext/>
+              <w:spacing w:after="0" w:before="0" w:line="240" w:lineRule="auto"/>
+              <w:jc w:val="left"/>
+            </w:pPr>
+            <w:r>
+              <w:rPr>
+                <w:rFonts w:ascii="Arial" w:cs="Arial" w:eastAsia="Arial" w:hAnsi="Arial"/>
+                <w:sz w:val="17"/>
+                <w:szCs w:val="17"/>
+              </w:rPr>
+              <w:t xml:space="preserve">−0.069</w:t>
+            </w:r>
+          </w:p>
+        </w:tc>
+        <w:tc>
+          <w:tcPr>
+            <w:tcW w:type="dxa" w:w="3526"/>
+            <w:tcBorders>
+              <w:top w:val="single" w:color="A6A6A6" w:sz="4"/>
+              <w:left w:val="single" w:color="A6A6A6" w:sz="4"/>
+              <w:bottom w:val="single" w:color="A6A6A6" w:sz="4"/>
+              <w:right w:val="single" w:color="A6A6A6" w:sz="4"/>
+            </w:tcBorders>
+            <w:tcMar>
+              <w:top w:type="dxa" w:w="40"/>
+              <w:left w:type="dxa" w:w="90"/>
+              <w:bottom w:type="dxa" w:w="40"/>
+              <w:right w:type="dxa" w:w="90"/>
+            </w:tcMar>
+            <w:vAlign w:val="center"/>
+          </w:tcPr>
+          <w:p>
+            <w:pPr>
+              <w:keepNext/>
+              <w:spacing w:after="0" w:before="0" w:line="240" w:lineRule="auto"/>
+              <w:jc w:val="left"/>
+            </w:pPr>
+            <w:r>
+              <w:rPr>
+                <w:rFonts w:ascii="Arial" w:cs="Arial" w:eastAsia="Arial" w:hAnsi="Arial"/>
+                <w:sz w:val="17"/>
+                <w:szCs w:val="17"/>
+              </w:rPr>
+              <w:t xml:space="preserve">−0.069 (pandas)</w:t>
+            </w:r>
+          </w:p>
+        </w:tc>
+      </w:tr>
+      <w:tr>
+        <w:trPr>
+          <w:cantSplit/>
+        </w:trPr>
+        <w:tc>
+          <w:tcPr>
+            <w:tcW w:type="dxa" w:w="2300"/>
+            <w:tcBorders>
+              <w:top w:val="single" w:color="A6A6A6" w:sz="4"/>
+              <w:left w:val="single" w:color="A6A6A6" w:sz="4"/>
+              <w:bottom w:val="single" w:color="A6A6A6" w:sz="4"/>
+              <w:right w:val="single" w:color="A6A6A6" w:sz="4"/>
+            </w:tcBorders>
+            <w:tcMar>
+              <w:top w:type="dxa" w:w="40"/>
+              <w:left w:type="dxa" w:w="90"/>
+              <w:bottom w:type="dxa" w:w="40"/>
+              <w:right w:type="dxa" w:w="90"/>
+            </w:tcMar>
+            <w:vAlign w:val="center"/>
+          </w:tcPr>
+          <w:p>
+            <w:pPr>
+              <w:keepNext/>
+              <w:spacing w:after="0" w:before="0" w:line="240" w:lineRule="auto"/>
+              <w:jc w:val="left"/>
+            </w:pPr>
+            <w:r>
+              <w:rPr>
+                <w:rFonts w:ascii="Arial" w:cs="Arial" w:eastAsia="Arial" w:hAnsi="Arial"/>
+                <w:sz w:val="17"/>
+                <w:szCs w:val="17"/>
+              </w:rPr>
+              <w:t xml:space="preserve">p, 2015–2024</w:t>
+            </w:r>
+          </w:p>
+        </w:tc>
+        <w:tc>
+          <w:tcPr>
+            <w:tcW w:type="dxa" w:w="3200"/>
+            <w:tcBorders>
+              <w:top w:val="single" w:color="A6A6A6" w:sz="4"/>
+              <w:left w:val="single" w:color="A6A6A6" w:sz="4"/>
+              <w:bottom w:val="single" w:color="A6A6A6" w:sz="4"/>
+              <w:right w:val="single" w:color="A6A6A6" w:sz="4"/>
+            </w:tcBorders>
+            <w:tcMar>
+              <w:top w:type="dxa" w:w="40"/>
+              <w:left w:type="dxa" w:w="90"/>
+              <w:bottom w:type="dxa" w:w="40"/>
+              <w:right w:type="dxa" w:w="90"/>
+            </w:tcMar>
+            <w:vAlign w:val="center"/>
+          </w:tcPr>
+          <w:p>
+            <w:pPr>
+              <w:keepNext/>
+              <w:spacing w:after="0" w:before="0" w:line="240" w:lineRule="auto"/>
+              <w:jc w:val="left"/>
+            </w:pPr>
+            <w:r>
+              <w:rPr>
+                <w:rFonts w:ascii="Arial" w:cs="Arial" w:eastAsia="Arial" w:hAnsi="Arial"/>
+                <w:sz w:val="17"/>
+                <w:szCs w:val="17"/>
+              </w:rPr>
+              <w:t xml:space="preserve">0.035 (all 3,628,800 permutations)</w:t>
+            </w:r>
+          </w:p>
+        </w:tc>
+        <w:tc>
+          <w:tcPr>
+            <w:tcW w:type="dxa" w:w="3526"/>
+            <w:tcBorders>
+              <w:top w:val="single" w:color="A6A6A6" w:sz="4"/>
+              <w:left w:val="single" w:color="A6A6A6" w:sz="4"/>
+              <w:bottom w:val="single" w:color="A6A6A6" w:sz="4"/>
+              <w:right w:val="single" w:color="A6A6A6" w:sz="4"/>
+            </w:tcBorders>
+            <w:tcMar>
+              <w:top w:type="dxa" w:w="40"/>
+              <w:left w:type="dxa" w:w="90"/>
+              <w:bottom w:type="dxa" w:w="40"/>
+              <w:right w:type="dxa" w:w="90"/>
+            </w:tcMar>
+            <w:vAlign w:val="center"/>
+          </w:tcPr>
+          <w:p>
+            <w:pPr>
+              <w:keepNext/>
+              <w:spacing w:after="0" w:before="0" w:line="240" w:lineRule="auto"/>
+              <w:jc w:val="left"/>
+            </w:pPr>
+            <w:r>
+              <w:rPr>
+                <w:rFonts w:ascii="Arial" w:cs="Arial" w:eastAsia="Arial" w:hAnsi="Arial"/>
+                <w:sz w:val="17"/>
+                <w:szCs w:val="17"/>
+              </w:rPr>
+              <w:t xml:space="preserve">0.033 (20,000 random permutations)</w:t>
+            </w:r>
+          </w:p>
+        </w:tc>
+      </w:tr>
+      <w:tr>
+        <w:trPr>
+          <w:cantSplit/>
+        </w:trPr>
+        <w:tc>
+          <w:tcPr>
+            <w:tcW w:type="dxa" w:w="2300"/>
+            <w:tcBorders>
+              <w:top w:val="single" w:color="A6A6A6" w:sz="4"/>
+              <w:left w:val="single" w:color="A6A6A6" w:sz="4"/>
+              <w:bottom w:val="single" w:color="A6A6A6" w:sz="4"/>
+              <w:right w:val="single" w:color="A6A6A6" w:sz="4"/>
+            </w:tcBorders>
+            <w:tcMar>
+              <w:top w:type="dxa" w:w="40"/>
+              <w:left w:type="dxa" w:w="90"/>
+              <w:bottom w:type="dxa" w:w="40"/>
+              <w:right w:type="dxa" w:w="90"/>
+            </w:tcMar>
+            <w:vAlign w:val="center"/>
+          </w:tcPr>
+          <w:p>
+            <w:pPr>
+              <w:keepNext w:val="false"/>
+              <w:spacing w:after="0" w:before="0" w:line="240" w:lineRule="auto"/>
+              <w:jc w:val="left"/>
+            </w:pPr>
+            <w:r>
+              <w:rPr>
+                <w:rFonts w:ascii="Arial" w:cs="Arial" w:eastAsia="Arial" w:hAnsi="Arial"/>
+                <w:sz w:val="17"/>
+                <w:szCs w:val="17"/>
+              </w:rPr>
+              <w:t xml:space="preserve">Critical </w:t>
+            </w:r>
+            <w:r>
+              <w:rPr>
+                <w:rFonts w:ascii="Arial" w:cs="Arial" w:eastAsia="Arial" w:hAnsi="Arial"/>
+                <w:i/>
+                <w:iCs/>
+                <w:sz w:val="17"/>
+                <w:szCs w:val="17"/>
+              </w:rPr>
+              <w:t xml:space="preserve">r</w:t>
+            </w:r>
+            <w:r>
+              <w:rPr>
+                <w:rFonts w:ascii="Arial" w:cs="Arial" w:eastAsia="Arial" w:hAnsi="Arial"/>
+                <w:sz w:val="17"/>
+                <w:szCs w:val="17"/>
+                <w:vertAlign w:val="subscript"/>
+              </w:rPr>
+              <w:t xml:space="preserve">s</w:t>
+            </w:r>
+            <w:r>
+              <w:rPr>
+                <w:rFonts w:ascii="Arial" w:cs="Arial" w:eastAsia="Arial" w:hAnsi="Arial"/>
+                <w:sz w:val="17"/>
+                <w:szCs w:val="17"/>
+              </w:rPr>
+              <w:t xml:space="preserve">, n = 24</w:t>
+            </w:r>
+          </w:p>
+        </w:tc>
+        <w:tc>
+          <w:tcPr>
+            <w:tcW w:type="dxa" w:w="3200"/>
+            <w:tcBorders>
+              <w:top w:val="single" w:color="A6A6A6" w:sz="4"/>
+              <w:left w:val="single" w:color="A6A6A6" w:sz="4"/>
+              <w:bottom w:val="single" w:color="A6A6A6" w:sz="4"/>
+              <w:right w:val="single" w:color="A6A6A6" w:sz="4"/>
+            </w:tcBorders>
+            <w:tcMar>
+              <w:top w:type="dxa" w:w="40"/>
+              <w:left w:type="dxa" w:w="90"/>
+              <w:bottom w:type="dxa" w:w="40"/>
+              <w:right w:type="dxa" w:w="90"/>
+            </w:tcMar>
+            <w:vAlign w:val="center"/>
+          </w:tcPr>
+          <w:p>
+            <w:pPr>
+              <w:keepNext w:val="false"/>
+              <w:spacing w:after="0" w:before="0" w:line="240" w:lineRule="auto"/>
+              <w:jc w:val="left"/>
+            </w:pPr>
+            <w:r>
+              <w:rPr>
+                <w:rFonts w:ascii="Arial" w:cs="Arial" w:eastAsia="Arial" w:hAnsi="Arial"/>
+                <w:sz w:val="17"/>
+                <w:szCs w:val="17"/>
+              </w:rPr>
+              <w:t xml:space="preserve">0.404 (t-distribution)</w:t>
+            </w:r>
+          </w:p>
+        </w:tc>
+        <w:tc>
+          <w:tcPr>
+            <w:tcW w:type="dxa" w:w="3526"/>
+            <w:tcBorders>
+              <w:top w:val="single" w:color="A6A6A6" w:sz="4"/>
+              <w:left w:val="single" w:color="A6A6A6" w:sz="4"/>
+              <w:bottom w:val="single" w:color="A6A6A6" w:sz="4"/>
+              <w:right w:val="single" w:color="A6A6A6" w:sz="4"/>
+            </w:tcBorders>
+            <w:tcMar>
+              <w:top w:type="dxa" w:w="40"/>
+              <w:left w:type="dxa" w:w="90"/>
+              <w:bottom w:type="dxa" w:w="40"/>
+              <w:right w:type="dxa" w:w="90"/>
+            </w:tcMar>
+            <w:vAlign w:val="center"/>
+          </w:tcPr>
+          <w:p>
+            <w:pPr>
+              <w:keepNext w:val="false"/>
+              <w:spacing w:after="0" w:before="0" w:line="240" w:lineRule="auto"/>
+              <w:jc w:val="left"/>
+            </w:pPr>
+            <w:r>
+              <w:rPr>
+                <w:rFonts w:ascii="Arial" w:cs="Arial" w:eastAsia="Arial" w:hAnsi="Arial"/>
+                <w:sz w:val="17"/>
+                <w:szCs w:val="17"/>
+              </w:rPr>
+              <w:t xml:space="preserve">0.409 (normal approximation, 1.96/√23)</w:t>
+            </w:r>
+          </w:p>
+        </w:tc>
+      </w:tr>
+    </w:tbl>
+    <w:p>
+      <w:pPr>
+        <w:spacing w:after="80"/>
+      </w:pPr>
+    </w:p>
+    <w:p>
+      <w:pPr>
+        <w:pStyle w:val="Heading1"/>
+      </w:pPr>
+      <w:bookmarkStart w:name="_Toc_38" w:id="38"/>
       <w:r>
         <w:rPr>
           <w:rFonts w:ascii="Arial" w:cs="Arial" w:eastAsia="Arial" w:hAnsi="Arial"/>
         </w:rPr>
         <w:t xml:space="preserve">Word-count statement</w:t>
       </w:r>
+      <w:bookmarkEnd w:id="38"/>
     </w:p>
     <w:p>
       <w:r>
@@ -19724,7 +22972,7 @@
           <w:sz w:val="20"/>
           <w:szCs w:val="20"/>
         </w:rPr>
-        <w:t xml:space="preserve">2,879 words</w:t>
+        <w:t xml:space="preserve">2,884 words</w:t>
       </w:r>
       <w:r>
         <w:rPr>
@@ -19732,7 +22980,7 @@
           <w:sz w:val="20"/>
           <w:szCs w:val="20"/>
         </w:rPr>
-        <w:t xml:space="preserve">, counting all prose in Sections 1–6, including in-text citations, figure and table captions, and the text-based Tables 1, 2 and 7.</w:t>
+        <w:t xml:space="preserve">.</w:t>
       </w:r>
     </w:p>
     <w:p>
@@ -19742,7 +22990,17 @@
           <w:sz w:val="20"/>
           <w:szCs w:val="20"/>
         </w:rPr>
-        <w:t xml:space="preserve">Not counted: the cover page; headings; data tables (Tables 3–6); equations and lines of calculation; text inside graphs; the reference list; this statement and the AI declaration.</w:t>
+        <w:t xml:space="preserve">Counted: all prose in Sections 1–9, counted conservatively to include in-text citations, table and graph captions, and the text-based Tables 1, 2 and 7 (excluding captions and in-text citations, the count is 2,646 words).</w:t>
+      </w:r>
+    </w:p>
+    <w:p>
+      <w:r>
+        <w:rPr>
+          <w:rFonts w:ascii="Arial" w:cs="Arial" w:eastAsia="Arial" w:hAnsi="Arial"/>
+          <w:sz w:val="20"/>
+          <w:szCs w:val="20"/>
+        </w:rPr>
+        <w:t xml:space="preserve">Excluded: cover page (42 words); table of contents; headings (158); data tables 3–6 and table notes (595); equations and lines of calculation (153); text inside graphs; references (413); declaration of AI assistance (32); Appendix A (141); this statement.</w:t>
       </w:r>
     </w:p>
     <w:sectPr>
@@ -19752,7 +23010,7 @@
       <w:footerReference w:type="first" r:id="rId10"/>
       <w:pgSz w:w="11906" w:h="16838" w:orient="portrait"/>
       <w:pgMar w:top="1440" w:right="1440" w:bottom="1440" w:left="1440" w:header="708" w:footer="708" w:gutter="0"/>
-      <w:pgNumType/>
+      <w:pgNumType w:start="1"/>
       <w:titlePg/>
       <w:docGrid w:linePitch="360"/>
     </w:sectPr>
@@ -19814,6 +23072,7 @@
         <w:sz w:val="18"/>
         <w:szCs w:val="18"/>
       </w:rPr>
+      <w:t xml:space="preserve">Page </w:t>
       <w:fldChar w:fldCharType="begin"/>
       <w:instrText xml:space="preserve">PAGE</w:instrText>
       <w:fldChar w:fldCharType="separate"/>
@@ -20242,5 +23501,34 @@
       <w:szCs w:val="20"/>
     </w:rPr>
   </w:style>
+  <w:style w:type="paragraph" w:styleId="TOC1">
+    <w:name w:val="toc 1"/>
+    <w:basedOn w:val="Normal"/>
+    <w:next w:val="Normal"/>
+    <w:uiPriority w:val="39"/>
+    <w:pPr>
+      <w:spacing w:after="40" w:before="120"/>
+    </w:pPr>
+    <w:rPr>
+      <w:rFonts w:ascii="Arial" w:cs="Arial" w:eastAsia="Arial" w:hAnsi="Arial"/>
+      <w:sz w:val="22"/>
+      <w:szCs w:val="22"/>
+    </w:rPr>
+  </w:style>
+  <w:style w:type="paragraph" w:styleId="TOC2">
+    <w:name w:val="toc 2"/>
+    <w:basedOn w:val="Normal"/>
+    <w:next w:val="Normal"/>
+    <w:uiPriority w:val="39"/>
+    <w:pPr>
+      <w:spacing w:after="30" w:before="0"/>
+      <w:ind w:left="400"/>
+    </w:pPr>
+    <w:rPr>
+      <w:rFonts w:ascii="Arial" w:cs="Arial" w:eastAsia="Arial" w:hAnsi="Arial"/>
+      <w:sz w:val="21"/>
+      <w:szCs w:val="21"/>
+    </w:rPr>
+  </w:style>
 </w:styles>
 </file>